--- a/debug_timeseries.docx
+++ b/debug_timeseries.docx
@@ -12,12 +12,7 @@
     </w:p>
     <w:p>
       <w:r>
-        <w:t>Grid Point: Lat 2.5989, Lon 40.1917</w:t>
-      </w:r>
-    </w:p>
-    <w:p>
-      <w:r>
-        <w:t>Dropped constant columns: lon(40.19166022991316), lat(2.5989427479035143)</w:t>
+        <w:t>Grid Point: Lat -1.0644, Lon 36.9176</w:t>
       </w:r>
     </w:p>
     <w:p/>
@@ -29,13 +24,15 @@
         <w:tblLook w:firstColumn="1" w:firstRow="1" w:lastColumn="0" w:lastRow="0" w:noHBand="0" w:noVBand="1" w:val="04A0"/>
       </w:tblPr>
       <w:tblGrid>
-        <w:gridCol w:w="4320"/>
-        <w:gridCol w:w="4320"/>
+        <w:gridCol w:w="2160"/>
+        <w:gridCol w:w="2160"/>
+        <w:gridCol w:w="2160"/>
+        <w:gridCol w:w="2160"/>
       </w:tblGrid>
       <w:tr>
         <w:tc>
           <w:tcPr>
-            <w:tcW w:type="dxa" w:w="4320"/>
+            <w:tcW w:type="dxa" w:w="2160"/>
           </w:tcPr>
           <w:p>
             <w:r>
@@ -48,7 +45,33 @@
         </w:tc>
         <w:tc>
           <w:tcPr>
-            <w:tcW w:type="dxa" w:w="4320"/>
+            <w:tcW w:type="dxa" w:w="2160"/>
+          </w:tcPr>
+          <w:p>
+            <w:r>
+              <w:rPr>
+                <w:rFonts w:ascii="Calibri" w:hAnsi="Calibri"/>
+              </w:rPr>
+              <w:t>lon</w:t>
+            </w:r>
+          </w:p>
+        </w:tc>
+        <w:tc>
+          <w:tcPr>
+            <w:tcW w:type="dxa" w:w="2160"/>
+          </w:tcPr>
+          <w:p>
+            <w:r>
+              <w:rPr>
+                <w:rFonts w:ascii="Calibri" w:hAnsi="Calibri"/>
+              </w:rPr>
+              <w:t>lat</w:t>
+            </w:r>
+          </w:p>
+        </w:tc>
+        <w:tc>
+          <w:tcPr>
+            <w:tcW w:type="dxa" w:w="2160"/>
           </w:tcPr>
           <w:p>
             <w:r>
@@ -63,7 +86,7 @@
       <w:tr>
         <w:tc>
           <w:tcPr>
-            <w:tcW w:type="dxa" w:w="4320"/>
+            <w:tcW w:type="dxa" w:w="2160"/>
           </w:tcPr>
           <w:p>
             <w:r>
@@ -76,14 +99,40 @@
         </w:tc>
         <w:tc>
           <w:tcPr>
-            <w:tcW w:type="dxa" w:w="4320"/>
-          </w:tcPr>
-          <w:p>
-            <w:r>
-              <w:rPr>
-                <w:rFonts w:ascii="Calibri" w:hAnsi="Calibri"/>
-              </w:rPr>
-              <w:t>2.1087952</w:t>
+            <w:tcW w:type="dxa" w:w="2160"/>
+          </w:tcPr>
+          <w:p>
+            <w:r>
+              <w:rPr>
+                <w:rFonts w:ascii="Calibri" w:hAnsi="Calibri"/>
+              </w:rPr>
+              <w:t>36.91756512872108</w:t>
+            </w:r>
+          </w:p>
+        </w:tc>
+        <w:tc>
+          <w:tcPr>
+            <w:tcW w:type="dxa" w:w="2160"/>
+          </w:tcPr>
+          <w:p>
+            <w:r>
+              <w:rPr>
+                <w:rFonts w:ascii="Calibri" w:hAnsi="Calibri"/>
+              </w:rPr>
+              <w:t>-1.0644361863442597</w:t>
+            </w:r>
+          </w:p>
+        </w:tc>
+        <w:tc>
+          <w:tcPr>
+            <w:tcW w:type="dxa" w:w="2160"/>
+          </w:tcPr>
+          <w:p>
+            <w:r>
+              <w:rPr>
+                <w:rFonts w:ascii="Calibri" w:hAnsi="Calibri"/>
+              </w:rPr>
+              <w:t>4.8817444</w:t>
             </w:r>
           </w:p>
         </w:tc>
@@ -91,7 +140,7 @@
       <w:tr>
         <w:tc>
           <w:tcPr>
-            <w:tcW w:type="dxa" w:w="4320"/>
+            <w:tcW w:type="dxa" w:w="2160"/>
           </w:tcPr>
           <w:p>
             <w:r>
@@ -104,14 +153,40 @@
         </w:tc>
         <w:tc>
           <w:tcPr>
-            <w:tcW w:type="dxa" w:w="4320"/>
-          </w:tcPr>
-          <w:p>
-            <w:r>
-              <w:rPr>
-                <w:rFonts w:ascii="Calibri" w:hAnsi="Calibri"/>
-              </w:rPr>
-              <w:t>3.3631897</w:t>
+            <w:tcW w:type="dxa" w:w="2160"/>
+          </w:tcPr>
+          <w:p>
+            <w:r>
+              <w:rPr>
+                <w:rFonts w:ascii="Calibri" w:hAnsi="Calibri"/>
+              </w:rPr>
+              <w:t>36.91756512872108</w:t>
+            </w:r>
+          </w:p>
+        </w:tc>
+        <w:tc>
+          <w:tcPr>
+            <w:tcW w:type="dxa" w:w="2160"/>
+          </w:tcPr>
+          <w:p>
+            <w:r>
+              <w:rPr>
+                <w:rFonts w:ascii="Calibri" w:hAnsi="Calibri"/>
+              </w:rPr>
+              <w:t>-1.0644361863442597</w:t>
+            </w:r>
+          </w:p>
+        </w:tc>
+        <w:tc>
+          <w:tcPr>
+            <w:tcW w:type="dxa" w:w="2160"/>
+          </w:tcPr>
+          <w:p>
+            <w:r>
+              <w:rPr>
+                <w:rFonts w:ascii="Calibri" w:hAnsi="Calibri"/>
+              </w:rPr>
+              <w:t>6.6749573</w:t>
             </w:r>
           </w:p>
         </w:tc>
@@ -119,7 +194,7 @@
       <w:tr>
         <w:tc>
           <w:tcPr>
-            <w:tcW w:type="dxa" w:w="4320"/>
+            <w:tcW w:type="dxa" w:w="2160"/>
           </w:tcPr>
           <w:p>
             <w:r>
@@ -132,14 +207,40 @@
         </w:tc>
         <w:tc>
           <w:tcPr>
-            <w:tcW w:type="dxa" w:w="4320"/>
-          </w:tcPr>
-          <w:p>
-            <w:r>
-              <w:rPr>
-                <w:rFonts w:ascii="Calibri" w:hAnsi="Calibri"/>
-              </w:rPr>
-              <w:t>3.4154053</w:t>
+            <w:tcW w:type="dxa" w:w="2160"/>
+          </w:tcPr>
+          <w:p>
+            <w:r>
+              <w:rPr>
+                <w:rFonts w:ascii="Calibri" w:hAnsi="Calibri"/>
+              </w:rPr>
+              <w:t>36.91756512872108</w:t>
+            </w:r>
+          </w:p>
+        </w:tc>
+        <w:tc>
+          <w:tcPr>
+            <w:tcW w:type="dxa" w:w="2160"/>
+          </w:tcPr>
+          <w:p>
+            <w:r>
+              <w:rPr>
+                <w:rFonts w:ascii="Calibri" w:hAnsi="Calibri"/>
+              </w:rPr>
+              <w:t>-1.0644361863442597</w:t>
+            </w:r>
+          </w:p>
+        </w:tc>
+        <w:tc>
+          <w:tcPr>
+            <w:tcW w:type="dxa" w:w="2160"/>
+          </w:tcPr>
+          <w:p>
+            <w:r>
+              <w:rPr>
+                <w:rFonts w:ascii="Calibri" w:hAnsi="Calibri"/>
+              </w:rPr>
+              <w:t>4.564087</w:t>
             </w:r>
           </w:p>
         </w:tc>
@@ -147,7 +248,7 @@
       <w:tr>
         <w:tc>
           <w:tcPr>
-            <w:tcW w:type="dxa" w:w="4320"/>
+            <w:tcW w:type="dxa" w:w="2160"/>
           </w:tcPr>
           <w:p>
             <w:r>
@@ -160,14 +261,40 @@
         </w:tc>
         <w:tc>
           <w:tcPr>
-            <w:tcW w:type="dxa" w:w="4320"/>
-          </w:tcPr>
-          <w:p>
-            <w:r>
-              <w:rPr>
-                <w:rFonts w:ascii="Calibri" w:hAnsi="Calibri"/>
-              </w:rPr>
-              <w:t>3.3013916</w:t>
+            <w:tcW w:type="dxa" w:w="2160"/>
+          </w:tcPr>
+          <w:p>
+            <w:r>
+              <w:rPr>
+                <w:rFonts w:ascii="Calibri" w:hAnsi="Calibri"/>
+              </w:rPr>
+              <w:t>36.91756512872108</w:t>
+            </w:r>
+          </w:p>
+        </w:tc>
+        <w:tc>
+          <w:tcPr>
+            <w:tcW w:type="dxa" w:w="2160"/>
+          </w:tcPr>
+          <w:p>
+            <w:r>
+              <w:rPr>
+                <w:rFonts w:ascii="Calibri" w:hAnsi="Calibri"/>
+              </w:rPr>
+              <w:t>-1.0644361863442597</w:t>
+            </w:r>
+          </w:p>
+        </w:tc>
+        <w:tc>
+          <w:tcPr>
+            <w:tcW w:type="dxa" w:w="2160"/>
+          </w:tcPr>
+          <w:p>
+            <w:r>
+              <w:rPr>
+                <w:rFonts w:ascii="Calibri" w:hAnsi="Calibri"/>
+              </w:rPr>
+              <w:t>3.7710571</w:t>
             </w:r>
           </w:p>
         </w:tc>
@@ -175,7 +302,7 @@
       <w:tr>
         <w:tc>
           <w:tcPr>
-            <w:tcW w:type="dxa" w:w="4320"/>
+            <w:tcW w:type="dxa" w:w="2160"/>
           </w:tcPr>
           <w:p>
             <w:r>
@@ -188,14 +315,40 @@
         </w:tc>
         <w:tc>
           <w:tcPr>
-            <w:tcW w:type="dxa" w:w="4320"/>
-          </w:tcPr>
-          <w:p>
-            <w:r>
-              <w:rPr>
-                <w:rFonts w:ascii="Calibri" w:hAnsi="Calibri"/>
-              </w:rPr>
-              <w:t>3.3478699</w:t>
+            <w:tcW w:type="dxa" w:w="2160"/>
+          </w:tcPr>
+          <w:p>
+            <w:r>
+              <w:rPr>
+                <w:rFonts w:ascii="Calibri" w:hAnsi="Calibri"/>
+              </w:rPr>
+              <w:t>36.91756512872108</w:t>
+            </w:r>
+          </w:p>
+        </w:tc>
+        <w:tc>
+          <w:tcPr>
+            <w:tcW w:type="dxa" w:w="2160"/>
+          </w:tcPr>
+          <w:p>
+            <w:r>
+              <w:rPr>
+                <w:rFonts w:ascii="Calibri" w:hAnsi="Calibri"/>
+              </w:rPr>
+              <w:t>-1.0644361863442597</w:t>
+            </w:r>
+          </w:p>
+        </w:tc>
+        <w:tc>
+          <w:tcPr>
+            <w:tcW w:type="dxa" w:w="2160"/>
+          </w:tcPr>
+          <w:p>
+            <w:r>
+              <w:rPr>
+                <w:rFonts w:ascii="Calibri" w:hAnsi="Calibri"/>
+              </w:rPr>
+              <w:t>3.7845154</w:t>
             </w:r>
           </w:p>
         </w:tc>
@@ -203,7 +356,7 @@
       <w:tr>
         <w:tc>
           <w:tcPr>
-            <w:tcW w:type="dxa" w:w="4320"/>
+            <w:tcW w:type="dxa" w:w="2160"/>
           </w:tcPr>
           <w:p>
             <w:r>
@@ -216,14 +369,40 @@
         </w:tc>
         <w:tc>
           <w:tcPr>
-            <w:tcW w:type="dxa" w:w="4320"/>
-          </w:tcPr>
-          <w:p>
-            <w:r>
-              <w:rPr>
-                <w:rFonts w:ascii="Calibri" w:hAnsi="Calibri"/>
-              </w:rPr>
-              <w:t>3.3709412</w:t>
+            <w:tcW w:type="dxa" w:w="2160"/>
+          </w:tcPr>
+          <w:p>
+            <w:r>
+              <w:rPr>
+                <w:rFonts w:ascii="Calibri" w:hAnsi="Calibri"/>
+              </w:rPr>
+              <w:t>36.91756512872108</w:t>
+            </w:r>
+          </w:p>
+        </w:tc>
+        <w:tc>
+          <w:tcPr>
+            <w:tcW w:type="dxa" w:w="2160"/>
+          </w:tcPr>
+          <w:p>
+            <w:r>
+              <w:rPr>
+                <w:rFonts w:ascii="Calibri" w:hAnsi="Calibri"/>
+              </w:rPr>
+              <w:t>-1.0644361863442597</w:t>
+            </w:r>
+          </w:p>
+        </w:tc>
+        <w:tc>
+          <w:tcPr>
+            <w:tcW w:type="dxa" w:w="2160"/>
+          </w:tcPr>
+          <w:p>
+            <w:r>
+              <w:rPr>
+                <w:rFonts w:ascii="Calibri" w:hAnsi="Calibri"/>
+              </w:rPr>
+              <w:t>3.2901917</w:t>
             </w:r>
           </w:p>
         </w:tc>
@@ -231,7 +410,7 @@
       <w:tr>
         <w:tc>
           <w:tcPr>
-            <w:tcW w:type="dxa" w:w="4320"/>
+            <w:tcW w:type="dxa" w:w="2160"/>
           </w:tcPr>
           <w:p>
             <w:r>
@@ -244,14 +423,40 @@
         </w:tc>
         <w:tc>
           <w:tcPr>
-            <w:tcW w:type="dxa" w:w="4320"/>
-          </w:tcPr>
-          <w:p>
-            <w:r>
-              <w:rPr>
-                <w:rFonts w:ascii="Calibri" w:hAnsi="Calibri"/>
-              </w:rPr>
-              <w:t>3.0004578</w:t>
+            <w:tcW w:type="dxa" w:w="2160"/>
+          </w:tcPr>
+          <w:p>
+            <w:r>
+              <w:rPr>
+                <w:rFonts w:ascii="Calibri" w:hAnsi="Calibri"/>
+              </w:rPr>
+              <w:t>36.91756512872108</w:t>
+            </w:r>
+          </w:p>
+        </w:tc>
+        <w:tc>
+          <w:tcPr>
+            <w:tcW w:type="dxa" w:w="2160"/>
+          </w:tcPr>
+          <w:p>
+            <w:r>
+              <w:rPr>
+                <w:rFonts w:ascii="Calibri" w:hAnsi="Calibri"/>
+              </w:rPr>
+              <w:t>-1.0644361863442597</w:t>
+            </w:r>
+          </w:p>
+        </w:tc>
+        <w:tc>
+          <w:tcPr>
+            <w:tcW w:type="dxa" w:w="2160"/>
+          </w:tcPr>
+          <w:p>
+            <w:r>
+              <w:rPr>
+                <w:rFonts w:ascii="Calibri" w:hAnsi="Calibri"/>
+              </w:rPr>
+              <w:t>2.465454</w:t>
             </w:r>
           </w:p>
         </w:tc>
@@ -259,7 +464,7 @@
       <w:tr>
         <w:tc>
           <w:tcPr>
-            <w:tcW w:type="dxa" w:w="4320"/>
+            <w:tcW w:type="dxa" w:w="2160"/>
           </w:tcPr>
           <w:p>
             <w:r>
@@ -272,14 +477,40 @@
         </w:tc>
         <w:tc>
           <w:tcPr>
-            <w:tcW w:type="dxa" w:w="4320"/>
-          </w:tcPr>
-          <w:p>
-            <w:r>
-              <w:rPr>
-                <w:rFonts w:ascii="Calibri" w:hAnsi="Calibri"/>
-              </w:rPr>
-              <w:t>2.589203</w:t>
+            <w:tcW w:type="dxa" w:w="2160"/>
+          </w:tcPr>
+          <w:p>
+            <w:r>
+              <w:rPr>
+                <w:rFonts w:ascii="Calibri" w:hAnsi="Calibri"/>
+              </w:rPr>
+              <w:t>36.91756512872108</w:t>
+            </w:r>
+          </w:p>
+        </w:tc>
+        <w:tc>
+          <w:tcPr>
+            <w:tcW w:type="dxa" w:w="2160"/>
+          </w:tcPr>
+          <w:p>
+            <w:r>
+              <w:rPr>
+                <w:rFonts w:ascii="Calibri" w:hAnsi="Calibri"/>
+              </w:rPr>
+              <w:t>-1.0644361863442597</w:t>
+            </w:r>
+          </w:p>
+        </w:tc>
+        <w:tc>
+          <w:tcPr>
+            <w:tcW w:type="dxa" w:w="2160"/>
+          </w:tcPr>
+          <w:p>
+            <w:r>
+              <w:rPr>
+                <w:rFonts w:ascii="Calibri" w:hAnsi="Calibri"/>
+              </w:rPr>
+              <w:t>1.3769531</w:t>
             </w:r>
           </w:p>
         </w:tc>
@@ -287,7 +518,7 @@
       <w:tr>
         <w:tc>
           <w:tcPr>
-            <w:tcW w:type="dxa" w:w="4320"/>
+            <w:tcW w:type="dxa" w:w="2160"/>
           </w:tcPr>
           <w:p>
             <w:r>
@@ -300,14 +531,40 @@
         </w:tc>
         <w:tc>
           <w:tcPr>
-            <w:tcW w:type="dxa" w:w="4320"/>
-          </w:tcPr>
-          <w:p>
-            <w:r>
-              <w:rPr>
-                <w:rFonts w:ascii="Calibri" w:hAnsi="Calibri"/>
-              </w:rPr>
-              <w:t>1.6613464</w:t>
+            <w:tcW w:type="dxa" w:w="2160"/>
+          </w:tcPr>
+          <w:p>
+            <w:r>
+              <w:rPr>
+                <w:rFonts w:ascii="Calibri" w:hAnsi="Calibri"/>
+              </w:rPr>
+              <w:t>36.91756512872108</w:t>
+            </w:r>
+          </w:p>
+        </w:tc>
+        <w:tc>
+          <w:tcPr>
+            <w:tcW w:type="dxa" w:w="2160"/>
+          </w:tcPr>
+          <w:p>
+            <w:r>
+              <w:rPr>
+                <w:rFonts w:ascii="Calibri" w:hAnsi="Calibri"/>
+              </w:rPr>
+              <w:t>-1.0644361863442597</w:t>
+            </w:r>
+          </w:p>
+        </w:tc>
+        <w:tc>
+          <w:tcPr>
+            <w:tcW w:type="dxa" w:w="2160"/>
+          </w:tcPr>
+          <w:p>
+            <w:r>
+              <w:rPr>
+                <w:rFonts w:ascii="Calibri" w:hAnsi="Calibri"/>
+              </w:rPr>
+              <w:t>-0.20431519</w:t>
             </w:r>
           </w:p>
         </w:tc>
@@ -315,7 +572,7 @@
       <w:tr>
         <w:tc>
           <w:tcPr>
-            <w:tcW w:type="dxa" w:w="4320"/>
+            <w:tcW w:type="dxa" w:w="2160"/>
           </w:tcPr>
           <w:p>
             <w:r>
@@ -328,14 +585,40 @@
         </w:tc>
         <w:tc>
           <w:tcPr>
-            <w:tcW w:type="dxa" w:w="4320"/>
-          </w:tcPr>
-          <w:p>
-            <w:r>
-              <w:rPr>
-                <w:rFonts w:ascii="Calibri" w:hAnsi="Calibri"/>
-              </w:rPr>
-              <w:t>0.43762207</w:t>
+            <w:tcW w:type="dxa" w:w="2160"/>
+          </w:tcPr>
+          <w:p>
+            <w:r>
+              <w:rPr>
+                <w:rFonts w:ascii="Calibri" w:hAnsi="Calibri"/>
+              </w:rPr>
+              <w:t>36.91756512872108</w:t>
+            </w:r>
+          </w:p>
+        </w:tc>
+        <w:tc>
+          <w:tcPr>
+            <w:tcW w:type="dxa" w:w="2160"/>
+          </w:tcPr>
+          <w:p>
+            <w:r>
+              <w:rPr>
+                <w:rFonts w:ascii="Calibri" w:hAnsi="Calibri"/>
+              </w:rPr>
+              <w:t>-1.0644361863442597</w:t>
+            </w:r>
+          </w:p>
+        </w:tc>
+        <w:tc>
+          <w:tcPr>
+            <w:tcW w:type="dxa" w:w="2160"/>
+          </w:tcPr>
+          <w:p>
+            <w:r>
+              <w:rPr>
+                <w:rFonts w:ascii="Calibri" w:hAnsi="Calibri"/>
+              </w:rPr>
+              <w:t>-1.8088684</w:t>
             </w:r>
           </w:p>
         </w:tc>
@@ -343,7 +626,7 @@
       <w:tr>
         <w:tc>
           <w:tcPr>
-            <w:tcW w:type="dxa" w:w="4320"/>
+            <w:tcW w:type="dxa" w:w="2160"/>
           </w:tcPr>
           <w:p>
             <w:r>
@@ -356,14 +639,40 @@
         </w:tc>
         <w:tc>
           <w:tcPr>
-            <w:tcW w:type="dxa" w:w="4320"/>
-          </w:tcPr>
-          <w:p>
-            <w:r>
-              <w:rPr>
-                <w:rFonts w:ascii="Calibri" w:hAnsi="Calibri"/>
-              </w:rPr>
-              <w:t>-1.5089417</w:t>
+            <w:tcW w:type="dxa" w:w="2160"/>
+          </w:tcPr>
+          <w:p>
+            <w:r>
+              <w:rPr>
+                <w:rFonts w:ascii="Calibri" w:hAnsi="Calibri"/>
+              </w:rPr>
+              <w:t>36.91756512872108</w:t>
+            </w:r>
+          </w:p>
+        </w:tc>
+        <w:tc>
+          <w:tcPr>
+            <w:tcW w:type="dxa" w:w="2160"/>
+          </w:tcPr>
+          <w:p>
+            <w:r>
+              <w:rPr>
+                <w:rFonts w:ascii="Calibri" w:hAnsi="Calibri"/>
+              </w:rPr>
+              <w:t>-1.0644361863442597</w:t>
+            </w:r>
+          </w:p>
+        </w:tc>
+        <w:tc>
+          <w:tcPr>
+            <w:tcW w:type="dxa" w:w="2160"/>
+          </w:tcPr>
+          <w:p>
+            <w:r>
+              <w:rPr>
+                <w:rFonts w:ascii="Calibri" w:hAnsi="Calibri"/>
+              </w:rPr>
+              <w:t>-4.303833</w:t>
             </w:r>
           </w:p>
         </w:tc>
@@ -371,7 +680,7 @@
       <w:tr>
         <w:tc>
           <w:tcPr>
-            <w:tcW w:type="dxa" w:w="4320"/>
+            <w:tcW w:type="dxa" w:w="2160"/>
           </w:tcPr>
           <w:p>
             <w:r>
@@ -384,14 +693,40 @@
         </w:tc>
         <w:tc>
           <w:tcPr>
-            <w:tcW w:type="dxa" w:w="4320"/>
-          </w:tcPr>
-          <w:p>
-            <w:r>
-              <w:rPr>
-                <w:rFonts w:ascii="Calibri" w:hAnsi="Calibri"/>
-              </w:rPr>
-              <w:t>-2.698639</w:t>
+            <w:tcW w:type="dxa" w:w="2160"/>
+          </w:tcPr>
+          <w:p>
+            <w:r>
+              <w:rPr>
+                <w:rFonts w:ascii="Calibri" w:hAnsi="Calibri"/>
+              </w:rPr>
+              <w:t>36.91756512872108</w:t>
+            </w:r>
+          </w:p>
+        </w:tc>
+        <w:tc>
+          <w:tcPr>
+            <w:tcW w:type="dxa" w:w="2160"/>
+          </w:tcPr>
+          <w:p>
+            <w:r>
+              <w:rPr>
+                <w:rFonts w:ascii="Calibri" w:hAnsi="Calibri"/>
+              </w:rPr>
+              <w:t>-1.0644361863442597</w:t>
+            </w:r>
+          </w:p>
+        </w:tc>
+        <w:tc>
+          <w:tcPr>
+            <w:tcW w:type="dxa" w:w="2160"/>
+          </w:tcPr>
+          <w:p>
+            <w:r>
+              <w:rPr>
+                <w:rFonts w:ascii="Calibri" w:hAnsi="Calibri"/>
+              </w:rPr>
+              <w:t>-5.23407</w:t>
             </w:r>
           </w:p>
         </w:tc>
@@ -399,7 +734,7 @@
       <w:tr>
         <w:tc>
           <w:tcPr>
-            <w:tcW w:type="dxa" w:w="4320"/>
+            <w:tcW w:type="dxa" w:w="2160"/>
           </w:tcPr>
           <w:p>
             <w:r>
@@ -412,14 +747,40 @@
         </w:tc>
         <w:tc>
           <w:tcPr>
-            <w:tcW w:type="dxa" w:w="4320"/>
-          </w:tcPr>
-          <w:p>
-            <w:r>
-              <w:rPr>
-                <w:rFonts w:ascii="Calibri" w:hAnsi="Calibri"/>
-              </w:rPr>
-              <w:t>-3.005371</w:t>
+            <w:tcW w:type="dxa" w:w="2160"/>
+          </w:tcPr>
+          <w:p>
+            <w:r>
+              <w:rPr>
+                <w:rFonts w:ascii="Calibri" w:hAnsi="Calibri"/>
+              </w:rPr>
+              <w:t>36.91756512872108</w:t>
+            </w:r>
+          </w:p>
+        </w:tc>
+        <w:tc>
+          <w:tcPr>
+            <w:tcW w:type="dxa" w:w="2160"/>
+          </w:tcPr>
+          <w:p>
+            <w:r>
+              <w:rPr>
+                <w:rFonts w:ascii="Calibri" w:hAnsi="Calibri"/>
+              </w:rPr>
+              <w:t>-1.0644361863442597</w:t>
+            </w:r>
+          </w:p>
+        </w:tc>
+        <w:tc>
+          <w:tcPr>
+            <w:tcW w:type="dxa" w:w="2160"/>
+          </w:tcPr>
+          <w:p>
+            <w:r>
+              <w:rPr>
+                <w:rFonts w:ascii="Calibri" w:hAnsi="Calibri"/>
+              </w:rPr>
+              <w:t>-4.4652405</w:t>
             </w:r>
           </w:p>
         </w:tc>
@@ -427,7 +788,7 @@
       <w:tr>
         <w:tc>
           <w:tcPr>
-            <w:tcW w:type="dxa" w:w="4320"/>
+            <w:tcW w:type="dxa" w:w="2160"/>
           </w:tcPr>
           <w:p>
             <w:r>
@@ -440,14 +801,40 @@
         </w:tc>
         <w:tc>
           <w:tcPr>
-            <w:tcW w:type="dxa" w:w="4320"/>
-          </w:tcPr>
-          <w:p>
-            <w:r>
-              <w:rPr>
-                <w:rFonts w:ascii="Calibri" w:hAnsi="Calibri"/>
-              </w:rPr>
-              <w:t>-2.8447876</w:t>
+            <w:tcW w:type="dxa" w:w="2160"/>
+          </w:tcPr>
+          <w:p>
+            <w:r>
+              <w:rPr>
+                <w:rFonts w:ascii="Calibri" w:hAnsi="Calibri"/>
+              </w:rPr>
+              <w:t>36.91756512872108</w:t>
+            </w:r>
+          </w:p>
+        </w:tc>
+        <w:tc>
+          <w:tcPr>
+            <w:tcW w:type="dxa" w:w="2160"/>
+          </w:tcPr>
+          <w:p>
+            <w:r>
+              <w:rPr>
+                <w:rFonts w:ascii="Calibri" w:hAnsi="Calibri"/>
+              </w:rPr>
+              <w:t>-1.0644361863442597</w:t>
+            </w:r>
+          </w:p>
+        </w:tc>
+        <w:tc>
+          <w:tcPr>
+            <w:tcW w:type="dxa" w:w="2160"/>
+          </w:tcPr>
+          <w:p>
+            <w:r>
+              <w:rPr>
+                <w:rFonts w:ascii="Calibri" w:hAnsi="Calibri"/>
+              </w:rPr>
+              <w:t>-2.1696777</w:t>
             </w:r>
           </w:p>
         </w:tc>
@@ -455,7 +842,7 @@
       <w:tr>
         <w:tc>
           <w:tcPr>
-            <w:tcW w:type="dxa" w:w="4320"/>
+            <w:tcW w:type="dxa" w:w="2160"/>
           </w:tcPr>
           <w:p>
             <w:r>
@@ -468,14 +855,40 @@
         </w:tc>
         <w:tc>
           <w:tcPr>
-            <w:tcW w:type="dxa" w:w="4320"/>
-          </w:tcPr>
-          <w:p>
-            <w:r>
-              <w:rPr>
-                <w:rFonts w:ascii="Calibri" w:hAnsi="Calibri"/>
-              </w:rPr>
-              <w:t>-2.6717224</w:t>
+            <w:tcW w:type="dxa" w:w="2160"/>
+          </w:tcPr>
+          <w:p>
+            <w:r>
+              <w:rPr>
+                <w:rFonts w:ascii="Calibri" w:hAnsi="Calibri"/>
+              </w:rPr>
+              <w:t>36.91756512872108</w:t>
+            </w:r>
+          </w:p>
+        </w:tc>
+        <w:tc>
+          <w:tcPr>
+            <w:tcW w:type="dxa" w:w="2160"/>
+          </w:tcPr>
+          <w:p>
+            <w:r>
+              <w:rPr>
+                <w:rFonts w:ascii="Calibri" w:hAnsi="Calibri"/>
+              </w:rPr>
+              <w:t>-1.0644361863442597</w:t>
+            </w:r>
+          </w:p>
+        </w:tc>
+        <w:tc>
+          <w:tcPr>
+            <w:tcW w:type="dxa" w:w="2160"/>
+          </w:tcPr>
+          <w:p>
+            <w:r>
+              <w:rPr>
+                <w:rFonts w:ascii="Calibri" w:hAnsi="Calibri"/>
+              </w:rPr>
+              <w:t>-2.062683</w:t>
             </w:r>
           </w:p>
         </w:tc>
@@ -483,7 +896,7 @@
       <w:tr>
         <w:tc>
           <w:tcPr>
-            <w:tcW w:type="dxa" w:w="4320"/>
+            <w:tcW w:type="dxa" w:w="2160"/>
           </w:tcPr>
           <w:p>
             <w:r>
@@ -496,14 +909,40 @@
         </w:tc>
         <w:tc>
           <w:tcPr>
-            <w:tcW w:type="dxa" w:w="4320"/>
-          </w:tcPr>
-          <w:p>
-            <w:r>
-              <w:rPr>
-                <w:rFonts w:ascii="Calibri" w:hAnsi="Calibri"/>
-              </w:rPr>
-              <w:t>-2.804596</w:t>
+            <w:tcW w:type="dxa" w:w="2160"/>
+          </w:tcPr>
+          <w:p>
+            <w:r>
+              <w:rPr>
+                <w:rFonts w:ascii="Calibri" w:hAnsi="Calibri"/>
+              </w:rPr>
+              <w:t>36.91756512872108</w:t>
+            </w:r>
+          </w:p>
+        </w:tc>
+        <w:tc>
+          <w:tcPr>
+            <w:tcW w:type="dxa" w:w="2160"/>
+          </w:tcPr>
+          <w:p>
+            <w:r>
+              <w:rPr>
+                <w:rFonts w:ascii="Calibri" w:hAnsi="Calibri"/>
+              </w:rPr>
+              <w:t>-1.0644361863442597</w:t>
+            </w:r>
+          </w:p>
+        </w:tc>
+        <w:tc>
+          <w:tcPr>
+            <w:tcW w:type="dxa" w:w="2160"/>
+          </w:tcPr>
+          <w:p>
+            <w:r>
+              <w:rPr>
+                <w:rFonts w:ascii="Calibri" w:hAnsi="Calibri"/>
+              </w:rPr>
+              <w:t>-2.3044739</w:t>
             </w:r>
           </w:p>
         </w:tc>
@@ -511,7 +950,7 @@
       <w:tr>
         <w:tc>
           <w:tcPr>
-            <w:tcW w:type="dxa" w:w="4320"/>
+            <w:tcW w:type="dxa" w:w="2160"/>
           </w:tcPr>
           <w:p>
             <w:r>
@@ -524,14 +963,40 @@
         </w:tc>
         <w:tc>
           <w:tcPr>
-            <w:tcW w:type="dxa" w:w="4320"/>
-          </w:tcPr>
-          <w:p>
-            <w:r>
-              <w:rPr>
-                <w:rFonts w:ascii="Calibri" w:hAnsi="Calibri"/>
-              </w:rPr>
-              <w:t>-2.6209717</w:t>
+            <w:tcW w:type="dxa" w:w="2160"/>
+          </w:tcPr>
+          <w:p>
+            <w:r>
+              <w:rPr>
+                <w:rFonts w:ascii="Calibri" w:hAnsi="Calibri"/>
+              </w:rPr>
+              <w:t>36.91756512872108</w:t>
+            </w:r>
+          </w:p>
+        </w:tc>
+        <w:tc>
+          <w:tcPr>
+            <w:tcW w:type="dxa" w:w="2160"/>
+          </w:tcPr>
+          <w:p>
+            <w:r>
+              <w:rPr>
+                <w:rFonts w:ascii="Calibri" w:hAnsi="Calibri"/>
+              </w:rPr>
+              <w:t>-1.0644361863442597</w:t>
+            </w:r>
+          </w:p>
+        </w:tc>
+        <w:tc>
+          <w:tcPr>
+            <w:tcW w:type="dxa" w:w="2160"/>
+          </w:tcPr>
+          <w:p>
+            <w:r>
+              <w:rPr>
+                <w:rFonts w:ascii="Calibri" w:hAnsi="Calibri"/>
+              </w:rPr>
+              <w:t>-2.875122</w:t>
             </w:r>
           </w:p>
         </w:tc>
@@ -539,7 +1004,7 @@
       <w:tr>
         <w:tc>
           <w:tcPr>
-            <w:tcW w:type="dxa" w:w="4320"/>
+            <w:tcW w:type="dxa" w:w="2160"/>
           </w:tcPr>
           <w:p>
             <w:r>
@@ -552,14 +1017,40 @@
         </w:tc>
         <w:tc>
           <w:tcPr>
-            <w:tcW w:type="dxa" w:w="4320"/>
-          </w:tcPr>
-          <w:p>
-            <w:r>
-              <w:rPr>
-                <w:rFonts w:ascii="Calibri" w:hAnsi="Calibri"/>
-              </w:rPr>
-              <w:t>-2.1082458</w:t>
+            <w:tcW w:type="dxa" w:w="2160"/>
+          </w:tcPr>
+          <w:p>
+            <w:r>
+              <w:rPr>
+                <w:rFonts w:ascii="Calibri" w:hAnsi="Calibri"/>
+              </w:rPr>
+              <w:t>36.91756512872108</w:t>
+            </w:r>
+          </w:p>
+        </w:tc>
+        <w:tc>
+          <w:tcPr>
+            <w:tcW w:type="dxa" w:w="2160"/>
+          </w:tcPr>
+          <w:p>
+            <w:r>
+              <w:rPr>
+                <w:rFonts w:ascii="Calibri" w:hAnsi="Calibri"/>
+              </w:rPr>
+              <w:t>-1.0644361863442597</w:t>
+            </w:r>
+          </w:p>
+        </w:tc>
+        <w:tc>
+          <w:tcPr>
+            <w:tcW w:type="dxa" w:w="2160"/>
+          </w:tcPr>
+          <w:p>
+            <w:r>
+              <w:rPr>
+                <w:rFonts w:ascii="Calibri" w:hAnsi="Calibri"/>
+              </w:rPr>
+              <w:t>-1.8788147</w:t>
             </w:r>
           </w:p>
         </w:tc>
@@ -567,7 +1058,7 @@
       <w:tr>
         <w:tc>
           <w:tcPr>
-            <w:tcW w:type="dxa" w:w="4320"/>
+            <w:tcW w:type="dxa" w:w="2160"/>
           </w:tcPr>
           <w:p>
             <w:r>
@@ -580,14 +1071,40 @@
         </w:tc>
         <w:tc>
           <w:tcPr>
-            <w:tcW w:type="dxa" w:w="4320"/>
-          </w:tcPr>
-          <w:p>
-            <w:r>
-              <w:rPr>
-                <w:rFonts w:ascii="Calibri" w:hAnsi="Calibri"/>
-              </w:rPr>
-              <w:t>-1.1530151</w:t>
+            <w:tcW w:type="dxa" w:w="2160"/>
+          </w:tcPr>
+          <w:p>
+            <w:r>
+              <w:rPr>
+                <w:rFonts w:ascii="Calibri" w:hAnsi="Calibri"/>
+              </w:rPr>
+              <w:t>36.91756512872108</w:t>
+            </w:r>
+          </w:p>
+        </w:tc>
+        <w:tc>
+          <w:tcPr>
+            <w:tcW w:type="dxa" w:w="2160"/>
+          </w:tcPr>
+          <w:p>
+            <w:r>
+              <w:rPr>
+                <w:rFonts w:ascii="Calibri" w:hAnsi="Calibri"/>
+              </w:rPr>
+              <w:t>-1.0644361863442597</w:t>
+            </w:r>
+          </w:p>
+        </w:tc>
+        <w:tc>
+          <w:tcPr>
+            <w:tcW w:type="dxa" w:w="2160"/>
+          </w:tcPr>
+          <w:p>
+            <w:r>
+              <w:rPr>
+                <w:rFonts w:ascii="Calibri" w:hAnsi="Calibri"/>
+              </w:rPr>
+              <w:t>-1.6698608</w:t>
             </w:r>
           </w:p>
         </w:tc>
@@ -595,7 +1112,7 @@
       <w:tr>
         <w:tc>
           <w:tcPr>
-            <w:tcW w:type="dxa" w:w="4320"/>
+            <w:tcW w:type="dxa" w:w="2160"/>
           </w:tcPr>
           <w:p>
             <w:r>
@@ -608,14 +1125,40 @@
         </w:tc>
         <w:tc>
           <w:tcPr>
-            <w:tcW w:type="dxa" w:w="4320"/>
-          </w:tcPr>
-          <w:p>
-            <w:r>
-              <w:rPr>
-                <w:rFonts w:ascii="Calibri" w:hAnsi="Calibri"/>
-              </w:rPr>
-              <w:t>-1.9770203</w:t>
+            <w:tcW w:type="dxa" w:w="2160"/>
+          </w:tcPr>
+          <w:p>
+            <w:r>
+              <w:rPr>
+                <w:rFonts w:ascii="Calibri" w:hAnsi="Calibri"/>
+              </w:rPr>
+              <w:t>36.91756512872108</w:t>
+            </w:r>
+          </w:p>
+        </w:tc>
+        <w:tc>
+          <w:tcPr>
+            <w:tcW w:type="dxa" w:w="2160"/>
+          </w:tcPr>
+          <w:p>
+            <w:r>
+              <w:rPr>
+                <w:rFonts w:ascii="Calibri" w:hAnsi="Calibri"/>
+              </w:rPr>
+              <w:t>-1.0644361863442597</w:t>
+            </w:r>
+          </w:p>
+        </w:tc>
+        <w:tc>
+          <w:tcPr>
+            <w:tcW w:type="dxa" w:w="2160"/>
+          </w:tcPr>
+          <w:p>
+            <w:r>
+              <w:rPr>
+                <w:rFonts w:ascii="Calibri" w:hAnsi="Calibri"/>
+              </w:rPr>
+              <w:t>-1.2418823</w:t>
             </w:r>
           </w:p>
         </w:tc>
@@ -623,7 +1166,7 @@
       <w:tr>
         <w:tc>
           <w:tcPr>
-            <w:tcW w:type="dxa" w:w="4320"/>
+            <w:tcW w:type="dxa" w:w="2160"/>
           </w:tcPr>
           <w:p>
             <w:r>
@@ -636,14 +1179,40 @@
         </w:tc>
         <w:tc>
           <w:tcPr>
-            <w:tcW w:type="dxa" w:w="4320"/>
-          </w:tcPr>
-          <w:p>
-            <w:r>
-              <w:rPr>
-                <w:rFonts w:ascii="Calibri" w:hAnsi="Calibri"/>
-              </w:rPr>
-              <w:t>-2.23172</w:t>
+            <w:tcW w:type="dxa" w:w="2160"/>
+          </w:tcPr>
+          <w:p>
+            <w:r>
+              <w:rPr>
+                <w:rFonts w:ascii="Calibri" w:hAnsi="Calibri"/>
+              </w:rPr>
+              <w:t>36.91756512872108</w:t>
+            </w:r>
+          </w:p>
+        </w:tc>
+        <w:tc>
+          <w:tcPr>
+            <w:tcW w:type="dxa" w:w="2160"/>
+          </w:tcPr>
+          <w:p>
+            <w:r>
+              <w:rPr>
+                <w:rFonts w:ascii="Calibri" w:hAnsi="Calibri"/>
+              </w:rPr>
+              <w:t>-1.0644361863442597</w:t>
+            </w:r>
+          </w:p>
+        </w:tc>
+        <w:tc>
+          <w:tcPr>
+            <w:tcW w:type="dxa" w:w="2160"/>
+          </w:tcPr>
+          <w:p>
+            <w:r>
+              <w:rPr>
+                <w:rFonts w:ascii="Calibri" w:hAnsi="Calibri"/>
+              </w:rPr>
+              <w:t>-1.1902161</w:t>
             </w:r>
           </w:p>
         </w:tc>
@@ -651,7 +1220,7 @@
       <w:tr>
         <w:tc>
           <w:tcPr>
-            <w:tcW w:type="dxa" w:w="4320"/>
+            <w:tcW w:type="dxa" w:w="2160"/>
           </w:tcPr>
           <w:p>
             <w:r>
@@ -664,14 +1233,40 @@
         </w:tc>
         <w:tc>
           <w:tcPr>
-            <w:tcW w:type="dxa" w:w="4320"/>
-          </w:tcPr>
-          <w:p>
-            <w:r>
-              <w:rPr>
-                <w:rFonts w:ascii="Calibri" w:hAnsi="Calibri"/>
-              </w:rPr>
-              <w:t>-3.1305847</w:t>
+            <w:tcW w:type="dxa" w:w="2160"/>
+          </w:tcPr>
+          <w:p>
+            <w:r>
+              <w:rPr>
+                <w:rFonts w:ascii="Calibri" w:hAnsi="Calibri"/>
+              </w:rPr>
+              <w:t>36.91756512872108</w:t>
+            </w:r>
+          </w:p>
+        </w:tc>
+        <w:tc>
+          <w:tcPr>
+            <w:tcW w:type="dxa" w:w="2160"/>
+          </w:tcPr>
+          <w:p>
+            <w:r>
+              <w:rPr>
+                <w:rFonts w:ascii="Calibri" w:hAnsi="Calibri"/>
+              </w:rPr>
+              <w:t>-1.0644361863442597</w:t>
+            </w:r>
+          </w:p>
+        </w:tc>
+        <w:tc>
+          <w:tcPr>
+            <w:tcW w:type="dxa" w:w="2160"/>
+          </w:tcPr>
+          <w:p>
+            <w:r>
+              <w:rPr>
+                <w:rFonts w:ascii="Calibri" w:hAnsi="Calibri"/>
+              </w:rPr>
+              <w:t>-0.8977356</w:t>
             </w:r>
           </w:p>
         </w:tc>
@@ -679,7 +1274,7 @@
       <w:tr>
         <w:tc>
           <w:tcPr>
-            <w:tcW w:type="dxa" w:w="4320"/>
+            <w:tcW w:type="dxa" w:w="2160"/>
           </w:tcPr>
           <w:p>
             <w:r>
@@ -692,14 +1287,40 @@
         </w:tc>
         <w:tc>
           <w:tcPr>
-            <w:tcW w:type="dxa" w:w="4320"/>
-          </w:tcPr>
-          <w:p>
-            <w:r>
-              <w:rPr>
-                <w:rFonts w:ascii="Calibri" w:hAnsi="Calibri"/>
-              </w:rPr>
-              <w:t>-1.3967285</w:t>
+            <w:tcW w:type="dxa" w:w="2160"/>
+          </w:tcPr>
+          <w:p>
+            <w:r>
+              <w:rPr>
+                <w:rFonts w:ascii="Calibri" w:hAnsi="Calibri"/>
+              </w:rPr>
+              <w:t>36.91756512872108</w:t>
+            </w:r>
+          </w:p>
+        </w:tc>
+        <w:tc>
+          <w:tcPr>
+            <w:tcW w:type="dxa" w:w="2160"/>
+          </w:tcPr>
+          <w:p>
+            <w:r>
+              <w:rPr>
+                <w:rFonts w:ascii="Calibri" w:hAnsi="Calibri"/>
+              </w:rPr>
+              <w:t>-1.0644361863442597</w:t>
+            </w:r>
+          </w:p>
+        </w:tc>
+        <w:tc>
+          <w:tcPr>
+            <w:tcW w:type="dxa" w:w="2160"/>
+          </w:tcPr>
+          <w:p>
+            <w:r>
+              <w:rPr>
+                <w:rFonts w:ascii="Calibri" w:hAnsi="Calibri"/>
+              </w:rPr>
+              <w:t>-0.43417358</w:t>
             </w:r>
           </w:p>
         </w:tc>
@@ -707,7 +1328,7 @@
       <w:tr>
         <w:tc>
           <w:tcPr>
-            <w:tcW w:type="dxa" w:w="4320"/>
+            <w:tcW w:type="dxa" w:w="2160"/>
           </w:tcPr>
           <w:p>
             <w:r>
@@ -720,14 +1341,40 @@
         </w:tc>
         <w:tc>
           <w:tcPr>
-            <w:tcW w:type="dxa" w:w="4320"/>
-          </w:tcPr>
-          <w:p>
-            <w:r>
-              <w:rPr>
-                <w:rFonts w:ascii="Calibri" w:hAnsi="Calibri"/>
-              </w:rPr>
-              <w:t>1.036499</w:t>
+            <w:tcW w:type="dxa" w:w="2160"/>
+          </w:tcPr>
+          <w:p>
+            <w:r>
+              <w:rPr>
+                <w:rFonts w:ascii="Calibri" w:hAnsi="Calibri"/>
+              </w:rPr>
+              <w:t>36.91756512872108</w:t>
+            </w:r>
+          </w:p>
+        </w:tc>
+        <w:tc>
+          <w:tcPr>
+            <w:tcW w:type="dxa" w:w="2160"/>
+          </w:tcPr>
+          <w:p>
+            <w:r>
+              <w:rPr>
+                <w:rFonts w:ascii="Calibri" w:hAnsi="Calibri"/>
+              </w:rPr>
+              <w:t>-1.0644361863442597</w:t>
+            </w:r>
+          </w:p>
+        </w:tc>
+        <w:tc>
+          <w:tcPr>
+            <w:tcW w:type="dxa" w:w="2160"/>
+          </w:tcPr>
+          <w:p>
+            <w:r>
+              <w:rPr>
+                <w:rFonts w:ascii="Calibri" w:hAnsi="Calibri"/>
+              </w:rPr>
+              <w:t>3.356018</w:t>
             </w:r>
           </w:p>
         </w:tc>
@@ -735,7 +1382,7 @@
       <w:tr>
         <w:tc>
           <w:tcPr>
-            <w:tcW w:type="dxa" w:w="4320"/>
+            <w:tcW w:type="dxa" w:w="2160"/>
           </w:tcPr>
           <w:p>
             <w:r>
@@ -748,14 +1395,40 @@
         </w:tc>
         <w:tc>
           <w:tcPr>
-            <w:tcW w:type="dxa" w:w="4320"/>
-          </w:tcPr>
-          <w:p>
-            <w:r>
-              <w:rPr>
-                <w:rFonts w:ascii="Calibri" w:hAnsi="Calibri"/>
-              </w:rPr>
-              <w:t>4.049164</w:t>
+            <w:tcW w:type="dxa" w:w="2160"/>
+          </w:tcPr>
+          <w:p>
+            <w:r>
+              <w:rPr>
+                <w:rFonts w:ascii="Calibri" w:hAnsi="Calibri"/>
+              </w:rPr>
+              <w:t>36.91756512872108</w:t>
+            </w:r>
+          </w:p>
+        </w:tc>
+        <w:tc>
+          <w:tcPr>
+            <w:tcW w:type="dxa" w:w="2160"/>
+          </w:tcPr>
+          <w:p>
+            <w:r>
+              <w:rPr>
+                <w:rFonts w:ascii="Calibri" w:hAnsi="Calibri"/>
+              </w:rPr>
+              <w:t>-1.0644361863442597</w:t>
+            </w:r>
+          </w:p>
+        </w:tc>
+        <w:tc>
+          <w:tcPr>
+            <w:tcW w:type="dxa" w:w="2160"/>
+          </w:tcPr>
+          <w:p>
+            <w:r>
+              <w:rPr>
+                <w:rFonts w:ascii="Calibri" w:hAnsi="Calibri"/>
+              </w:rPr>
+              <w:t>5.62973</w:t>
             </w:r>
           </w:p>
         </w:tc>
@@ -763,7 +1436,7 @@
       <w:tr>
         <w:tc>
           <w:tcPr>
-            <w:tcW w:type="dxa" w:w="4320"/>
+            <w:tcW w:type="dxa" w:w="2160"/>
           </w:tcPr>
           <w:p>
             <w:r>
@@ -776,14 +1449,40 @@
         </w:tc>
         <w:tc>
           <w:tcPr>
-            <w:tcW w:type="dxa" w:w="4320"/>
-          </w:tcPr>
-          <w:p>
-            <w:r>
-              <w:rPr>
-                <w:rFonts w:ascii="Calibri" w:hAnsi="Calibri"/>
-              </w:rPr>
-              <w:t>5.806885</w:t>
+            <w:tcW w:type="dxa" w:w="2160"/>
+          </w:tcPr>
+          <w:p>
+            <w:r>
+              <w:rPr>
+                <w:rFonts w:ascii="Calibri" w:hAnsi="Calibri"/>
+              </w:rPr>
+              <w:t>36.91756512872108</w:t>
+            </w:r>
+          </w:p>
+        </w:tc>
+        <w:tc>
+          <w:tcPr>
+            <w:tcW w:type="dxa" w:w="2160"/>
+          </w:tcPr>
+          <w:p>
+            <w:r>
+              <w:rPr>
+                <w:rFonts w:ascii="Calibri" w:hAnsi="Calibri"/>
+              </w:rPr>
+              <w:t>-1.0644361863442597</w:t>
+            </w:r>
+          </w:p>
+        </w:tc>
+        <w:tc>
+          <w:tcPr>
+            <w:tcW w:type="dxa" w:w="2160"/>
+          </w:tcPr>
+          <w:p>
+            <w:r>
+              <w:rPr>
+                <w:rFonts w:ascii="Calibri" w:hAnsi="Calibri"/>
+              </w:rPr>
+              <w:t>7.844391</w:t>
             </w:r>
           </w:p>
         </w:tc>
@@ -791,7 +1490,7 @@
       <w:tr>
         <w:tc>
           <w:tcPr>
-            <w:tcW w:type="dxa" w:w="4320"/>
+            <w:tcW w:type="dxa" w:w="2160"/>
           </w:tcPr>
           <w:p>
             <w:r>
@@ -804,14 +1503,40 @@
         </w:tc>
         <w:tc>
           <w:tcPr>
-            <w:tcW w:type="dxa" w:w="4320"/>
-          </w:tcPr>
-          <w:p>
-            <w:r>
-              <w:rPr>
-                <w:rFonts w:ascii="Calibri" w:hAnsi="Calibri"/>
-              </w:rPr>
-              <w:t>5.5571594</w:t>
+            <w:tcW w:type="dxa" w:w="2160"/>
+          </w:tcPr>
+          <w:p>
+            <w:r>
+              <w:rPr>
+                <w:rFonts w:ascii="Calibri" w:hAnsi="Calibri"/>
+              </w:rPr>
+              <w:t>36.91756512872108</w:t>
+            </w:r>
+          </w:p>
+        </w:tc>
+        <w:tc>
+          <w:tcPr>
+            <w:tcW w:type="dxa" w:w="2160"/>
+          </w:tcPr>
+          <w:p>
+            <w:r>
+              <w:rPr>
+                <w:rFonts w:ascii="Calibri" w:hAnsi="Calibri"/>
+              </w:rPr>
+              <w:t>-1.0644361863442597</w:t>
+            </w:r>
+          </w:p>
+        </w:tc>
+        <w:tc>
+          <w:tcPr>
+            <w:tcW w:type="dxa" w:w="2160"/>
+          </w:tcPr>
+          <w:p>
+            <w:r>
+              <w:rPr>
+                <w:rFonts w:ascii="Calibri" w:hAnsi="Calibri"/>
+              </w:rPr>
+              <w:t>5.888916</w:t>
             </w:r>
           </w:p>
         </w:tc>
@@ -819,7 +1544,7 @@
       <w:tr>
         <w:tc>
           <w:tcPr>
-            <w:tcW w:type="dxa" w:w="4320"/>
+            <w:tcW w:type="dxa" w:w="2160"/>
           </w:tcPr>
           <w:p>
             <w:r>
@@ -832,14 +1557,40 @@
         </w:tc>
         <w:tc>
           <w:tcPr>
-            <w:tcW w:type="dxa" w:w="4320"/>
-          </w:tcPr>
-          <w:p>
-            <w:r>
-              <w:rPr>
-                <w:rFonts w:ascii="Calibri" w:hAnsi="Calibri"/>
-              </w:rPr>
-              <w:t>4.6316833</w:t>
+            <w:tcW w:type="dxa" w:w="2160"/>
+          </w:tcPr>
+          <w:p>
+            <w:r>
+              <w:rPr>
+                <w:rFonts w:ascii="Calibri" w:hAnsi="Calibri"/>
+              </w:rPr>
+              <w:t>36.91756512872108</w:t>
+            </w:r>
+          </w:p>
+        </w:tc>
+        <w:tc>
+          <w:tcPr>
+            <w:tcW w:type="dxa" w:w="2160"/>
+          </w:tcPr>
+          <w:p>
+            <w:r>
+              <w:rPr>
+                <w:rFonts w:ascii="Calibri" w:hAnsi="Calibri"/>
+              </w:rPr>
+              <w:t>-1.0644361863442597</w:t>
+            </w:r>
+          </w:p>
+        </w:tc>
+        <w:tc>
+          <w:tcPr>
+            <w:tcW w:type="dxa" w:w="2160"/>
+          </w:tcPr>
+          <w:p>
+            <w:r>
+              <w:rPr>
+                <w:rFonts w:ascii="Calibri" w:hAnsi="Calibri"/>
+              </w:rPr>
+              <w:t>5.1241455</w:t>
             </w:r>
           </w:p>
         </w:tc>
@@ -847,7 +1598,7 @@
       <w:tr>
         <w:tc>
           <w:tcPr>
-            <w:tcW w:type="dxa" w:w="4320"/>
+            <w:tcW w:type="dxa" w:w="2160"/>
           </w:tcPr>
           <w:p>
             <w:r>
@@ -860,14 +1611,40 @@
         </w:tc>
         <w:tc>
           <w:tcPr>
-            <w:tcW w:type="dxa" w:w="4320"/>
-          </w:tcPr>
-          <w:p>
-            <w:r>
-              <w:rPr>
-                <w:rFonts w:ascii="Calibri" w:hAnsi="Calibri"/>
-              </w:rPr>
-              <w:t>3.8804932</w:t>
+            <w:tcW w:type="dxa" w:w="2160"/>
+          </w:tcPr>
+          <w:p>
+            <w:r>
+              <w:rPr>
+                <w:rFonts w:ascii="Calibri" w:hAnsi="Calibri"/>
+              </w:rPr>
+              <w:t>36.91756512872108</w:t>
+            </w:r>
+          </w:p>
+        </w:tc>
+        <w:tc>
+          <w:tcPr>
+            <w:tcW w:type="dxa" w:w="2160"/>
+          </w:tcPr>
+          <w:p>
+            <w:r>
+              <w:rPr>
+                <w:rFonts w:ascii="Calibri" w:hAnsi="Calibri"/>
+              </w:rPr>
+              <w:t>-1.0644361863442597</w:t>
+            </w:r>
+          </w:p>
+        </w:tc>
+        <w:tc>
+          <w:tcPr>
+            <w:tcW w:type="dxa" w:w="2160"/>
+          </w:tcPr>
+          <w:p>
+            <w:r>
+              <w:rPr>
+                <w:rFonts w:ascii="Calibri" w:hAnsi="Calibri"/>
+              </w:rPr>
+              <w:t>3.890625</w:t>
             </w:r>
           </w:p>
         </w:tc>
@@ -875,7 +1652,7 @@
       <w:tr>
         <w:tc>
           <w:tcPr>
-            <w:tcW w:type="dxa" w:w="4320"/>
+            <w:tcW w:type="dxa" w:w="2160"/>
           </w:tcPr>
           <w:p>
             <w:r>
@@ -888,14 +1665,40 @@
         </w:tc>
         <w:tc>
           <w:tcPr>
-            <w:tcW w:type="dxa" w:w="4320"/>
-          </w:tcPr>
-          <w:p>
-            <w:r>
-              <w:rPr>
-                <w:rFonts w:ascii="Calibri" w:hAnsi="Calibri"/>
-              </w:rPr>
-              <w:t>3.2436523</w:t>
+            <w:tcW w:type="dxa" w:w="2160"/>
+          </w:tcPr>
+          <w:p>
+            <w:r>
+              <w:rPr>
+                <w:rFonts w:ascii="Calibri" w:hAnsi="Calibri"/>
+              </w:rPr>
+              <w:t>36.91756512872108</w:t>
+            </w:r>
+          </w:p>
+        </w:tc>
+        <w:tc>
+          <w:tcPr>
+            <w:tcW w:type="dxa" w:w="2160"/>
+          </w:tcPr>
+          <w:p>
+            <w:r>
+              <w:rPr>
+                <w:rFonts w:ascii="Calibri" w:hAnsi="Calibri"/>
+              </w:rPr>
+              <w:t>-1.0644361863442597</w:t>
+            </w:r>
+          </w:p>
+        </w:tc>
+        <w:tc>
+          <w:tcPr>
+            <w:tcW w:type="dxa" w:w="2160"/>
+          </w:tcPr>
+          <w:p>
+            <w:r>
+              <w:rPr>
+                <w:rFonts w:ascii="Calibri" w:hAnsi="Calibri"/>
+              </w:rPr>
+              <w:t>3.3641052</w:t>
             </w:r>
           </w:p>
         </w:tc>
@@ -903,7 +1706,7 @@
       <w:tr>
         <w:tc>
           <w:tcPr>
-            <w:tcW w:type="dxa" w:w="4320"/>
+            <w:tcW w:type="dxa" w:w="2160"/>
           </w:tcPr>
           <w:p>
             <w:r>
@@ -916,14 +1719,40 @@
         </w:tc>
         <w:tc>
           <w:tcPr>
-            <w:tcW w:type="dxa" w:w="4320"/>
-          </w:tcPr>
-          <w:p>
-            <w:r>
-              <w:rPr>
-                <w:rFonts w:ascii="Calibri" w:hAnsi="Calibri"/>
-              </w:rPr>
-              <w:t>2.671753</w:t>
+            <w:tcW w:type="dxa" w:w="2160"/>
+          </w:tcPr>
+          <w:p>
+            <w:r>
+              <w:rPr>
+                <w:rFonts w:ascii="Calibri" w:hAnsi="Calibri"/>
+              </w:rPr>
+              <w:t>36.91756512872108</w:t>
+            </w:r>
+          </w:p>
+        </w:tc>
+        <w:tc>
+          <w:tcPr>
+            <w:tcW w:type="dxa" w:w="2160"/>
+          </w:tcPr>
+          <w:p>
+            <w:r>
+              <w:rPr>
+                <w:rFonts w:ascii="Calibri" w:hAnsi="Calibri"/>
+              </w:rPr>
+              <w:t>-1.0644361863442597</w:t>
+            </w:r>
+          </w:p>
+        </w:tc>
+        <w:tc>
+          <w:tcPr>
+            <w:tcW w:type="dxa" w:w="2160"/>
+          </w:tcPr>
+          <w:p>
+            <w:r>
+              <w:rPr>
+                <w:rFonts w:ascii="Calibri" w:hAnsi="Calibri"/>
+              </w:rPr>
+              <w:t>2.5475464</w:t>
             </w:r>
           </w:p>
         </w:tc>
@@ -931,7 +1760,7 @@
       <w:tr>
         <w:tc>
           <w:tcPr>
-            <w:tcW w:type="dxa" w:w="4320"/>
+            <w:tcW w:type="dxa" w:w="2160"/>
           </w:tcPr>
           <w:p>
             <w:r>
@@ -944,14 +1773,40 @@
         </w:tc>
         <w:tc>
           <w:tcPr>
-            <w:tcW w:type="dxa" w:w="4320"/>
-          </w:tcPr>
-          <w:p>
-            <w:r>
-              <w:rPr>
-                <w:rFonts w:ascii="Calibri" w:hAnsi="Calibri"/>
-              </w:rPr>
-              <w:t>2.1029663</w:t>
+            <w:tcW w:type="dxa" w:w="2160"/>
+          </w:tcPr>
+          <w:p>
+            <w:r>
+              <w:rPr>
+                <w:rFonts w:ascii="Calibri" w:hAnsi="Calibri"/>
+              </w:rPr>
+              <w:t>36.91756512872108</w:t>
+            </w:r>
+          </w:p>
+        </w:tc>
+        <w:tc>
+          <w:tcPr>
+            <w:tcW w:type="dxa" w:w="2160"/>
+          </w:tcPr>
+          <w:p>
+            <w:r>
+              <w:rPr>
+                <w:rFonts w:ascii="Calibri" w:hAnsi="Calibri"/>
+              </w:rPr>
+              <w:t>-1.0644361863442597</w:t>
+            </w:r>
+          </w:p>
+        </w:tc>
+        <w:tc>
+          <w:tcPr>
+            <w:tcW w:type="dxa" w:w="2160"/>
+          </w:tcPr>
+          <w:p>
+            <w:r>
+              <w:rPr>
+                <w:rFonts w:ascii="Calibri" w:hAnsi="Calibri"/>
+              </w:rPr>
+              <w:t>1.5259705</w:t>
             </w:r>
           </w:p>
         </w:tc>
@@ -959,7 +1814,7 @@
       <w:tr>
         <w:tc>
           <w:tcPr>
-            <w:tcW w:type="dxa" w:w="4320"/>
+            <w:tcW w:type="dxa" w:w="2160"/>
           </w:tcPr>
           <w:p>
             <w:r>
@@ -972,14 +1827,40 @@
         </w:tc>
         <w:tc>
           <w:tcPr>
-            <w:tcW w:type="dxa" w:w="4320"/>
-          </w:tcPr>
-          <w:p>
-            <w:r>
-              <w:rPr>
-                <w:rFonts w:ascii="Calibri" w:hAnsi="Calibri"/>
-              </w:rPr>
-              <w:t>1.3392944</w:t>
+            <w:tcW w:type="dxa" w:w="2160"/>
+          </w:tcPr>
+          <w:p>
+            <w:r>
+              <w:rPr>
+                <w:rFonts w:ascii="Calibri" w:hAnsi="Calibri"/>
+              </w:rPr>
+              <w:t>36.91756512872108</w:t>
+            </w:r>
+          </w:p>
+        </w:tc>
+        <w:tc>
+          <w:tcPr>
+            <w:tcW w:type="dxa" w:w="2160"/>
+          </w:tcPr>
+          <w:p>
+            <w:r>
+              <w:rPr>
+                <w:rFonts w:ascii="Calibri" w:hAnsi="Calibri"/>
+              </w:rPr>
+              <w:t>-1.0644361863442597</w:t>
+            </w:r>
+          </w:p>
+        </w:tc>
+        <w:tc>
+          <w:tcPr>
+            <w:tcW w:type="dxa" w:w="2160"/>
+          </w:tcPr>
+          <w:p>
+            <w:r>
+              <w:rPr>
+                <w:rFonts w:ascii="Calibri" w:hAnsi="Calibri"/>
+              </w:rPr>
+              <w:t>0.3215027</w:t>
             </w:r>
           </w:p>
         </w:tc>
@@ -987,7 +1868,7 @@
       <w:tr>
         <w:tc>
           <w:tcPr>
-            <w:tcW w:type="dxa" w:w="4320"/>
+            <w:tcW w:type="dxa" w:w="2160"/>
           </w:tcPr>
           <w:p>
             <w:r>
@@ -1000,14 +1881,40 @@
         </w:tc>
         <w:tc>
           <w:tcPr>
-            <w:tcW w:type="dxa" w:w="4320"/>
-          </w:tcPr>
-          <w:p>
-            <w:r>
-              <w:rPr>
-                <w:rFonts w:ascii="Calibri" w:hAnsi="Calibri"/>
-              </w:rPr>
-              <w:t>-0.26794434</w:t>
+            <w:tcW w:type="dxa" w:w="2160"/>
+          </w:tcPr>
+          <w:p>
+            <w:r>
+              <w:rPr>
+                <w:rFonts w:ascii="Calibri" w:hAnsi="Calibri"/>
+              </w:rPr>
+              <w:t>36.91756512872108</w:t>
+            </w:r>
+          </w:p>
+        </w:tc>
+        <w:tc>
+          <w:tcPr>
+            <w:tcW w:type="dxa" w:w="2160"/>
+          </w:tcPr>
+          <w:p>
+            <w:r>
+              <w:rPr>
+                <w:rFonts w:ascii="Calibri" w:hAnsi="Calibri"/>
+              </w:rPr>
+              <w:t>-1.0644361863442597</w:t>
+            </w:r>
+          </w:p>
+        </w:tc>
+        <w:tc>
+          <w:tcPr>
+            <w:tcW w:type="dxa" w:w="2160"/>
+          </w:tcPr>
+          <w:p>
+            <w:r>
+              <w:rPr>
+                <w:rFonts w:ascii="Calibri" w:hAnsi="Calibri"/>
+              </w:rPr>
+              <w:t>-1.8200989</w:t>
             </w:r>
           </w:p>
         </w:tc>
@@ -1015,7 +1922,7 @@
       <w:tr>
         <w:tc>
           <w:tcPr>
-            <w:tcW w:type="dxa" w:w="4320"/>
+            <w:tcW w:type="dxa" w:w="2160"/>
           </w:tcPr>
           <w:p>
             <w:r>
@@ -1028,14 +1935,40 @@
         </w:tc>
         <w:tc>
           <w:tcPr>
-            <w:tcW w:type="dxa" w:w="4320"/>
-          </w:tcPr>
-          <w:p>
-            <w:r>
-              <w:rPr>
-                <w:rFonts w:ascii="Calibri" w:hAnsi="Calibri"/>
-              </w:rPr>
-              <w:t>-2.3234863</w:t>
+            <w:tcW w:type="dxa" w:w="2160"/>
+          </w:tcPr>
+          <w:p>
+            <w:r>
+              <w:rPr>
+                <w:rFonts w:ascii="Calibri" w:hAnsi="Calibri"/>
+              </w:rPr>
+              <w:t>36.91756512872108</w:t>
+            </w:r>
+          </w:p>
+        </w:tc>
+        <w:tc>
+          <w:tcPr>
+            <w:tcW w:type="dxa" w:w="2160"/>
+          </w:tcPr>
+          <w:p>
+            <w:r>
+              <w:rPr>
+                <w:rFonts w:ascii="Calibri" w:hAnsi="Calibri"/>
+              </w:rPr>
+              <w:t>-1.0644361863442597</w:t>
+            </w:r>
+          </w:p>
+        </w:tc>
+        <w:tc>
+          <w:tcPr>
+            <w:tcW w:type="dxa" w:w="2160"/>
+          </w:tcPr>
+          <w:p>
+            <w:r>
+              <w:rPr>
+                <w:rFonts w:ascii="Calibri" w:hAnsi="Calibri"/>
+              </w:rPr>
+              <w:t>-6.0381165</w:t>
             </w:r>
           </w:p>
         </w:tc>
@@ -1043,7 +1976,7 @@
       <w:tr>
         <w:tc>
           <w:tcPr>
-            <w:tcW w:type="dxa" w:w="4320"/>
+            <w:tcW w:type="dxa" w:w="2160"/>
           </w:tcPr>
           <w:p>
             <w:r>
@@ -1056,14 +1989,40 @@
         </w:tc>
         <w:tc>
           <w:tcPr>
-            <w:tcW w:type="dxa" w:w="4320"/>
-          </w:tcPr>
-          <w:p>
-            <w:r>
-              <w:rPr>
-                <w:rFonts w:ascii="Calibri" w:hAnsi="Calibri"/>
-              </w:rPr>
-              <w:t>-3.52063</w:t>
+            <w:tcW w:type="dxa" w:w="2160"/>
+          </w:tcPr>
+          <w:p>
+            <w:r>
+              <w:rPr>
+                <w:rFonts w:ascii="Calibri" w:hAnsi="Calibri"/>
+              </w:rPr>
+              <w:t>36.91756512872108</w:t>
+            </w:r>
+          </w:p>
+        </w:tc>
+        <w:tc>
+          <w:tcPr>
+            <w:tcW w:type="dxa" w:w="2160"/>
+          </w:tcPr>
+          <w:p>
+            <w:r>
+              <w:rPr>
+                <w:rFonts w:ascii="Calibri" w:hAnsi="Calibri"/>
+              </w:rPr>
+              <w:t>-1.0644361863442597</w:t>
+            </w:r>
+          </w:p>
+        </w:tc>
+        <w:tc>
+          <w:tcPr>
+            <w:tcW w:type="dxa" w:w="2160"/>
+          </w:tcPr>
+          <w:p>
+            <w:r>
+              <w:rPr>
+                <w:rFonts w:ascii="Calibri" w:hAnsi="Calibri"/>
+              </w:rPr>
+              <w:t>-6.91333</w:t>
             </w:r>
           </w:p>
         </w:tc>
@@ -1071,7 +2030,7 @@
       <w:tr>
         <w:tc>
           <w:tcPr>
-            <w:tcW w:type="dxa" w:w="4320"/>
+            <w:tcW w:type="dxa" w:w="2160"/>
           </w:tcPr>
           <w:p>
             <w:r>
@@ -1084,14 +2043,40 @@
         </w:tc>
         <w:tc>
           <w:tcPr>
-            <w:tcW w:type="dxa" w:w="4320"/>
-          </w:tcPr>
-          <w:p>
-            <w:r>
-              <w:rPr>
-                <w:rFonts w:ascii="Calibri" w:hAnsi="Calibri"/>
-              </w:rPr>
-              <w:t>-3.6307678</w:t>
+            <w:tcW w:type="dxa" w:w="2160"/>
+          </w:tcPr>
+          <w:p>
+            <w:r>
+              <w:rPr>
+                <w:rFonts w:ascii="Calibri" w:hAnsi="Calibri"/>
+              </w:rPr>
+              <w:t>36.91756512872108</w:t>
+            </w:r>
+          </w:p>
+        </w:tc>
+        <w:tc>
+          <w:tcPr>
+            <w:tcW w:type="dxa" w:w="2160"/>
+          </w:tcPr>
+          <w:p>
+            <w:r>
+              <w:rPr>
+                <w:rFonts w:ascii="Calibri" w:hAnsi="Calibri"/>
+              </w:rPr>
+              <w:t>-1.0644361863442597</w:t>
+            </w:r>
+          </w:p>
+        </w:tc>
+        <w:tc>
+          <w:tcPr>
+            <w:tcW w:type="dxa" w:w="2160"/>
+          </w:tcPr>
+          <w:p>
+            <w:r>
+              <w:rPr>
+                <w:rFonts w:ascii="Calibri" w:hAnsi="Calibri"/>
+              </w:rPr>
+              <w:t>-6.328766</w:t>
             </w:r>
           </w:p>
         </w:tc>
@@ -1099,7 +2084,7 @@
       <w:tr>
         <w:tc>
           <w:tcPr>
-            <w:tcW w:type="dxa" w:w="4320"/>
+            <w:tcW w:type="dxa" w:w="2160"/>
           </w:tcPr>
           <w:p>
             <w:r>
@@ -1112,14 +2097,40 @@
         </w:tc>
         <w:tc>
           <w:tcPr>
-            <w:tcW w:type="dxa" w:w="4320"/>
-          </w:tcPr>
-          <w:p>
-            <w:r>
-              <w:rPr>
-                <w:rFonts w:ascii="Calibri" w:hAnsi="Calibri"/>
-              </w:rPr>
-              <w:t>-2.9499207</w:t>
+            <w:tcW w:type="dxa" w:w="2160"/>
+          </w:tcPr>
+          <w:p>
+            <w:r>
+              <w:rPr>
+                <w:rFonts w:ascii="Calibri" w:hAnsi="Calibri"/>
+              </w:rPr>
+              <w:t>36.91756512872108</w:t>
+            </w:r>
+          </w:p>
+        </w:tc>
+        <w:tc>
+          <w:tcPr>
+            <w:tcW w:type="dxa" w:w="2160"/>
+          </w:tcPr>
+          <w:p>
+            <w:r>
+              <w:rPr>
+                <w:rFonts w:ascii="Calibri" w:hAnsi="Calibri"/>
+              </w:rPr>
+              <w:t>-1.0644361863442597</w:t>
+            </w:r>
+          </w:p>
+        </w:tc>
+        <w:tc>
+          <w:tcPr>
+            <w:tcW w:type="dxa" w:w="2160"/>
+          </w:tcPr>
+          <w:p>
+            <w:r>
+              <w:rPr>
+                <w:rFonts w:ascii="Calibri" w:hAnsi="Calibri"/>
+              </w:rPr>
+              <w:t>-2.8536377</w:t>
             </w:r>
           </w:p>
         </w:tc>
@@ -1127,7 +2138,7 @@
       <w:tr>
         <w:tc>
           <w:tcPr>
-            <w:tcW w:type="dxa" w:w="4320"/>
+            <w:tcW w:type="dxa" w:w="2160"/>
           </w:tcPr>
           <w:p>
             <w:r>
@@ -1140,14 +2151,40 @@
         </w:tc>
         <w:tc>
           <w:tcPr>
-            <w:tcW w:type="dxa" w:w="4320"/>
-          </w:tcPr>
-          <w:p>
-            <w:r>
-              <w:rPr>
-                <w:rFonts w:ascii="Calibri" w:hAnsi="Calibri"/>
-              </w:rPr>
-              <w:t>-3.3542786</w:t>
+            <w:tcW w:type="dxa" w:w="2160"/>
+          </w:tcPr>
+          <w:p>
+            <w:r>
+              <w:rPr>
+                <w:rFonts w:ascii="Calibri" w:hAnsi="Calibri"/>
+              </w:rPr>
+              <w:t>36.91756512872108</w:t>
+            </w:r>
+          </w:p>
+        </w:tc>
+        <w:tc>
+          <w:tcPr>
+            <w:tcW w:type="dxa" w:w="2160"/>
+          </w:tcPr>
+          <w:p>
+            <w:r>
+              <w:rPr>
+                <w:rFonts w:ascii="Calibri" w:hAnsi="Calibri"/>
+              </w:rPr>
+              <w:t>-1.0644361863442597</w:t>
+            </w:r>
+          </w:p>
+        </w:tc>
+        <w:tc>
+          <w:tcPr>
+            <w:tcW w:type="dxa" w:w="2160"/>
+          </w:tcPr>
+          <w:p>
+            <w:r>
+              <w:rPr>
+                <w:rFonts w:ascii="Calibri" w:hAnsi="Calibri"/>
+              </w:rPr>
+              <w:t>-2.927765</w:t>
             </w:r>
           </w:p>
         </w:tc>
@@ -1155,7 +2192,7 @@
       <w:tr>
         <w:tc>
           <w:tcPr>
-            <w:tcW w:type="dxa" w:w="4320"/>
+            <w:tcW w:type="dxa" w:w="2160"/>
           </w:tcPr>
           <w:p>
             <w:r>
@@ -1168,14 +2205,40 @@
         </w:tc>
         <w:tc>
           <w:tcPr>
-            <w:tcW w:type="dxa" w:w="4320"/>
-          </w:tcPr>
-          <w:p>
-            <w:r>
-              <w:rPr>
-                <w:rFonts w:ascii="Calibri" w:hAnsi="Calibri"/>
-              </w:rPr>
-              <w:t>-3.3404236</w:t>
+            <w:tcW w:type="dxa" w:w="2160"/>
+          </w:tcPr>
+          <w:p>
+            <w:r>
+              <w:rPr>
+                <w:rFonts w:ascii="Calibri" w:hAnsi="Calibri"/>
+              </w:rPr>
+              <w:t>36.91756512872108</w:t>
+            </w:r>
+          </w:p>
+        </w:tc>
+        <w:tc>
+          <w:tcPr>
+            <w:tcW w:type="dxa" w:w="2160"/>
+          </w:tcPr>
+          <w:p>
+            <w:r>
+              <w:rPr>
+                <w:rFonts w:ascii="Calibri" w:hAnsi="Calibri"/>
+              </w:rPr>
+              <w:t>-1.0644361863442597</w:t>
+            </w:r>
+          </w:p>
+        </w:tc>
+        <w:tc>
+          <w:tcPr>
+            <w:tcW w:type="dxa" w:w="2160"/>
+          </w:tcPr>
+          <w:p>
+            <w:r>
+              <w:rPr>
+                <w:rFonts w:ascii="Calibri" w:hAnsi="Calibri"/>
+              </w:rPr>
+              <w:t>-2.69458</w:t>
             </w:r>
           </w:p>
         </w:tc>
@@ -1183,7 +2246,7 @@
       <w:tr>
         <w:tc>
           <w:tcPr>
-            <w:tcW w:type="dxa" w:w="4320"/>
+            <w:tcW w:type="dxa" w:w="2160"/>
           </w:tcPr>
           <w:p>
             <w:r>
@@ -1196,14 +2259,40 @@
         </w:tc>
         <w:tc>
           <w:tcPr>
-            <w:tcW w:type="dxa" w:w="4320"/>
-          </w:tcPr>
-          <w:p>
-            <w:r>
-              <w:rPr>
-                <w:rFonts w:ascii="Calibri" w:hAnsi="Calibri"/>
-              </w:rPr>
-              <w:t>-2.542633</w:t>
+            <w:tcW w:type="dxa" w:w="2160"/>
+          </w:tcPr>
+          <w:p>
+            <w:r>
+              <w:rPr>
+                <w:rFonts w:ascii="Calibri" w:hAnsi="Calibri"/>
+              </w:rPr>
+              <w:t>36.91756512872108</w:t>
+            </w:r>
+          </w:p>
+        </w:tc>
+        <w:tc>
+          <w:tcPr>
+            <w:tcW w:type="dxa" w:w="2160"/>
+          </w:tcPr>
+          <w:p>
+            <w:r>
+              <w:rPr>
+                <w:rFonts w:ascii="Calibri" w:hAnsi="Calibri"/>
+              </w:rPr>
+              <w:t>-1.0644361863442597</w:t>
+            </w:r>
+          </w:p>
+        </w:tc>
+        <w:tc>
+          <w:tcPr>
+            <w:tcW w:type="dxa" w:w="2160"/>
+          </w:tcPr>
+          <w:p>
+            <w:r>
+              <w:rPr>
+                <w:rFonts w:ascii="Calibri" w:hAnsi="Calibri"/>
+              </w:rPr>
+              <w:t>-2.4400024</w:t>
             </w:r>
           </w:p>
         </w:tc>
@@ -1211,7 +2300,7 @@
       <w:tr>
         <w:tc>
           <w:tcPr>
-            <w:tcW w:type="dxa" w:w="4320"/>
+            <w:tcW w:type="dxa" w:w="2160"/>
           </w:tcPr>
           <w:p>
             <w:r>
@@ -1224,14 +2313,40 @@
         </w:tc>
         <w:tc>
           <w:tcPr>
-            <w:tcW w:type="dxa" w:w="4320"/>
-          </w:tcPr>
-          <w:p>
-            <w:r>
-              <w:rPr>
-                <w:rFonts w:ascii="Calibri" w:hAnsi="Calibri"/>
-              </w:rPr>
-              <w:t>-1.3841248</w:t>
+            <w:tcW w:type="dxa" w:w="2160"/>
+          </w:tcPr>
+          <w:p>
+            <w:r>
+              <w:rPr>
+                <w:rFonts w:ascii="Calibri" w:hAnsi="Calibri"/>
+              </w:rPr>
+              <w:t>36.91756512872108</w:t>
+            </w:r>
+          </w:p>
+        </w:tc>
+        <w:tc>
+          <w:tcPr>
+            <w:tcW w:type="dxa" w:w="2160"/>
+          </w:tcPr>
+          <w:p>
+            <w:r>
+              <w:rPr>
+                <w:rFonts w:ascii="Calibri" w:hAnsi="Calibri"/>
+              </w:rPr>
+              <w:t>-1.0644361863442597</w:t>
+            </w:r>
+          </w:p>
+        </w:tc>
+        <w:tc>
+          <w:tcPr>
+            <w:tcW w:type="dxa" w:w="2160"/>
+          </w:tcPr>
+          <w:p>
+            <w:r>
+              <w:rPr>
+                <w:rFonts w:ascii="Calibri" w:hAnsi="Calibri"/>
+              </w:rPr>
+              <w:t>-1.8734741</w:t>
             </w:r>
           </w:p>
         </w:tc>
@@ -1239,7 +2354,7 @@
       <w:tr>
         <w:tc>
           <w:tcPr>
-            <w:tcW w:type="dxa" w:w="4320"/>
+            <w:tcW w:type="dxa" w:w="2160"/>
           </w:tcPr>
           <w:p>
             <w:r>
@@ -1252,14 +2367,40 @@
         </w:tc>
         <w:tc>
           <w:tcPr>
-            <w:tcW w:type="dxa" w:w="4320"/>
-          </w:tcPr>
-          <w:p>
-            <w:r>
-              <w:rPr>
-                <w:rFonts w:ascii="Calibri" w:hAnsi="Calibri"/>
-              </w:rPr>
-              <w:t>-0.6476135</w:t>
+            <w:tcW w:type="dxa" w:w="2160"/>
+          </w:tcPr>
+          <w:p>
+            <w:r>
+              <w:rPr>
+                <w:rFonts w:ascii="Calibri" w:hAnsi="Calibri"/>
+              </w:rPr>
+              <w:t>36.91756512872108</w:t>
+            </w:r>
+          </w:p>
+        </w:tc>
+        <w:tc>
+          <w:tcPr>
+            <w:tcW w:type="dxa" w:w="2160"/>
+          </w:tcPr>
+          <w:p>
+            <w:r>
+              <w:rPr>
+                <w:rFonts w:ascii="Calibri" w:hAnsi="Calibri"/>
+              </w:rPr>
+              <w:t>-1.0644361863442597</w:t>
+            </w:r>
+          </w:p>
+        </w:tc>
+        <w:tc>
+          <w:tcPr>
+            <w:tcW w:type="dxa" w:w="2160"/>
+          </w:tcPr>
+          <w:p>
+            <w:r>
+              <w:rPr>
+                <w:rFonts w:ascii="Calibri" w:hAnsi="Calibri"/>
+              </w:rPr>
+              <w:t>-1.6826782</w:t>
             </w:r>
           </w:p>
         </w:tc>
@@ -1267,7 +2408,7 @@
       <w:tr>
         <w:tc>
           <w:tcPr>
-            <w:tcW w:type="dxa" w:w="4320"/>
+            <w:tcW w:type="dxa" w:w="2160"/>
           </w:tcPr>
           <w:p>
             <w:r>
@@ -1280,14 +2421,40 @@
         </w:tc>
         <w:tc>
           <w:tcPr>
-            <w:tcW w:type="dxa" w:w="4320"/>
-          </w:tcPr>
-          <w:p>
-            <w:r>
-              <w:rPr>
-                <w:rFonts w:ascii="Calibri" w:hAnsi="Calibri"/>
-              </w:rPr>
-              <w:t>-1.7875977</w:t>
+            <w:tcW w:type="dxa" w:w="2160"/>
+          </w:tcPr>
+          <w:p>
+            <w:r>
+              <w:rPr>
+                <w:rFonts w:ascii="Calibri" w:hAnsi="Calibri"/>
+              </w:rPr>
+              <w:t>36.91756512872108</w:t>
+            </w:r>
+          </w:p>
+        </w:tc>
+        <w:tc>
+          <w:tcPr>
+            <w:tcW w:type="dxa" w:w="2160"/>
+          </w:tcPr>
+          <w:p>
+            <w:r>
+              <w:rPr>
+                <w:rFonts w:ascii="Calibri" w:hAnsi="Calibri"/>
+              </w:rPr>
+              <w:t>-1.0644361863442597</w:t>
+            </w:r>
+          </w:p>
+        </w:tc>
+        <w:tc>
+          <w:tcPr>
+            <w:tcW w:type="dxa" w:w="2160"/>
+          </w:tcPr>
+          <w:p>
+            <w:r>
+              <w:rPr>
+                <w:rFonts w:ascii="Calibri" w:hAnsi="Calibri"/>
+              </w:rPr>
+              <w:t>-2.2664795</w:t>
             </w:r>
           </w:p>
         </w:tc>
@@ -1295,7 +2462,7 @@
       <w:tr>
         <w:tc>
           <w:tcPr>
-            <w:tcW w:type="dxa" w:w="4320"/>
+            <w:tcW w:type="dxa" w:w="2160"/>
           </w:tcPr>
           <w:p>
             <w:r>
@@ -1308,14 +2475,40 @@
         </w:tc>
         <w:tc>
           <w:tcPr>
-            <w:tcW w:type="dxa" w:w="4320"/>
-          </w:tcPr>
-          <w:p>
-            <w:r>
-              <w:rPr>
-                <w:rFonts w:ascii="Calibri" w:hAnsi="Calibri"/>
-              </w:rPr>
-              <w:t>-2.4434814</w:t>
+            <w:tcW w:type="dxa" w:w="2160"/>
+          </w:tcPr>
+          <w:p>
+            <w:r>
+              <w:rPr>
+                <w:rFonts w:ascii="Calibri" w:hAnsi="Calibri"/>
+              </w:rPr>
+              <w:t>36.91756512872108</w:t>
+            </w:r>
+          </w:p>
+        </w:tc>
+        <w:tc>
+          <w:tcPr>
+            <w:tcW w:type="dxa" w:w="2160"/>
+          </w:tcPr>
+          <w:p>
+            <w:r>
+              <w:rPr>
+                <w:rFonts w:ascii="Calibri" w:hAnsi="Calibri"/>
+              </w:rPr>
+              <w:t>-1.0644361863442597</w:t>
+            </w:r>
+          </w:p>
+        </w:tc>
+        <w:tc>
+          <w:tcPr>
+            <w:tcW w:type="dxa" w:w="2160"/>
+          </w:tcPr>
+          <w:p>
+            <w:r>
+              <w:rPr>
+                <w:rFonts w:ascii="Calibri" w:hAnsi="Calibri"/>
+              </w:rPr>
+              <w:t>-1.6953735</w:t>
             </w:r>
           </w:p>
         </w:tc>
@@ -1323,7 +2516,7 @@
       <w:tr>
         <w:tc>
           <w:tcPr>
-            <w:tcW w:type="dxa" w:w="4320"/>
+            <w:tcW w:type="dxa" w:w="2160"/>
           </w:tcPr>
           <w:p>
             <w:r>
@@ -1336,14 +2529,40 @@
         </w:tc>
         <w:tc>
           <w:tcPr>
-            <w:tcW w:type="dxa" w:w="4320"/>
-          </w:tcPr>
-          <w:p>
-            <w:r>
-              <w:rPr>
-                <w:rFonts w:ascii="Calibri" w:hAnsi="Calibri"/>
-              </w:rPr>
-              <w:t>-2.8603516</w:t>
+            <w:tcW w:type="dxa" w:w="2160"/>
+          </w:tcPr>
+          <w:p>
+            <w:r>
+              <w:rPr>
+                <w:rFonts w:ascii="Calibri" w:hAnsi="Calibri"/>
+              </w:rPr>
+              <w:t>36.91756512872108</w:t>
+            </w:r>
+          </w:p>
+        </w:tc>
+        <w:tc>
+          <w:tcPr>
+            <w:tcW w:type="dxa" w:w="2160"/>
+          </w:tcPr>
+          <w:p>
+            <w:r>
+              <w:rPr>
+                <w:rFonts w:ascii="Calibri" w:hAnsi="Calibri"/>
+              </w:rPr>
+              <w:t>-1.0644361863442597</w:t>
+            </w:r>
+          </w:p>
+        </w:tc>
+        <w:tc>
+          <w:tcPr>
+            <w:tcW w:type="dxa" w:w="2160"/>
+          </w:tcPr>
+          <w:p>
+            <w:r>
+              <w:rPr>
+                <w:rFonts w:ascii="Calibri" w:hAnsi="Calibri"/>
+              </w:rPr>
+              <w:t>-1.9430847</w:t>
             </w:r>
           </w:p>
         </w:tc>
@@ -1351,7 +2570,7 @@
       <w:tr>
         <w:tc>
           <w:tcPr>
-            <w:tcW w:type="dxa" w:w="4320"/>
+            <w:tcW w:type="dxa" w:w="2160"/>
           </w:tcPr>
           <w:p>
             <w:r>
@@ -1364,14 +2583,40 @@
         </w:tc>
         <w:tc>
           <w:tcPr>
-            <w:tcW w:type="dxa" w:w="4320"/>
-          </w:tcPr>
-          <w:p>
-            <w:r>
-              <w:rPr>
-                <w:rFonts w:ascii="Calibri" w:hAnsi="Calibri"/>
-              </w:rPr>
-              <w:t>-1.6043701</w:t>
+            <w:tcW w:type="dxa" w:w="2160"/>
+          </w:tcPr>
+          <w:p>
+            <w:r>
+              <w:rPr>
+                <w:rFonts w:ascii="Calibri" w:hAnsi="Calibri"/>
+              </w:rPr>
+              <w:t>36.91756512872108</w:t>
+            </w:r>
+          </w:p>
+        </w:tc>
+        <w:tc>
+          <w:tcPr>
+            <w:tcW w:type="dxa" w:w="2160"/>
+          </w:tcPr>
+          <w:p>
+            <w:r>
+              <w:rPr>
+                <w:rFonts w:ascii="Calibri" w:hAnsi="Calibri"/>
+              </w:rPr>
+              <w:t>-1.0644361863442597</w:t>
+            </w:r>
+          </w:p>
+        </w:tc>
+        <w:tc>
+          <w:tcPr>
+            <w:tcW w:type="dxa" w:w="2160"/>
+          </w:tcPr>
+          <w:p>
+            <w:r>
+              <w:rPr>
+                <w:rFonts w:ascii="Calibri" w:hAnsi="Calibri"/>
+              </w:rPr>
+              <w:t>-0.8718262</w:t>
             </w:r>
           </w:p>
         </w:tc>
@@ -1379,7 +2624,7 @@
       <w:tr>
         <w:tc>
           <w:tcPr>
-            <w:tcW w:type="dxa" w:w="4320"/>
+            <w:tcW w:type="dxa" w:w="2160"/>
           </w:tcPr>
           <w:p>
             <w:r>
@@ -1392,14 +2637,40 @@
         </w:tc>
         <w:tc>
           <w:tcPr>
-            <w:tcW w:type="dxa" w:w="4320"/>
-          </w:tcPr>
-          <w:p>
-            <w:r>
-              <w:rPr>
-                <w:rFonts w:ascii="Calibri" w:hAnsi="Calibri"/>
-              </w:rPr>
-              <w:t>0.8451233</w:t>
+            <w:tcW w:type="dxa" w:w="2160"/>
+          </w:tcPr>
+          <w:p>
+            <w:r>
+              <w:rPr>
+                <w:rFonts w:ascii="Calibri" w:hAnsi="Calibri"/>
+              </w:rPr>
+              <w:t>36.91756512872108</w:t>
+            </w:r>
+          </w:p>
+        </w:tc>
+        <w:tc>
+          <w:tcPr>
+            <w:tcW w:type="dxa" w:w="2160"/>
+          </w:tcPr>
+          <w:p>
+            <w:r>
+              <w:rPr>
+                <w:rFonts w:ascii="Calibri" w:hAnsi="Calibri"/>
+              </w:rPr>
+              <w:t>-1.0644361863442597</w:t>
+            </w:r>
+          </w:p>
+        </w:tc>
+        <w:tc>
+          <w:tcPr>
+            <w:tcW w:type="dxa" w:w="2160"/>
+          </w:tcPr>
+          <w:p>
+            <w:r>
+              <w:rPr>
+                <w:rFonts w:ascii="Calibri" w:hAnsi="Calibri"/>
+              </w:rPr>
+              <w:t>5.6057434</w:t>
             </w:r>
           </w:p>
         </w:tc>
@@ -1407,7 +2678,7 @@
       <w:tr>
         <w:tc>
           <w:tcPr>
-            <w:tcW w:type="dxa" w:w="4320"/>
+            <w:tcW w:type="dxa" w:w="2160"/>
           </w:tcPr>
           <w:p>
             <w:r>
@@ -1420,14 +2691,40 @@
         </w:tc>
         <w:tc>
           <w:tcPr>
-            <w:tcW w:type="dxa" w:w="4320"/>
-          </w:tcPr>
-          <w:p>
-            <w:r>
-              <w:rPr>
-                <w:rFonts w:ascii="Calibri" w:hAnsi="Calibri"/>
-              </w:rPr>
-              <w:t>3.479187</w:t>
+            <w:tcW w:type="dxa" w:w="2160"/>
+          </w:tcPr>
+          <w:p>
+            <w:r>
+              <w:rPr>
+                <w:rFonts w:ascii="Calibri" w:hAnsi="Calibri"/>
+              </w:rPr>
+              <w:t>36.91756512872108</w:t>
+            </w:r>
+          </w:p>
+        </w:tc>
+        <w:tc>
+          <w:tcPr>
+            <w:tcW w:type="dxa" w:w="2160"/>
+          </w:tcPr>
+          <w:p>
+            <w:r>
+              <w:rPr>
+                <w:rFonts w:ascii="Calibri" w:hAnsi="Calibri"/>
+              </w:rPr>
+              <w:t>-1.0644361863442597</w:t>
+            </w:r>
+          </w:p>
+        </w:tc>
+        <w:tc>
+          <w:tcPr>
+            <w:tcW w:type="dxa" w:w="2160"/>
+          </w:tcPr>
+          <w:p>
+            <w:r>
+              <w:rPr>
+                <w:rFonts w:ascii="Calibri" w:hAnsi="Calibri"/>
+              </w:rPr>
+              <w:t>8.72522</w:t>
             </w:r>
           </w:p>
         </w:tc>
@@ -1435,7 +2732,7 @@
       <w:tr>
         <w:tc>
           <w:tcPr>
-            <w:tcW w:type="dxa" w:w="4320"/>
+            <w:tcW w:type="dxa" w:w="2160"/>
           </w:tcPr>
           <w:p>
             <w:r>
@@ -1448,14 +2745,40 @@
         </w:tc>
         <w:tc>
           <w:tcPr>
-            <w:tcW w:type="dxa" w:w="4320"/>
-          </w:tcPr>
-          <w:p>
-            <w:r>
-              <w:rPr>
-                <w:rFonts w:ascii="Calibri" w:hAnsi="Calibri"/>
-              </w:rPr>
-              <w:t>5.3216553</w:t>
+            <w:tcW w:type="dxa" w:w="2160"/>
+          </w:tcPr>
+          <w:p>
+            <w:r>
+              <w:rPr>
+                <w:rFonts w:ascii="Calibri" w:hAnsi="Calibri"/>
+              </w:rPr>
+              <w:t>36.91756512872108</w:t>
+            </w:r>
+          </w:p>
+        </w:tc>
+        <w:tc>
+          <w:tcPr>
+            <w:tcW w:type="dxa" w:w="2160"/>
+          </w:tcPr>
+          <w:p>
+            <w:r>
+              <w:rPr>
+                <w:rFonts w:ascii="Calibri" w:hAnsi="Calibri"/>
+              </w:rPr>
+              <w:t>-1.0644361863442597</w:t>
+            </w:r>
+          </w:p>
+        </w:tc>
+        <w:tc>
+          <w:tcPr>
+            <w:tcW w:type="dxa" w:w="2160"/>
+          </w:tcPr>
+          <w:p>
+            <w:r>
+              <w:rPr>
+                <w:rFonts w:ascii="Calibri" w:hAnsi="Calibri"/>
+              </w:rPr>
+              <w:t>10.248047</w:t>
             </w:r>
           </w:p>
         </w:tc>
@@ -1463,7 +2786,7 @@
       <w:tr>
         <w:tc>
           <w:tcPr>
-            <w:tcW w:type="dxa" w:w="4320"/>
+            <w:tcW w:type="dxa" w:w="2160"/>
           </w:tcPr>
           <w:p>
             <w:r>
@@ -1476,14 +2799,40 @@
         </w:tc>
         <w:tc>
           <w:tcPr>
-            <w:tcW w:type="dxa" w:w="4320"/>
-          </w:tcPr>
-          <w:p>
-            <w:r>
-              <w:rPr>
-                <w:rFonts w:ascii="Calibri" w:hAnsi="Calibri"/>
-              </w:rPr>
-              <w:t>5.441498</w:t>
+            <w:tcW w:type="dxa" w:w="2160"/>
+          </w:tcPr>
+          <w:p>
+            <w:r>
+              <w:rPr>
+                <w:rFonts w:ascii="Calibri" w:hAnsi="Calibri"/>
+              </w:rPr>
+              <w:t>36.91756512872108</w:t>
+            </w:r>
+          </w:p>
+        </w:tc>
+        <w:tc>
+          <w:tcPr>
+            <w:tcW w:type="dxa" w:w="2160"/>
+          </w:tcPr>
+          <w:p>
+            <w:r>
+              <w:rPr>
+                <w:rFonts w:ascii="Calibri" w:hAnsi="Calibri"/>
+              </w:rPr>
+              <w:t>-1.0644361863442597</w:t>
+            </w:r>
+          </w:p>
+        </w:tc>
+        <w:tc>
+          <w:tcPr>
+            <w:tcW w:type="dxa" w:w="2160"/>
+          </w:tcPr>
+          <w:p>
+            <w:r>
+              <w:rPr>
+                <w:rFonts w:ascii="Calibri" w:hAnsi="Calibri"/>
+              </w:rPr>
+              <w:t>5.1523743</w:t>
             </w:r>
           </w:p>
         </w:tc>
@@ -1491,7 +2840,7 @@
       <w:tr>
         <w:tc>
           <w:tcPr>
-            <w:tcW w:type="dxa" w:w="4320"/>
+            <w:tcW w:type="dxa" w:w="2160"/>
           </w:tcPr>
           <w:p>
             <w:r>
@@ -1504,14 +2853,40 @@
         </w:tc>
         <w:tc>
           <w:tcPr>
-            <w:tcW w:type="dxa" w:w="4320"/>
-          </w:tcPr>
-          <w:p>
-            <w:r>
-              <w:rPr>
-                <w:rFonts w:ascii="Calibri" w:hAnsi="Calibri"/>
-              </w:rPr>
-              <w:t>5.0298157</w:t>
+            <w:tcW w:type="dxa" w:w="2160"/>
+          </w:tcPr>
+          <w:p>
+            <w:r>
+              <w:rPr>
+                <w:rFonts w:ascii="Calibri" w:hAnsi="Calibri"/>
+              </w:rPr>
+              <w:t>36.91756512872108</w:t>
+            </w:r>
+          </w:p>
+        </w:tc>
+        <w:tc>
+          <w:tcPr>
+            <w:tcW w:type="dxa" w:w="2160"/>
+          </w:tcPr>
+          <w:p>
+            <w:r>
+              <w:rPr>
+                <w:rFonts w:ascii="Calibri" w:hAnsi="Calibri"/>
+              </w:rPr>
+              <w:t>-1.0644361863442597</w:t>
+            </w:r>
+          </w:p>
+        </w:tc>
+        <w:tc>
+          <w:tcPr>
+            <w:tcW w:type="dxa" w:w="2160"/>
+          </w:tcPr>
+          <w:p>
+            <w:r>
+              <w:rPr>
+                <w:rFonts w:ascii="Calibri" w:hAnsi="Calibri"/>
+              </w:rPr>
+              <w:t>4.0917664</w:t>
             </w:r>
           </w:p>
         </w:tc>
@@ -1519,7 +2894,7 @@
       <w:tr>
         <w:tc>
           <w:tcPr>
-            <w:tcW w:type="dxa" w:w="4320"/>
+            <w:tcW w:type="dxa" w:w="2160"/>
           </w:tcPr>
           <w:p>
             <w:r>
@@ -1532,14 +2907,40 @@
         </w:tc>
         <w:tc>
           <w:tcPr>
-            <w:tcW w:type="dxa" w:w="4320"/>
-          </w:tcPr>
-          <w:p>
-            <w:r>
-              <w:rPr>
-                <w:rFonts w:ascii="Calibri" w:hAnsi="Calibri"/>
-              </w:rPr>
-              <w:t>4.4765015</w:t>
+            <w:tcW w:type="dxa" w:w="2160"/>
+          </w:tcPr>
+          <w:p>
+            <w:r>
+              <w:rPr>
+                <w:rFonts w:ascii="Calibri" w:hAnsi="Calibri"/>
+              </w:rPr>
+              <w:t>36.91756512872108</w:t>
+            </w:r>
+          </w:p>
+        </w:tc>
+        <w:tc>
+          <w:tcPr>
+            <w:tcW w:type="dxa" w:w="2160"/>
+          </w:tcPr>
+          <w:p>
+            <w:r>
+              <w:rPr>
+                <w:rFonts w:ascii="Calibri" w:hAnsi="Calibri"/>
+              </w:rPr>
+              <w:t>-1.0644361863442597</w:t>
+            </w:r>
+          </w:p>
+        </w:tc>
+        <w:tc>
+          <w:tcPr>
+            <w:tcW w:type="dxa" w:w="2160"/>
+          </w:tcPr>
+          <w:p>
+            <w:r>
+              <w:rPr>
+                <w:rFonts w:ascii="Calibri" w:hAnsi="Calibri"/>
+              </w:rPr>
+              <w:t>3.352478</w:t>
             </w:r>
           </w:p>
         </w:tc>
@@ -1547,7 +2948,7 @@
       <w:tr>
         <w:tc>
           <w:tcPr>
-            <w:tcW w:type="dxa" w:w="4320"/>
+            <w:tcW w:type="dxa" w:w="2160"/>
           </w:tcPr>
           <w:p>
             <w:r>
@@ -1560,14 +2961,40 @@
         </w:tc>
         <w:tc>
           <w:tcPr>
-            <w:tcW w:type="dxa" w:w="4320"/>
-          </w:tcPr>
-          <w:p>
-            <w:r>
-              <w:rPr>
-                <w:rFonts w:ascii="Calibri" w:hAnsi="Calibri"/>
-              </w:rPr>
-              <w:t>3.960144</w:t>
+            <w:tcW w:type="dxa" w:w="2160"/>
+          </w:tcPr>
+          <w:p>
+            <w:r>
+              <w:rPr>
+                <w:rFonts w:ascii="Calibri" w:hAnsi="Calibri"/>
+              </w:rPr>
+              <w:t>36.91756512872108</w:t>
+            </w:r>
+          </w:p>
+        </w:tc>
+        <w:tc>
+          <w:tcPr>
+            <w:tcW w:type="dxa" w:w="2160"/>
+          </w:tcPr>
+          <w:p>
+            <w:r>
+              <w:rPr>
+                <w:rFonts w:ascii="Calibri" w:hAnsi="Calibri"/>
+              </w:rPr>
+              <w:t>-1.0644361863442597</w:t>
+            </w:r>
+          </w:p>
+        </w:tc>
+        <w:tc>
+          <w:tcPr>
+            <w:tcW w:type="dxa" w:w="2160"/>
+          </w:tcPr>
+          <w:p>
+            <w:r>
+              <w:rPr>
+                <w:rFonts w:ascii="Calibri" w:hAnsi="Calibri"/>
+              </w:rPr>
+              <w:t>2.7406616</w:t>
             </w:r>
           </w:p>
         </w:tc>
@@ -1575,7 +3002,7 @@
       <w:tr>
         <w:tc>
           <w:tcPr>
-            <w:tcW w:type="dxa" w:w="4320"/>
+            <w:tcW w:type="dxa" w:w="2160"/>
           </w:tcPr>
           <w:p>
             <w:r>
@@ -1588,14 +3015,40 @@
         </w:tc>
         <w:tc>
           <w:tcPr>
-            <w:tcW w:type="dxa" w:w="4320"/>
-          </w:tcPr>
-          <w:p>
-            <w:r>
-              <w:rPr>
-                <w:rFonts w:ascii="Calibri" w:hAnsi="Calibri"/>
-              </w:rPr>
-              <w:t>2.9674377</w:t>
+            <w:tcW w:type="dxa" w:w="2160"/>
+          </w:tcPr>
+          <w:p>
+            <w:r>
+              <w:rPr>
+                <w:rFonts w:ascii="Calibri" w:hAnsi="Calibri"/>
+              </w:rPr>
+              <w:t>36.91756512872108</w:t>
+            </w:r>
+          </w:p>
+        </w:tc>
+        <w:tc>
+          <w:tcPr>
+            <w:tcW w:type="dxa" w:w="2160"/>
+          </w:tcPr>
+          <w:p>
+            <w:r>
+              <w:rPr>
+                <w:rFonts w:ascii="Calibri" w:hAnsi="Calibri"/>
+              </w:rPr>
+              <w:t>-1.0644361863442597</w:t>
+            </w:r>
+          </w:p>
+        </w:tc>
+        <w:tc>
+          <w:tcPr>
+            <w:tcW w:type="dxa" w:w="2160"/>
+          </w:tcPr>
+          <w:p>
+            <w:r>
+              <w:rPr>
+                <w:rFonts w:ascii="Calibri" w:hAnsi="Calibri"/>
+              </w:rPr>
+              <w:t>1.6428528</w:t>
             </w:r>
           </w:p>
         </w:tc>
@@ -1603,7 +3056,7 @@
       <w:tr>
         <w:tc>
           <w:tcPr>
-            <w:tcW w:type="dxa" w:w="4320"/>
+            <w:tcW w:type="dxa" w:w="2160"/>
           </w:tcPr>
           <w:p>
             <w:r>
@@ -1616,14 +3069,40 @@
         </w:tc>
         <w:tc>
           <w:tcPr>
-            <w:tcW w:type="dxa" w:w="4320"/>
-          </w:tcPr>
-          <w:p>
-            <w:r>
-              <w:rPr>
-                <w:rFonts w:ascii="Calibri" w:hAnsi="Calibri"/>
-              </w:rPr>
-              <w:t>2.1362915</w:t>
+            <w:tcW w:type="dxa" w:w="2160"/>
+          </w:tcPr>
+          <w:p>
+            <w:r>
+              <w:rPr>
+                <w:rFonts w:ascii="Calibri" w:hAnsi="Calibri"/>
+              </w:rPr>
+              <w:t>36.91756512872108</w:t>
+            </w:r>
+          </w:p>
+        </w:tc>
+        <w:tc>
+          <w:tcPr>
+            <w:tcW w:type="dxa" w:w="2160"/>
+          </w:tcPr>
+          <w:p>
+            <w:r>
+              <w:rPr>
+                <w:rFonts w:ascii="Calibri" w:hAnsi="Calibri"/>
+              </w:rPr>
+              <w:t>-1.0644361863442597</w:t>
+            </w:r>
+          </w:p>
+        </w:tc>
+        <w:tc>
+          <w:tcPr>
+            <w:tcW w:type="dxa" w:w="2160"/>
+          </w:tcPr>
+          <w:p>
+            <w:r>
+              <w:rPr>
+                <w:rFonts w:ascii="Calibri" w:hAnsi="Calibri"/>
+              </w:rPr>
+              <w:t>0.6234741</w:t>
             </w:r>
           </w:p>
         </w:tc>
@@ -1631,7 +3110,7 @@
       <w:tr>
         <w:tc>
           <w:tcPr>
-            <w:tcW w:type="dxa" w:w="4320"/>
+            <w:tcW w:type="dxa" w:w="2160"/>
           </w:tcPr>
           <w:p>
             <w:r>
@@ -1644,14 +3123,40 @@
         </w:tc>
         <w:tc>
           <w:tcPr>
-            <w:tcW w:type="dxa" w:w="4320"/>
-          </w:tcPr>
-          <w:p>
-            <w:r>
-              <w:rPr>
-                <w:rFonts w:ascii="Calibri" w:hAnsi="Calibri"/>
-              </w:rPr>
-              <w:t>0.9539795</w:t>
+            <w:tcW w:type="dxa" w:w="2160"/>
+          </w:tcPr>
+          <w:p>
+            <w:r>
+              <w:rPr>
+                <w:rFonts w:ascii="Calibri" w:hAnsi="Calibri"/>
+              </w:rPr>
+              <w:t>36.91756512872108</w:t>
+            </w:r>
+          </w:p>
+        </w:tc>
+        <w:tc>
+          <w:tcPr>
+            <w:tcW w:type="dxa" w:w="2160"/>
+          </w:tcPr>
+          <w:p>
+            <w:r>
+              <w:rPr>
+                <w:rFonts w:ascii="Calibri" w:hAnsi="Calibri"/>
+              </w:rPr>
+              <w:t>-1.0644361863442597</w:t>
+            </w:r>
+          </w:p>
+        </w:tc>
+        <w:tc>
+          <w:tcPr>
+            <w:tcW w:type="dxa" w:w="2160"/>
+          </w:tcPr>
+          <w:p>
+            <w:r>
+              <w:rPr>
+                <w:rFonts w:ascii="Calibri" w:hAnsi="Calibri"/>
+              </w:rPr>
+              <w:t>-0.601593</w:t>
             </w:r>
           </w:p>
         </w:tc>
@@ -1659,7 +3164,7 @@
       <w:tr>
         <w:tc>
           <w:tcPr>
-            <w:tcW w:type="dxa" w:w="4320"/>
+            <w:tcW w:type="dxa" w:w="2160"/>
           </w:tcPr>
           <w:p>
             <w:r>
@@ -1672,14 +3177,40 @@
         </w:tc>
         <w:tc>
           <w:tcPr>
-            <w:tcW w:type="dxa" w:w="4320"/>
-          </w:tcPr>
-          <w:p>
-            <w:r>
-              <w:rPr>
-                <w:rFonts w:ascii="Calibri" w:hAnsi="Calibri"/>
-              </w:rPr>
-              <w:t>-0.45114136</w:t>
+            <w:tcW w:type="dxa" w:w="2160"/>
+          </w:tcPr>
+          <w:p>
+            <w:r>
+              <w:rPr>
+                <w:rFonts w:ascii="Calibri" w:hAnsi="Calibri"/>
+              </w:rPr>
+              <w:t>36.91756512872108</w:t>
+            </w:r>
+          </w:p>
+        </w:tc>
+        <w:tc>
+          <w:tcPr>
+            <w:tcW w:type="dxa" w:w="2160"/>
+          </w:tcPr>
+          <w:p>
+            <w:r>
+              <w:rPr>
+                <w:rFonts w:ascii="Calibri" w:hAnsi="Calibri"/>
+              </w:rPr>
+              <w:t>-1.0644361863442597</w:t>
+            </w:r>
+          </w:p>
+        </w:tc>
+        <w:tc>
+          <w:tcPr>
+            <w:tcW w:type="dxa" w:w="2160"/>
+          </w:tcPr>
+          <w:p>
+            <w:r>
+              <w:rPr>
+                <w:rFonts w:ascii="Calibri" w:hAnsi="Calibri"/>
+              </w:rPr>
+              <w:t>-2.2181702</w:t>
             </w:r>
           </w:p>
         </w:tc>
@@ -1687,7 +3218,7 @@
       <w:tr>
         <w:tc>
           <w:tcPr>
-            <w:tcW w:type="dxa" w:w="4320"/>
+            <w:tcW w:type="dxa" w:w="2160"/>
           </w:tcPr>
           <w:p>
             <w:r>
@@ -1700,14 +3231,40 @@
         </w:tc>
         <w:tc>
           <w:tcPr>
-            <w:tcW w:type="dxa" w:w="4320"/>
-          </w:tcPr>
-          <w:p>
-            <w:r>
-              <w:rPr>
-                <w:rFonts w:ascii="Calibri" w:hAnsi="Calibri"/>
-              </w:rPr>
-              <w:t>-2.5144043</w:t>
+            <w:tcW w:type="dxa" w:w="2160"/>
+          </w:tcPr>
+          <w:p>
+            <w:r>
+              <w:rPr>
+                <w:rFonts w:ascii="Calibri" w:hAnsi="Calibri"/>
+              </w:rPr>
+              <w:t>36.91756512872108</w:t>
+            </w:r>
+          </w:p>
+        </w:tc>
+        <w:tc>
+          <w:tcPr>
+            <w:tcW w:type="dxa" w:w="2160"/>
+          </w:tcPr>
+          <w:p>
+            <w:r>
+              <w:rPr>
+                <w:rFonts w:ascii="Calibri" w:hAnsi="Calibri"/>
+              </w:rPr>
+              <w:t>-1.0644361863442597</w:t>
+            </w:r>
+          </w:p>
+        </w:tc>
+        <w:tc>
+          <w:tcPr>
+            <w:tcW w:type="dxa" w:w="2160"/>
+          </w:tcPr>
+          <w:p>
+            <w:r>
+              <w:rPr>
+                <w:rFonts w:ascii="Calibri" w:hAnsi="Calibri"/>
+              </w:rPr>
+              <w:t>-4.931671</w:t>
             </w:r>
           </w:p>
         </w:tc>
@@ -1715,7 +3272,7 @@
       <w:tr>
         <w:tc>
           <w:tcPr>
-            <w:tcW w:type="dxa" w:w="4320"/>
+            <w:tcW w:type="dxa" w:w="2160"/>
           </w:tcPr>
           <w:p>
             <w:r>
@@ -1728,14 +3285,40 @@
         </w:tc>
         <w:tc>
           <w:tcPr>
-            <w:tcW w:type="dxa" w:w="4320"/>
-          </w:tcPr>
-          <w:p>
-            <w:r>
-              <w:rPr>
-                <w:rFonts w:ascii="Calibri" w:hAnsi="Calibri"/>
-              </w:rPr>
-              <w:t>-3.4780273</w:t>
+            <w:tcW w:type="dxa" w:w="2160"/>
+          </w:tcPr>
+          <w:p>
+            <w:r>
+              <w:rPr>
+                <w:rFonts w:ascii="Calibri" w:hAnsi="Calibri"/>
+              </w:rPr>
+              <w:t>36.91756512872108</w:t>
+            </w:r>
+          </w:p>
+        </w:tc>
+        <w:tc>
+          <w:tcPr>
+            <w:tcW w:type="dxa" w:w="2160"/>
+          </w:tcPr>
+          <w:p>
+            <w:r>
+              <w:rPr>
+                <w:rFonts w:ascii="Calibri" w:hAnsi="Calibri"/>
+              </w:rPr>
+              <w:t>-1.0644361863442597</w:t>
+            </w:r>
+          </w:p>
+        </w:tc>
+        <w:tc>
+          <w:tcPr>
+            <w:tcW w:type="dxa" w:w="2160"/>
+          </w:tcPr>
+          <w:p>
+            <w:r>
+              <w:rPr>
+                <w:rFonts w:ascii="Calibri" w:hAnsi="Calibri"/>
+              </w:rPr>
+              <w:t>-5.4740906</w:t>
             </w:r>
           </w:p>
         </w:tc>
@@ -1743,7 +3326,7 @@
       <w:tr>
         <w:tc>
           <w:tcPr>
-            <w:tcW w:type="dxa" w:w="4320"/>
+            <w:tcW w:type="dxa" w:w="2160"/>
           </w:tcPr>
           <w:p>
             <w:r>
@@ -1756,14 +3339,40 @@
         </w:tc>
         <w:tc>
           <w:tcPr>
-            <w:tcW w:type="dxa" w:w="4320"/>
-          </w:tcPr>
-          <w:p>
-            <w:r>
-              <w:rPr>
-                <w:rFonts w:ascii="Calibri" w:hAnsi="Calibri"/>
-              </w:rPr>
-              <w:t>-3.6743774</w:t>
+            <w:tcW w:type="dxa" w:w="2160"/>
+          </w:tcPr>
+          <w:p>
+            <w:r>
+              <w:rPr>
+                <w:rFonts w:ascii="Calibri" w:hAnsi="Calibri"/>
+              </w:rPr>
+              <w:t>36.91756512872108</w:t>
+            </w:r>
+          </w:p>
+        </w:tc>
+        <w:tc>
+          <w:tcPr>
+            <w:tcW w:type="dxa" w:w="2160"/>
+          </w:tcPr>
+          <w:p>
+            <w:r>
+              <w:rPr>
+                <w:rFonts w:ascii="Calibri" w:hAnsi="Calibri"/>
+              </w:rPr>
+              <w:t>-1.0644361863442597</w:t>
+            </w:r>
+          </w:p>
+        </w:tc>
+        <w:tc>
+          <w:tcPr>
+            <w:tcW w:type="dxa" w:w="2160"/>
+          </w:tcPr>
+          <w:p>
+            <w:r>
+              <w:rPr>
+                <w:rFonts w:ascii="Calibri" w:hAnsi="Calibri"/>
+              </w:rPr>
+              <w:t>-5.317322</w:t>
             </w:r>
           </w:p>
         </w:tc>
@@ -1771,7 +3380,7 @@
       <w:tr>
         <w:tc>
           <w:tcPr>
-            <w:tcW w:type="dxa" w:w="4320"/>
+            <w:tcW w:type="dxa" w:w="2160"/>
           </w:tcPr>
           <w:p>
             <w:r>
@@ -1784,14 +3393,40 @@
         </w:tc>
         <w:tc>
           <w:tcPr>
-            <w:tcW w:type="dxa" w:w="4320"/>
-          </w:tcPr>
-          <w:p>
-            <w:r>
-              <w:rPr>
-                <w:rFonts w:ascii="Calibri" w:hAnsi="Calibri"/>
-              </w:rPr>
-              <w:t>-3.2113647</w:t>
+            <w:tcW w:type="dxa" w:w="2160"/>
+          </w:tcPr>
+          <w:p>
+            <w:r>
+              <w:rPr>
+                <w:rFonts w:ascii="Calibri" w:hAnsi="Calibri"/>
+              </w:rPr>
+              <w:t>36.91756512872108</w:t>
+            </w:r>
+          </w:p>
+        </w:tc>
+        <w:tc>
+          <w:tcPr>
+            <w:tcW w:type="dxa" w:w="2160"/>
+          </w:tcPr>
+          <w:p>
+            <w:r>
+              <w:rPr>
+                <w:rFonts w:ascii="Calibri" w:hAnsi="Calibri"/>
+              </w:rPr>
+              <w:t>-1.0644361863442597</w:t>
+            </w:r>
+          </w:p>
+        </w:tc>
+        <w:tc>
+          <w:tcPr>
+            <w:tcW w:type="dxa" w:w="2160"/>
+          </w:tcPr>
+          <w:p>
+            <w:r>
+              <w:rPr>
+                <w:rFonts w:ascii="Calibri" w:hAnsi="Calibri"/>
+              </w:rPr>
+              <w:t>-4.4209595</w:t>
             </w:r>
           </w:p>
         </w:tc>
@@ -1799,7 +3434,7 @@
       <w:tr>
         <w:tc>
           <w:tcPr>
-            <w:tcW w:type="dxa" w:w="4320"/>
+            <w:tcW w:type="dxa" w:w="2160"/>
           </w:tcPr>
           <w:p>
             <w:r>
@@ -1812,14 +3447,40 @@
         </w:tc>
         <w:tc>
           <w:tcPr>
-            <w:tcW w:type="dxa" w:w="4320"/>
-          </w:tcPr>
-          <w:p>
-            <w:r>
-              <w:rPr>
-                <w:rFonts w:ascii="Calibri" w:hAnsi="Calibri"/>
-              </w:rPr>
-              <w:t>-2.7855835</w:t>
+            <w:tcW w:type="dxa" w:w="2160"/>
+          </w:tcPr>
+          <w:p>
+            <w:r>
+              <w:rPr>
+                <w:rFonts w:ascii="Calibri" w:hAnsi="Calibri"/>
+              </w:rPr>
+              <w:t>36.91756512872108</w:t>
+            </w:r>
+          </w:p>
+        </w:tc>
+        <w:tc>
+          <w:tcPr>
+            <w:tcW w:type="dxa" w:w="2160"/>
+          </w:tcPr>
+          <w:p>
+            <w:r>
+              <w:rPr>
+                <w:rFonts w:ascii="Calibri" w:hAnsi="Calibri"/>
+              </w:rPr>
+              <w:t>-1.0644361863442597</w:t>
+            </w:r>
+          </w:p>
+        </w:tc>
+        <w:tc>
+          <w:tcPr>
+            <w:tcW w:type="dxa" w:w="2160"/>
+          </w:tcPr>
+          <w:p>
+            <w:r>
+              <w:rPr>
+                <w:rFonts w:ascii="Calibri" w:hAnsi="Calibri"/>
+              </w:rPr>
+              <w:t>-3.4595947</w:t>
             </w:r>
           </w:p>
         </w:tc>
@@ -1827,7 +3488,7 @@
       <w:tr>
         <w:tc>
           <w:tcPr>
-            <w:tcW w:type="dxa" w:w="4320"/>
+            <w:tcW w:type="dxa" w:w="2160"/>
           </w:tcPr>
           <w:p>
             <w:r>
@@ -1840,14 +3501,40 @@
         </w:tc>
         <w:tc>
           <w:tcPr>
-            <w:tcW w:type="dxa" w:w="4320"/>
-          </w:tcPr>
-          <w:p>
-            <w:r>
-              <w:rPr>
-                <w:rFonts w:ascii="Calibri" w:hAnsi="Calibri"/>
-              </w:rPr>
-              <w:t>-2.3372192</w:t>
+            <w:tcW w:type="dxa" w:w="2160"/>
+          </w:tcPr>
+          <w:p>
+            <w:r>
+              <w:rPr>
+                <w:rFonts w:ascii="Calibri" w:hAnsi="Calibri"/>
+              </w:rPr>
+              <w:t>36.91756512872108</w:t>
+            </w:r>
+          </w:p>
+        </w:tc>
+        <w:tc>
+          <w:tcPr>
+            <w:tcW w:type="dxa" w:w="2160"/>
+          </w:tcPr>
+          <w:p>
+            <w:r>
+              <w:rPr>
+                <w:rFonts w:ascii="Calibri" w:hAnsi="Calibri"/>
+              </w:rPr>
+              <w:t>-1.0644361863442597</w:t>
+            </w:r>
+          </w:p>
+        </w:tc>
+        <w:tc>
+          <w:tcPr>
+            <w:tcW w:type="dxa" w:w="2160"/>
+          </w:tcPr>
+          <w:p>
+            <w:r>
+              <w:rPr>
+                <w:rFonts w:ascii="Calibri" w:hAnsi="Calibri"/>
+              </w:rPr>
+              <w:t>-2.5728455</w:t>
             </w:r>
           </w:p>
         </w:tc>
@@ -1855,7 +3542,7 @@
       <w:tr>
         <w:tc>
           <w:tcPr>
-            <w:tcW w:type="dxa" w:w="4320"/>
+            <w:tcW w:type="dxa" w:w="2160"/>
           </w:tcPr>
           <w:p>
             <w:r>
@@ -1868,14 +3555,40 @@
         </w:tc>
         <w:tc>
           <w:tcPr>
-            <w:tcW w:type="dxa" w:w="4320"/>
-          </w:tcPr>
-          <w:p>
-            <w:r>
-              <w:rPr>
-                <w:rFonts w:ascii="Calibri" w:hAnsi="Calibri"/>
-              </w:rPr>
-              <w:t>-2.1173706</w:t>
+            <w:tcW w:type="dxa" w:w="2160"/>
+          </w:tcPr>
+          <w:p>
+            <w:r>
+              <w:rPr>
+                <w:rFonts w:ascii="Calibri" w:hAnsi="Calibri"/>
+              </w:rPr>
+              <w:t>36.91756512872108</w:t>
+            </w:r>
+          </w:p>
+        </w:tc>
+        <w:tc>
+          <w:tcPr>
+            <w:tcW w:type="dxa" w:w="2160"/>
+          </w:tcPr>
+          <w:p>
+            <w:r>
+              <w:rPr>
+                <w:rFonts w:ascii="Calibri" w:hAnsi="Calibri"/>
+              </w:rPr>
+              <w:t>-1.0644361863442597</w:t>
+            </w:r>
+          </w:p>
+        </w:tc>
+        <w:tc>
+          <w:tcPr>
+            <w:tcW w:type="dxa" w:w="2160"/>
+          </w:tcPr>
+          <w:p>
+            <w:r>
+              <w:rPr>
+                <w:rFonts w:ascii="Calibri" w:hAnsi="Calibri"/>
+              </w:rPr>
+              <w:t>-1.4349365</w:t>
             </w:r>
           </w:p>
         </w:tc>
@@ -1883,7 +3596,7 @@
       <w:tr>
         <w:tc>
           <w:tcPr>
-            <w:tcW w:type="dxa" w:w="4320"/>
+            <w:tcW w:type="dxa" w:w="2160"/>
           </w:tcPr>
           <w:p>
             <w:r>
@@ -1896,14 +3609,40 @@
         </w:tc>
         <w:tc>
           <w:tcPr>
-            <w:tcW w:type="dxa" w:w="4320"/>
-          </w:tcPr>
-          <w:p>
-            <w:r>
-              <w:rPr>
-                <w:rFonts w:ascii="Calibri" w:hAnsi="Calibri"/>
-              </w:rPr>
-              <w:t>-3.0126038</w:t>
+            <w:tcW w:type="dxa" w:w="2160"/>
+          </w:tcPr>
+          <w:p>
+            <w:r>
+              <w:rPr>
+                <w:rFonts w:ascii="Calibri" w:hAnsi="Calibri"/>
+              </w:rPr>
+              <w:t>36.91756512872108</w:t>
+            </w:r>
+          </w:p>
+        </w:tc>
+        <w:tc>
+          <w:tcPr>
+            <w:tcW w:type="dxa" w:w="2160"/>
+          </w:tcPr>
+          <w:p>
+            <w:r>
+              <w:rPr>
+                <w:rFonts w:ascii="Calibri" w:hAnsi="Calibri"/>
+              </w:rPr>
+              <w:t>-1.0644361863442597</w:t>
+            </w:r>
+          </w:p>
+        </w:tc>
+        <w:tc>
+          <w:tcPr>
+            <w:tcW w:type="dxa" w:w="2160"/>
+          </w:tcPr>
+          <w:p>
+            <w:r>
+              <w:rPr>
+                <w:rFonts w:ascii="Calibri" w:hAnsi="Calibri"/>
+              </w:rPr>
+              <w:t>-1.548645</w:t>
             </w:r>
           </w:p>
         </w:tc>
@@ -1911,7 +3650,7 @@
       <w:tr>
         <w:tc>
           <w:tcPr>
-            <w:tcW w:type="dxa" w:w="4320"/>
+            <w:tcW w:type="dxa" w:w="2160"/>
           </w:tcPr>
           <w:p>
             <w:r>
@@ -1924,14 +3663,40 @@
         </w:tc>
         <w:tc>
           <w:tcPr>
-            <w:tcW w:type="dxa" w:w="4320"/>
-          </w:tcPr>
-          <w:p>
-            <w:r>
-              <w:rPr>
-                <w:rFonts w:ascii="Calibri" w:hAnsi="Calibri"/>
-              </w:rPr>
-              <w:t>-3.270935</w:t>
+            <w:tcW w:type="dxa" w:w="2160"/>
+          </w:tcPr>
+          <w:p>
+            <w:r>
+              <w:rPr>
+                <w:rFonts w:ascii="Calibri" w:hAnsi="Calibri"/>
+              </w:rPr>
+              <w:t>36.91756512872108</w:t>
+            </w:r>
+          </w:p>
+        </w:tc>
+        <w:tc>
+          <w:tcPr>
+            <w:tcW w:type="dxa" w:w="2160"/>
+          </w:tcPr>
+          <w:p>
+            <w:r>
+              <w:rPr>
+                <w:rFonts w:ascii="Calibri" w:hAnsi="Calibri"/>
+              </w:rPr>
+              <w:t>-1.0644361863442597</w:t>
+            </w:r>
+          </w:p>
+        </w:tc>
+        <w:tc>
+          <w:tcPr>
+            <w:tcW w:type="dxa" w:w="2160"/>
+          </w:tcPr>
+          <w:p>
+            <w:r>
+              <w:rPr>
+                <w:rFonts w:ascii="Calibri" w:hAnsi="Calibri"/>
+              </w:rPr>
+              <w:t>-1.5708008</w:t>
             </w:r>
           </w:p>
         </w:tc>
@@ -1939,7 +3704,7 @@
       <w:tr>
         <w:tc>
           <w:tcPr>
-            <w:tcW w:type="dxa" w:w="4320"/>
+            <w:tcW w:type="dxa" w:w="2160"/>
           </w:tcPr>
           <w:p>
             <w:r>
@@ -1952,14 +3717,40 @@
         </w:tc>
         <w:tc>
           <w:tcPr>
-            <w:tcW w:type="dxa" w:w="4320"/>
-          </w:tcPr>
-          <w:p>
-            <w:r>
-              <w:rPr>
-                <w:rFonts w:ascii="Calibri" w:hAnsi="Calibri"/>
-              </w:rPr>
-              <w:t>-3.1472778</w:t>
+            <w:tcW w:type="dxa" w:w="2160"/>
+          </w:tcPr>
+          <w:p>
+            <w:r>
+              <w:rPr>
+                <w:rFonts w:ascii="Calibri" w:hAnsi="Calibri"/>
+              </w:rPr>
+              <w:t>36.91756512872108</w:t>
+            </w:r>
+          </w:p>
+        </w:tc>
+        <w:tc>
+          <w:tcPr>
+            <w:tcW w:type="dxa" w:w="2160"/>
+          </w:tcPr>
+          <w:p>
+            <w:r>
+              <w:rPr>
+                <w:rFonts w:ascii="Calibri" w:hAnsi="Calibri"/>
+              </w:rPr>
+              <w:t>-1.0644361863442597</w:t>
+            </w:r>
+          </w:p>
+        </w:tc>
+        <w:tc>
+          <w:tcPr>
+            <w:tcW w:type="dxa" w:w="2160"/>
+          </w:tcPr>
+          <w:p>
+            <w:r>
+              <w:rPr>
+                <w:rFonts w:ascii="Calibri" w:hAnsi="Calibri"/>
+              </w:rPr>
+              <w:t>-1.2681274</w:t>
             </w:r>
           </w:p>
         </w:tc>
@@ -1967,7 +3758,7 @@
       <w:tr>
         <w:tc>
           <w:tcPr>
-            <w:tcW w:type="dxa" w:w="4320"/>
+            <w:tcW w:type="dxa" w:w="2160"/>
           </w:tcPr>
           <w:p>
             <w:r>
@@ -1980,14 +3771,40 @@
         </w:tc>
         <w:tc>
           <w:tcPr>
-            <w:tcW w:type="dxa" w:w="4320"/>
-          </w:tcPr>
-          <w:p>
-            <w:r>
-              <w:rPr>
-                <w:rFonts w:ascii="Calibri" w:hAnsi="Calibri"/>
-              </w:rPr>
-              <w:t>-2.3453064</w:t>
+            <w:tcW w:type="dxa" w:w="2160"/>
+          </w:tcPr>
+          <w:p>
+            <w:r>
+              <w:rPr>
+                <w:rFonts w:ascii="Calibri" w:hAnsi="Calibri"/>
+              </w:rPr>
+              <w:t>36.91756512872108</w:t>
+            </w:r>
+          </w:p>
+        </w:tc>
+        <w:tc>
+          <w:tcPr>
+            <w:tcW w:type="dxa" w:w="2160"/>
+          </w:tcPr>
+          <w:p>
+            <w:r>
+              <w:rPr>
+                <w:rFonts w:ascii="Calibri" w:hAnsi="Calibri"/>
+              </w:rPr>
+              <w:t>-1.0644361863442597</w:t>
+            </w:r>
+          </w:p>
+        </w:tc>
+        <w:tc>
+          <w:tcPr>
+            <w:tcW w:type="dxa" w:w="2160"/>
+          </w:tcPr>
+          <w:p>
+            <w:r>
+              <w:rPr>
+                <w:rFonts w:ascii="Calibri" w:hAnsi="Calibri"/>
+              </w:rPr>
+              <w:t>-1.0334778</w:t>
             </w:r>
           </w:p>
         </w:tc>
@@ -1995,7 +3812,7 @@
       <w:tr>
         <w:tc>
           <w:tcPr>
-            <w:tcW w:type="dxa" w:w="4320"/>
+            <w:tcW w:type="dxa" w:w="2160"/>
           </w:tcPr>
           <w:p>
             <w:r>
@@ -2008,14 +3825,40 @@
         </w:tc>
         <w:tc>
           <w:tcPr>
-            <w:tcW w:type="dxa" w:w="4320"/>
-          </w:tcPr>
-          <w:p>
-            <w:r>
-              <w:rPr>
-                <w:rFonts w:ascii="Calibri" w:hAnsi="Calibri"/>
-              </w:rPr>
-              <w:t>-2.1729126</w:t>
+            <w:tcW w:type="dxa" w:w="2160"/>
+          </w:tcPr>
+          <w:p>
+            <w:r>
+              <w:rPr>
+                <w:rFonts w:ascii="Calibri" w:hAnsi="Calibri"/>
+              </w:rPr>
+              <w:t>36.91756512872108</w:t>
+            </w:r>
+          </w:p>
+        </w:tc>
+        <w:tc>
+          <w:tcPr>
+            <w:tcW w:type="dxa" w:w="2160"/>
+          </w:tcPr>
+          <w:p>
+            <w:r>
+              <w:rPr>
+                <w:rFonts w:ascii="Calibri" w:hAnsi="Calibri"/>
+              </w:rPr>
+              <w:t>-1.0644361863442597</w:t>
+            </w:r>
+          </w:p>
+        </w:tc>
+        <w:tc>
+          <w:tcPr>
+            <w:tcW w:type="dxa" w:w="2160"/>
+          </w:tcPr>
+          <w:p>
+            <w:r>
+              <w:rPr>
+                <w:rFonts w:ascii="Calibri" w:hAnsi="Calibri"/>
+              </w:rPr>
+              <w:t>-1.1451721</w:t>
             </w:r>
           </w:p>
         </w:tc>
@@ -2023,7 +3866,7 @@
       <w:tr>
         <w:tc>
           <w:tcPr>
-            <w:tcW w:type="dxa" w:w="4320"/>
+            <w:tcW w:type="dxa" w:w="2160"/>
           </w:tcPr>
           <w:p>
             <w:r>
@@ -2036,14 +3879,40 @@
         </w:tc>
         <w:tc>
           <w:tcPr>
-            <w:tcW w:type="dxa" w:w="4320"/>
-          </w:tcPr>
-          <w:p>
-            <w:r>
-              <w:rPr>
-                <w:rFonts w:ascii="Calibri" w:hAnsi="Calibri"/>
-              </w:rPr>
-              <w:t>-1.5320129</w:t>
+            <w:tcW w:type="dxa" w:w="2160"/>
+          </w:tcPr>
+          <w:p>
+            <w:r>
+              <w:rPr>
+                <w:rFonts w:ascii="Calibri" w:hAnsi="Calibri"/>
+              </w:rPr>
+              <w:t>36.91756512872108</w:t>
+            </w:r>
+          </w:p>
+        </w:tc>
+        <w:tc>
+          <w:tcPr>
+            <w:tcW w:type="dxa" w:w="2160"/>
+          </w:tcPr>
+          <w:p>
+            <w:r>
+              <w:rPr>
+                <w:rFonts w:ascii="Calibri" w:hAnsi="Calibri"/>
+              </w:rPr>
+              <w:t>-1.0644361863442597</w:t>
+            </w:r>
+          </w:p>
+        </w:tc>
+        <w:tc>
+          <w:tcPr>
+            <w:tcW w:type="dxa" w:w="2160"/>
+          </w:tcPr>
+          <w:p>
+            <w:r>
+              <w:rPr>
+                <w:rFonts w:ascii="Calibri" w:hAnsi="Calibri"/>
+              </w:rPr>
+              <w:t>-0.77627563</w:t>
             </w:r>
           </w:p>
         </w:tc>
@@ -2051,7 +3920,7 @@
       <w:tr>
         <w:tc>
           <w:tcPr>
-            <w:tcW w:type="dxa" w:w="4320"/>
+            <w:tcW w:type="dxa" w:w="2160"/>
           </w:tcPr>
           <w:p>
             <w:r>
@@ -2064,14 +3933,40 @@
         </w:tc>
         <w:tc>
           <w:tcPr>
-            <w:tcW w:type="dxa" w:w="4320"/>
-          </w:tcPr>
-          <w:p>
-            <w:r>
-              <w:rPr>
-                <w:rFonts w:ascii="Calibri" w:hAnsi="Calibri"/>
-              </w:rPr>
-              <w:t>0.40621948</w:t>
+            <w:tcW w:type="dxa" w:w="2160"/>
+          </w:tcPr>
+          <w:p>
+            <w:r>
+              <w:rPr>
+                <w:rFonts w:ascii="Calibri" w:hAnsi="Calibri"/>
+              </w:rPr>
+              <w:t>36.91756512872108</w:t>
+            </w:r>
+          </w:p>
+        </w:tc>
+        <w:tc>
+          <w:tcPr>
+            <w:tcW w:type="dxa" w:w="2160"/>
+          </w:tcPr>
+          <w:p>
+            <w:r>
+              <w:rPr>
+                <w:rFonts w:ascii="Calibri" w:hAnsi="Calibri"/>
+              </w:rPr>
+              <w:t>-1.0644361863442597</w:t>
+            </w:r>
+          </w:p>
+        </w:tc>
+        <w:tc>
+          <w:tcPr>
+            <w:tcW w:type="dxa" w:w="2160"/>
+          </w:tcPr>
+          <w:p>
+            <w:r>
+              <w:rPr>
+                <w:rFonts w:ascii="Calibri" w:hAnsi="Calibri"/>
+              </w:rPr>
+              <w:t>2.798584</w:t>
             </w:r>
           </w:p>
         </w:tc>
@@ -2079,7 +3974,7 @@
       <w:tr>
         <w:tc>
           <w:tcPr>
-            <w:tcW w:type="dxa" w:w="4320"/>
+            <w:tcW w:type="dxa" w:w="2160"/>
           </w:tcPr>
           <w:p>
             <w:r>
@@ -2092,14 +3987,40 @@
         </w:tc>
         <w:tc>
           <w:tcPr>
-            <w:tcW w:type="dxa" w:w="4320"/>
-          </w:tcPr>
-          <w:p>
-            <w:r>
-              <w:rPr>
-                <w:rFonts w:ascii="Calibri" w:hAnsi="Calibri"/>
-              </w:rPr>
-              <w:t>2.765686</w:t>
+            <w:tcW w:type="dxa" w:w="2160"/>
+          </w:tcPr>
+          <w:p>
+            <w:r>
+              <w:rPr>
+                <w:rFonts w:ascii="Calibri" w:hAnsi="Calibri"/>
+              </w:rPr>
+              <w:t>36.91756512872108</w:t>
+            </w:r>
+          </w:p>
+        </w:tc>
+        <w:tc>
+          <w:tcPr>
+            <w:tcW w:type="dxa" w:w="2160"/>
+          </w:tcPr>
+          <w:p>
+            <w:r>
+              <w:rPr>
+                <w:rFonts w:ascii="Calibri" w:hAnsi="Calibri"/>
+              </w:rPr>
+              <w:t>-1.0644361863442597</w:t>
+            </w:r>
+          </w:p>
+        </w:tc>
+        <w:tc>
+          <w:tcPr>
+            <w:tcW w:type="dxa" w:w="2160"/>
+          </w:tcPr>
+          <w:p>
+            <w:r>
+              <w:rPr>
+                <w:rFonts w:ascii="Calibri" w:hAnsi="Calibri"/>
+              </w:rPr>
+              <w:t>4.671631</w:t>
             </w:r>
           </w:p>
         </w:tc>

--- a/debug_timeseries.docx
+++ b/debug_timeseries.docx
@@ -12,7 +12,12 @@
     </w:p>
     <w:p>
       <w:r>
-        <w:t>Grid Point: Lat -1.0644, Lon 36.9176</w:t>
+        <w:t>Grid Point: Lat 0.7000, Lon 36.5000</w:t>
+      </w:r>
+    </w:p>
+    <w:p>
+      <w:r>
+        <w:t>Date Range: 2020-01-01 → 2020-01-31</w:t>
       </w:r>
     </w:p>
     <w:p/>
@@ -24,61 +29,89 @@
         <w:tblLook w:firstColumn="1" w:firstRow="1" w:lastColumn="0" w:lastRow="0" w:noHBand="0" w:noVBand="1" w:val="04A0"/>
       </w:tblPr>
       <w:tblGrid>
-        <w:gridCol w:w="2160"/>
-        <w:gridCol w:w="2160"/>
-        <w:gridCol w:w="2160"/>
-        <w:gridCol w:w="2160"/>
+        <w:gridCol w:w="1440"/>
+        <w:gridCol w:w="1440"/>
+        <w:gridCol w:w="1440"/>
+        <w:gridCol w:w="1440"/>
+        <w:gridCol w:w="1440"/>
+        <w:gridCol w:w="1440"/>
       </w:tblGrid>
       <w:tr>
         <w:tc>
           <w:tcPr>
-            <w:tcW w:type="dxa" w:w="2160"/>
+            <w:tcW w:type="dxa" w:w="1440"/>
           </w:tcPr>
           <w:p>
             <w:r>
               <w:rPr>
                 <w:rFonts w:ascii="Calibri" w:hAnsi="Calibri"/>
               </w:rPr>
-              <w:t>XTIME</w:t>
+              <w:t>valid_time</w:t>
             </w:r>
           </w:p>
         </w:tc>
         <w:tc>
           <w:tcPr>
-            <w:tcW w:type="dxa" w:w="2160"/>
+            <w:tcW w:type="dxa" w:w="1440"/>
           </w:tcPr>
           <w:p>
             <w:r>
               <w:rPr>
                 <w:rFonts w:ascii="Calibri" w:hAnsi="Calibri"/>
               </w:rPr>
-              <w:t>lon</w:t>
+              <w:t>number</w:t>
             </w:r>
           </w:p>
         </w:tc>
         <w:tc>
           <w:tcPr>
-            <w:tcW w:type="dxa" w:w="2160"/>
+            <w:tcW w:type="dxa" w:w="1440"/>
           </w:tcPr>
           <w:p>
             <w:r>
               <w:rPr>
                 <w:rFonts w:ascii="Calibri" w:hAnsi="Calibri"/>
               </w:rPr>
-              <w:t>lat</w:t>
+              <w:t>latitude</w:t>
             </w:r>
           </w:p>
         </w:tc>
         <w:tc>
           <w:tcPr>
-            <w:tcW w:type="dxa" w:w="2160"/>
+            <w:tcW w:type="dxa" w:w="1440"/>
           </w:tcPr>
           <w:p>
             <w:r>
               <w:rPr>
                 <w:rFonts w:ascii="Calibri" w:hAnsi="Calibri"/>
               </w:rPr>
-              <w:t>T2</w:t>
+              <w:t>longitude</w:t>
+            </w:r>
+          </w:p>
+        </w:tc>
+        <w:tc>
+          <w:tcPr>
+            <w:tcW w:type="dxa" w:w="1440"/>
+          </w:tcPr>
+          <w:p>
+            <w:r>
+              <w:rPr>
+                <w:rFonts w:ascii="Calibri" w:hAnsi="Calibri"/>
+              </w:rPr>
+              <w:t>expver</w:t>
+            </w:r>
+          </w:p>
+        </w:tc>
+        <w:tc>
+          <w:tcPr>
+            <w:tcW w:type="dxa" w:w="1440"/>
+          </w:tcPr>
+          <w:p>
+            <w:r>
+              <w:rPr>
+                <w:rFonts w:ascii="Calibri" w:hAnsi="Calibri"/>
+              </w:rPr>
+              <w:t>t2m</w:t>
             </w:r>
           </w:p>
         </w:tc>
@@ -86,53 +119,79 @@
       <w:tr>
         <w:tc>
           <w:tcPr>
-            <w:tcW w:type="dxa" w:w="2160"/>
+            <w:tcW w:type="dxa" w:w="1440"/>
           </w:tcPr>
           <w:p>
             <w:r>
               <w:rPr>
                 <w:rFonts w:ascii="Calibri" w:hAnsi="Calibri"/>
               </w:rPr>
-              <w:t>2025-03-13 06:00:00</w:t>
+              <w:t>2020-01-01 15:00:00</w:t>
             </w:r>
           </w:p>
         </w:tc>
         <w:tc>
           <w:tcPr>
-            <w:tcW w:type="dxa" w:w="2160"/>
+            <w:tcW w:type="dxa" w:w="1440"/>
           </w:tcPr>
           <w:p>
             <w:r>
               <w:rPr>
                 <w:rFonts w:ascii="Calibri" w:hAnsi="Calibri"/>
               </w:rPr>
-              <w:t>36.91756512872108</w:t>
+              <w:t>0</w:t>
             </w:r>
           </w:p>
         </w:tc>
         <w:tc>
           <w:tcPr>
-            <w:tcW w:type="dxa" w:w="2160"/>
+            <w:tcW w:type="dxa" w:w="1440"/>
           </w:tcPr>
           <w:p>
             <w:r>
               <w:rPr>
                 <w:rFonts w:ascii="Calibri" w:hAnsi="Calibri"/>
               </w:rPr>
-              <w:t>-1.0644361863442597</w:t>
+              <w:t>0.7</w:t>
             </w:r>
           </w:p>
         </w:tc>
         <w:tc>
           <w:tcPr>
-            <w:tcW w:type="dxa" w:w="2160"/>
+            <w:tcW w:type="dxa" w:w="1440"/>
           </w:tcPr>
           <w:p>
             <w:r>
               <w:rPr>
                 <w:rFonts w:ascii="Calibri" w:hAnsi="Calibri"/>
               </w:rPr>
-              <w:t>4.8817444</w:t>
+              <w:t>36.5</w:t>
+            </w:r>
+          </w:p>
+        </w:tc>
+        <w:tc>
+          <w:tcPr>
+            <w:tcW w:type="dxa" w:w="1440"/>
+          </w:tcPr>
+          <w:p>
+            <w:r>
+              <w:rPr>
+                <w:rFonts w:ascii="Calibri" w:hAnsi="Calibri"/>
+              </w:rPr>
+              <w:t>0001</w:t>
+            </w:r>
+          </w:p>
+        </w:tc>
+        <w:tc>
+          <w:tcPr>
+            <w:tcW w:type="dxa" w:w="1440"/>
+          </w:tcPr>
+          <w:p>
+            <w:r>
+              <w:rPr>
+                <w:rFonts w:ascii="Calibri" w:hAnsi="Calibri"/>
+              </w:rPr>
+              <w:t>296.89038</w:t>
             </w:r>
           </w:p>
         </w:tc>
@@ -140,53 +199,79 @@
       <w:tr>
         <w:tc>
           <w:tcPr>
-            <w:tcW w:type="dxa" w:w="2160"/>
+            <w:tcW w:type="dxa" w:w="1440"/>
           </w:tcPr>
           <w:p>
             <w:r>
               <w:rPr>
                 <w:rFonts w:ascii="Calibri" w:hAnsi="Calibri"/>
               </w:rPr>
-              <w:t>2025-03-13 07:00:00</w:t>
+              <w:t>2020-01-02 15:00:00</w:t>
             </w:r>
           </w:p>
         </w:tc>
         <w:tc>
           <w:tcPr>
-            <w:tcW w:type="dxa" w:w="2160"/>
+            <w:tcW w:type="dxa" w:w="1440"/>
           </w:tcPr>
           <w:p>
             <w:r>
               <w:rPr>
                 <w:rFonts w:ascii="Calibri" w:hAnsi="Calibri"/>
               </w:rPr>
-              <w:t>36.91756512872108</w:t>
+              <w:t>0</w:t>
             </w:r>
           </w:p>
         </w:tc>
         <w:tc>
           <w:tcPr>
-            <w:tcW w:type="dxa" w:w="2160"/>
+            <w:tcW w:type="dxa" w:w="1440"/>
           </w:tcPr>
           <w:p>
             <w:r>
               <w:rPr>
                 <w:rFonts w:ascii="Calibri" w:hAnsi="Calibri"/>
               </w:rPr>
-              <w:t>-1.0644361863442597</w:t>
+              <w:t>0.7</w:t>
             </w:r>
           </w:p>
         </w:tc>
         <w:tc>
           <w:tcPr>
-            <w:tcW w:type="dxa" w:w="2160"/>
+            <w:tcW w:type="dxa" w:w="1440"/>
           </w:tcPr>
           <w:p>
             <w:r>
               <w:rPr>
                 <w:rFonts w:ascii="Calibri" w:hAnsi="Calibri"/>
               </w:rPr>
-              <w:t>6.6749573</w:t>
+              <w:t>36.5</w:t>
+            </w:r>
+          </w:p>
+        </w:tc>
+        <w:tc>
+          <w:tcPr>
+            <w:tcW w:type="dxa" w:w="1440"/>
+          </w:tcPr>
+          <w:p>
+            <w:r>
+              <w:rPr>
+                <w:rFonts w:ascii="Calibri" w:hAnsi="Calibri"/>
+              </w:rPr>
+              <w:t>0001</w:t>
+            </w:r>
+          </w:p>
+        </w:tc>
+        <w:tc>
+          <w:tcPr>
+            <w:tcW w:type="dxa" w:w="1440"/>
+          </w:tcPr>
+          <w:p>
+            <w:r>
+              <w:rPr>
+                <w:rFonts w:ascii="Calibri" w:hAnsi="Calibri"/>
+              </w:rPr>
+              <w:t>295.9187</w:t>
             </w:r>
           </w:p>
         </w:tc>
@@ -194,53 +279,79 @@
       <w:tr>
         <w:tc>
           <w:tcPr>
-            <w:tcW w:type="dxa" w:w="2160"/>
+            <w:tcW w:type="dxa" w:w="1440"/>
           </w:tcPr>
           <w:p>
             <w:r>
               <w:rPr>
                 <w:rFonts w:ascii="Calibri" w:hAnsi="Calibri"/>
               </w:rPr>
-              <w:t>2025-03-13 08:00:00</w:t>
+              <w:t>2020-01-03 15:00:00</w:t>
             </w:r>
           </w:p>
         </w:tc>
         <w:tc>
           <w:tcPr>
-            <w:tcW w:type="dxa" w:w="2160"/>
+            <w:tcW w:type="dxa" w:w="1440"/>
           </w:tcPr>
           <w:p>
             <w:r>
               <w:rPr>
                 <w:rFonts w:ascii="Calibri" w:hAnsi="Calibri"/>
               </w:rPr>
-              <w:t>36.91756512872108</w:t>
+              <w:t>0</w:t>
             </w:r>
           </w:p>
         </w:tc>
         <w:tc>
           <w:tcPr>
-            <w:tcW w:type="dxa" w:w="2160"/>
+            <w:tcW w:type="dxa" w:w="1440"/>
           </w:tcPr>
           <w:p>
             <w:r>
               <w:rPr>
                 <w:rFonts w:ascii="Calibri" w:hAnsi="Calibri"/>
               </w:rPr>
-              <w:t>-1.0644361863442597</w:t>
+              <w:t>0.7</w:t>
             </w:r>
           </w:p>
         </w:tc>
         <w:tc>
           <w:tcPr>
-            <w:tcW w:type="dxa" w:w="2160"/>
+            <w:tcW w:type="dxa" w:w="1440"/>
           </w:tcPr>
           <w:p>
             <w:r>
               <w:rPr>
                 <w:rFonts w:ascii="Calibri" w:hAnsi="Calibri"/>
               </w:rPr>
-              <w:t>4.564087</w:t>
+              <w:t>36.5</w:t>
+            </w:r>
+          </w:p>
+        </w:tc>
+        <w:tc>
+          <w:tcPr>
+            <w:tcW w:type="dxa" w:w="1440"/>
+          </w:tcPr>
+          <w:p>
+            <w:r>
+              <w:rPr>
+                <w:rFonts w:ascii="Calibri" w:hAnsi="Calibri"/>
+              </w:rPr>
+              <w:t>0001</w:t>
+            </w:r>
+          </w:p>
+        </w:tc>
+        <w:tc>
+          <w:tcPr>
+            <w:tcW w:type="dxa" w:w="1440"/>
+          </w:tcPr>
+          <w:p>
+            <w:r>
+              <w:rPr>
+                <w:rFonts w:ascii="Calibri" w:hAnsi="Calibri"/>
+              </w:rPr>
+              <w:t>295.44873</w:t>
             </w:r>
           </w:p>
         </w:tc>
@@ -248,53 +359,79 @@
       <w:tr>
         <w:tc>
           <w:tcPr>
-            <w:tcW w:type="dxa" w:w="2160"/>
+            <w:tcW w:type="dxa" w:w="1440"/>
           </w:tcPr>
           <w:p>
             <w:r>
               <w:rPr>
                 <w:rFonts w:ascii="Calibri" w:hAnsi="Calibri"/>
               </w:rPr>
-              <w:t>2025-03-13 09:00:00</w:t>
+              <w:t>2020-01-04 15:00:00</w:t>
             </w:r>
           </w:p>
         </w:tc>
         <w:tc>
           <w:tcPr>
-            <w:tcW w:type="dxa" w:w="2160"/>
+            <w:tcW w:type="dxa" w:w="1440"/>
           </w:tcPr>
           <w:p>
             <w:r>
               <w:rPr>
                 <w:rFonts w:ascii="Calibri" w:hAnsi="Calibri"/>
               </w:rPr>
-              <w:t>36.91756512872108</w:t>
+              <w:t>0</w:t>
             </w:r>
           </w:p>
         </w:tc>
         <w:tc>
           <w:tcPr>
-            <w:tcW w:type="dxa" w:w="2160"/>
+            <w:tcW w:type="dxa" w:w="1440"/>
           </w:tcPr>
           <w:p>
             <w:r>
               <w:rPr>
                 <w:rFonts w:ascii="Calibri" w:hAnsi="Calibri"/>
               </w:rPr>
-              <w:t>-1.0644361863442597</w:t>
+              <w:t>0.7</w:t>
             </w:r>
           </w:p>
         </w:tc>
         <w:tc>
           <w:tcPr>
-            <w:tcW w:type="dxa" w:w="2160"/>
+            <w:tcW w:type="dxa" w:w="1440"/>
           </w:tcPr>
           <w:p>
             <w:r>
               <w:rPr>
                 <w:rFonts w:ascii="Calibri" w:hAnsi="Calibri"/>
               </w:rPr>
-              <w:t>3.7710571</w:t>
+              <w:t>36.5</w:t>
+            </w:r>
+          </w:p>
+        </w:tc>
+        <w:tc>
+          <w:tcPr>
+            <w:tcW w:type="dxa" w:w="1440"/>
+          </w:tcPr>
+          <w:p>
+            <w:r>
+              <w:rPr>
+                <w:rFonts w:ascii="Calibri" w:hAnsi="Calibri"/>
+              </w:rPr>
+              <w:t>0001</w:t>
+            </w:r>
+          </w:p>
+        </w:tc>
+        <w:tc>
+          <w:tcPr>
+            <w:tcW w:type="dxa" w:w="1440"/>
+          </w:tcPr>
+          <w:p>
+            <w:r>
+              <w:rPr>
+                <w:rFonts w:ascii="Calibri" w:hAnsi="Calibri"/>
+              </w:rPr>
+              <w:t>296.77222</w:t>
             </w:r>
           </w:p>
         </w:tc>
@@ -302,53 +439,79 @@
       <w:tr>
         <w:tc>
           <w:tcPr>
-            <w:tcW w:type="dxa" w:w="2160"/>
+            <w:tcW w:type="dxa" w:w="1440"/>
           </w:tcPr>
           <w:p>
             <w:r>
               <w:rPr>
                 <w:rFonts w:ascii="Calibri" w:hAnsi="Calibri"/>
               </w:rPr>
-              <w:t>2025-03-13 10:00:00</w:t>
+              <w:t>2020-01-05 15:00:00</w:t>
             </w:r>
           </w:p>
         </w:tc>
         <w:tc>
           <w:tcPr>
-            <w:tcW w:type="dxa" w:w="2160"/>
+            <w:tcW w:type="dxa" w:w="1440"/>
           </w:tcPr>
           <w:p>
             <w:r>
               <w:rPr>
                 <w:rFonts w:ascii="Calibri" w:hAnsi="Calibri"/>
               </w:rPr>
-              <w:t>36.91756512872108</w:t>
+              <w:t>0</w:t>
             </w:r>
           </w:p>
         </w:tc>
         <w:tc>
           <w:tcPr>
-            <w:tcW w:type="dxa" w:w="2160"/>
+            <w:tcW w:type="dxa" w:w="1440"/>
           </w:tcPr>
           <w:p>
             <w:r>
               <w:rPr>
                 <w:rFonts w:ascii="Calibri" w:hAnsi="Calibri"/>
               </w:rPr>
-              <w:t>-1.0644361863442597</w:t>
+              <w:t>0.7</w:t>
             </w:r>
           </w:p>
         </w:tc>
         <w:tc>
           <w:tcPr>
-            <w:tcW w:type="dxa" w:w="2160"/>
+            <w:tcW w:type="dxa" w:w="1440"/>
           </w:tcPr>
           <w:p>
             <w:r>
               <w:rPr>
                 <w:rFonts w:ascii="Calibri" w:hAnsi="Calibri"/>
               </w:rPr>
-              <w:t>3.7845154</w:t>
+              <w:t>36.5</w:t>
+            </w:r>
+          </w:p>
+        </w:tc>
+        <w:tc>
+          <w:tcPr>
+            <w:tcW w:type="dxa" w:w="1440"/>
+          </w:tcPr>
+          <w:p>
+            <w:r>
+              <w:rPr>
+                <w:rFonts w:ascii="Calibri" w:hAnsi="Calibri"/>
+              </w:rPr>
+              <w:t>0001</w:t>
+            </w:r>
+          </w:p>
+        </w:tc>
+        <w:tc>
+          <w:tcPr>
+            <w:tcW w:type="dxa" w:w="1440"/>
+          </w:tcPr>
+          <w:p>
+            <w:r>
+              <w:rPr>
+                <w:rFonts w:ascii="Calibri" w:hAnsi="Calibri"/>
+              </w:rPr>
+              <w:t>296.96924</w:t>
             </w:r>
           </w:p>
         </w:tc>
@@ -356,53 +519,79 @@
       <w:tr>
         <w:tc>
           <w:tcPr>
-            <w:tcW w:type="dxa" w:w="2160"/>
+            <w:tcW w:type="dxa" w:w="1440"/>
           </w:tcPr>
           <w:p>
             <w:r>
               <w:rPr>
                 <w:rFonts w:ascii="Calibri" w:hAnsi="Calibri"/>
               </w:rPr>
-              <w:t>2025-03-13 11:00:00</w:t>
+              <w:t>2020-01-06 15:00:00</w:t>
             </w:r>
           </w:p>
         </w:tc>
         <w:tc>
           <w:tcPr>
-            <w:tcW w:type="dxa" w:w="2160"/>
+            <w:tcW w:type="dxa" w:w="1440"/>
           </w:tcPr>
           <w:p>
             <w:r>
               <w:rPr>
                 <w:rFonts w:ascii="Calibri" w:hAnsi="Calibri"/>
               </w:rPr>
-              <w:t>36.91756512872108</w:t>
+              <w:t>0</w:t>
             </w:r>
           </w:p>
         </w:tc>
         <w:tc>
           <w:tcPr>
-            <w:tcW w:type="dxa" w:w="2160"/>
+            <w:tcW w:type="dxa" w:w="1440"/>
           </w:tcPr>
           <w:p>
             <w:r>
               <w:rPr>
                 <w:rFonts w:ascii="Calibri" w:hAnsi="Calibri"/>
               </w:rPr>
-              <w:t>-1.0644361863442597</w:t>
+              <w:t>0.7</w:t>
             </w:r>
           </w:p>
         </w:tc>
         <w:tc>
           <w:tcPr>
-            <w:tcW w:type="dxa" w:w="2160"/>
+            <w:tcW w:type="dxa" w:w="1440"/>
           </w:tcPr>
           <w:p>
             <w:r>
               <w:rPr>
                 <w:rFonts w:ascii="Calibri" w:hAnsi="Calibri"/>
               </w:rPr>
-              <w:t>3.2901917</w:t>
+              <w:t>36.5</w:t>
+            </w:r>
+          </w:p>
+        </w:tc>
+        <w:tc>
+          <w:tcPr>
+            <w:tcW w:type="dxa" w:w="1440"/>
+          </w:tcPr>
+          <w:p>
+            <w:r>
+              <w:rPr>
+                <w:rFonts w:ascii="Calibri" w:hAnsi="Calibri"/>
+              </w:rPr>
+              <w:t>0001</w:t>
+            </w:r>
+          </w:p>
+        </w:tc>
+        <w:tc>
+          <w:tcPr>
+            <w:tcW w:type="dxa" w:w="1440"/>
+          </w:tcPr>
+          <w:p>
+            <w:r>
+              <w:rPr>
+                <w:rFonts w:ascii="Calibri" w:hAnsi="Calibri"/>
+              </w:rPr>
+              <w:t>296.9829</w:t>
             </w:r>
           </w:p>
         </w:tc>
@@ -410,53 +599,79 @@
       <w:tr>
         <w:tc>
           <w:tcPr>
-            <w:tcW w:type="dxa" w:w="2160"/>
+            <w:tcW w:type="dxa" w:w="1440"/>
           </w:tcPr>
           <w:p>
             <w:r>
               <w:rPr>
                 <w:rFonts w:ascii="Calibri" w:hAnsi="Calibri"/>
               </w:rPr>
-              <w:t>2025-03-13 12:00:00</w:t>
+              <w:t>2020-01-07 15:00:00</w:t>
             </w:r>
           </w:p>
         </w:tc>
         <w:tc>
           <w:tcPr>
-            <w:tcW w:type="dxa" w:w="2160"/>
+            <w:tcW w:type="dxa" w:w="1440"/>
           </w:tcPr>
           <w:p>
             <w:r>
               <w:rPr>
                 <w:rFonts w:ascii="Calibri" w:hAnsi="Calibri"/>
               </w:rPr>
-              <w:t>36.91756512872108</w:t>
+              <w:t>0</w:t>
             </w:r>
           </w:p>
         </w:tc>
         <w:tc>
           <w:tcPr>
-            <w:tcW w:type="dxa" w:w="2160"/>
+            <w:tcW w:type="dxa" w:w="1440"/>
           </w:tcPr>
           <w:p>
             <w:r>
               <w:rPr>
                 <w:rFonts w:ascii="Calibri" w:hAnsi="Calibri"/>
               </w:rPr>
-              <w:t>-1.0644361863442597</w:t>
+              <w:t>0.7</w:t>
             </w:r>
           </w:p>
         </w:tc>
         <w:tc>
           <w:tcPr>
-            <w:tcW w:type="dxa" w:w="2160"/>
+            <w:tcW w:type="dxa" w:w="1440"/>
           </w:tcPr>
           <w:p>
             <w:r>
               <w:rPr>
                 <w:rFonts w:ascii="Calibri" w:hAnsi="Calibri"/>
               </w:rPr>
-              <w:t>2.465454</w:t>
+              <w:t>36.5</w:t>
+            </w:r>
+          </w:p>
+        </w:tc>
+        <w:tc>
+          <w:tcPr>
+            <w:tcW w:type="dxa" w:w="1440"/>
+          </w:tcPr>
+          <w:p>
+            <w:r>
+              <w:rPr>
+                <w:rFonts w:ascii="Calibri" w:hAnsi="Calibri"/>
+              </w:rPr>
+              <w:t>0001</w:t>
+            </w:r>
+          </w:p>
+        </w:tc>
+        <w:tc>
+          <w:tcPr>
+            <w:tcW w:type="dxa" w:w="1440"/>
+          </w:tcPr>
+          <w:p>
+            <w:r>
+              <w:rPr>
+                <w:rFonts w:ascii="Calibri" w:hAnsi="Calibri"/>
+              </w:rPr>
+              <w:t>296.73438</w:t>
             </w:r>
           </w:p>
         </w:tc>
@@ -464,53 +679,79 @@
       <w:tr>
         <w:tc>
           <w:tcPr>
-            <w:tcW w:type="dxa" w:w="2160"/>
+            <w:tcW w:type="dxa" w:w="1440"/>
           </w:tcPr>
           <w:p>
             <w:r>
               <w:rPr>
                 <w:rFonts w:ascii="Calibri" w:hAnsi="Calibri"/>
               </w:rPr>
-              <w:t>2025-03-13 13:00:00</w:t>
+              <w:t>2020-01-08 15:00:00</w:t>
             </w:r>
           </w:p>
         </w:tc>
         <w:tc>
           <w:tcPr>
-            <w:tcW w:type="dxa" w:w="2160"/>
+            <w:tcW w:type="dxa" w:w="1440"/>
           </w:tcPr>
           <w:p>
             <w:r>
               <w:rPr>
                 <w:rFonts w:ascii="Calibri" w:hAnsi="Calibri"/>
               </w:rPr>
-              <w:t>36.91756512872108</w:t>
+              <w:t>0</w:t>
             </w:r>
           </w:p>
         </w:tc>
         <w:tc>
           <w:tcPr>
-            <w:tcW w:type="dxa" w:w="2160"/>
+            <w:tcW w:type="dxa" w:w="1440"/>
           </w:tcPr>
           <w:p>
             <w:r>
               <w:rPr>
                 <w:rFonts w:ascii="Calibri" w:hAnsi="Calibri"/>
               </w:rPr>
-              <w:t>-1.0644361863442597</w:t>
+              <w:t>0.7</w:t>
             </w:r>
           </w:p>
         </w:tc>
         <w:tc>
           <w:tcPr>
-            <w:tcW w:type="dxa" w:w="2160"/>
+            <w:tcW w:type="dxa" w:w="1440"/>
           </w:tcPr>
           <w:p>
             <w:r>
               <w:rPr>
                 <w:rFonts w:ascii="Calibri" w:hAnsi="Calibri"/>
               </w:rPr>
-              <w:t>1.3769531</w:t>
+              <w:t>36.5</w:t>
+            </w:r>
+          </w:p>
+        </w:tc>
+        <w:tc>
+          <w:tcPr>
+            <w:tcW w:type="dxa" w:w="1440"/>
+          </w:tcPr>
+          <w:p>
+            <w:r>
+              <w:rPr>
+                <w:rFonts w:ascii="Calibri" w:hAnsi="Calibri"/>
+              </w:rPr>
+              <w:t>0001</w:t>
+            </w:r>
+          </w:p>
+        </w:tc>
+        <w:tc>
+          <w:tcPr>
+            <w:tcW w:type="dxa" w:w="1440"/>
+          </w:tcPr>
+          <w:p>
+            <w:r>
+              <w:rPr>
+                <w:rFonts w:ascii="Calibri" w:hAnsi="Calibri"/>
+              </w:rPr>
+              <w:t>296.3794</w:t>
             </w:r>
           </w:p>
         </w:tc>
@@ -518,53 +759,79 @@
       <w:tr>
         <w:tc>
           <w:tcPr>
-            <w:tcW w:type="dxa" w:w="2160"/>
+            <w:tcW w:type="dxa" w:w="1440"/>
           </w:tcPr>
           <w:p>
             <w:r>
               <w:rPr>
                 <w:rFonts w:ascii="Calibri" w:hAnsi="Calibri"/>
               </w:rPr>
-              <w:t>2025-03-13 14:00:00</w:t>
+              <w:t>2020-01-09 15:00:00</w:t>
             </w:r>
           </w:p>
         </w:tc>
         <w:tc>
           <w:tcPr>
-            <w:tcW w:type="dxa" w:w="2160"/>
+            <w:tcW w:type="dxa" w:w="1440"/>
           </w:tcPr>
           <w:p>
             <w:r>
               <w:rPr>
                 <w:rFonts w:ascii="Calibri" w:hAnsi="Calibri"/>
               </w:rPr>
-              <w:t>36.91756512872108</w:t>
+              <w:t>0</w:t>
             </w:r>
           </w:p>
         </w:tc>
         <w:tc>
           <w:tcPr>
-            <w:tcW w:type="dxa" w:w="2160"/>
+            <w:tcW w:type="dxa" w:w="1440"/>
           </w:tcPr>
           <w:p>
             <w:r>
               <w:rPr>
                 <w:rFonts w:ascii="Calibri" w:hAnsi="Calibri"/>
               </w:rPr>
-              <w:t>-1.0644361863442597</w:t>
+              <w:t>0.7</w:t>
             </w:r>
           </w:p>
         </w:tc>
         <w:tc>
           <w:tcPr>
-            <w:tcW w:type="dxa" w:w="2160"/>
+            <w:tcW w:type="dxa" w:w="1440"/>
           </w:tcPr>
           <w:p>
             <w:r>
               <w:rPr>
                 <w:rFonts w:ascii="Calibri" w:hAnsi="Calibri"/>
               </w:rPr>
-              <w:t>-0.20431519</w:t>
+              <w:t>36.5</w:t>
+            </w:r>
+          </w:p>
+        </w:tc>
+        <w:tc>
+          <w:tcPr>
+            <w:tcW w:type="dxa" w:w="1440"/>
+          </w:tcPr>
+          <w:p>
+            <w:r>
+              <w:rPr>
+                <w:rFonts w:ascii="Calibri" w:hAnsi="Calibri"/>
+              </w:rPr>
+              <w:t>0001</w:t>
+            </w:r>
+          </w:p>
+        </w:tc>
+        <w:tc>
+          <w:tcPr>
+            <w:tcW w:type="dxa" w:w="1440"/>
+          </w:tcPr>
+          <w:p>
+            <w:r>
+              <w:rPr>
+                <w:rFonts w:ascii="Calibri" w:hAnsi="Calibri"/>
+              </w:rPr>
+              <w:t>295.76294</w:t>
             </w:r>
           </w:p>
         </w:tc>
@@ -572,53 +839,79 @@
       <w:tr>
         <w:tc>
           <w:tcPr>
-            <w:tcW w:type="dxa" w:w="2160"/>
+            <w:tcW w:type="dxa" w:w="1440"/>
           </w:tcPr>
           <w:p>
             <w:r>
               <w:rPr>
                 <w:rFonts w:ascii="Calibri" w:hAnsi="Calibri"/>
               </w:rPr>
-              <w:t>2025-03-13 15:00:00</w:t>
+              <w:t>2020-01-10 15:00:00</w:t>
             </w:r>
           </w:p>
         </w:tc>
         <w:tc>
           <w:tcPr>
-            <w:tcW w:type="dxa" w:w="2160"/>
+            <w:tcW w:type="dxa" w:w="1440"/>
           </w:tcPr>
           <w:p>
             <w:r>
               <w:rPr>
                 <w:rFonts w:ascii="Calibri" w:hAnsi="Calibri"/>
               </w:rPr>
-              <w:t>36.91756512872108</w:t>
+              <w:t>0</w:t>
             </w:r>
           </w:p>
         </w:tc>
         <w:tc>
           <w:tcPr>
-            <w:tcW w:type="dxa" w:w="2160"/>
+            <w:tcW w:type="dxa" w:w="1440"/>
           </w:tcPr>
           <w:p>
             <w:r>
               <w:rPr>
                 <w:rFonts w:ascii="Calibri" w:hAnsi="Calibri"/>
               </w:rPr>
-              <w:t>-1.0644361863442597</w:t>
+              <w:t>0.7</w:t>
             </w:r>
           </w:p>
         </w:tc>
         <w:tc>
           <w:tcPr>
-            <w:tcW w:type="dxa" w:w="2160"/>
+            <w:tcW w:type="dxa" w:w="1440"/>
           </w:tcPr>
           <w:p>
             <w:r>
               <w:rPr>
                 <w:rFonts w:ascii="Calibri" w:hAnsi="Calibri"/>
               </w:rPr>
-              <w:t>-1.8088684</w:t>
+              <w:t>36.5</w:t>
+            </w:r>
+          </w:p>
+        </w:tc>
+        <w:tc>
+          <w:tcPr>
+            <w:tcW w:type="dxa" w:w="1440"/>
+          </w:tcPr>
+          <w:p>
+            <w:r>
+              <w:rPr>
+                <w:rFonts w:ascii="Calibri" w:hAnsi="Calibri"/>
+              </w:rPr>
+              <w:t>0001</w:t>
+            </w:r>
+          </w:p>
+        </w:tc>
+        <w:tc>
+          <w:tcPr>
+            <w:tcW w:type="dxa" w:w="1440"/>
+          </w:tcPr>
+          <w:p>
+            <w:r>
+              <w:rPr>
+                <w:rFonts w:ascii="Calibri" w:hAnsi="Calibri"/>
+              </w:rPr>
+              <w:t>298.0891</w:t>
             </w:r>
           </w:p>
         </w:tc>
@@ -626,53 +919,79 @@
       <w:tr>
         <w:tc>
           <w:tcPr>
-            <w:tcW w:type="dxa" w:w="2160"/>
+            <w:tcW w:type="dxa" w:w="1440"/>
           </w:tcPr>
           <w:p>
             <w:r>
               <w:rPr>
                 <w:rFonts w:ascii="Calibri" w:hAnsi="Calibri"/>
               </w:rPr>
-              <w:t>2025-03-13 16:00:00</w:t>
+              <w:t>2020-01-11 15:00:00</w:t>
             </w:r>
           </w:p>
         </w:tc>
         <w:tc>
           <w:tcPr>
-            <w:tcW w:type="dxa" w:w="2160"/>
+            <w:tcW w:type="dxa" w:w="1440"/>
           </w:tcPr>
           <w:p>
             <w:r>
               <w:rPr>
                 <w:rFonts w:ascii="Calibri" w:hAnsi="Calibri"/>
               </w:rPr>
-              <w:t>36.91756512872108</w:t>
+              <w:t>0</w:t>
             </w:r>
           </w:p>
         </w:tc>
         <w:tc>
           <w:tcPr>
-            <w:tcW w:type="dxa" w:w="2160"/>
+            <w:tcW w:type="dxa" w:w="1440"/>
           </w:tcPr>
           <w:p>
             <w:r>
               <w:rPr>
                 <w:rFonts w:ascii="Calibri" w:hAnsi="Calibri"/>
               </w:rPr>
-              <w:t>-1.0644361863442597</w:t>
+              <w:t>0.7</w:t>
             </w:r>
           </w:p>
         </w:tc>
         <w:tc>
           <w:tcPr>
-            <w:tcW w:type="dxa" w:w="2160"/>
+            <w:tcW w:type="dxa" w:w="1440"/>
           </w:tcPr>
           <w:p>
             <w:r>
               <w:rPr>
                 <w:rFonts w:ascii="Calibri" w:hAnsi="Calibri"/>
               </w:rPr>
-              <w:t>-4.303833</w:t>
+              <w:t>36.5</w:t>
+            </w:r>
+          </w:p>
+        </w:tc>
+        <w:tc>
+          <w:tcPr>
+            <w:tcW w:type="dxa" w:w="1440"/>
+          </w:tcPr>
+          <w:p>
+            <w:r>
+              <w:rPr>
+                <w:rFonts w:ascii="Calibri" w:hAnsi="Calibri"/>
+              </w:rPr>
+              <w:t>0001</w:t>
+            </w:r>
+          </w:p>
+        </w:tc>
+        <w:tc>
+          <w:tcPr>
+            <w:tcW w:type="dxa" w:w="1440"/>
+          </w:tcPr>
+          <w:p>
+            <w:r>
+              <w:rPr>
+                <w:rFonts w:ascii="Calibri" w:hAnsi="Calibri"/>
+              </w:rPr>
+              <w:t>296.94922</w:t>
             </w:r>
           </w:p>
         </w:tc>
@@ -680,53 +999,79 @@
       <w:tr>
         <w:tc>
           <w:tcPr>
-            <w:tcW w:type="dxa" w:w="2160"/>
+            <w:tcW w:type="dxa" w:w="1440"/>
           </w:tcPr>
           <w:p>
             <w:r>
               <w:rPr>
                 <w:rFonts w:ascii="Calibri" w:hAnsi="Calibri"/>
               </w:rPr>
-              <w:t>2025-03-13 17:00:00</w:t>
+              <w:t>2020-01-12 15:00:00</w:t>
             </w:r>
           </w:p>
         </w:tc>
         <w:tc>
           <w:tcPr>
-            <w:tcW w:type="dxa" w:w="2160"/>
+            <w:tcW w:type="dxa" w:w="1440"/>
           </w:tcPr>
           <w:p>
             <w:r>
               <w:rPr>
                 <w:rFonts w:ascii="Calibri" w:hAnsi="Calibri"/>
               </w:rPr>
-              <w:t>36.91756512872108</w:t>
+              <w:t>0</w:t>
             </w:r>
           </w:p>
         </w:tc>
         <w:tc>
           <w:tcPr>
-            <w:tcW w:type="dxa" w:w="2160"/>
+            <w:tcW w:type="dxa" w:w="1440"/>
           </w:tcPr>
           <w:p>
             <w:r>
               <w:rPr>
                 <w:rFonts w:ascii="Calibri" w:hAnsi="Calibri"/>
               </w:rPr>
-              <w:t>-1.0644361863442597</w:t>
+              <w:t>0.7</w:t>
             </w:r>
           </w:p>
         </w:tc>
         <w:tc>
           <w:tcPr>
-            <w:tcW w:type="dxa" w:w="2160"/>
+            <w:tcW w:type="dxa" w:w="1440"/>
           </w:tcPr>
           <w:p>
             <w:r>
               <w:rPr>
                 <w:rFonts w:ascii="Calibri" w:hAnsi="Calibri"/>
               </w:rPr>
-              <w:t>-5.23407</w:t>
+              <w:t>36.5</w:t>
+            </w:r>
+          </w:p>
+        </w:tc>
+        <w:tc>
+          <w:tcPr>
+            <w:tcW w:type="dxa" w:w="1440"/>
+          </w:tcPr>
+          <w:p>
+            <w:r>
+              <w:rPr>
+                <w:rFonts w:ascii="Calibri" w:hAnsi="Calibri"/>
+              </w:rPr>
+              <w:t>0001</w:t>
+            </w:r>
+          </w:p>
+        </w:tc>
+        <w:tc>
+          <w:tcPr>
+            <w:tcW w:type="dxa" w:w="1440"/>
+          </w:tcPr>
+          <w:p>
+            <w:r>
+              <w:rPr>
+                <w:rFonts w:ascii="Calibri" w:hAnsi="Calibri"/>
+              </w:rPr>
+              <w:t>294.36743</w:t>
             </w:r>
           </w:p>
         </w:tc>
@@ -734,53 +1079,79 @@
       <w:tr>
         <w:tc>
           <w:tcPr>
-            <w:tcW w:type="dxa" w:w="2160"/>
+            <w:tcW w:type="dxa" w:w="1440"/>
           </w:tcPr>
           <w:p>
             <w:r>
               <w:rPr>
                 <w:rFonts w:ascii="Calibri" w:hAnsi="Calibri"/>
               </w:rPr>
-              <w:t>2025-03-13 18:00:00</w:t>
+              <w:t>2020-01-13 15:00:00</w:t>
             </w:r>
           </w:p>
         </w:tc>
         <w:tc>
           <w:tcPr>
-            <w:tcW w:type="dxa" w:w="2160"/>
+            <w:tcW w:type="dxa" w:w="1440"/>
           </w:tcPr>
           <w:p>
             <w:r>
               <w:rPr>
                 <w:rFonts w:ascii="Calibri" w:hAnsi="Calibri"/>
               </w:rPr>
-              <w:t>36.91756512872108</w:t>
+              <w:t>0</w:t>
             </w:r>
           </w:p>
         </w:tc>
         <w:tc>
           <w:tcPr>
-            <w:tcW w:type="dxa" w:w="2160"/>
+            <w:tcW w:type="dxa" w:w="1440"/>
           </w:tcPr>
           <w:p>
             <w:r>
               <w:rPr>
                 <w:rFonts w:ascii="Calibri" w:hAnsi="Calibri"/>
               </w:rPr>
-              <w:t>-1.0644361863442597</w:t>
+              <w:t>0.7</w:t>
             </w:r>
           </w:p>
         </w:tc>
         <w:tc>
           <w:tcPr>
-            <w:tcW w:type="dxa" w:w="2160"/>
+            <w:tcW w:type="dxa" w:w="1440"/>
           </w:tcPr>
           <w:p>
             <w:r>
               <w:rPr>
                 <w:rFonts w:ascii="Calibri" w:hAnsi="Calibri"/>
               </w:rPr>
-              <w:t>-4.4652405</w:t>
+              <w:t>36.5</w:t>
+            </w:r>
+          </w:p>
+        </w:tc>
+        <w:tc>
+          <w:tcPr>
+            <w:tcW w:type="dxa" w:w="1440"/>
+          </w:tcPr>
+          <w:p>
+            <w:r>
+              <w:rPr>
+                <w:rFonts w:ascii="Calibri" w:hAnsi="Calibri"/>
+              </w:rPr>
+              <w:t>0001</w:t>
+            </w:r>
+          </w:p>
+        </w:tc>
+        <w:tc>
+          <w:tcPr>
+            <w:tcW w:type="dxa" w:w="1440"/>
+          </w:tcPr>
+          <w:p>
+            <w:r>
+              <w:rPr>
+                <w:rFonts w:ascii="Calibri" w:hAnsi="Calibri"/>
+              </w:rPr>
+              <w:t>293.72388</w:t>
             </w:r>
           </w:p>
         </w:tc>
@@ -788,53 +1159,79 @@
       <w:tr>
         <w:tc>
           <w:tcPr>
-            <w:tcW w:type="dxa" w:w="2160"/>
+            <w:tcW w:type="dxa" w:w="1440"/>
           </w:tcPr>
           <w:p>
             <w:r>
               <w:rPr>
                 <w:rFonts w:ascii="Calibri" w:hAnsi="Calibri"/>
               </w:rPr>
-              <w:t>2025-03-13 19:00:00</w:t>
+              <w:t>2020-01-14 15:00:00</w:t>
             </w:r>
           </w:p>
         </w:tc>
         <w:tc>
           <w:tcPr>
-            <w:tcW w:type="dxa" w:w="2160"/>
+            <w:tcW w:type="dxa" w:w="1440"/>
           </w:tcPr>
           <w:p>
             <w:r>
               <w:rPr>
                 <w:rFonts w:ascii="Calibri" w:hAnsi="Calibri"/>
               </w:rPr>
-              <w:t>36.91756512872108</w:t>
+              <w:t>0</w:t>
             </w:r>
           </w:p>
         </w:tc>
         <w:tc>
           <w:tcPr>
-            <w:tcW w:type="dxa" w:w="2160"/>
+            <w:tcW w:type="dxa" w:w="1440"/>
           </w:tcPr>
           <w:p>
             <w:r>
               <w:rPr>
                 <w:rFonts w:ascii="Calibri" w:hAnsi="Calibri"/>
               </w:rPr>
-              <w:t>-1.0644361863442597</w:t>
+              <w:t>0.7</w:t>
             </w:r>
           </w:p>
         </w:tc>
         <w:tc>
           <w:tcPr>
-            <w:tcW w:type="dxa" w:w="2160"/>
+            <w:tcW w:type="dxa" w:w="1440"/>
           </w:tcPr>
           <w:p>
             <w:r>
               <w:rPr>
                 <w:rFonts w:ascii="Calibri" w:hAnsi="Calibri"/>
               </w:rPr>
-              <w:t>-2.1696777</w:t>
+              <w:t>36.5</w:t>
+            </w:r>
+          </w:p>
+        </w:tc>
+        <w:tc>
+          <w:tcPr>
+            <w:tcW w:type="dxa" w:w="1440"/>
+          </w:tcPr>
+          <w:p>
+            <w:r>
+              <w:rPr>
+                <w:rFonts w:ascii="Calibri" w:hAnsi="Calibri"/>
+              </w:rPr>
+              <w:t>0001</w:t>
+            </w:r>
+          </w:p>
+        </w:tc>
+        <w:tc>
+          <w:tcPr>
+            <w:tcW w:type="dxa" w:w="1440"/>
+          </w:tcPr>
+          <w:p>
+            <w:r>
+              <w:rPr>
+                <w:rFonts w:ascii="Calibri" w:hAnsi="Calibri"/>
+              </w:rPr>
+              <w:t>295.53955</w:t>
             </w:r>
           </w:p>
         </w:tc>
@@ -842,53 +1239,79 @@
       <w:tr>
         <w:tc>
           <w:tcPr>
-            <w:tcW w:type="dxa" w:w="2160"/>
+            <w:tcW w:type="dxa" w:w="1440"/>
           </w:tcPr>
           <w:p>
             <w:r>
               <w:rPr>
                 <w:rFonts w:ascii="Calibri" w:hAnsi="Calibri"/>
               </w:rPr>
-              <w:t>2025-03-13 20:00:00</w:t>
+              <w:t>2020-01-15 15:00:00</w:t>
             </w:r>
           </w:p>
         </w:tc>
         <w:tc>
           <w:tcPr>
-            <w:tcW w:type="dxa" w:w="2160"/>
+            <w:tcW w:type="dxa" w:w="1440"/>
           </w:tcPr>
           <w:p>
             <w:r>
               <w:rPr>
                 <w:rFonts w:ascii="Calibri" w:hAnsi="Calibri"/>
               </w:rPr>
-              <w:t>36.91756512872108</w:t>
+              <w:t>0</w:t>
             </w:r>
           </w:p>
         </w:tc>
         <w:tc>
           <w:tcPr>
-            <w:tcW w:type="dxa" w:w="2160"/>
+            <w:tcW w:type="dxa" w:w="1440"/>
           </w:tcPr>
           <w:p>
             <w:r>
               <w:rPr>
                 <w:rFonts w:ascii="Calibri" w:hAnsi="Calibri"/>
               </w:rPr>
-              <w:t>-1.0644361863442597</w:t>
+              <w:t>0.7</w:t>
             </w:r>
           </w:p>
         </w:tc>
         <w:tc>
           <w:tcPr>
-            <w:tcW w:type="dxa" w:w="2160"/>
+            <w:tcW w:type="dxa" w:w="1440"/>
           </w:tcPr>
           <w:p>
             <w:r>
               <w:rPr>
                 <w:rFonts w:ascii="Calibri" w:hAnsi="Calibri"/>
               </w:rPr>
-              <w:t>-2.062683</w:t>
+              <w:t>36.5</w:t>
+            </w:r>
+          </w:p>
+        </w:tc>
+        <w:tc>
+          <w:tcPr>
+            <w:tcW w:type="dxa" w:w="1440"/>
+          </w:tcPr>
+          <w:p>
+            <w:r>
+              <w:rPr>
+                <w:rFonts w:ascii="Calibri" w:hAnsi="Calibri"/>
+              </w:rPr>
+              <w:t>0001</w:t>
+            </w:r>
+          </w:p>
+        </w:tc>
+        <w:tc>
+          <w:tcPr>
+            <w:tcW w:type="dxa" w:w="1440"/>
+          </w:tcPr>
+          <w:p>
+            <w:r>
+              <w:rPr>
+                <w:rFonts w:ascii="Calibri" w:hAnsi="Calibri"/>
+              </w:rPr>
+              <w:t>297.58813</w:t>
             </w:r>
           </w:p>
         </w:tc>
@@ -896,53 +1319,79 @@
       <w:tr>
         <w:tc>
           <w:tcPr>
-            <w:tcW w:type="dxa" w:w="2160"/>
+            <w:tcW w:type="dxa" w:w="1440"/>
           </w:tcPr>
           <w:p>
             <w:r>
               <w:rPr>
                 <w:rFonts w:ascii="Calibri" w:hAnsi="Calibri"/>
               </w:rPr>
-              <w:t>2025-03-13 21:00:00</w:t>
+              <w:t>2020-01-16 15:00:00</w:t>
             </w:r>
           </w:p>
         </w:tc>
         <w:tc>
           <w:tcPr>
-            <w:tcW w:type="dxa" w:w="2160"/>
+            <w:tcW w:type="dxa" w:w="1440"/>
           </w:tcPr>
           <w:p>
             <w:r>
               <w:rPr>
                 <w:rFonts w:ascii="Calibri" w:hAnsi="Calibri"/>
               </w:rPr>
-              <w:t>36.91756512872108</w:t>
+              <w:t>0</w:t>
             </w:r>
           </w:p>
         </w:tc>
         <w:tc>
           <w:tcPr>
-            <w:tcW w:type="dxa" w:w="2160"/>
+            <w:tcW w:type="dxa" w:w="1440"/>
           </w:tcPr>
           <w:p>
             <w:r>
               <w:rPr>
                 <w:rFonts w:ascii="Calibri" w:hAnsi="Calibri"/>
               </w:rPr>
-              <w:t>-1.0644361863442597</w:t>
+              <w:t>0.7</w:t>
             </w:r>
           </w:p>
         </w:tc>
         <w:tc>
           <w:tcPr>
-            <w:tcW w:type="dxa" w:w="2160"/>
+            <w:tcW w:type="dxa" w:w="1440"/>
           </w:tcPr>
           <w:p>
             <w:r>
               <w:rPr>
                 <w:rFonts w:ascii="Calibri" w:hAnsi="Calibri"/>
               </w:rPr>
-              <w:t>-2.3044739</w:t>
+              <w:t>36.5</w:t>
+            </w:r>
+          </w:p>
+        </w:tc>
+        <w:tc>
+          <w:tcPr>
+            <w:tcW w:type="dxa" w:w="1440"/>
+          </w:tcPr>
+          <w:p>
+            <w:r>
+              <w:rPr>
+                <w:rFonts w:ascii="Calibri" w:hAnsi="Calibri"/>
+              </w:rPr>
+              <w:t>0001</w:t>
+            </w:r>
+          </w:p>
+        </w:tc>
+        <w:tc>
+          <w:tcPr>
+            <w:tcW w:type="dxa" w:w="1440"/>
+          </w:tcPr>
+          <w:p>
+            <w:r>
+              <w:rPr>
+                <w:rFonts w:ascii="Calibri" w:hAnsi="Calibri"/>
+              </w:rPr>
+              <w:t>296.7854</w:t>
             </w:r>
           </w:p>
         </w:tc>
@@ -950,53 +1399,79 @@
       <w:tr>
         <w:tc>
           <w:tcPr>
-            <w:tcW w:type="dxa" w:w="2160"/>
+            <w:tcW w:type="dxa" w:w="1440"/>
           </w:tcPr>
           <w:p>
             <w:r>
               <w:rPr>
                 <w:rFonts w:ascii="Calibri" w:hAnsi="Calibri"/>
               </w:rPr>
-              <w:t>2025-03-13 22:00:00</w:t>
+              <w:t>2020-01-17 15:00:00</w:t>
             </w:r>
           </w:p>
         </w:tc>
         <w:tc>
           <w:tcPr>
-            <w:tcW w:type="dxa" w:w="2160"/>
+            <w:tcW w:type="dxa" w:w="1440"/>
           </w:tcPr>
           <w:p>
             <w:r>
               <w:rPr>
                 <w:rFonts w:ascii="Calibri" w:hAnsi="Calibri"/>
               </w:rPr>
-              <w:t>36.91756512872108</w:t>
+              <w:t>0</w:t>
             </w:r>
           </w:p>
         </w:tc>
         <w:tc>
           <w:tcPr>
-            <w:tcW w:type="dxa" w:w="2160"/>
+            <w:tcW w:type="dxa" w:w="1440"/>
           </w:tcPr>
           <w:p>
             <w:r>
               <w:rPr>
                 <w:rFonts w:ascii="Calibri" w:hAnsi="Calibri"/>
               </w:rPr>
-              <w:t>-1.0644361863442597</w:t>
+              <w:t>0.7</w:t>
             </w:r>
           </w:p>
         </w:tc>
         <w:tc>
           <w:tcPr>
-            <w:tcW w:type="dxa" w:w="2160"/>
+            <w:tcW w:type="dxa" w:w="1440"/>
           </w:tcPr>
           <w:p>
             <w:r>
               <w:rPr>
                 <w:rFonts w:ascii="Calibri" w:hAnsi="Calibri"/>
               </w:rPr>
-              <w:t>-2.875122</w:t>
+              <w:t>36.5</w:t>
+            </w:r>
+          </w:p>
+        </w:tc>
+        <w:tc>
+          <w:tcPr>
+            <w:tcW w:type="dxa" w:w="1440"/>
+          </w:tcPr>
+          <w:p>
+            <w:r>
+              <w:rPr>
+                <w:rFonts w:ascii="Calibri" w:hAnsi="Calibri"/>
+              </w:rPr>
+              <w:t>0001</w:t>
+            </w:r>
+          </w:p>
+        </w:tc>
+        <w:tc>
+          <w:tcPr>
+            <w:tcW w:type="dxa" w:w="1440"/>
+          </w:tcPr>
+          <w:p>
+            <w:r>
+              <w:rPr>
+                <w:rFonts w:ascii="Calibri" w:hAnsi="Calibri"/>
+              </w:rPr>
+              <w:t>298.22144</w:t>
             </w:r>
           </w:p>
         </w:tc>
@@ -1004,53 +1479,79 @@
       <w:tr>
         <w:tc>
           <w:tcPr>
-            <w:tcW w:type="dxa" w:w="2160"/>
+            <w:tcW w:type="dxa" w:w="1440"/>
           </w:tcPr>
           <w:p>
             <w:r>
               <w:rPr>
                 <w:rFonts w:ascii="Calibri" w:hAnsi="Calibri"/>
               </w:rPr>
-              <w:t>2025-03-13 23:00:00</w:t>
+              <w:t>2020-01-18 15:00:00</w:t>
             </w:r>
           </w:p>
         </w:tc>
         <w:tc>
           <w:tcPr>
-            <w:tcW w:type="dxa" w:w="2160"/>
+            <w:tcW w:type="dxa" w:w="1440"/>
           </w:tcPr>
           <w:p>
             <w:r>
               <w:rPr>
                 <w:rFonts w:ascii="Calibri" w:hAnsi="Calibri"/>
               </w:rPr>
-              <w:t>36.91756512872108</w:t>
+              <w:t>0</w:t>
             </w:r>
           </w:p>
         </w:tc>
         <w:tc>
           <w:tcPr>
-            <w:tcW w:type="dxa" w:w="2160"/>
+            <w:tcW w:type="dxa" w:w="1440"/>
           </w:tcPr>
           <w:p>
             <w:r>
               <w:rPr>
                 <w:rFonts w:ascii="Calibri" w:hAnsi="Calibri"/>
               </w:rPr>
-              <w:t>-1.0644361863442597</w:t>
+              <w:t>0.7</w:t>
             </w:r>
           </w:p>
         </w:tc>
         <w:tc>
           <w:tcPr>
-            <w:tcW w:type="dxa" w:w="2160"/>
+            <w:tcW w:type="dxa" w:w="1440"/>
           </w:tcPr>
           <w:p>
             <w:r>
               <w:rPr>
                 <w:rFonts w:ascii="Calibri" w:hAnsi="Calibri"/>
               </w:rPr>
-              <w:t>-1.8788147</w:t>
+              <w:t>36.5</w:t>
+            </w:r>
+          </w:p>
+        </w:tc>
+        <w:tc>
+          <w:tcPr>
+            <w:tcW w:type="dxa" w:w="1440"/>
+          </w:tcPr>
+          <w:p>
+            <w:r>
+              <w:rPr>
+                <w:rFonts w:ascii="Calibri" w:hAnsi="Calibri"/>
+              </w:rPr>
+              <w:t>0001</w:t>
+            </w:r>
+          </w:p>
+        </w:tc>
+        <w:tc>
+          <w:tcPr>
+            <w:tcW w:type="dxa" w:w="1440"/>
+          </w:tcPr>
+          <w:p>
+            <w:r>
+              <w:rPr>
+                <w:rFonts w:ascii="Calibri" w:hAnsi="Calibri"/>
+              </w:rPr>
+              <w:t>299.11157</w:t>
             </w:r>
           </w:p>
         </w:tc>
@@ -1058,53 +1559,79 @@
       <w:tr>
         <w:tc>
           <w:tcPr>
-            <w:tcW w:type="dxa" w:w="2160"/>
+            <w:tcW w:type="dxa" w:w="1440"/>
           </w:tcPr>
           <w:p>
             <w:r>
               <w:rPr>
                 <w:rFonts w:ascii="Calibri" w:hAnsi="Calibri"/>
               </w:rPr>
-              <w:t>2025-03-14 00:00:00</w:t>
+              <w:t>2020-01-19 15:00:00</w:t>
             </w:r>
           </w:p>
         </w:tc>
         <w:tc>
           <w:tcPr>
-            <w:tcW w:type="dxa" w:w="2160"/>
+            <w:tcW w:type="dxa" w:w="1440"/>
           </w:tcPr>
           <w:p>
             <w:r>
               <w:rPr>
                 <w:rFonts w:ascii="Calibri" w:hAnsi="Calibri"/>
               </w:rPr>
-              <w:t>36.91756512872108</w:t>
+              <w:t>0</w:t>
             </w:r>
           </w:p>
         </w:tc>
         <w:tc>
           <w:tcPr>
-            <w:tcW w:type="dxa" w:w="2160"/>
+            <w:tcW w:type="dxa" w:w="1440"/>
           </w:tcPr>
           <w:p>
             <w:r>
               <w:rPr>
                 <w:rFonts w:ascii="Calibri" w:hAnsi="Calibri"/>
               </w:rPr>
-              <w:t>-1.0644361863442597</w:t>
+              <w:t>0.7</w:t>
             </w:r>
           </w:p>
         </w:tc>
         <w:tc>
           <w:tcPr>
-            <w:tcW w:type="dxa" w:w="2160"/>
+            <w:tcW w:type="dxa" w:w="1440"/>
           </w:tcPr>
           <w:p>
             <w:r>
               <w:rPr>
                 <w:rFonts w:ascii="Calibri" w:hAnsi="Calibri"/>
               </w:rPr>
-              <w:t>-1.6698608</w:t>
+              <w:t>36.5</w:t>
+            </w:r>
+          </w:p>
+        </w:tc>
+        <w:tc>
+          <w:tcPr>
+            <w:tcW w:type="dxa" w:w="1440"/>
+          </w:tcPr>
+          <w:p>
+            <w:r>
+              <w:rPr>
+                <w:rFonts w:ascii="Calibri" w:hAnsi="Calibri"/>
+              </w:rPr>
+              <w:t>0001</w:t>
+            </w:r>
+          </w:p>
+        </w:tc>
+        <w:tc>
+          <w:tcPr>
+            <w:tcW w:type="dxa" w:w="1440"/>
+          </w:tcPr>
+          <w:p>
+            <w:r>
+              <w:rPr>
+                <w:rFonts w:ascii="Calibri" w:hAnsi="Calibri"/>
+              </w:rPr>
+              <w:t>299.05176</w:t>
             </w:r>
           </w:p>
         </w:tc>
@@ -1112,53 +1639,79 @@
       <w:tr>
         <w:tc>
           <w:tcPr>
-            <w:tcW w:type="dxa" w:w="2160"/>
+            <w:tcW w:type="dxa" w:w="1440"/>
           </w:tcPr>
           <w:p>
             <w:r>
               <w:rPr>
                 <w:rFonts w:ascii="Calibri" w:hAnsi="Calibri"/>
               </w:rPr>
-              <w:t>2025-03-14 01:00:00</w:t>
+              <w:t>2020-01-20 15:00:00</w:t>
             </w:r>
           </w:p>
         </w:tc>
         <w:tc>
           <w:tcPr>
-            <w:tcW w:type="dxa" w:w="2160"/>
+            <w:tcW w:type="dxa" w:w="1440"/>
           </w:tcPr>
           <w:p>
             <w:r>
               <w:rPr>
                 <w:rFonts w:ascii="Calibri" w:hAnsi="Calibri"/>
               </w:rPr>
-              <w:t>36.91756512872108</w:t>
+              <w:t>0</w:t>
             </w:r>
           </w:p>
         </w:tc>
         <w:tc>
           <w:tcPr>
-            <w:tcW w:type="dxa" w:w="2160"/>
+            <w:tcW w:type="dxa" w:w="1440"/>
           </w:tcPr>
           <w:p>
             <w:r>
               <w:rPr>
                 <w:rFonts w:ascii="Calibri" w:hAnsi="Calibri"/>
               </w:rPr>
-              <w:t>-1.0644361863442597</w:t>
+              <w:t>0.7</w:t>
             </w:r>
           </w:p>
         </w:tc>
         <w:tc>
           <w:tcPr>
-            <w:tcW w:type="dxa" w:w="2160"/>
+            <w:tcW w:type="dxa" w:w="1440"/>
           </w:tcPr>
           <w:p>
             <w:r>
               <w:rPr>
                 <w:rFonts w:ascii="Calibri" w:hAnsi="Calibri"/>
               </w:rPr>
-              <w:t>-1.2418823</w:t>
+              <w:t>36.5</w:t>
+            </w:r>
+          </w:p>
+        </w:tc>
+        <w:tc>
+          <w:tcPr>
+            <w:tcW w:type="dxa" w:w="1440"/>
+          </w:tcPr>
+          <w:p>
+            <w:r>
+              <w:rPr>
+                <w:rFonts w:ascii="Calibri" w:hAnsi="Calibri"/>
+              </w:rPr>
+              <w:t>0001</w:t>
+            </w:r>
+          </w:p>
+        </w:tc>
+        <w:tc>
+          <w:tcPr>
+            <w:tcW w:type="dxa" w:w="1440"/>
+          </w:tcPr>
+          <w:p>
+            <w:r>
+              <w:rPr>
+                <w:rFonts w:ascii="Calibri" w:hAnsi="Calibri"/>
+              </w:rPr>
+              <w:t>298.83936</w:t>
             </w:r>
           </w:p>
         </w:tc>
@@ -1166,53 +1719,79 @@
       <w:tr>
         <w:tc>
           <w:tcPr>
-            <w:tcW w:type="dxa" w:w="2160"/>
+            <w:tcW w:type="dxa" w:w="1440"/>
           </w:tcPr>
           <w:p>
             <w:r>
               <w:rPr>
                 <w:rFonts w:ascii="Calibri" w:hAnsi="Calibri"/>
               </w:rPr>
-              <w:t>2025-03-14 02:00:00</w:t>
+              <w:t>2020-01-21 15:00:00</w:t>
             </w:r>
           </w:p>
         </w:tc>
         <w:tc>
           <w:tcPr>
-            <w:tcW w:type="dxa" w:w="2160"/>
+            <w:tcW w:type="dxa" w:w="1440"/>
           </w:tcPr>
           <w:p>
             <w:r>
               <w:rPr>
                 <w:rFonts w:ascii="Calibri" w:hAnsi="Calibri"/>
               </w:rPr>
-              <w:t>36.91756512872108</w:t>
+              <w:t>0</w:t>
             </w:r>
           </w:p>
         </w:tc>
         <w:tc>
           <w:tcPr>
-            <w:tcW w:type="dxa" w:w="2160"/>
+            <w:tcW w:type="dxa" w:w="1440"/>
           </w:tcPr>
           <w:p>
             <w:r>
               <w:rPr>
                 <w:rFonts w:ascii="Calibri" w:hAnsi="Calibri"/>
               </w:rPr>
-              <w:t>-1.0644361863442597</w:t>
+              <w:t>0.7</w:t>
             </w:r>
           </w:p>
         </w:tc>
         <w:tc>
           <w:tcPr>
-            <w:tcW w:type="dxa" w:w="2160"/>
+            <w:tcW w:type="dxa" w:w="1440"/>
           </w:tcPr>
           <w:p>
             <w:r>
               <w:rPr>
                 <w:rFonts w:ascii="Calibri" w:hAnsi="Calibri"/>
               </w:rPr>
-              <w:t>-1.1902161</w:t>
+              <w:t>36.5</w:t>
+            </w:r>
+          </w:p>
+        </w:tc>
+        <w:tc>
+          <w:tcPr>
+            <w:tcW w:type="dxa" w:w="1440"/>
+          </w:tcPr>
+          <w:p>
+            <w:r>
+              <w:rPr>
+                <w:rFonts w:ascii="Calibri" w:hAnsi="Calibri"/>
+              </w:rPr>
+              <w:t>0001</w:t>
+            </w:r>
+          </w:p>
+        </w:tc>
+        <w:tc>
+          <w:tcPr>
+            <w:tcW w:type="dxa" w:w="1440"/>
+          </w:tcPr>
+          <w:p>
+            <w:r>
+              <w:rPr>
+                <w:rFonts w:ascii="Calibri" w:hAnsi="Calibri"/>
+              </w:rPr>
+              <w:t>298.20337</w:t>
             </w:r>
           </w:p>
         </w:tc>
@@ -1220,53 +1799,79 @@
       <w:tr>
         <w:tc>
           <w:tcPr>
-            <w:tcW w:type="dxa" w:w="2160"/>
+            <w:tcW w:type="dxa" w:w="1440"/>
           </w:tcPr>
           <w:p>
             <w:r>
               <w:rPr>
                 <w:rFonts w:ascii="Calibri" w:hAnsi="Calibri"/>
               </w:rPr>
-              <w:t>2025-03-14 03:00:00</w:t>
+              <w:t>2020-01-22 15:00:00</w:t>
             </w:r>
           </w:p>
         </w:tc>
         <w:tc>
           <w:tcPr>
-            <w:tcW w:type="dxa" w:w="2160"/>
+            <w:tcW w:type="dxa" w:w="1440"/>
           </w:tcPr>
           <w:p>
             <w:r>
               <w:rPr>
                 <w:rFonts w:ascii="Calibri" w:hAnsi="Calibri"/>
               </w:rPr>
-              <w:t>36.91756512872108</w:t>
+              <w:t>0</w:t>
             </w:r>
           </w:p>
         </w:tc>
         <w:tc>
           <w:tcPr>
-            <w:tcW w:type="dxa" w:w="2160"/>
+            <w:tcW w:type="dxa" w:w="1440"/>
           </w:tcPr>
           <w:p>
             <w:r>
               <w:rPr>
                 <w:rFonts w:ascii="Calibri" w:hAnsi="Calibri"/>
               </w:rPr>
-              <w:t>-1.0644361863442597</w:t>
+              <w:t>0.7</w:t>
             </w:r>
           </w:p>
         </w:tc>
         <w:tc>
           <w:tcPr>
-            <w:tcW w:type="dxa" w:w="2160"/>
+            <w:tcW w:type="dxa" w:w="1440"/>
           </w:tcPr>
           <w:p>
             <w:r>
               <w:rPr>
                 <w:rFonts w:ascii="Calibri" w:hAnsi="Calibri"/>
               </w:rPr>
-              <w:t>-0.8977356</w:t>
+              <w:t>36.5</w:t>
+            </w:r>
+          </w:p>
+        </w:tc>
+        <w:tc>
+          <w:tcPr>
+            <w:tcW w:type="dxa" w:w="1440"/>
+          </w:tcPr>
+          <w:p>
+            <w:r>
+              <w:rPr>
+                <w:rFonts w:ascii="Calibri" w:hAnsi="Calibri"/>
+              </w:rPr>
+              <w:t>0001</w:t>
+            </w:r>
+          </w:p>
+        </w:tc>
+        <w:tc>
+          <w:tcPr>
+            <w:tcW w:type="dxa" w:w="1440"/>
+          </w:tcPr>
+          <w:p>
+            <w:r>
+              <w:rPr>
+                <w:rFonts w:ascii="Calibri" w:hAnsi="Calibri"/>
+              </w:rPr>
+              <w:t>297.8562</w:t>
             </w:r>
           </w:p>
         </w:tc>
@@ -1274,53 +1879,79 @@
       <w:tr>
         <w:tc>
           <w:tcPr>
-            <w:tcW w:type="dxa" w:w="2160"/>
+            <w:tcW w:type="dxa" w:w="1440"/>
           </w:tcPr>
           <w:p>
             <w:r>
               <w:rPr>
                 <w:rFonts w:ascii="Calibri" w:hAnsi="Calibri"/>
               </w:rPr>
-              <w:t>2025-03-14 04:00:00</w:t>
+              <w:t>2020-01-23 15:00:00</w:t>
             </w:r>
           </w:p>
         </w:tc>
         <w:tc>
           <w:tcPr>
-            <w:tcW w:type="dxa" w:w="2160"/>
+            <w:tcW w:type="dxa" w:w="1440"/>
           </w:tcPr>
           <w:p>
             <w:r>
               <w:rPr>
                 <w:rFonts w:ascii="Calibri" w:hAnsi="Calibri"/>
               </w:rPr>
-              <w:t>36.91756512872108</w:t>
+              <w:t>0</w:t>
             </w:r>
           </w:p>
         </w:tc>
         <w:tc>
           <w:tcPr>
-            <w:tcW w:type="dxa" w:w="2160"/>
+            <w:tcW w:type="dxa" w:w="1440"/>
           </w:tcPr>
           <w:p>
             <w:r>
               <w:rPr>
                 <w:rFonts w:ascii="Calibri" w:hAnsi="Calibri"/>
               </w:rPr>
-              <w:t>-1.0644361863442597</w:t>
+              <w:t>0.7</w:t>
             </w:r>
           </w:p>
         </w:tc>
         <w:tc>
           <w:tcPr>
-            <w:tcW w:type="dxa" w:w="2160"/>
+            <w:tcW w:type="dxa" w:w="1440"/>
           </w:tcPr>
           <w:p>
             <w:r>
               <w:rPr>
                 <w:rFonts w:ascii="Calibri" w:hAnsi="Calibri"/>
               </w:rPr>
-              <w:t>-0.43417358</w:t>
+              <w:t>36.5</w:t>
+            </w:r>
+          </w:p>
+        </w:tc>
+        <w:tc>
+          <w:tcPr>
+            <w:tcW w:type="dxa" w:w="1440"/>
+          </w:tcPr>
+          <w:p>
+            <w:r>
+              <w:rPr>
+                <w:rFonts w:ascii="Calibri" w:hAnsi="Calibri"/>
+              </w:rPr>
+              <w:t>0001</w:t>
+            </w:r>
+          </w:p>
+        </w:tc>
+        <w:tc>
+          <w:tcPr>
+            <w:tcW w:type="dxa" w:w="1440"/>
+          </w:tcPr>
+          <w:p>
+            <w:r>
+              <w:rPr>
+                <w:rFonts w:ascii="Calibri" w:hAnsi="Calibri"/>
+              </w:rPr>
+              <w:t>297.23853</w:t>
             </w:r>
           </w:p>
         </w:tc>
@@ -1328,53 +1959,79 @@
       <w:tr>
         <w:tc>
           <w:tcPr>
-            <w:tcW w:type="dxa" w:w="2160"/>
+            <w:tcW w:type="dxa" w:w="1440"/>
           </w:tcPr>
           <w:p>
             <w:r>
               <w:rPr>
                 <w:rFonts w:ascii="Calibri" w:hAnsi="Calibri"/>
               </w:rPr>
-              <w:t>2025-03-14 05:00:00</w:t>
+              <w:t>2020-01-24 15:00:00</w:t>
             </w:r>
           </w:p>
         </w:tc>
         <w:tc>
           <w:tcPr>
-            <w:tcW w:type="dxa" w:w="2160"/>
+            <w:tcW w:type="dxa" w:w="1440"/>
           </w:tcPr>
           <w:p>
             <w:r>
               <w:rPr>
                 <w:rFonts w:ascii="Calibri" w:hAnsi="Calibri"/>
               </w:rPr>
-              <w:t>36.91756512872108</w:t>
+              <w:t>0</w:t>
             </w:r>
           </w:p>
         </w:tc>
         <w:tc>
           <w:tcPr>
-            <w:tcW w:type="dxa" w:w="2160"/>
+            <w:tcW w:type="dxa" w:w="1440"/>
           </w:tcPr>
           <w:p>
             <w:r>
               <w:rPr>
                 <w:rFonts w:ascii="Calibri" w:hAnsi="Calibri"/>
               </w:rPr>
-              <w:t>-1.0644361863442597</w:t>
+              <w:t>0.7</w:t>
             </w:r>
           </w:p>
         </w:tc>
         <w:tc>
           <w:tcPr>
-            <w:tcW w:type="dxa" w:w="2160"/>
+            <w:tcW w:type="dxa" w:w="1440"/>
           </w:tcPr>
           <w:p>
             <w:r>
               <w:rPr>
                 <w:rFonts w:ascii="Calibri" w:hAnsi="Calibri"/>
               </w:rPr>
-              <w:t>3.356018</w:t>
+              <w:t>36.5</w:t>
+            </w:r>
+          </w:p>
+        </w:tc>
+        <w:tc>
+          <w:tcPr>
+            <w:tcW w:type="dxa" w:w="1440"/>
+          </w:tcPr>
+          <w:p>
+            <w:r>
+              <w:rPr>
+                <w:rFonts w:ascii="Calibri" w:hAnsi="Calibri"/>
+              </w:rPr>
+              <w:t>0001</w:t>
+            </w:r>
+          </w:p>
+        </w:tc>
+        <w:tc>
+          <w:tcPr>
+            <w:tcW w:type="dxa" w:w="1440"/>
+          </w:tcPr>
+          <w:p>
+            <w:r>
+              <w:rPr>
+                <w:rFonts w:ascii="Calibri" w:hAnsi="Calibri"/>
+              </w:rPr>
+              <w:t>295.437</w:t>
             </w:r>
           </w:p>
         </w:tc>
@@ -1382,53 +2039,79 @@
       <w:tr>
         <w:tc>
           <w:tcPr>
-            <w:tcW w:type="dxa" w:w="2160"/>
+            <w:tcW w:type="dxa" w:w="1440"/>
           </w:tcPr>
           <w:p>
             <w:r>
               <w:rPr>
                 <w:rFonts w:ascii="Calibri" w:hAnsi="Calibri"/>
               </w:rPr>
-              <w:t>2025-03-14 06:00:00</w:t>
+              <w:t>2020-01-25 15:00:00</w:t>
             </w:r>
           </w:p>
         </w:tc>
         <w:tc>
           <w:tcPr>
-            <w:tcW w:type="dxa" w:w="2160"/>
+            <w:tcW w:type="dxa" w:w="1440"/>
           </w:tcPr>
           <w:p>
             <w:r>
               <w:rPr>
                 <w:rFonts w:ascii="Calibri" w:hAnsi="Calibri"/>
               </w:rPr>
-              <w:t>36.91756512872108</w:t>
+              <w:t>0</w:t>
             </w:r>
           </w:p>
         </w:tc>
         <w:tc>
           <w:tcPr>
-            <w:tcW w:type="dxa" w:w="2160"/>
+            <w:tcW w:type="dxa" w:w="1440"/>
           </w:tcPr>
           <w:p>
             <w:r>
               <w:rPr>
                 <w:rFonts w:ascii="Calibri" w:hAnsi="Calibri"/>
               </w:rPr>
-              <w:t>-1.0644361863442597</w:t>
+              <w:t>0.7</w:t>
             </w:r>
           </w:p>
         </w:tc>
         <w:tc>
           <w:tcPr>
-            <w:tcW w:type="dxa" w:w="2160"/>
+            <w:tcW w:type="dxa" w:w="1440"/>
           </w:tcPr>
           <w:p>
             <w:r>
               <w:rPr>
                 <w:rFonts w:ascii="Calibri" w:hAnsi="Calibri"/>
               </w:rPr>
-              <w:t>5.62973</w:t>
+              <w:t>36.5</w:t>
+            </w:r>
+          </w:p>
+        </w:tc>
+        <w:tc>
+          <w:tcPr>
+            <w:tcW w:type="dxa" w:w="1440"/>
+          </w:tcPr>
+          <w:p>
+            <w:r>
+              <w:rPr>
+                <w:rFonts w:ascii="Calibri" w:hAnsi="Calibri"/>
+              </w:rPr>
+              <w:t>0001</w:t>
+            </w:r>
+          </w:p>
+        </w:tc>
+        <w:tc>
+          <w:tcPr>
+            <w:tcW w:type="dxa" w:w="1440"/>
+          </w:tcPr>
+          <w:p>
+            <w:r>
+              <w:rPr>
+                <w:rFonts w:ascii="Calibri" w:hAnsi="Calibri"/>
+              </w:rPr>
+              <w:t>295.2268</w:t>
             </w:r>
           </w:p>
         </w:tc>
@@ -1436,53 +2119,79 @@
       <w:tr>
         <w:tc>
           <w:tcPr>
-            <w:tcW w:type="dxa" w:w="2160"/>
+            <w:tcW w:type="dxa" w:w="1440"/>
           </w:tcPr>
           <w:p>
             <w:r>
               <w:rPr>
                 <w:rFonts w:ascii="Calibri" w:hAnsi="Calibri"/>
               </w:rPr>
-              <w:t>2025-03-14 07:00:00</w:t>
+              <w:t>2020-01-26 15:00:00</w:t>
             </w:r>
           </w:p>
         </w:tc>
         <w:tc>
           <w:tcPr>
-            <w:tcW w:type="dxa" w:w="2160"/>
+            <w:tcW w:type="dxa" w:w="1440"/>
           </w:tcPr>
           <w:p>
             <w:r>
               <w:rPr>
                 <w:rFonts w:ascii="Calibri" w:hAnsi="Calibri"/>
               </w:rPr>
-              <w:t>36.91756512872108</w:t>
+              <w:t>0</w:t>
             </w:r>
           </w:p>
         </w:tc>
         <w:tc>
           <w:tcPr>
-            <w:tcW w:type="dxa" w:w="2160"/>
+            <w:tcW w:type="dxa" w:w="1440"/>
           </w:tcPr>
           <w:p>
             <w:r>
               <w:rPr>
                 <w:rFonts w:ascii="Calibri" w:hAnsi="Calibri"/>
               </w:rPr>
-              <w:t>-1.0644361863442597</w:t>
+              <w:t>0.7</w:t>
             </w:r>
           </w:p>
         </w:tc>
         <w:tc>
           <w:tcPr>
-            <w:tcW w:type="dxa" w:w="2160"/>
+            <w:tcW w:type="dxa" w:w="1440"/>
           </w:tcPr>
           <w:p>
             <w:r>
               <w:rPr>
                 <w:rFonts w:ascii="Calibri" w:hAnsi="Calibri"/>
               </w:rPr>
-              <w:t>7.844391</w:t>
+              <w:t>36.5</w:t>
+            </w:r>
+          </w:p>
+        </w:tc>
+        <w:tc>
+          <w:tcPr>
+            <w:tcW w:type="dxa" w:w="1440"/>
+          </w:tcPr>
+          <w:p>
+            <w:r>
+              <w:rPr>
+                <w:rFonts w:ascii="Calibri" w:hAnsi="Calibri"/>
+              </w:rPr>
+              <w:t>0001</w:t>
+            </w:r>
+          </w:p>
+        </w:tc>
+        <w:tc>
+          <w:tcPr>
+            <w:tcW w:type="dxa" w:w="1440"/>
+          </w:tcPr>
+          <w:p>
+            <w:r>
+              <w:rPr>
+                <w:rFonts w:ascii="Calibri" w:hAnsi="Calibri"/>
+              </w:rPr>
+              <w:t>294.5796</w:t>
             </w:r>
           </w:p>
         </w:tc>
@@ -1490,53 +2199,79 @@
       <w:tr>
         <w:tc>
           <w:tcPr>
-            <w:tcW w:type="dxa" w:w="2160"/>
+            <w:tcW w:type="dxa" w:w="1440"/>
           </w:tcPr>
           <w:p>
             <w:r>
               <w:rPr>
                 <w:rFonts w:ascii="Calibri" w:hAnsi="Calibri"/>
               </w:rPr>
-              <w:t>2025-03-14 08:00:00</w:t>
+              <w:t>2020-01-27 15:00:00</w:t>
             </w:r>
           </w:p>
         </w:tc>
         <w:tc>
           <w:tcPr>
-            <w:tcW w:type="dxa" w:w="2160"/>
+            <w:tcW w:type="dxa" w:w="1440"/>
           </w:tcPr>
           <w:p>
             <w:r>
               <w:rPr>
                 <w:rFonts w:ascii="Calibri" w:hAnsi="Calibri"/>
               </w:rPr>
-              <w:t>36.91756512872108</w:t>
+              <w:t>0</w:t>
             </w:r>
           </w:p>
         </w:tc>
         <w:tc>
           <w:tcPr>
-            <w:tcW w:type="dxa" w:w="2160"/>
+            <w:tcW w:type="dxa" w:w="1440"/>
           </w:tcPr>
           <w:p>
             <w:r>
               <w:rPr>
                 <w:rFonts w:ascii="Calibri" w:hAnsi="Calibri"/>
               </w:rPr>
-              <w:t>-1.0644361863442597</w:t>
+              <w:t>0.7</w:t>
             </w:r>
           </w:p>
         </w:tc>
         <w:tc>
           <w:tcPr>
-            <w:tcW w:type="dxa" w:w="2160"/>
+            <w:tcW w:type="dxa" w:w="1440"/>
           </w:tcPr>
           <w:p>
             <w:r>
               <w:rPr>
                 <w:rFonts w:ascii="Calibri" w:hAnsi="Calibri"/>
               </w:rPr>
-              <w:t>5.888916</w:t>
+              <w:t>36.5</w:t>
+            </w:r>
+          </w:p>
+        </w:tc>
+        <w:tc>
+          <w:tcPr>
+            <w:tcW w:type="dxa" w:w="1440"/>
+          </w:tcPr>
+          <w:p>
+            <w:r>
+              <w:rPr>
+                <w:rFonts w:ascii="Calibri" w:hAnsi="Calibri"/>
+              </w:rPr>
+              <w:t>0001</w:t>
+            </w:r>
+          </w:p>
+        </w:tc>
+        <w:tc>
+          <w:tcPr>
+            <w:tcW w:type="dxa" w:w="1440"/>
+          </w:tcPr>
+          <w:p>
+            <w:r>
+              <w:rPr>
+                <w:rFonts w:ascii="Calibri" w:hAnsi="Calibri"/>
+              </w:rPr>
+              <w:t>293.2859</w:t>
             </w:r>
           </w:p>
         </w:tc>
@@ -1544,53 +2279,79 @@
       <w:tr>
         <w:tc>
           <w:tcPr>
-            <w:tcW w:type="dxa" w:w="2160"/>
+            <w:tcW w:type="dxa" w:w="1440"/>
           </w:tcPr>
           <w:p>
             <w:r>
               <w:rPr>
                 <w:rFonts w:ascii="Calibri" w:hAnsi="Calibri"/>
               </w:rPr>
-              <w:t>2025-03-14 09:00:00</w:t>
+              <w:t>2020-01-28 15:00:00</w:t>
             </w:r>
           </w:p>
         </w:tc>
         <w:tc>
           <w:tcPr>
-            <w:tcW w:type="dxa" w:w="2160"/>
+            <w:tcW w:type="dxa" w:w="1440"/>
           </w:tcPr>
           <w:p>
             <w:r>
               <w:rPr>
                 <w:rFonts w:ascii="Calibri" w:hAnsi="Calibri"/>
               </w:rPr>
-              <w:t>36.91756512872108</w:t>
+              <w:t>0</w:t>
             </w:r>
           </w:p>
         </w:tc>
         <w:tc>
           <w:tcPr>
-            <w:tcW w:type="dxa" w:w="2160"/>
+            <w:tcW w:type="dxa" w:w="1440"/>
           </w:tcPr>
           <w:p>
             <w:r>
               <w:rPr>
                 <w:rFonts w:ascii="Calibri" w:hAnsi="Calibri"/>
               </w:rPr>
-              <w:t>-1.0644361863442597</w:t>
+              <w:t>0.7</w:t>
             </w:r>
           </w:p>
         </w:tc>
         <w:tc>
           <w:tcPr>
-            <w:tcW w:type="dxa" w:w="2160"/>
+            <w:tcW w:type="dxa" w:w="1440"/>
           </w:tcPr>
           <w:p>
             <w:r>
               <w:rPr>
                 <w:rFonts w:ascii="Calibri" w:hAnsi="Calibri"/>
               </w:rPr>
-              <w:t>5.1241455</w:t>
+              <w:t>36.5</w:t>
+            </w:r>
+          </w:p>
+        </w:tc>
+        <w:tc>
+          <w:tcPr>
+            <w:tcW w:type="dxa" w:w="1440"/>
+          </w:tcPr>
+          <w:p>
+            <w:r>
+              <w:rPr>
+                <w:rFonts w:ascii="Calibri" w:hAnsi="Calibri"/>
+              </w:rPr>
+              <w:t>0001</w:t>
+            </w:r>
+          </w:p>
+        </w:tc>
+        <w:tc>
+          <w:tcPr>
+            <w:tcW w:type="dxa" w:w="1440"/>
+          </w:tcPr>
+          <w:p>
+            <w:r>
+              <w:rPr>
+                <w:rFonts w:ascii="Calibri" w:hAnsi="Calibri"/>
+              </w:rPr>
+              <w:t>292.79517</w:t>
             </w:r>
           </w:p>
         </w:tc>
@@ -1598,53 +2359,79 @@
       <w:tr>
         <w:tc>
           <w:tcPr>
-            <w:tcW w:type="dxa" w:w="2160"/>
+            <w:tcW w:type="dxa" w:w="1440"/>
           </w:tcPr>
           <w:p>
             <w:r>
               <w:rPr>
                 <w:rFonts w:ascii="Calibri" w:hAnsi="Calibri"/>
               </w:rPr>
-              <w:t>2025-03-14 10:00:00</w:t>
+              <w:t>2020-01-29 15:00:00</w:t>
             </w:r>
           </w:p>
         </w:tc>
         <w:tc>
           <w:tcPr>
-            <w:tcW w:type="dxa" w:w="2160"/>
+            <w:tcW w:type="dxa" w:w="1440"/>
           </w:tcPr>
           <w:p>
             <w:r>
               <w:rPr>
                 <w:rFonts w:ascii="Calibri" w:hAnsi="Calibri"/>
               </w:rPr>
-              <w:t>36.91756512872108</w:t>
+              <w:t>0</w:t>
             </w:r>
           </w:p>
         </w:tc>
         <w:tc>
           <w:tcPr>
-            <w:tcW w:type="dxa" w:w="2160"/>
+            <w:tcW w:type="dxa" w:w="1440"/>
           </w:tcPr>
           <w:p>
             <w:r>
               <w:rPr>
                 <w:rFonts w:ascii="Calibri" w:hAnsi="Calibri"/>
               </w:rPr>
-              <w:t>-1.0644361863442597</w:t>
+              <w:t>0.7</w:t>
             </w:r>
           </w:p>
         </w:tc>
         <w:tc>
           <w:tcPr>
-            <w:tcW w:type="dxa" w:w="2160"/>
+            <w:tcW w:type="dxa" w:w="1440"/>
           </w:tcPr>
           <w:p>
             <w:r>
               <w:rPr>
                 <w:rFonts w:ascii="Calibri" w:hAnsi="Calibri"/>
               </w:rPr>
-              <w:t>3.890625</w:t>
+              <w:t>36.5</w:t>
+            </w:r>
+          </w:p>
+        </w:tc>
+        <w:tc>
+          <w:tcPr>
+            <w:tcW w:type="dxa" w:w="1440"/>
+          </w:tcPr>
+          <w:p>
+            <w:r>
+              <w:rPr>
+                <w:rFonts w:ascii="Calibri" w:hAnsi="Calibri"/>
+              </w:rPr>
+              <w:t>0001</w:t>
+            </w:r>
+          </w:p>
+        </w:tc>
+        <w:tc>
+          <w:tcPr>
+            <w:tcW w:type="dxa" w:w="1440"/>
+          </w:tcPr>
+          <w:p>
+            <w:r>
+              <w:rPr>
+                <w:rFonts w:ascii="Calibri" w:hAnsi="Calibri"/>
+              </w:rPr>
+              <w:t>293.7151</w:t>
             </w:r>
           </w:p>
         </w:tc>
@@ -1652,2375 +2439,79 @@
       <w:tr>
         <w:tc>
           <w:tcPr>
-            <w:tcW w:type="dxa" w:w="2160"/>
+            <w:tcW w:type="dxa" w:w="1440"/>
           </w:tcPr>
           <w:p>
             <w:r>
               <w:rPr>
                 <w:rFonts w:ascii="Calibri" w:hAnsi="Calibri"/>
               </w:rPr>
-              <w:t>2025-03-14 11:00:00</w:t>
+              <w:t>2020-01-30 15:00:00</w:t>
             </w:r>
           </w:p>
         </w:tc>
         <w:tc>
           <w:tcPr>
-            <w:tcW w:type="dxa" w:w="2160"/>
+            <w:tcW w:type="dxa" w:w="1440"/>
           </w:tcPr>
           <w:p>
             <w:r>
               <w:rPr>
                 <w:rFonts w:ascii="Calibri" w:hAnsi="Calibri"/>
               </w:rPr>
-              <w:t>36.91756512872108</w:t>
+              <w:t>0</w:t>
             </w:r>
           </w:p>
         </w:tc>
         <w:tc>
           <w:tcPr>
-            <w:tcW w:type="dxa" w:w="2160"/>
+            <w:tcW w:type="dxa" w:w="1440"/>
           </w:tcPr>
           <w:p>
             <w:r>
               <w:rPr>
                 <w:rFonts w:ascii="Calibri" w:hAnsi="Calibri"/>
               </w:rPr>
-              <w:t>-1.0644361863442597</w:t>
+              <w:t>0.7</w:t>
             </w:r>
           </w:p>
         </w:tc>
         <w:tc>
           <w:tcPr>
-            <w:tcW w:type="dxa" w:w="2160"/>
+            <w:tcW w:type="dxa" w:w="1440"/>
           </w:tcPr>
           <w:p>
             <w:r>
               <w:rPr>
                 <w:rFonts w:ascii="Calibri" w:hAnsi="Calibri"/>
               </w:rPr>
-              <w:t>3.3641052</w:t>
+              <w:t>36.5</w:t>
             </w:r>
           </w:p>
         </w:tc>
-      </w:tr>
-      <w:tr>
         <w:tc>
           <w:tcPr>
-            <w:tcW w:type="dxa" w:w="2160"/>
+            <w:tcW w:type="dxa" w:w="1440"/>
           </w:tcPr>
           <w:p>
             <w:r>
               <w:rPr>
                 <w:rFonts w:ascii="Calibri" w:hAnsi="Calibri"/>
               </w:rPr>
-              <w:t>2025-03-14 12:00:00</w:t>
+              <w:t>0001</w:t>
             </w:r>
           </w:p>
         </w:tc>
         <w:tc>
           <w:tcPr>
-            <w:tcW w:type="dxa" w:w="2160"/>
+            <w:tcW w:type="dxa" w:w="1440"/>
           </w:tcPr>
           <w:p>
             <w:r>
               <w:rPr>
                 <w:rFonts w:ascii="Calibri" w:hAnsi="Calibri"/>
               </w:rPr>
-              <w:t>36.91756512872108</w:t>
-            </w:r>
-          </w:p>
-        </w:tc>
-        <w:tc>
-          <w:tcPr>
-            <w:tcW w:type="dxa" w:w="2160"/>
-          </w:tcPr>
-          <w:p>
-            <w:r>
-              <w:rPr>
-                <w:rFonts w:ascii="Calibri" w:hAnsi="Calibri"/>
-              </w:rPr>
-              <w:t>-1.0644361863442597</w:t>
-            </w:r>
-          </w:p>
-        </w:tc>
-        <w:tc>
-          <w:tcPr>
-            <w:tcW w:type="dxa" w:w="2160"/>
-          </w:tcPr>
-          <w:p>
-            <w:r>
-              <w:rPr>
-                <w:rFonts w:ascii="Calibri" w:hAnsi="Calibri"/>
-              </w:rPr>
-              <w:t>2.5475464</w:t>
-            </w:r>
-          </w:p>
-        </w:tc>
-      </w:tr>
-      <w:tr>
-        <w:tc>
-          <w:tcPr>
-            <w:tcW w:type="dxa" w:w="2160"/>
-          </w:tcPr>
-          <w:p>
-            <w:r>
-              <w:rPr>
-                <w:rFonts w:ascii="Calibri" w:hAnsi="Calibri"/>
-              </w:rPr>
-              <w:t>2025-03-14 13:00:00</w:t>
-            </w:r>
-          </w:p>
-        </w:tc>
-        <w:tc>
-          <w:tcPr>
-            <w:tcW w:type="dxa" w:w="2160"/>
-          </w:tcPr>
-          <w:p>
-            <w:r>
-              <w:rPr>
-                <w:rFonts w:ascii="Calibri" w:hAnsi="Calibri"/>
-              </w:rPr>
-              <w:t>36.91756512872108</w:t>
-            </w:r>
-          </w:p>
-        </w:tc>
-        <w:tc>
-          <w:tcPr>
-            <w:tcW w:type="dxa" w:w="2160"/>
-          </w:tcPr>
-          <w:p>
-            <w:r>
-              <w:rPr>
-                <w:rFonts w:ascii="Calibri" w:hAnsi="Calibri"/>
-              </w:rPr>
-              <w:t>-1.0644361863442597</w:t>
-            </w:r>
-          </w:p>
-        </w:tc>
-        <w:tc>
-          <w:tcPr>
-            <w:tcW w:type="dxa" w:w="2160"/>
-          </w:tcPr>
-          <w:p>
-            <w:r>
-              <w:rPr>
-                <w:rFonts w:ascii="Calibri" w:hAnsi="Calibri"/>
-              </w:rPr>
-              <w:t>1.5259705</w:t>
-            </w:r>
-          </w:p>
-        </w:tc>
-      </w:tr>
-      <w:tr>
-        <w:tc>
-          <w:tcPr>
-            <w:tcW w:type="dxa" w:w="2160"/>
-          </w:tcPr>
-          <w:p>
-            <w:r>
-              <w:rPr>
-                <w:rFonts w:ascii="Calibri" w:hAnsi="Calibri"/>
-              </w:rPr>
-              <w:t>2025-03-14 14:00:00</w:t>
-            </w:r>
-          </w:p>
-        </w:tc>
-        <w:tc>
-          <w:tcPr>
-            <w:tcW w:type="dxa" w:w="2160"/>
-          </w:tcPr>
-          <w:p>
-            <w:r>
-              <w:rPr>
-                <w:rFonts w:ascii="Calibri" w:hAnsi="Calibri"/>
-              </w:rPr>
-              <w:t>36.91756512872108</w:t>
-            </w:r>
-          </w:p>
-        </w:tc>
-        <w:tc>
-          <w:tcPr>
-            <w:tcW w:type="dxa" w:w="2160"/>
-          </w:tcPr>
-          <w:p>
-            <w:r>
-              <w:rPr>
-                <w:rFonts w:ascii="Calibri" w:hAnsi="Calibri"/>
-              </w:rPr>
-              <w:t>-1.0644361863442597</w:t>
-            </w:r>
-          </w:p>
-        </w:tc>
-        <w:tc>
-          <w:tcPr>
-            <w:tcW w:type="dxa" w:w="2160"/>
-          </w:tcPr>
-          <w:p>
-            <w:r>
-              <w:rPr>
-                <w:rFonts w:ascii="Calibri" w:hAnsi="Calibri"/>
-              </w:rPr>
-              <w:t>0.3215027</w:t>
-            </w:r>
-          </w:p>
-        </w:tc>
-      </w:tr>
-      <w:tr>
-        <w:tc>
-          <w:tcPr>
-            <w:tcW w:type="dxa" w:w="2160"/>
-          </w:tcPr>
-          <w:p>
-            <w:r>
-              <w:rPr>
-                <w:rFonts w:ascii="Calibri" w:hAnsi="Calibri"/>
-              </w:rPr>
-              <w:t>2025-03-14 15:00:00</w:t>
-            </w:r>
-          </w:p>
-        </w:tc>
-        <w:tc>
-          <w:tcPr>
-            <w:tcW w:type="dxa" w:w="2160"/>
-          </w:tcPr>
-          <w:p>
-            <w:r>
-              <w:rPr>
-                <w:rFonts w:ascii="Calibri" w:hAnsi="Calibri"/>
-              </w:rPr>
-              <w:t>36.91756512872108</w:t>
-            </w:r>
-          </w:p>
-        </w:tc>
-        <w:tc>
-          <w:tcPr>
-            <w:tcW w:type="dxa" w:w="2160"/>
-          </w:tcPr>
-          <w:p>
-            <w:r>
-              <w:rPr>
-                <w:rFonts w:ascii="Calibri" w:hAnsi="Calibri"/>
-              </w:rPr>
-              <w:t>-1.0644361863442597</w:t>
-            </w:r>
-          </w:p>
-        </w:tc>
-        <w:tc>
-          <w:tcPr>
-            <w:tcW w:type="dxa" w:w="2160"/>
-          </w:tcPr>
-          <w:p>
-            <w:r>
-              <w:rPr>
-                <w:rFonts w:ascii="Calibri" w:hAnsi="Calibri"/>
-              </w:rPr>
-              <w:t>-1.8200989</w:t>
-            </w:r>
-          </w:p>
-        </w:tc>
-      </w:tr>
-      <w:tr>
-        <w:tc>
-          <w:tcPr>
-            <w:tcW w:type="dxa" w:w="2160"/>
-          </w:tcPr>
-          <w:p>
-            <w:r>
-              <w:rPr>
-                <w:rFonts w:ascii="Calibri" w:hAnsi="Calibri"/>
-              </w:rPr>
-              <w:t>2025-03-14 16:00:00</w:t>
-            </w:r>
-          </w:p>
-        </w:tc>
-        <w:tc>
-          <w:tcPr>
-            <w:tcW w:type="dxa" w:w="2160"/>
-          </w:tcPr>
-          <w:p>
-            <w:r>
-              <w:rPr>
-                <w:rFonts w:ascii="Calibri" w:hAnsi="Calibri"/>
-              </w:rPr>
-              <w:t>36.91756512872108</w:t>
-            </w:r>
-          </w:p>
-        </w:tc>
-        <w:tc>
-          <w:tcPr>
-            <w:tcW w:type="dxa" w:w="2160"/>
-          </w:tcPr>
-          <w:p>
-            <w:r>
-              <w:rPr>
-                <w:rFonts w:ascii="Calibri" w:hAnsi="Calibri"/>
-              </w:rPr>
-              <w:t>-1.0644361863442597</w:t>
-            </w:r>
-          </w:p>
-        </w:tc>
-        <w:tc>
-          <w:tcPr>
-            <w:tcW w:type="dxa" w:w="2160"/>
-          </w:tcPr>
-          <w:p>
-            <w:r>
-              <w:rPr>
-                <w:rFonts w:ascii="Calibri" w:hAnsi="Calibri"/>
-              </w:rPr>
-              <w:t>-6.0381165</w:t>
-            </w:r>
-          </w:p>
-        </w:tc>
-      </w:tr>
-      <w:tr>
-        <w:tc>
-          <w:tcPr>
-            <w:tcW w:type="dxa" w:w="2160"/>
-          </w:tcPr>
-          <w:p>
-            <w:r>
-              <w:rPr>
-                <w:rFonts w:ascii="Calibri" w:hAnsi="Calibri"/>
-              </w:rPr>
-              <w:t>2025-03-14 17:00:00</w:t>
-            </w:r>
-          </w:p>
-        </w:tc>
-        <w:tc>
-          <w:tcPr>
-            <w:tcW w:type="dxa" w:w="2160"/>
-          </w:tcPr>
-          <w:p>
-            <w:r>
-              <w:rPr>
-                <w:rFonts w:ascii="Calibri" w:hAnsi="Calibri"/>
-              </w:rPr>
-              <w:t>36.91756512872108</w:t>
-            </w:r>
-          </w:p>
-        </w:tc>
-        <w:tc>
-          <w:tcPr>
-            <w:tcW w:type="dxa" w:w="2160"/>
-          </w:tcPr>
-          <w:p>
-            <w:r>
-              <w:rPr>
-                <w:rFonts w:ascii="Calibri" w:hAnsi="Calibri"/>
-              </w:rPr>
-              <w:t>-1.0644361863442597</w:t>
-            </w:r>
-          </w:p>
-        </w:tc>
-        <w:tc>
-          <w:tcPr>
-            <w:tcW w:type="dxa" w:w="2160"/>
-          </w:tcPr>
-          <w:p>
-            <w:r>
-              <w:rPr>
-                <w:rFonts w:ascii="Calibri" w:hAnsi="Calibri"/>
-              </w:rPr>
-              <w:t>-6.91333</w:t>
-            </w:r>
-          </w:p>
-        </w:tc>
-      </w:tr>
-      <w:tr>
-        <w:tc>
-          <w:tcPr>
-            <w:tcW w:type="dxa" w:w="2160"/>
-          </w:tcPr>
-          <w:p>
-            <w:r>
-              <w:rPr>
-                <w:rFonts w:ascii="Calibri" w:hAnsi="Calibri"/>
-              </w:rPr>
-              <w:t>2025-03-14 18:00:00</w:t>
-            </w:r>
-          </w:p>
-        </w:tc>
-        <w:tc>
-          <w:tcPr>
-            <w:tcW w:type="dxa" w:w="2160"/>
-          </w:tcPr>
-          <w:p>
-            <w:r>
-              <w:rPr>
-                <w:rFonts w:ascii="Calibri" w:hAnsi="Calibri"/>
-              </w:rPr>
-              <w:t>36.91756512872108</w:t>
-            </w:r>
-          </w:p>
-        </w:tc>
-        <w:tc>
-          <w:tcPr>
-            <w:tcW w:type="dxa" w:w="2160"/>
-          </w:tcPr>
-          <w:p>
-            <w:r>
-              <w:rPr>
-                <w:rFonts w:ascii="Calibri" w:hAnsi="Calibri"/>
-              </w:rPr>
-              <w:t>-1.0644361863442597</w:t>
-            </w:r>
-          </w:p>
-        </w:tc>
-        <w:tc>
-          <w:tcPr>
-            <w:tcW w:type="dxa" w:w="2160"/>
-          </w:tcPr>
-          <w:p>
-            <w:r>
-              <w:rPr>
-                <w:rFonts w:ascii="Calibri" w:hAnsi="Calibri"/>
-              </w:rPr>
-              <w:t>-6.328766</w:t>
-            </w:r>
-          </w:p>
-        </w:tc>
-      </w:tr>
-      <w:tr>
-        <w:tc>
-          <w:tcPr>
-            <w:tcW w:type="dxa" w:w="2160"/>
-          </w:tcPr>
-          <w:p>
-            <w:r>
-              <w:rPr>
-                <w:rFonts w:ascii="Calibri" w:hAnsi="Calibri"/>
-              </w:rPr>
-              <w:t>2025-03-14 19:00:00</w:t>
-            </w:r>
-          </w:p>
-        </w:tc>
-        <w:tc>
-          <w:tcPr>
-            <w:tcW w:type="dxa" w:w="2160"/>
-          </w:tcPr>
-          <w:p>
-            <w:r>
-              <w:rPr>
-                <w:rFonts w:ascii="Calibri" w:hAnsi="Calibri"/>
-              </w:rPr>
-              <w:t>36.91756512872108</w:t>
-            </w:r>
-          </w:p>
-        </w:tc>
-        <w:tc>
-          <w:tcPr>
-            <w:tcW w:type="dxa" w:w="2160"/>
-          </w:tcPr>
-          <w:p>
-            <w:r>
-              <w:rPr>
-                <w:rFonts w:ascii="Calibri" w:hAnsi="Calibri"/>
-              </w:rPr>
-              <w:t>-1.0644361863442597</w:t>
-            </w:r>
-          </w:p>
-        </w:tc>
-        <w:tc>
-          <w:tcPr>
-            <w:tcW w:type="dxa" w:w="2160"/>
-          </w:tcPr>
-          <w:p>
-            <w:r>
-              <w:rPr>
-                <w:rFonts w:ascii="Calibri" w:hAnsi="Calibri"/>
-              </w:rPr>
-              <w:t>-2.8536377</w:t>
-            </w:r>
-          </w:p>
-        </w:tc>
-      </w:tr>
-      <w:tr>
-        <w:tc>
-          <w:tcPr>
-            <w:tcW w:type="dxa" w:w="2160"/>
-          </w:tcPr>
-          <w:p>
-            <w:r>
-              <w:rPr>
-                <w:rFonts w:ascii="Calibri" w:hAnsi="Calibri"/>
-              </w:rPr>
-              <w:t>2025-03-14 20:00:00</w:t>
-            </w:r>
-          </w:p>
-        </w:tc>
-        <w:tc>
-          <w:tcPr>
-            <w:tcW w:type="dxa" w:w="2160"/>
-          </w:tcPr>
-          <w:p>
-            <w:r>
-              <w:rPr>
-                <w:rFonts w:ascii="Calibri" w:hAnsi="Calibri"/>
-              </w:rPr>
-              <w:t>36.91756512872108</w:t>
-            </w:r>
-          </w:p>
-        </w:tc>
-        <w:tc>
-          <w:tcPr>
-            <w:tcW w:type="dxa" w:w="2160"/>
-          </w:tcPr>
-          <w:p>
-            <w:r>
-              <w:rPr>
-                <w:rFonts w:ascii="Calibri" w:hAnsi="Calibri"/>
-              </w:rPr>
-              <w:t>-1.0644361863442597</w:t>
-            </w:r>
-          </w:p>
-        </w:tc>
-        <w:tc>
-          <w:tcPr>
-            <w:tcW w:type="dxa" w:w="2160"/>
-          </w:tcPr>
-          <w:p>
-            <w:r>
-              <w:rPr>
-                <w:rFonts w:ascii="Calibri" w:hAnsi="Calibri"/>
-              </w:rPr>
-              <w:t>-2.927765</w:t>
-            </w:r>
-          </w:p>
-        </w:tc>
-      </w:tr>
-      <w:tr>
-        <w:tc>
-          <w:tcPr>
-            <w:tcW w:type="dxa" w:w="2160"/>
-          </w:tcPr>
-          <w:p>
-            <w:r>
-              <w:rPr>
-                <w:rFonts w:ascii="Calibri" w:hAnsi="Calibri"/>
-              </w:rPr>
-              <w:t>2025-03-14 21:00:00</w:t>
-            </w:r>
-          </w:p>
-        </w:tc>
-        <w:tc>
-          <w:tcPr>
-            <w:tcW w:type="dxa" w:w="2160"/>
-          </w:tcPr>
-          <w:p>
-            <w:r>
-              <w:rPr>
-                <w:rFonts w:ascii="Calibri" w:hAnsi="Calibri"/>
-              </w:rPr>
-              <w:t>36.91756512872108</w:t>
-            </w:r>
-          </w:p>
-        </w:tc>
-        <w:tc>
-          <w:tcPr>
-            <w:tcW w:type="dxa" w:w="2160"/>
-          </w:tcPr>
-          <w:p>
-            <w:r>
-              <w:rPr>
-                <w:rFonts w:ascii="Calibri" w:hAnsi="Calibri"/>
-              </w:rPr>
-              <w:t>-1.0644361863442597</w:t>
-            </w:r>
-          </w:p>
-        </w:tc>
-        <w:tc>
-          <w:tcPr>
-            <w:tcW w:type="dxa" w:w="2160"/>
-          </w:tcPr>
-          <w:p>
-            <w:r>
-              <w:rPr>
-                <w:rFonts w:ascii="Calibri" w:hAnsi="Calibri"/>
-              </w:rPr>
-              <w:t>-2.69458</w:t>
-            </w:r>
-          </w:p>
-        </w:tc>
-      </w:tr>
-      <w:tr>
-        <w:tc>
-          <w:tcPr>
-            <w:tcW w:type="dxa" w:w="2160"/>
-          </w:tcPr>
-          <w:p>
-            <w:r>
-              <w:rPr>
-                <w:rFonts w:ascii="Calibri" w:hAnsi="Calibri"/>
-              </w:rPr>
-              <w:t>2025-03-14 22:00:00</w:t>
-            </w:r>
-          </w:p>
-        </w:tc>
-        <w:tc>
-          <w:tcPr>
-            <w:tcW w:type="dxa" w:w="2160"/>
-          </w:tcPr>
-          <w:p>
-            <w:r>
-              <w:rPr>
-                <w:rFonts w:ascii="Calibri" w:hAnsi="Calibri"/>
-              </w:rPr>
-              <w:t>36.91756512872108</w:t>
-            </w:r>
-          </w:p>
-        </w:tc>
-        <w:tc>
-          <w:tcPr>
-            <w:tcW w:type="dxa" w:w="2160"/>
-          </w:tcPr>
-          <w:p>
-            <w:r>
-              <w:rPr>
-                <w:rFonts w:ascii="Calibri" w:hAnsi="Calibri"/>
-              </w:rPr>
-              <w:t>-1.0644361863442597</w:t>
-            </w:r>
-          </w:p>
-        </w:tc>
-        <w:tc>
-          <w:tcPr>
-            <w:tcW w:type="dxa" w:w="2160"/>
-          </w:tcPr>
-          <w:p>
-            <w:r>
-              <w:rPr>
-                <w:rFonts w:ascii="Calibri" w:hAnsi="Calibri"/>
-              </w:rPr>
-              <w:t>-2.4400024</w:t>
-            </w:r>
-          </w:p>
-        </w:tc>
-      </w:tr>
-      <w:tr>
-        <w:tc>
-          <w:tcPr>
-            <w:tcW w:type="dxa" w:w="2160"/>
-          </w:tcPr>
-          <w:p>
-            <w:r>
-              <w:rPr>
-                <w:rFonts w:ascii="Calibri" w:hAnsi="Calibri"/>
-              </w:rPr>
-              <w:t>2025-03-14 23:00:00</w:t>
-            </w:r>
-          </w:p>
-        </w:tc>
-        <w:tc>
-          <w:tcPr>
-            <w:tcW w:type="dxa" w:w="2160"/>
-          </w:tcPr>
-          <w:p>
-            <w:r>
-              <w:rPr>
-                <w:rFonts w:ascii="Calibri" w:hAnsi="Calibri"/>
-              </w:rPr>
-              <w:t>36.91756512872108</w:t>
-            </w:r>
-          </w:p>
-        </w:tc>
-        <w:tc>
-          <w:tcPr>
-            <w:tcW w:type="dxa" w:w="2160"/>
-          </w:tcPr>
-          <w:p>
-            <w:r>
-              <w:rPr>
-                <w:rFonts w:ascii="Calibri" w:hAnsi="Calibri"/>
-              </w:rPr>
-              <w:t>-1.0644361863442597</w:t>
-            </w:r>
-          </w:p>
-        </w:tc>
-        <w:tc>
-          <w:tcPr>
-            <w:tcW w:type="dxa" w:w="2160"/>
-          </w:tcPr>
-          <w:p>
-            <w:r>
-              <w:rPr>
-                <w:rFonts w:ascii="Calibri" w:hAnsi="Calibri"/>
-              </w:rPr>
-              <w:t>-1.8734741</w:t>
-            </w:r>
-          </w:p>
-        </w:tc>
-      </w:tr>
-      <w:tr>
-        <w:tc>
-          <w:tcPr>
-            <w:tcW w:type="dxa" w:w="2160"/>
-          </w:tcPr>
-          <w:p>
-            <w:r>
-              <w:rPr>
-                <w:rFonts w:ascii="Calibri" w:hAnsi="Calibri"/>
-              </w:rPr>
-              <w:t>2025-03-15 00:00:00</w:t>
-            </w:r>
-          </w:p>
-        </w:tc>
-        <w:tc>
-          <w:tcPr>
-            <w:tcW w:type="dxa" w:w="2160"/>
-          </w:tcPr>
-          <w:p>
-            <w:r>
-              <w:rPr>
-                <w:rFonts w:ascii="Calibri" w:hAnsi="Calibri"/>
-              </w:rPr>
-              <w:t>36.91756512872108</w:t>
-            </w:r>
-          </w:p>
-        </w:tc>
-        <w:tc>
-          <w:tcPr>
-            <w:tcW w:type="dxa" w:w="2160"/>
-          </w:tcPr>
-          <w:p>
-            <w:r>
-              <w:rPr>
-                <w:rFonts w:ascii="Calibri" w:hAnsi="Calibri"/>
-              </w:rPr>
-              <w:t>-1.0644361863442597</w:t>
-            </w:r>
-          </w:p>
-        </w:tc>
-        <w:tc>
-          <w:tcPr>
-            <w:tcW w:type="dxa" w:w="2160"/>
-          </w:tcPr>
-          <w:p>
-            <w:r>
-              <w:rPr>
-                <w:rFonts w:ascii="Calibri" w:hAnsi="Calibri"/>
-              </w:rPr>
-              <w:t>-1.6826782</w:t>
-            </w:r>
-          </w:p>
-        </w:tc>
-      </w:tr>
-      <w:tr>
-        <w:tc>
-          <w:tcPr>
-            <w:tcW w:type="dxa" w:w="2160"/>
-          </w:tcPr>
-          <w:p>
-            <w:r>
-              <w:rPr>
-                <w:rFonts w:ascii="Calibri" w:hAnsi="Calibri"/>
-              </w:rPr>
-              <w:t>2025-03-15 01:00:00</w:t>
-            </w:r>
-          </w:p>
-        </w:tc>
-        <w:tc>
-          <w:tcPr>
-            <w:tcW w:type="dxa" w:w="2160"/>
-          </w:tcPr>
-          <w:p>
-            <w:r>
-              <w:rPr>
-                <w:rFonts w:ascii="Calibri" w:hAnsi="Calibri"/>
-              </w:rPr>
-              <w:t>36.91756512872108</w:t>
-            </w:r>
-          </w:p>
-        </w:tc>
-        <w:tc>
-          <w:tcPr>
-            <w:tcW w:type="dxa" w:w="2160"/>
-          </w:tcPr>
-          <w:p>
-            <w:r>
-              <w:rPr>
-                <w:rFonts w:ascii="Calibri" w:hAnsi="Calibri"/>
-              </w:rPr>
-              <w:t>-1.0644361863442597</w:t>
-            </w:r>
-          </w:p>
-        </w:tc>
-        <w:tc>
-          <w:tcPr>
-            <w:tcW w:type="dxa" w:w="2160"/>
-          </w:tcPr>
-          <w:p>
-            <w:r>
-              <w:rPr>
-                <w:rFonts w:ascii="Calibri" w:hAnsi="Calibri"/>
-              </w:rPr>
-              <w:t>-2.2664795</w:t>
-            </w:r>
-          </w:p>
-        </w:tc>
-      </w:tr>
-      <w:tr>
-        <w:tc>
-          <w:tcPr>
-            <w:tcW w:type="dxa" w:w="2160"/>
-          </w:tcPr>
-          <w:p>
-            <w:r>
-              <w:rPr>
-                <w:rFonts w:ascii="Calibri" w:hAnsi="Calibri"/>
-              </w:rPr>
-              <w:t>2025-03-15 02:00:00</w:t>
-            </w:r>
-          </w:p>
-        </w:tc>
-        <w:tc>
-          <w:tcPr>
-            <w:tcW w:type="dxa" w:w="2160"/>
-          </w:tcPr>
-          <w:p>
-            <w:r>
-              <w:rPr>
-                <w:rFonts w:ascii="Calibri" w:hAnsi="Calibri"/>
-              </w:rPr>
-              <w:t>36.91756512872108</w:t>
-            </w:r>
-          </w:p>
-        </w:tc>
-        <w:tc>
-          <w:tcPr>
-            <w:tcW w:type="dxa" w:w="2160"/>
-          </w:tcPr>
-          <w:p>
-            <w:r>
-              <w:rPr>
-                <w:rFonts w:ascii="Calibri" w:hAnsi="Calibri"/>
-              </w:rPr>
-              <w:t>-1.0644361863442597</w:t>
-            </w:r>
-          </w:p>
-        </w:tc>
-        <w:tc>
-          <w:tcPr>
-            <w:tcW w:type="dxa" w:w="2160"/>
-          </w:tcPr>
-          <w:p>
-            <w:r>
-              <w:rPr>
-                <w:rFonts w:ascii="Calibri" w:hAnsi="Calibri"/>
-              </w:rPr>
-              <w:t>-1.6953735</w:t>
-            </w:r>
-          </w:p>
-        </w:tc>
-      </w:tr>
-      <w:tr>
-        <w:tc>
-          <w:tcPr>
-            <w:tcW w:type="dxa" w:w="2160"/>
-          </w:tcPr>
-          <w:p>
-            <w:r>
-              <w:rPr>
-                <w:rFonts w:ascii="Calibri" w:hAnsi="Calibri"/>
-              </w:rPr>
-              <w:t>2025-03-15 03:00:00</w:t>
-            </w:r>
-          </w:p>
-        </w:tc>
-        <w:tc>
-          <w:tcPr>
-            <w:tcW w:type="dxa" w:w="2160"/>
-          </w:tcPr>
-          <w:p>
-            <w:r>
-              <w:rPr>
-                <w:rFonts w:ascii="Calibri" w:hAnsi="Calibri"/>
-              </w:rPr>
-              <w:t>36.91756512872108</w:t>
-            </w:r>
-          </w:p>
-        </w:tc>
-        <w:tc>
-          <w:tcPr>
-            <w:tcW w:type="dxa" w:w="2160"/>
-          </w:tcPr>
-          <w:p>
-            <w:r>
-              <w:rPr>
-                <w:rFonts w:ascii="Calibri" w:hAnsi="Calibri"/>
-              </w:rPr>
-              <w:t>-1.0644361863442597</w:t>
-            </w:r>
-          </w:p>
-        </w:tc>
-        <w:tc>
-          <w:tcPr>
-            <w:tcW w:type="dxa" w:w="2160"/>
-          </w:tcPr>
-          <w:p>
-            <w:r>
-              <w:rPr>
-                <w:rFonts w:ascii="Calibri" w:hAnsi="Calibri"/>
-              </w:rPr>
-              <w:t>-1.9430847</w:t>
-            </w:r>
-          </w:p>
-        </w:tc>
-      </w:tr>
-      <w:tr>
-        <w:tc>
-          <w:tcPr>
-            <w:tcW w:type="dxa" w:w="2160"/>
-          </w:tcPr>
-          <w:p>
-            <w:r>
-              <w:rPr>
-                <w:rFonts w:ascii="Calibri" w:hAnsi="Calibri"/>
-              </w:rPr>
-              <w:t>2025-03-15 04:00:00</w:t>
-            </w:r>
-          </w:p>
-        </w:tc>
-        <w:tc>
-          <w:tcPr>
-            <w:tcW w:type="dxa" w:w="2160"/>
-          </w:tcPr>
-          <w:p>
-            <w:r>
-              <w:rPr>
-                <w:rFonts w:ascii="Calibri" w:hAnsi="Calibri"/>
-              </w:rPr>
-              <w:t>36.91756512872108</w:t>
-            </w:r>
-          </w:p>
-        </w:tc>
-        <w:tc>
-          <w:tcPr>
-            <w:tcW w:type="dxa" w:w="2160"/>
-          </w:tcPr>
-          <w:p>
-            <w:r>
-              <w:rPr>
-                <w:rFonts w:ascii="Calibri" w:hAnsi="Calibri"/>
-              </w:rPr>
-              <w:t>-1.0644361863442597</w:t>
-            </w:r>
-          </w:p>
-        </w:tc>
-        <w:tc>
-          <w:tcPr>
-            <w:tcW w:type="dxa" w:w="2160"/>
-          </w:tcPr>
-          <w:p>
-            <w:r>
-              <w:rPr>
-                <w:rFonts w:ascii="Calibri" w:hAnsi="Calibri"/>
-              </w:rPr>
-              <w:t>-0.8718262</w:t>
-            </w:r>
-          </w:p>
-        </w:tc>
-      </w:tr>
-      <w:tr>
-        <w:tc>
-          <w:tcPr>
-            <w:tcW w:type="dxa" w:w="2160"/>
-          </w:tcPr>
-          <w:p>
-            <w:r>
-              <w:rPr>
-                <w:rFonts w:ascii="Calibri" w:hAnsi="Calibri"/>
-              </w:rPr>
-              <w:t>2025-03-15 05:00:00</w:t>
-            </w:r>
-          </w:p>
-        </w:tc>
-        <w:tc>
-          <w:tcPr>
-            <w:tcW w:type="dxa" w:w="2160"/>
-          </w:tcPr>
-          <w:p>
-            <w:r>
-              <w:rPr>
-                <w:rFonts w:ascii="Calibri" w:hAnsi="Calibri"/>
-              </w:rPr>
-              <w:t>36.91756512872108</w:t>
-            </w:r>
-          </w:p>
-        </w:tc>
-        <w:tc>
-          <w:tcPr>
-            <w:tcW w:type="dxa" w:w="2160"/>
-          </w:tcPr>
-          <w:p>
-            <w:r>
-              <w:rPr>
-                <w:rFonts w:ascii="Calibri" w:hAnsi="Calibri"/>
-              </w:rPr>
-              <w:t>-1.0644361863442597</w:t>
-            </w:r>
-          </w:p>
-        </w:tc>
-        <w:tc>
-          <w:tcPr>
-            <w:tcW w:type="dxa" w:w="2160"/>
-          </w:tcPr>
-          <w:p>
-            <w:r>
-              <w:rPr>
-                <w:rFonts w:ascii="Calibri" w:hAnsi="Calibri"/>
-              </w:rPr>
-              <w:t>5.6057434</w:t>
-            </w:r>
-          </w:p>
-        </w:tc>
-      </w:tr>
-      <w:tr>
-        <w:tc>
-          <w:tcPr>
-            <w:tcW w:type="dxa" w:w="2160"/>
-          </w:tcPr>
-          <w:p>
-            <w:r>
-              <w:rPr>
-                <w:rFonts w:ascii="Calibri" w:hAnsi="Calibri"/>
-              </w:rPr>
-              <w:t>2025-03-15 06:00:00</w:t>
-            </w:r>
-          </w:p>
-        </w:tc>
-        <w:tc>
-          <w:tcPr>
-            <w:tcW w:type="dxa" w:w="2160"/>
-          </w:tcPr>
-          <w:p>
-            <w:r>
-              <w:rPr>
-                <w:rFonts w:ascii="Calibri" w:hAnsi="Calibri"/>
-              </w:rPr>
-              <w:t>36.91756512872108</w:t>
-            </w:r>
-          </w:p>
-        </w:tc>
-        <w:tc>
-          <w:tcPr>
-            <w:tcW w:type="dxa" w:w="2160"/>
-          </w:tcPr>
-          <w:p>
-            <w:r>
-              <w:rPr>
-                <w:rFonts w:ascii="Calibri" w:hAnsi="Calibri"/>
-              </w:rPr>
-              <w:t>-1.0644361863442597</w:t>
-            </w:r>
-          </w:p>
-        </w:tc>
-        <w:tc>
-          <w:tcPr>
-            <w:tcW w:type="dxa" w:w="2160"/>
-          </w:tcPr>
-          <w:p>
-            <w:r>
-              <w:rPr>
-                <w:rFonts w:ascii="Calibri" w:hAnsi="Calibri"/>
-              </w:rPr>
-              <w:t>8.72522</w:t>
-            </w:r>
-          </w:p>
-        </w:tc>
-      </w:tr>
-      <w:tr>
-        <w:tc>
-          <w:tcPr>
-            <w:tcW w:type="dxa" w:w="2160"/>
-          </w:tcPr>
-          <w:p>
-            <w:r>
-              <w:rPr>
-                <w:rFonts w:ascii="Calibri" w:hAnsi="Calibri"/>
-              </w:rPr>
-              <w:t>2025-03-15 07:00:00</w:t>
-            </w:r>
-          </w:p>
-        </w:tc>
-        <w:tc>
-          <w:tcPr>
-            <w:tcW w:type="dxa" w:w="2160"/>
-          </w:tcPr>
-          <w:p>
-            <w:r>
-              <w:rPr>
-                <w:rFonts w:ascii="Calibri" w:hAnsi="Calibri"/>
-              </w:rPr>
-              <w:t>36.91756512872108</w:t>
-            </w:r>
-          </w:p>
-        </w:tc>
-        <w:tc>
-          <w:tcPr>
-            <w:tcW w:type="dxa" w:w="2160"/>
-          </w:tcPr>
-          <w:p>
-            <w:r>
-              <w:rPr>
-                <w:rFonts w:ascii="Calibri" w:hAnsi="Calibri"/>
-              </w:rPr>
-              <w:t>-1.0644361863442597</w:t>
-            </w:r>
-          </w:p>
-        </w:tc>
-        <w:tc>
-          <w:tcPr>
-            <w:tcW w:type="dxa" w:w="2160"/>
-          </w:tcPr>
-          <w:p>
-            <w:r>
-              <w:rPr>
-                <w:rFonts w:ascii="Calibri" w:hAnsi="Calibri"/>
-              </w:rPr>
-              <w:t>10.248047</w:t>
-            </w:r>
-          </w:p>
-        </w:tc>
-      </w:tr>
-      <w:tr>
-        <w:tc>
-          <w:tcPr>
-            <w:tcW w:type="dxa" w:w="2160"/>
-          </w:tcPr>
-          <w:p>
-            <w:r>
-              <w:rPr>
-                <w:rFonts w:ascii="Calibri" w:hAnsi="Calibri"/>
-              </w:rPr>
-              <w:t>2025-03-15 08:00:00</w:t>
-            </w:r>
-          </w:p>
-        </w:tc>
-        <w:tc>
-          <w:tcPr>
-            <w:tcW w:type="dxa" w:w="2160"/>
-          </w:tcPr>
-          <w:p>
-            <w:r>
-              <w:rPr>
-                <w:rFonts w:ascii="Calibri" w:hAnsi="Calibri"/>
-              </w:rPr>
-              <w:t>36.91756512872108</w:t>
-            </w:r>
-          </w:p>
-        </w:tc>
-        <w:tc>
-          <w:tcPr>
-            <w:tcW w:type="dxa" w:w="2160"/>
-          </w:tcPr>
-          <w:p>
-            <w:r>
-              <w:rPr>
-                <w:rFonts w:ascii="Calibri" w:hAnsi="Calibri"/>
-              </w:rPr>
-              <w:t>-1.0644361863442597</w:t>
-            </w:r>
-          </w:p>
-        </w:tc>
-        <w:tc>
-          <w:tcPr>
-            <w:tcW w:type="dxa" w:w="2160"/>
-          </w:tcPr>
-          <w:p>
-            <w:r>
-              <w:rPr>
-                <w:rFonts w:ascii="Calibri" w:hAnsi="Calibri"/>
-              </w:rPr>
-              <w:t>5.1523743</w:t>
-            </w:r>
-          </w:p>
-        </w:tc>
-      </w:tr>
-      <w:tr>
-        <w:tc>
-          <w:tcPr>
-            <w:tcW w:type="dxa" w:w="2160"/>
-          </w:tcPr>
-          <w:p>
-            <w:r>
-              <w:rPr>
-                <w:rFonts w:ascii="Calibri" w:hAnsi="Calibri"/>
-              </w:rPr>
-              <w:t>2025-03-15 09:00:00</w:t>
-            </w:r>
-          </w:p>
-        </w:tc>
-        <w:tc>
-          <w:tcPr>
-            <w:tcW w:type="dxa" w:w="2160"/>
-          </w:tcPr>
-          <w:p>
-            <w:r>
-              <w:rPr>
-                <w:rFonts w:ascii="Calibri" w:hAnsi="Calibri"/>
-              </w:rPr>
-              <w:t>36.91756512872108</w:t>
-            </w:r>
-          </w:p>
-        </w:tc>
-        <w:tc>
-          <w:tcPr>
-            <w:tcW w:type="dxa" w:w="2160"/>
-          </w:tcPr>
-          <w:p>
-            <w:r>
-              <w:rPr>
-                <w:rFonts w:ascii="Calibri" w:hAnsi="Calibri"/>
-              </w:rPr>
-              <w:t>-1.0644361863442597</w:t>
-            </w:r>
-          </w:p>
-        </w:tc>
-        <w:tc>
-          <w:tcPr>
-            <w:tcW w:type="dxa" w:w="2160"/>
-          </w:tcPr>
-          <w:p>
-            <w:r>
-              <w:rPr>
-                <w:rFonts w:ascii="Calibri" w:hAnsi="Calibri"/>
-              </w:rPr>
-              <w:t>4.0917664</w:t>
-            </w:r>
-          </w:p>
-        </w:tc>
-      </w:tr>
-      <w:tr>
-        <w:tc>
-          <w:tcPr>
-            <w:tcW w:type="dxa" w:w="2160"/>
-          </w:tcPr>
-          <w:p>
-            <w:r>
-              <w:rPr>
-                <w:rFonts w:ascii="Calibri" w:hAnsi="Calibri"/>
-              </w:rPr>
-              <w:t>2025-03-15 10:00:00</w:t>
-            </w:r>
-          </w:p>
-        </w:tc>
-        <w:tc>
-          <w:tcPr>
-            <w:tcW w:type="dxa" w:w="2160"/>
-          </w:tcPr>
-          <w:p>
-            <w:r>
-              <w:rPr>
-                <w:rFonts w:ascii="Calibri" w:hAnsi="Calibri"/>
-              </w:rPr>
-              <w:t>36.91756512872108</w:t>
-            </w:r>
-          </w:p>
-        </w:tc>
-        <w:tc>
-          <w:tcPr>
-            <w:tcW w:type="dxa" w:w="2160"/>
-          </w:tcPr>
-          <w:p>
-            <w:r>
-              <w:rPr>
-                <w:rFonts w:ascii="Calibri" w:hAnsi="Calibri"/>
-              </w:rPr>
-              <w:t>-1.0644361863442597</w:t>
-            </w:r>
-          </w:p>
-        </w:tc>
-        <w:tc>
-          <w:tcPr>
-            <w:tcW w:type="dxa" w:w="2160"/>
-          </w:tcPr>
-          <w:p>
-            <w:r>
-              <w:rPr>
-                <w:rFonts w:ascii="Calibri" w:hAnsi="Calibri"/>
-              </w:rPr>
-              <w:t>3.352478</w:t>
-            </w:r>
-          </w:p>
-        </w:tc>
-      </w:tr>
-      <w:tr>
-        <w:tc>
-          <w:tcPr>
-            <w:tcW w:type="dxa" w:w="2160"/>
-          </w:tcPr>
-          <w:p>
-            <w:r>
-              <w:rPr>
-                <w:rFonts w:ascii="Calibri" w:hAnsi="Calibri"/>
-              </w:rPr>
-              <w:t>2025-03-15 11:00:00</w:t>
-            </w:r>
-          </w:p>
-        </w:tc>
-        <w:tc>
-          <w:tcPr>
-            <w:tcW w:type="dxa" w:w="2160"/>
-          </w:tcPr>
-          <w:p>
-            <w:r>
-              <w:rPr>
-                <w:rFonts w:ascii="Calibri" w:hAnsi="Calibri"/>
-              </w:rPr>
-              <w:t>36.91756512872108</w:t>
-            </w:r>
-          </w:p>
-        </w:tc>
-        <w:tc>
-          <w:tcPr>
-            <w:tcW w:type="dxa" w:w="2160"/>
-          </w:tcPr>
-          <w:p>
-            <w:r>
-              <w:rPr>
-                <w:rFonts w:ascii="Calibri" w:hAnsi="Calibri"/>
-              </w:rPr>
-              <w:t>-1.0644361863442597</w:t>
-            </w:r>
-          </w:p>
-        </w:tc>
-        <w:tc>
-          <w:tcPr>
-            <w:tcW w:type="dxa" w:w="2160"/>
-          </w:tcPr>
-          <w:p>
-            <w:r>
-              <w:rPr>
-                <w:rFonts w:ascii="Calibri" w:hAnsi="Calibri"/>
-              </w:rPr>
-              <w:t>2.7406616</w:t>
-            </w:r>
-          </w:p>
-        </w:tc>
-      </w:tr>
-      <w:tr>
-        <w:tc>
-          <w:tcPr>
-            <w:tcW w:type="dxa" w:w="2160"/>
-          </w:tcPr>
-          <w:p>
-            <w:r>
-              <w:rPr>
-                <w:rFonts w:ascii="Calibri" w:hAnsi="Calibri"/>
-              </w:rPr>
-              <w:t>2025-03-15 12:00:00</w:t>
-            </w:r>
-          </w:p>
-        </w:tc>
-        <w:tc>
-          <w:tcPr>
-            <w:tcW w:type="dxa" w:w="2160"/>
-          </w:tcPr>
-          <w:p>
-            <w:r>
-              <w:rPr>
-                <w:rFonts w:ascii="Calibri" w:hAnsi="Calibri"/>
-              </w:rPr>
-              <w:t>36.91756512872108</w:t>
-            </w:r>
-          </w:p>
-        </w:tc>
-        <w:tc>
-          <w:tcPr>
-            <w:tcW w:type="dxa" w:w="2160"/>
-          </w:tcPr>
-          <w:p>
-            <w:r>
-              <w:rPr>
-                <w:rFonts w:ascii="Calibri" w:hAnsi="Calibri"/>
-              </w:rPr>
-              <w:t>-1.0644361863442597</w:t>
-            </w:r>
-          </w:p>
-        </w:tc>
-        <w:tc>
-          <w:tcPr>
-            <w:tcW w:type="dxa" w:w="2160"/>
-          </w:tcPr>
-          <w:p>
-            <w:r>
-              <w:rPr>
-                <w:rFonts w:ascii="Calibri" w:hAnsi="Calibri"/>
-              </w:rPr>
-              <w:t>1.6428528</w:t>
-            </w:r>
-          </w:p>
-        </w:tc>
-      </w:tr>
-      <w:tr>
-        <w:tc>
-          <w:tcPr>
-            <w:tcW w:type="dxa" w:w="2160"/>
-          </w:tcPr>
-          <w:p>
-            <w:r>
-              <w:rPr>
-                <w:rFonts w:ascii="Calibri" w:hAnsi="Calibri"/>
-              </w:rPr>
-              <w:t>2025-03-15 13:00:00</w:t>
-            </w:r>
-          </w:p>
-        </w:tc>
-        <w:tc>
-          <w:tcPr>
-            <w:tcW w:type="dxa" w:w="2160"/>
-          </w:tcPr>
-          <w:p>
-            <w:r>
-              <w:rPr>
-                <w:rFonts w:ascii="Calibri" w:hAnsi="Calibri"/>
-              </w:rPr>
-              <w:t>36.91756512872108</w:t>
-            </w:r>
-          </w:p>
-        </w:tc>
-        <w:tc>
-          <w:tcPr>
-            <w:tcW w:type="dxa" w:w="2160"/>
-          </w:tcPr>
-          <w:p>
-            <w:r>
-              <w:rPr>
-                <w:rFonts w:ascii="Calibri" w:hAnsi="Calibri"/>
-              </w:rPr>
-              <w:t>-1.0644361863442597</w:t>
-            </w:r>
-          </w:p>
-        </w:tc>
-        <w:tc>
-          <w:tcPr>
-            <w:tcW w:type="dxa" w:w="2160"/>
-          </w:tcPr>
-          <w:p>
-            <w:r>
-              <w:rPr>
-                <w:rFonts w:ascii="Calibri" w:hAnsi="Calibri"/>
-              </w:rPr>
-              <w:t>0.6234741</w:t>
-            </w:r>
-          </w:p>
-        </w:tc>
-      </w:tr>
-      <w:tr>
-        <w:tc>
-          <w:tcPr>
-            <w:tcW w:type="dxa" w:w="2160"/>
-          </w:tcPr>
-          <w:p>
-            <w:r>
-              <w:rPr>
-                <w:rFonts w:ascii="Calibri" w:hAnsi="Calibri"/>
-              </w:rPr>
-              <w:t>2025-03-15 14:00:00</w:t>
-            </w:r>
-          </w:p>
-        </w:tc>
-        <w:tc>
-          <w:tcPr>
-            <w:tcW w:type="dxa" w:w="2160"/>
-          </w:tcPr>
-          <w:p>
-            <w:r>
-              <w:rPr>
-                <w:rFonts w:ascii="Calibri" w:hAnsi="Calibri"/>
-              </w:rPr>
-              <w:t>36.91756512872108</w:t>
-            </w:r>
-          </w:p>
-        </w:tc>
-        <w:tc>
-          <w:tcPr>
-            <w:tcW w:type="dxa" w:w="2160"/>
-          </w:tcPr>
-          <w:p>
-            <w:r>
-              <w:rPr>
-                <w:rFonts w:ascii="Calibri" w:hAnsi="Calibri"/>
-              </w:rPr>
-              <w:t>-1.0644361863442597</w:t>
-            </w:r>
-          </w:p>
-        </w:tc>
-        <w:tc>
-          <w:tcPr>
-            <w:tcW w:type="dxa" w:w="2160"/>
-          </w:tcPr>
-          <w:p>
-            <w:r>
-              <w:rPr>
-                <w:rFonts w:ascii="Calibri" w:hAnsi="Calibri"/>
-              </w:rPr>
-              <w:t>-0.601593</w:t>
-            </w:r>
-          </w:p>
-        </w:tc>
-      </w:tr>
-      <w:tr>
-        <w:tc>
-          <w:tcPr>
-            <w:tcW w:type="dxa" w:w="2160"/>
-          </w:tcPr>
-          <w:p>
-            <w:r>
-              <w:rPr>
-                <w:rFonts w:ascii="Calibri" w:hAnsi="Calibri"/>
-              </w:rPr>
-              <w:t>2025-03-15 15:00:00</w:t>
-            </w:r>
-          </w:p>
-        </w:tc>
-        <w:tc>
-          <w:tcPr>
-            <w:tcW w:type="dxa" w:w="2160"/>
-          </w:tcPr>
-          <w:p>
-            <w:r>
-              <w:rPr>
-                <w:rFonts w:ascii="Calibri" w:hAnsi="Calibri"/>
-              </w:rPr>
-              <w:t>36.91756512872108</w:t>
-            </w:r>
-          </w:p>
-        </w:tc>
-        <w:tc>
-          <w:tcPr>
-            <w:tcW w:type="dxa" w:w="2160"/>
-          </w:tcPr>
-          <w:p>
-            <w:r>
-              <w:rPr>
-                <w:rFonts w:ascii="Calibri" w:hAnsi="Calibri"/>
-              </w:rPr>
-              <w:t>-1.0644361863442597</w:t>
-            </w:r>
-          </w:p>
-        </w:tc>
-        <w:tc>
-          <w:tcPr>
-            <w:tcW w:type="dxa" w:w="2160"/>
-          </w:tcPr>
-          <w:p>
-            <w:r>
-              <w:rPr>
-                <w:rFonts w:ascii="Calibri" w:hAnsi="Calibri"/>
-              </w:rPr>
-              <w:t>-2.2181702</w:t>
-            </w:r>
-          </w:p>
-        </w:tc>
-      </w:tr>
-      <w:tr>
-        <w:tc>
-          <w:tcPr>
-            <w:tcW w:type="dxa" w:w="2160"/>
-          </w:tcPr>
-          <w:p>
-            <w:r>
-              <w:rPr>
-                <w:rFonts w:ascii="Calibri" w:hAnsi="Calibri"/>
-              </w:rPr>
-              <w:t>2025-03-15 16:00:00</w:t>
-            </w:r>
-          </w:p>
-        </w:tc>
-        <w:tc>
-          <w:tcPr>
-            <w:tcW w:type="dxa" w:w="2160"/>
-          </w:tcPr>
-          <w:p>
-            <w:r>
-              <w:rPr>
-                <w:rFonts w:ascii="Calibri" w:hAnsi="Calibri"/>
-              </w:rPr>
-              <w:t>36.91756512872108</w:t>
-            </w:r>
-          </w:p>
-        </w:tc>
-        <w:tc>
-          <w:tcPr>
-            <w:tcW w:type="dxa" w:w="2160"/>
-          </w:tcPr>
-          <w:p>
-            <w:r>
-              <w:rPr>
-                <w:rFonts w:ascii="Calibri" w:hAnsi="Calibri"/>
-              </w:rPr>
-              <w:t>-1.0644361863442597</w:t>
-            </w:r>
-          </w:p>
-        </w:tc>
-        <w:tc>
-          <w:tcPr>
-            <w:tcW w:type="dxa" w:w="2160"/>
-          </w:tcPr>
-          <w:p>
-            <w:r>
-              <w:rPr>
-                <w:rFonts w:ascii="Calibri" w:hAnsi="Calibri"/>
-              </w:rPr>
-              <w:t>-4.931671</w:t>
-            </w:r>
-          </w:p>
-        </w:tc>
-      </w:tr>
-      <w:tr>
-        <w:tc>
-          <w:tcPr>
-            <w:tcW w:type="dxa" w:w="2160"/>
-          </w:tcPr>
-          <w:p>
-            <w:r>
-              <w:rPr>
-                <w:rFonts w:ascii="Calibri" w:hAnsi="Calibri"/>
-              </w:rPr>
-              <w:t>2025-03-15 17:00:00</w:t>
-            </w:r>
-          </w:p>
-        </w:tc>
-        <w:tc>
-          <w:tcPr>
-            <w:tcW w:type="dxa" w:w="2160"/>
-          </w:tcPr>
-          <w:p>
-            <w:r>
-              <w:rPr>
-                <w:rFonts w:ascii="Calibri" w:hAnsi="Calibri"/>
-              </w:rPr>
-              <w:t>36.91756512872108</w:t>
-            </w:r>
-          </w:p>
-        </w:tc>
-        <w:tc>
-          <w:tcPr>
-            <w:tcW w:type="dxa" w:w="2160"/>
-          </w:tcPr>
-          <w:p>
-            <w:r>
-              <w:rPr>
-                <w:rFonts w:ascii="Calibri" w:hAnsi="Calibri"/>
-              </w:rPr>
-              <w:t>-1.0644361863442597</w:t>
-            </w:r>
-          </w:p>
-        </w:tc>
-        <w:tc>
-          <w:tcPr>
-            <w:tcW w:type="dxa" w:w="2160"/>
-          </w:tcPr>
-          <w:p>
-            <w:r>
-              <w:rPr>
-                <w:rFonts w:ascii="Calibri" w:hAnsi="Calibri"/>
-              </w:rPr>
-              <w:t>-5.4740906</w:t>
-            </w:r>
-          </w:p>
-        </w:tc>
-      </w:tr>
-      <w:tr>
-        <w:tc>
-          <w:tcPr>
-            <w:tcW w:type="dxa" w:w="2160"/>
-          </w:tcPr>
-          <w:p>
-            <w:r>
-              <w:rPr>
-                <w:rFonts w:ascii="Calibri" w:hAnsi="Calibri"/>
-              </w:rPr>
-              <w:t>2025-03-15 18:00:00</w:t>
-            </w:r>
-          </w:p>
-        </w:tc>
-        <w:tc>
-          <w:tcPr>
-            <w:tcW w:type="dxa" w:w="2160"/>
-          </w:tcPr>
-          <w:p>
-            <w:r>
-              <w:rPr>
-                <w:rFonts w:ascii="Calibri" w:hAnsi="Calibri"/>
-              </w:rPr>
-              <w:t>36.91756512872108</w:t>
-            </w:r>
-          </w:p>
-        </w:tc>
-        <w:tc>
-          <w:tcPr>
-            <w:tcW w:type="dxa" w:w="2160"/>
-          </w:tcPr>
-          <w:p>
-            <w:r>
-              <w:rPr>
-                <w:rFonts w:ascii="Calibri" w:hAnsi="Calibri"/>
-              </w:rPr>
-              <w:t>-1.0644361863442597</w:t>
-            </w:r>
-          </w:p>
-        </w:tc>
-        <w:tc>
-          <w:tcPr>
-            <w:tcW w:type="dxa" w:w="2160"/>
-          </w:tcPr>
-          <w:p>
-            <w:r>
-              <w:rPr>
-                <w:rFonts w:ascii="Calibri" w:hAnsi="Calibri"/>
-              </w:rPr>
-              <w:t>-5.317322</w:t>
-            </w:r>
-          </w:p>
-        </w:tc>
-      </w:tr>
-      <w:tr>
-        <w:tc>
-          <w:tcPr>
-            <w:tcW w:type="dxa" w:w="2160"/>
-          </w:tcPr>
-          <w:p>
-            <w:r>
-              <w:rPr>
-                <w:rFonts w:ascii="Calibri" w:hAnsi="Calibri"/>
-              </w:rPr>
-              <w:t>2025-03-15 19:00:00</w:t>
-            </w:r>
-          </w:p>
-        </w:tc>
-        <w:tc>
-          <w:tcPr>
-            <w:tcW w:type="dxa" w:w="2160"/>
-          </w:tcPr>
-          <w:p>
-            <w:r>
-              <w:rPr>
-                <w:rFonts w:ascii="Calibri" w:hAnsi="Calibri"/>
-              </w:rPr>
-              <w:t>36.91756512872108</w:t>
-            </w:r>
-          </w:p>
-        </w:tc>
-        <w:tc>
-          <w:tcPr>
-            <w:tcW w:type="dxa" w:w="2160"/>
-          </w:tcPr>
-          <w:p>
-            <w:r>
-              <w:rPr>
-                <w:rFonts w:ascii="Calibri" w:hAnsi="Calibri"/>
-              </w:rPr>
-              <w:t>-1.0644361863442597</w:t>
-            </w:r>
-          </w:p>
-        </w:tc>
-        <w:tc>
-          <w:tcPr>
-            <w:tcW w:type="dxa" w:w="2160"/>
-          </w:tcPr>
-          <w:p>
-            <w:r>
-              <w:rPr>
-                <w:rFonts w:ascii="Calibri" w:hAnsi="Calibri"/>
-              </w:rPr>
-              <w:t>-4.4209595</w:t>
-            </w:r>
-          </w:p>
-        </w:tc>
-      </w:tr>
-      <w:tr>
-        <w:tc>
-          <w:tcPr>
-            <w:tcW w:type="dxa" w:w="2160"/>
-          </w:tcPr>
-          <w:p>
-            <w:r>
-              <w:rPr>
-                <w:rFonts w:ascii="Calibri" w:hAnsi="Calibri"/>
-              </w:rPr>
-              <w:t>2025-03-15 20:00:00</w:t>
-            </w:r>
-          </w:p>
-        </w:tc>
-        <w:tc>
-          <w:tcPr>
-            <w:tcW w:type="dxa" w:w="2160"/>
-          </w:tcPr>
-          <w:p>
-            <w:r>
-              <w:rPr>
-                <w:rFonts w:ascii="Calibri" w:hAnsi="Calibri"/>
-              </w:rPr>
-              <w:t>36.91756512872108</w:t>
-            </w:r>
-          </w:p>
-        </w:tc>
-        <w:tc>
-          <w:tcPr>
-            <w:tcW w:type="dxa" w:w="2160"/>
-          </w:tcPr>
-          <w:p>
-            <w:r>
-              <w:rPr>
-                <w:rFonts w:ascii="Calibri" w:hAnsi="Calibri"/>
-              </w:rPr>
-              <w:t>-1.0644361863442597</w:t>
-            </w:r>
-          </w:p>
-        </w:tc>
-        <w:tc>
-          <w:tcPr>
-            <w:tcW w:type="dxa" w:w="2160"/>
-          </w:tcPr>
-          <w:p>
-            <w:r>
-              <w:rPr>
-                <w:rFonts w:ascii="Calibri" w:hAnsi="Calibri"/>
-              </w:rPr>
-              <w:t>-3.4595947</w:t>
-            </w:r>
-          </w:p>
-        </w:tc>
-      </w:tr>
-      <w:tr>
-        <w:tc>
-          <w:tcPr>
-            <w:tcW w:type="dxa" w:w="2160"/>
-          </w:tcPr>
-          <w:p>
-            <w:r>
-              <w:rPr>
-                <w:rFonts w:ascii="Calibri" w:hAnsi="Calibri"/>
-              </w:rPr>
-              <w:t>2025-03-15 21:00:00</w:t>
-            </w:r>
-          </w:p>
-        </w:tc>
-        <w:tc>
-          <w:tcPr>
-            <w:tcW w:type="dxa" w:w="2160"/>
-          </w:tcPr>
-          <w:p>
-            <w:r>
-              <w:rPr>
-                <w:rFonts w:ascii="Calibri" w:hAnsi="Calibri"/>
-              </w:rPr>
-              <w:t>36.91756512872108</w:t>
-            </w:r>
-          </w:p>
-        </w:tc>
-        <w:tc>
-          <w:tcPr>
-            <w:tcW w:type="dxa" w:w="2160"/>
-          </w:tcPr>
-          <w:p>
-            <w:r>
-              <w:rPr>
-                <w:rFonts w:ascii="Calibri" w:hAnsi="Calibri"/>
-              </w:rPr>
-              <w:t>-1.0644361863442597</w:t>
-            </w:r>
-          </w:p>
-        </w:tc>
-        <w:tc>
-          <w:tcPr>
-            <w:tcW w:type="dxa" w:w="2160"/>
-          </w:tcPr>
-          <w:p>
-            <w:r>
-              <w:rPr>
-                <w:rFonts w:ascii="Calibri" w:hAnsi="Calibri"/>
-              </w:rPr>
-              <w:t>-2.5728455</w:t>
-            </w:r>
-          </w:p>
-        </w:tc>
-      </w:tr>
-      <w:tr>
-        <w:tc>
-          <w:tcPr>
-            <w:tcW w:type="dxa" w:w="2160"/>
-          </w:tcPr>
-          <w:p>
-            <w:r>
-              <w:rPr>
-                <w:rFonts w:ascii="Calibri" w:hAnsi="Calibri"/>
-              </w:rPr>
-              <w:t>2025-03-15 22:00:00</w:t>
-            </w:r>
-          </w:p>
-        </w:tc>
-        <w:tc>
-          <w:tcPr>
-            <w:tcW w:type="dxa" w:w="2160"/>
-          </w:tcPr>
-          <w:p>
-            <w:r>
-              <w:rPr>
-                <w:rFonts w:ascii="Calibri" w:hAnsi="Calibri"/>
-              </w:rPr>
-              <w:t>36.91756512872108</w:t>
-            </w:r>
-          </w:p>
-        </w:tc>
-        <w:tc>
-          <w:tcPr>
-            <w:tcW w:type="dxa" w:w="2160"/>
-          </w:tcPr>
-          <w:p>
-            <w:r>
-              <w:rPr>
-                <w:rFonts w:ascii="Calibri" w:hAnsi="Calibri"/>
-              </w:rPr>
-              <w:t>-1.0644361863442597</w:t>
-            </w:r>
-          </w:p>
-        </w:tc>
-        <w:tc>
-          <w:tcPr>
-            <w:tcW w:type="dxa" w:w="2160"/>
-          </w:tcPr>
-          <w:p>
-            <w:r>
-              <w:rPr>
-                <w:rFonts w:ascii="Calibri" w:hAnsi="Calibri"/>
-              </w:rPr>
-              <w:t>-1.4349365</w:t>
-            </w:r>
-          </w:p>
-        </w:tc>
-      </w:tr>
-      <w:tr>
-        <w:tc>
-          <w:tcPr>
-            <w:tcW w:type="dxa" w:w="2160"/>
-          </w:tcPr>
-          <w:p>
-            <w:r>
-              <w:rPr>
-                <w:rFonts w:ascii="Calibri" w:hAnsi="Calibri"/>
-              </w:rPr>
-              <w:t>2025-03-15 23:00:00</w:t>
-            </w:r>
-          </w:p>
-        </w:tc>
-        <w:tc>
-          <w:tcPr>
-            <w:tcW w:type="dxa" w:w="2160"/>
-          </w:tcPr>
-          <w:p>
-            <w:r>
-              <w:rPr>
-                <w:rFonts w:ascii="Calibri" w:hAnsi="Calibri"/>
-              </w:rPr>
-              <w:t>36.91756512872108</w:t>
-            </w:r>
-          </w:p>
-        </w:tc>
-        <w:tc>
-          <w:tcPr>
-            <w:tcW w:type="dxa" w:w="2160"/>
-          </w:tcPr>
-          <w:p>
-            <w:r>
-              <w:rPr>
-                <w:rFonts w:ascii="Calibri" w:hAnsi="Calibri"/>
-              </w:rPr>
-              <w:t>-1.0644361863442597</w:t>
-            </w:r>
-          </w:p>
-        </w:tc>
-        <w:tc>
-          <w:tcPr>
-            <w:tcW w:type="dxa" w:w="2160"/>
-          </w:tcPr>
-          <w:p>
-            <w:r>
-              <w:rPr>
-                <w:rFonts w:ascii="Calibri" w:hAnsi="Calibri"/>
-              </w:rPr>
-              <w:t>-1.548645</w:t>
-            </w:r>
-          </w:p>
-        </w:tc>
-      </w:tr>
-      <w:tr>
-        <w:tc>
-          <w:tcPr>
-            <w:tcW w:type="dxa" w:w="2160"/>
-          </w:tcPr>
-          <w:p>
-            <w:r>
-              <w:rPr>
-                <w:rFonts w:ascii="Calibri" w:hAnsi="Calibri"/>
-              </w:rPr>
-              <w:t>2025-03-16 00:00:00</w:t>
-            </w:r>
-          </w:p>
-        </w:tc>
-        <w:tc>
-          <w:tcPr>
-            <w:tcW w:type="dxa" w:w="2160"/>
-          </w:tcPr>
-          <w:p>
-            <w:r>
-              <w:rPr>
-                <w:rFonts w:ascii="Calibri" w:hAnsi="Calibri"/>
-              </w:rPr>
-              <w:t>36.91756512872108</w:t>
-            </w:r>
-          </w:p>
-        </w:tc>
-        <w:tc>
-          <w:tcPr>
-            <w:tcW w:type="dxa" w:w="2160"/>
-          </w:tcPr>
-          <w:p>
-            <w:r>
-              <w:rPr>
-                <w:rFonts w:ascii="Calibri" w:hAnsi="Calibri"/>
-              </w:rPr>
-              <w:t>-1.0644361863442597</w:t>
-            </w:r>
-          </w:p>
-        </w:tc>
-        <w:tc>
-          <w:tcPr>
-            <w:tcW w:type="dxa" w:w="2160"/>
-          </w:tcPr>
-          <w:p>
-            <w:r>
-              <w:rPr>
-                <w:rFonts w:ascii="Calibri" w:hAnsi="Calibri"/>
-              </w:rPr>
-              <w:t>-1.5708008</w:t>
-            </w:r>
-          </w:p>
-        </w:tc>
-      </w:tr>
-      <w:tr>
-        <w:tc>
-          <w:tcPr>
-            <w:tcW w:type="dxa" w:w="2160"/>
-          </w:tcPr>
-          <w:p>
-            <w:r>
-              <w:rPr>
-                <w:rFonts w:ascii="Calibri" w:hAnsi="Calibri"/>
-              </w:rPr>
-              <w:t>2025-03-16 01:00:00</w:t>
-            </w:r>
-          </w:p>
-        </w:tc>
-        <w:tc>
-          <w:tcPr>
-            <w:tcW w:type="dxa" w:w="2160"/>
-          </w:tcPr>
-          <w:p>
-            <w:r>
-              <w:rPr>
-                <w:rFonts w:ascii="Calibri" w:hAnsi="Calibri"/>
-              </w:rPr>
-              <w:t>36.91756512872108</w:t>
-            </w:r>
-          </w:p>
-        </w:tc>
-        <w:tc>
-          <w:tcPr>
-            <w:tcW w:type="dxa" w:w="2160"/>
-          </w:tcPr>
-          <w:p>
-            <w:r>
-              <w:rPr>
-                <w:rFonts w:ascii="Calibri" w:hAnsi="Calibri"/>
-              </w:rPr>
-              <w:t>-1.0644361863442597</w:t>
-            </w:r>
-          </w:p>
-        </w:tc>
-        <w:tc>
-          <w:tcPr>
-            <w:tcW w:type="dxa" w:w="2160"/>
-          </w:tcPr>
-          <w:p>
-            <w:r>
-              <w:rPr>
-                <w:rFonts w:ascii="Calibri" w:hAnsi="Calibri"/>
-              </w:rPr>
-              <w:t>-1.2681274</w:t>
-            </w:r>
-          </w:p>
-        </w:tc>
-      </w:tr>
-      <w:tr>
-        <w:tc>
-          <w:tcPr>
-            <w:tcW w:type="dxa" w:w="2160"/>
-          </w:tcPr>
-          <w:p>
-            <w:r>
-              <w:rPr>
-                <w:rFonts w:ascii="Calibri" w:hAnsi="Calibri"/>
-              </w:rPr>
-              <w:t>2025-03-16 02:00:00</w:t>
-            </w:r>
-          </w:p>
-        </w:tc>
-        <w:tc>
-          <w:tcPr>
-            <w:tcW w:type="dxa" w:w="2160"/>
-          </w:tcPr>
-          <w:p>
-            <w:r>
-              <w:rPr>
-                <w:rFonts w:ascii="Calibri" w:hAnsi="Calibri"/>
-              </w:rPr>
-              <w:t>36.91756512872108</w:t>
-            </w:r>
-          </w:p>
-        </w:tc>
-        <w:tc>
-          <w:tcPr>
-            <w:tcW w:type="dxa" w:w="2160"/>
-          </w:tcPr>
-          <w:p>
-            <w:r>
-              <w:rPr>
-                <w:rFonts w:ascii="Calibri" w:hAnsi="Calibri"/>
-              </w:rPr>
-              <w:t>-1.0644361863442597</w:t>
-            </w:r>
-          </w:p>
-        </w:tc>
-        <w:tc>
-          <w:tcPr>
-            <w:tcW w:type="dxa" w:w="2160"/>
-          </w:tcPr>
-          <w:p>
-            <w:r>
-              <w:rPr>
-                <w:rFonts w:ascii="Calibri" w:hAnsi="Calibri"/>
-              </w:rPr>
-              <w:t>-1.0334778</w:t>
-            </w:r>
-          </w:p>
-        </w:tc>
-      </w:tr>
-      <w:tr>
-        <w:tc>
-          <w:tcPr>
-            <w:tcW w:type="dxa" w:w="2160"/>
-          </w:tcPr>
-          <w:p>
-            <w:r>
-              <w:rPr>
-                <w:rFonts w:ascii="Calibri" w:hAnsi="Calibri"/>
-              </w:rPr>
-              <w:t>2025-03-16 03:00:00</w:t>
-            </w:r>
-          </w:p>
-        </w:tc>
-        <w:tc>
-          <w:tcPr>
-            <w:tcW w:type="dxa" w:w="2160"/>
-          </w:tcPr>
-          <w:p>
-            <w:r>
-              <w:rPr>
-                <w:rFonts w:ascii="Calibri" w:hAnsi="Calibri"/>
-              </w:rPr>
-              <w:t>36.91756512872108</w:t>
-            </w:r>
-          </w:p>
-        </w:tc>
-        <w:tc>
-          <w:tcPr>
-            <w:tcW w:type="dxa" w:w="2160"/>
-          </w:tcPr>
-          <w:p>
-            <w:r>
-              <w:rPr>
-                <w:rFonts w:ascii="Calibri" w:hAnsi="Calibri"/>
-              </w:rPr>
-              <w:t>-1.0644361863442597</w:t>
-            </w:r>
-          </w:p>
-        </w:tc>
-        <w:tc>
-          <w:tcPr>
-            <w:tcW w:type="dxa" w:w="2160"/>
-          </w:tcPr>
-          <w:p>
-            <w:r>
-              <w:rPr>
-                <w:rFonts w:ascii="Calibri" w:hAnsi="Calibri"/>
-              </w:rPr>
-              <w:t>-1.1451721</w:t>
-            </w:r>
-          </w:p>
-        </w:tc>
-      </w:tr>
-      <w:tr>
-        <w:tc>
-          <w:tcPr>
-            <w:tcW w:type="dxa" w:w="2160"/>
-          </w:tcPr>
-          <w:p>
-            <w:r>
-              <w:rPr>
-                <w:rFonts w:ascii="Calibri" w:hAnsi="Calibri"/>
-              </w:rPr>
-              <w:t>2025-03-16 04:00:00</w:t>
-            </w:r>
-          </w:p>
-        </w:tc>
-        <w:tc>
-          <w:tcPr>
-            <w:tcW w:type="dxa" w:w="2160"/>
-          </w:tcPr>
-          <w:p>
-            <w:r>
-              <w:rPr>
-                <w:rFonts w:ascii="Calibri" w:hAnsi="Calibri"/>
-              </w:rPr>
-              <w:t>36.91756512872108</w:t>
-            </w:r>
-          </w:p>
-        </w:tc>
-        <w:tc>
-          <w:tcPr>
-            <w:tcW w:type="dxa" w:w="2160"/>
-          </w:tcPr>
-          <w:p>
-            <w:r>
-              <w:rPr>
-                <w:rFonts w:ascii="Calibri" w:hAnsi="Calibri"/>
-              </w:rPr>
-              <w:t>-1.0644361863442597</w:t>
-            </w:r>
-          </w:p>
-        </w:tc>
-        <w:tc>
-          <w:tcPr>
-            <w:tcW w:type="dxa" w:w="2160"/>
-          </w:tcPr>
-          <w:p>
-            <w:r>
-              <w:rPr>
-                <w:rFonts w:ascii="Calibri" w:hAnsi="Calibri"/>
-              </w:rPr>
-              <w:t>-0.77627563</w:t>
-            </w:r>
-          </w:p>
-        </w:tc>
-      </w:tr>
-      <w:tr>
-        <w:tc>
-          <w:tcPr>
-            <w:tcW w:type="dxa" w:w="2160"/>
-          </w:tcPr>
-          <w:p>
-            <w:r>
-              <w:rPr>
-                <w:rFonts w:ascii="Calibri" w:hAnsi="Calibri"/>
-              </w:rPr>
-              <w:t>2025-03-16 05:00:00</w:t>
-            </w:r>
-          </w:p>
-        </w:tc>
-        <w:tc>
-          <w:tcPr>
-            <w:tcW w:type="dxa" w:w="2160"/>
-          </w:tcPr>
-          <w:p>
-            <w:r>
-              <w:rPr>
-                <w:rFonts w:ascii="Calibri" w:hAnsi="Calibri"/>
-              </w:rPr>
-              <w:t>36.91756512872108</w:t>
-            </w:r>
-          </w:p>
-        </w:tc>
-        <w:tc>
-          <w:tcPr>
-            <w:tcW w:type="dxa" w:w="2160"/>
-          </w:tcPr>
-          <w:p>
-            <w:r>
-              <w:rPr>
-                <w:rFonts w:ascii="Calibri" w:hAnsi="Calibri"/>
-              </w:rPr>
-              <w:t>-1.0644361863442597</w:t>
-            </w:r>
-          </w:p>
-        </w:tc>
-        <w:tc>
-          <w:tcPr>
-            <w:tcW w:type="dxa" w:w="2160"/>
-          </w:tcPr>
-          <w:p>
-            <w:r>
-              <w:rPr>
-                <w:rFonts w:ascii="Calibri" w:hAnsi="Calibri"/>
-              </w:rPr>
-              <w:t>2.798584</w:t>
-            </w:r>
-          </w:p>
-        </w:tc>
-      </w:tr>
-      <w:tr>
-        <w:tc>
-          <w:tcPr>
-            <w:tcW w:type="dxa" w:w="2160"/>
-          </w:tcPr>
-          <w:p>
-            <w:r>
-              <w:rPr>
-                <w:rFonts w:ascii="Calibri" w:hAnsi="Calibri"/>
-              </w:rPr>
-              <w:t>2025-03-16 06:00:00</w:t>
-            </w:r>
-          </w:p>
-        </w:tc>
-        <w:tc>
-          <w:tcPr>
-            <w:tcW w:type="dxa" w:w="2160"/>
-          </w:tcPr>
-          <w:p>
-            <w:r>
-              <w:rPr>
-                <w:rFonts w:ascii="Calibri" w:hAnsi="Calibri"/>
-              </w:rPr>
-              <w:t>36.91756512872108</w:t>
-            </w:r>
-          </w:p>
-        </w:tc>
-        <w:tc>
-          <w:tcPr>
-            <w:tcW w:type="dxa" w:w="2160"/>
-          </w:tcPr>
-          <w:p>
-            <w:r>
-              <w:rPr>
-                <w:rFonts w:ascii="Calibri" w:hAnsi="Calibri"/>
-              </w:rPr>
-              <w:t>-1.0644361863442597</w:t>
-            </w:r>
-          </w:p>
-        </w:tc>
-        <w:tc>
-          <w:tcPr>
-            <w:tcW w:type="dxa" w:w="2160"/>
-          </w:tcPr>
-          <w:p>
-            <w:r>
-              <w:rPr>
-                <w:rFonts w:ascii="Calibri" w:hAnsi="Calibri"/>
-              </w:rPr>
-              <w:t>4.671631</w:t>
+              <w:t>295.21143</w:t>
             </w:r>
           </w:p>
         </w:tc>

--- a/debug_timeseries.docx
+++ b/debug_timeseries.docx
@@ -12,12 +12,12 @@
     </w:p>
     <w:p>
       <w:r>
-        <w:t>Grid Point: Lat 0.7000, Lon 36.5000</w:t>
+        <w:t>Grid Point: Lat -0.8000, Lon 37.0000</w:t>
       </w:r>
     </w:p>
     <w:p>
       <w:r>
-        <w:t>Date Range: 2020-01-01 → 2020-01-31</w:t>
+        <w:t>Date Range: 2020-01-01 → 2020-02-01</w:t>
       </w:r>
     </w:p>
     <w:p/>
@@ -152,7 +152,7 @@
               <w:rPr>
                 <w:rFonts w:ascii="Calibri" w:hAnsi="Calibri"/>
               </w:rPr>
-              <w:t>0.7</w:t>
+              <w:t>-0.8</w:t>
             </w:r>
           </w:p>
         </w:tc>
@@ -165,7 +165,7 @@
               <w:rPr>
                 <w:rFonts w:ascii="Calibri" w:hAnsi="Calibri"/>
               </w:rPr>
-              <w:t>36.5</w:t>
+              <w:t>37.0</w:t>
             </w:r>
           </w:p>
         </w:tc>
@@ -191,7 +191,7 @@
               <w:rPr>
                 <w:rFonts w:ascii="Calibri" w:hAnsi="Calibri"/>
               </w:rPr>
-              <w:t>296.89038</w:t>
+              <w:t>294.39087</w:t>
             </w:r>
           </w:p>
         </w:tc>
@@ -232,7 +232,7 @@
               <w:rPr>
                 <w:rFonts w:ascii="Calibri" w:hAnsi="Calibri"/>
               </w:rPr>
-              <w:t>0.7</w:t>
+              <w:t>-0.8</w:t>
             </w:r>
           </w:p>
         </w:tc>
@@ -245,7 +245,7 @@
               <w:rPr>
                 <w:rFonts w:ascii="Calibri" w:hAnsi="Calibri"/>
               </w:rPr>
-              <w:t>36.5</w:t>
+              <w:t>37.0</w:t>
             </w:r>
           </w:p>
         </w:tc>
@@ -271,7 +271,7 @@
               <w:rPr>
                 <w:rFonts w:ascii="Calibri" w:hAnsi="Calibri"/>
               </w:rPr>
-              <w:t>295.9187</w:t>
+              <w:t>294.10498</w:t>
             </w:r>
           </w:p>
         </w:tc>
@@ -312,7 +312,7 @@
               <w:rPr>
                 <w:rFonts w:ascii="Calibri" w:hAnsi="Calibri"/>
               </w:rPr>
-              <w:t>0.7</w:t>
+              <w:t>-0.8</w:t>
             </w:r>
           </w:p>
         </w:tc>
@@ -325,7 +325,7 @@
               <w:rPr>
                 <w:rFonts w:ascii="Calibri" w:hAnsi="Calibri"/>
               </w:rPr>
-              <w:t>36.5</w:t>
+              <w:t>37.0</w:t>
             </w:r>
           </w:p>
         </w:tc>
@@ -351,7 +351,7 @@
               <w:rPr>
                 <w:rFonts w:ascii="Calibri" w:hAnsi="Calibri"/>
               </w:rPr>
-              <w:t>295.44873</w:t>
+              <w:t>293.33057</w:t>
             </w:r>
           </w:p>
         </w:tc>
@@ -392,7 +392,7 @@
               <w:rPr>
                 <w:rFonts w:ascii="Calibri" w:hAnsi="Calibri"/>
               </w:rPr>
-              <w:t>0.7</w:t>
+              <w:t>-0.8</w:t>
             </w:r>
           </w:p>
         </w:tc>
@@ -405,7 +405,7 @@
               <w:rPr>
                 <w:rFonts w:ascii="Calibri" w:hAnsi="Calibri"/>
               </w:rPr>
-              <w:t>36.5</w:t>
+              <w:t>37.0</w:t>
             </w:r>
           </w:p>
         </w:tc>
@@ -431,7 +431,7 @@
               <w:rPr>
                 <w:rFonts w:ascii="Calibri" w:hAnsi="Calibri"/>
               </w:rPr>
-              <w:t>296.77222</w:t>
+              <w:t>293.5078</w:t>
             </w:r>
           </w:p>
         </w:tc>
@@ -472,7 +472,7 @@
               <w:rPr>
                 <w:rFonts w:ascii="Calibri" w:hAnsi="Calibri"/>
               </w:rPr>
-              <w:t>0.7</w:t>
+              <w:t>-0.8</w:t>
             </w:r>
           </w:p>
         </w:tc>
@@ -485,7 +485,7 @@
               <w:rPr>
                 <w:rFonts w:ascii="Calibri" w:hAnsi="Calibri"/>
               </w:rPr>
-              <w:t>36.5</w:t>
+              <w:t>37.0</w:t>
             </w:r>
           </w:p>
         </w:tc>
@@ -511,7 +511,7 @@
               <w:rPr>
                 <w:rFonts w:ascii="Calibri" w:hAnsi="Calibri"/>
               </w:rPr>
-              <w:t>296.96924</w:t>
+              <w:t>294.5642</w:t>
             </w:r>
           </w:p>
         </w:tc>
@@ -552,7 +552,7 @@
               <w:rPr>
                 <w:rFonts w:ascii="Calibri" w:hAnsi="Calibri"/>
               </w:rPr>
-              <w:t>0.7</w:t>
+              <w:t>-0.8</w:t>
             </w:r>
           </w:p>
         </w:tc>
@@ -565,7 +565,7 @@
               <w:rPr>
                 <w:rFonts w:ascii="Calibri" w:hAnsi="Calibri"/>
               </w:rPr>
-              <w:t>36.5</w:t>
+              <w:t>37.0</w:t>
             </w:r>
           </w:p>
         </w:tc>
@@ -591,7 +591,7 @@
               <w:rPr>
                 <w:rFonts w:ascii="Calibri" w:hAnsi="Calibri"/>
               </w:rPr>
-              <w:t>296.9829</w:t>
+              <w:t>295.14233</w:t>
             </w:r>
           </w:p>
         </w:tc>
@@ -632,7 +632,7 @@
               <w:rPr>
                 <w:rFonts w:ascii="Calibri" w:hAnsi="Calibri"/>
               </w:rPr>
-              <w:t>0.7</w:t>
+              <w:t>-0.8</w:t>
             </w:r>
           </w:p>
         </w:tc>
@@ -645,7 +645,7 @@
               <w:rPr>
                 <w:rFonts w:ascii="Calibri" w:hAnsi="Calibri"/>
               </w:rPr>
-              <w:t>36.5</w:t>
+              <w:t>37.0</w:t>
             </w:r>
           </w:p>
         </w:tc>
@@ -671,7 +671,7 @@
               <w:rPr>
                 <w:rFonts w:ascii="Calibri" w:hAnsi="Calibri"/>
               </w:rPr>
-              <w:t>296.73438</w:t>
+              <w:t>293.85767</w:t>
             </w:r>
           </w:p>
         </w:tc>
@@ -712,7 +712,7 @@
               <w:rPr>
                 <w:rFonts w:ascii="Calibri" w:hAnsi="Calibri"/>
               </w:rPr>
-              <w:t>0.7</w:t>
+              <w:t>-0.8</w:t>
             </w:r>
           </w:p>
         </w:tc>
@@ -725,7 +725,7 @@
               <w:rPr>
                 <w:rFonts w:ascii="Calibri" w:hAnsi="Calibri"/>
               </w:rPr>
-              <w:t>36.5</w:t>
+              <w:t>37.0</w:t>
             </w:r>
           </w:p>
         </w:tc>
@@ -751,7 +751,7 @@
               <w:rPr>
                 <w:rFonts w:ascii="Calibri" w:hAnsi="Calibri"/>
               </w:rPr>
-              <w:t>296.3794</w:t>
+              <w:t>293.63135</w:t>
             </w:r>
           </w:p>
         </w:tc>
@@ -792,7 +792,7 @@
               <w:rPr>
                 <w:rFonts w:ascii="Calibri" w:hAnsi="Calibri"/>
               </w:rPr>
-              <w:t>0.7</w:t>
+              <w:t>-0.8</w:t>
             </w:r>
           </w:p>
         </w:tc>
@@ -805,7 +805,7 @@
               <w:rPr>
                 <w:rFonts w:ascii="Calibri" w:hAnsi="Calibri"/>
               </w:rPr>
-              <w:t>36.5</w:t>
+              <w:t>37.0</w:t>
             </w:r>
           </w:p>
         </w:tc>
@@ -831,7 +831,7 @@
               <w:rPr>
                 <w:rFonts w:ascii="Calibri" w:hAnsi="Calibri"/>
               </w:rPr>
-              <w:t>295.76294</w:t>
+              <w:t>293.98096</w:t>
             </w:r>
           </w:p>
         </w:tc>
@@ -872,7 +872,7 @@
               <w:rPr>
                 <w:rFonts w:ascii="Calibri" w:hAnsi="Calibri"/>
               </w:rPr>
-              <w:t>0.7</w:t>
+              <w:t>-0.8</w:t>
             </w:r>
           </w:p>
         </w:tc>
@@ -885,7 +885,7 @@
               <w:rPr>
                 <w:rFonts w:ascii="Calibri" w:hAnsi="Calibri"/>
               </w:rPr>
-              <w:t>36.5</w:t>
+              <w:t>37.0</w:t>
             </w:r>
           </w:p>
         </w:tc>
@@ -911,7 +911,7 @@
               <w:rPr>
                 <w:rFonts w:ascii="Calibri" w:hAnsi="Calibri"/>
               </w:rPr>
-              <w:t>298.0891</w:t>
+              <w:t>295.33008</w:t>
             </w:r>
           </w:p>
         </w:tc>
@@ -952,7 +952,7 @@
               <w:rPr>
                 <w:rFonts w:ascii="Calibri" w:hAnsi="Calibri"/>
               </w:rPr>
-              <w:t>0.7</w:t>
+              <w:t>-0.8</w:t>
             </w:r>
           </w:p>
         </w:tc>
@@ -965,7 +965,7 @@
               <w:rPr>
                 <w:rFonts w:ascii="Calibri" w:hAnsi="Calibri"/>
               </w:rPr>
-              <w:t>36.5</w:t>
+              <w:t>37.0</w:t>
             </w:r>
           </w:p>
         </w:tc>
@@ -991,7 +991,7 @@
               <w:rPr>
                 <w:rFonts w:ascii="Calibri" w:hAnsi="Calibri"/>
               </w:rPr>
-              <w:t>296.94922</w:t>
+              <w:t>295.1848</w:t>
             </w:r>
           </w:p>
         </w:tc>
@@ -1032,7 +1032,7 @@
               <w:rPr>
                 <w:rFonts w:ascii="Calibri" w:hAnsi="Calibri"/>
               </w:rPr>
-              <w:t>0.7</w:t>
+              <w:t>-0.8</w:t>
             </w:r>
           </w:p>
         </w:tc>
@@ -1045,7 +1045,7 @@
               <w:rPr>
                 <w:rFonts w:ascii="Calibri" w:hAnsi="Calibri"/>
               </w:rPr>
-              <w:t>36.5</w:t>
+              <w:t>37.0</w:t>
             </w:r>
           </w:p>
         </w:tc>
@@ -1071,7 +1071,7 @@
               <w:rPr>
                 <w:rFonts w:ascii="Calibri" w:hAnsi="Calibri"/>
               </w:rPr>
-              <w:t>294.36743</w:t>
+              <w:t>293.78516</w:t>
             </w:r>
           </w:p>
         </w:tc>
@@ -1112,7 +1112,7 @@
               <w:rPr>
                 <w:rFonts w:ascii="Calibri" w:hAnsi="Calibri"/>
               </w:rPr>
-              <w:t>0.7</w:t>
+              <w:t>-0.8</w:t>
             </w:r>
           </w:p>
         </w:tc>
@@ -1125,7 +1125,7 @@
               <w:rPr>
                 <w:rFonts w:ascii="Calibri" w:hAnsi="Calibri"/>
               </w:rPr>
-              <w:t>36.5</w:t>
+              <w:t>37.0</w:t>
             </w:r>
           </w:p>
         </w:tc>
@@ -1151,7 +1151,7 @@
               <w:rPr>
                 <w:rFonts w:ascii="Calibri" w:hAnsi="Calibri"/>
               </w:rPr>
-              <w:t>293.72388</w:t>
+              <w:t>292.93286</w:t>
             </w:r>
           </w:p>
         </w:tc>
@@ -1192,7 +1192,7 @@
               <w:rPr>
                 <w:rFonts w:ascii="Calibri" w:hAnsi="Calibri"/>
               </w:rPr>
-              <w:t>0.7</w:t>
+              <w:t>-0.8</w:t>
             </w:r>
           </w:p>
         </w:tc>
@@ -1205,7 +1205,7 @@
               <w:rPr>
                 <w:rFonts w:ascii="Calibri" w:hAnsi="Calibri"/>
               </w:rPr>
-              <w:t>36.5</w:t>
+              <w:t>37.0</w:t>
             </w:r>
           </w:p>
         </w:tc>
@@ -1231,7 +1231,7 @@
               <w:rPr>
                 <w:rFonts w:ascii="Calibri" w:hAnsi="Calibri"/>
               </w:rPr>
-              <w:t>295.53955</w:t>
+              <w:t>294.3694</w:t>
             </w:r>
           </w:p>
         </w:tc>
@@ -1272,7 +1272,7 @@
               <w:rPr>
                 <w:rFonts w:ascii="Calibri" w:hAnsi="Calibri"/>
               </w:rPr>
-              <w:t>0.7</w:t>
+              <w:t>-0.8</w:t>
             </w:r>
           </w:p>
         </w:tc>
@@ -1285,7 +1285,7 @@
               <w:rPr>
                 <w:rFonts w:ascii="Calibri" w:hAnsi="Calibri"/>
               </w:rPr>
-              <w:t>36.5</w:t>
+              <w:t>37.0</w:t>
             </w:r>
           </w:p>
         </w:tc>
@@ -1311,7 +1311,7 @@
               <w:rPr>
                 <w:rFonts w:ascii="Calibri" w:hAnsi="Calibri"/>
               </w:rPr>
-              <w:t>297.58813</w:t>
+              <w:t>294.8108</w:t>
             </w:r>
           </w:p>
         </w:tc>
@@ -1352,7 +1352,7 @@
               <w:rPr>
                 <w:rFonts w:ascii="Calibri" w:hAnsi="Calibri"/>
               </w:rPr>
-              <w:t>0.7</w:t>
+              <w:t>-0.8</w:t>
             </w:r>
           </w:p>
         </w:tc>
@@ -1365,7 +1365,7 @@
               <w:rPr>
                 <w:rFonts w:ascii="Calibri" w:hAnsi="Calibri"/>
               </w:rPr>
-              <w:t>36.5</w:t>
+              <w:t>37.0</w:t>
             </w:r>
           </w:p>
         </w:tc>
@@ -1391,7 +1391,7 @@
               <w:rPr>
                 <w:rFonts w:ascii="Calibri" w:hAnsi="Calibri"/>
               </w:rPr>
-              <w:t>296.7854</w:t>
+              <w:t>293.84082</w:t>
             </w:r>
           </w:p>
         </w:tc>
@@ -1432,7 +1432,7 @@
               <w:rPr>
                 <w:rFonts w:ascii="Calibri" w:hAnsi="Calibri"/>
               </w:rPr>
-              <w:t>0.7</w:t>
+              <w:t>-0.8</w:t>
             </w:r>
           </w:p>
         </w:tc>
@@ -1445,7 +1445,7 @@
               <w:rPr>
                 <w:rFonts w:ascii="Calibri" w:hAnsi="Calibri"/>
               </w:rPr>
-              <w:t>36.5</w:t>
+              <w:t>37.0</w:t>
             </w:r>
           </w:p>
         </w:tc>
@@ -1471,7 +1471,7 @@
               <w:rPr>
                 <w:rFonts w:ascii="Calibri" w:hAnsi="Calibri"/>
               </w:rPr>
-              <w:t>298.22144</w:t>
+              <w:t>295.00854</w:t>
             </w:r>
           </w:p>
         </w:tc>
@@ -1512,7 +1512,7 @@
               <w:rPr>
                 <w:rFonts w:ascii="Calibri" w:hAnsi="Calibri"/>
               </w:rPr>
-              <w:t>0.7</w:t>
+              <w:t>-0.8</w:t>
             </w:r>
           </w:p>
         </w:tc>
@@ -1525,7 +1525,7 @@
               <w:rPr>
                 <w:rFonts w:ascii="Calibri" w:hAnsi="Calibri"/>
               </w:rPr>
-              <w:t>36.5</w:t>
+              <w:t>37.0</w:t>
             </w:r>
           </w:p>
         </w:tc>
@@ -1551,7 +1551,7 @@
               <w:rPr>
                 <w:rFonts w:ascii="Calibri" w:hAnsi="Calibri"/>
               </w:rPr>
-              <w:t>299.11157</w:t>
+              <w:t>295.65454</w:t>
             </w:r>
           </w:p>
         </w:tc>
@@ -1592,7 +1592,7 @@
               <w:rPr>
                 <w:rFonts w:ascii="Calibri" w:hAnsi="Calibri"/>
               </w:rPr>
-              <w:t>0.7</w:t>
+              <w:t>-0.8</w:t>
             </w:r>
           </w:p>
         </w:tc>
@@ -1605,7 +1605,7 @@
               <w:rPr>
                 <w:rFonts w:ascii="Calibri" w:hAnsi="Calibri"/>
               </w:rPr>
-              <w:t>36.5</w:t>
+              <w:t>37.0</w:t>
             </w:r>
           </w:p>
         </w:tc>
@@ -1631,7 +1631,7 @@
               <w:rPr>
                 <w:rFonts w:ascii="Calibri" w:hAnsi="Calibri"/>
               </w:rPr>
-              <w:t>299.05176</w:t>
+              <w:t>295.67603</w:t>
             </w:r>
           </w:p>
         </w:tc>
@@ -1672,7 +1672,7 @@
               <w:rPr>
                 <w:rFonts w:ascii="Calibri" w:hAnsi="Calibri"/>
               </w:rPr>
-              <w:t>0.7</w:t>
+              <w:t>-0.8</w:t>
             </w:r>
           </w:p>
         </w:tc>
@@ -1685,7 +1685,7 @@
               <w:rPr>
                 <w:rFonts w:ascii="Calibri" w:hAnsi="Calibri"/>
               </w:rPr>
-              <w:t>36.5</w:t>
+              <w:t>37.0</w:t>
             </w:r>
           </w:p>
         </w:tc>
@@ -1711,7 +1711,7 @@
               <w:rPr>
                 <w:rFonts w:ascii="Calibri" w:hAnsi="Calibri"/>
               </w:rPr>
-              <w:t>298.83936</w:t>
+              <w:t>296.48535</w:t>
             </w:r>
           </w:p>
         </w:tc>
@@ -1752,7 +1752,7 @@
               <w:rPr>
                 <w:rFonts w:ascii="Calibri" w:hAnsi="Calibri"/>
               </w:rPr>
-              <w:t>0.7</w:t>
+              <w:t>-0.8</w:t>
             </w:r>
           </w:p>
         </w:tc>
@@ -1765,7 +1765,7 @@
               <w:rPr>
                 <w:rFonts w:ascii="Calibri" w:hAnsi="Calibri"/>
               </w:rPr>
-              <w:t>36.5</w:t>
+              <w:t>37.0</w:t>
             </w:r>
           </w:p>
         </w:tc>
@@ -1791,7 +1791,7 @@
               <w:rPr>
                 <w:rFonts w:ascii="Calibri" w:hAnsi="Calibri"/>
               </w:rPr>
-              <w:t>298.20337</w:t>
+              <w:t>296.10034</w:t>
             </w:r>
           </w:p>
         </w:tc>
@@ -1832,7 +1832,7 @@
               <w:rPr>
                 <w:rFonts w:ascii="Calibri" w:hAnsi="Calibri"/>
               </w:rPr>
-              <w:t>0.7</w:t>
+              <w:t>-0.8</w:t>
             </w:r>
           </w:p>
         </w:tc>
@@ -1845,7 +1845,7 @@
               <w:rPr>
                 <w:rFonts w:ascii="Calibri" w:hAnsi="Calibri"/>
               </w:rPr>
-              <w:t>36.5</w:t>
+              <w:t>37.0</w:t>
             </w:r>
           </w:p>
         </w:tc>
@@ -1871,7 +1871,7 @@
               <w:rPr>
                 <w:rFonts w:ascii="Calibri" w:hAnsi="Calibri"/>
               </w:rPr>
-              <w:t>297.8562</w:t>
+              <w:t>294.7788</w:t>
             </w:r>
           </w:p>
         </w:tc>
@@ -1912,7 +1912,7 @@
               <w:rPr>
                 <w:rFonts w:ascii="Calibri" w:hAnsi="Calibri"/>
               </w:rPr>
-              <w:t>0.7</w:t>
+              <w:t>-0.8</w:t>
             </w:r>
           </w:p>
         </w:tc>
@@ -1925,7 +1925,7 @@
               <w:rPr>
                 <w:rFonts w:ascii="Calibri" w:hAnsi="Calibri"/>
               </w:rPr>
-              <w:t>36.5</w:t>
+              <w:t>37.0</w:t>
             </w:r>
           </w:p>
         </w:tc>
@@ -1951,7 +1951,7 @@
               <w:rPr>
                 <w:rFonts w:ascii="Calibri" w:hAnsi="Calibri"/>
               </w:rPr>
-              <w:t>297.23853</w:t>
+              <w:t>294.29614</w:t>
             </w:r>
           </w:p>
         </w:tc>
@@ -1992,7 +1992,7 @@
               <w:rPr>
                 <w:rFonts w:ascii="Calibri" w:hAnsi="Calibri"/>
               </w:rPr>
-              <w:t>0.7</w:t>
+              <w:t>-0.8</w:t>
             </w:r>
           </w:p>
         </w:tc>
@@ -2005,7 +2005,7 @@
               <w:rPr>
                 <w:rFonts w:ascii="Calibri" w:hAnsi="Calibri"/>
               </w:rPr>
-              <w:t>36.5</w:t>
+              <w:t>37.0</w:t>
             </w:r>
           </w:p>
         </w:tc>
@@ -2031,7 +2031,7 @@
               <w:rPr>
                 <w:rFonts w:ascii="Calibri" w:hAnsi="Calibri"/>
               </w:rPr>
-              <w:t>295.437</w:t>
+              <w:t>292.8811</w:t>
             </w:r>
           </w:p>
         </w:tc>
@@ -2072,7 +2072,7 @@
               <w:rPr>
                 <w:rFonts w:ascii="Calibri" w:hAnsi="Calibri"/>
               </w:rPr>
-              <w:t>0.7</w:t>
+              <w:t>-0.8</w:t>
             </w:r>
           </w:p>
         </w:tc>
@@ -2085,7 +2085,7 @@
               <w:rPr>
                 <w:rFonts w:ascii="Calibri" w:hAnsi="Calibri"/>
               </w:rPr>
-              <w:t>36.5</w:t>
+              <w:t>37.0</w:t>
             </w:r>
           </w:p>
         </w:tc>
@@ -2111,7 +2111,7 @@
               <w:rPr>
                 <w:rFonts w:ascii="Calibri" w:hAnsi="Calibri"/>
               </w:rPr>
-              <w:t>295.2268</w:t>
+              <w:t>293.8667</w:t>
             </w:r>
           </w:p>
         </w:tc>
@@ -2152,7 +2152,7 @@
               <w:rPr>
                 <w:rFonts w:ascii="Calibri" w:hAnsi="Calibri"/>
               </w:rPr>
-              <w:t>0.7</w:t>
+              <w:t>-0.8</w:t>
             </w:r>
           </w:p>
         </w:tc>
@@ -2165,7 +2165,7 @@
               <w:rPr>
                 <w:rFonts w:ascii="Calibri" w:hAnsi="Calibri"/>
               </w:rPr>
-              <w:t>36.5</w:t>
+              <w:t>37.0</w:t>
             </w:r>
           </w:p>
         </w:tc>
@@ -2191,7 +2191,7 @@
               <w:rPr>
                 <w:rFonts w:ascii="Calibri" w:hAnsi="Calibri"/>
               </w:rPr>
-              <w:t>294.5796</w:t>
+              <w:t>292.37598</w:t>
             </w:r>
           </w:p>
         </w:tc>
@@ -2232,7 +2232,7 @@
               <w:rPr>
                 <w:rFonts w:ascii="Calibri" w:hAnsi="Calibri"/>
               </w:rPr>
-              <w:t>0.7</w:t>
+              <w:t>-0.8</w:t>
             </w:r>
           </w:p>
         </w:tc>
@@ -2245,7 +2245,7 @@
               <w:rPr>
                 <w:rFonts w:ascii="Calibri" w:hAnsi="Calibri"/>
               </w:rPr>
-              <w:t>36.5</w:t>
+              <w:t>37.0</w:t>
             </w:r>
           </w:p>
         </w:tc>
@@ -2271,7 +2271,7 @@
               <w:rPr>
                 <w:rFonts w:ascii="Calibri" w:hAnsi="Calibri"/>
               </w:rPr>
-              <w:t>293.2859</w:t>
+              <w:t>292.07153</w:t>
             </w:r>
           </w:p>
         </w:tc>
@@ -2312,7 +2312,7 @@
               <w:rPr>
                 <w:rFonts w:ascii="Calibri" w:hAnsi="Calibri"/>
               </w:rPr>
-              <w:t>0.7</w:t>
+              <w:t>-0.8</w:t>
             </w:r>
           </w:p>
         </w:tc>
@@ -2325,7 +2325,7 @@
               <w:rPr>
                 <w:rFonts w:ascii="Calibri" w:hAnsi="Calibri"/>
               </w:rPr>
-              <w:t>36.5</w:t>
+              <w:t>37.0</w:t>
             </w:r>
           </w:p>
         </w:tc>
@@ -2351,7 +2351,7 @@
               <w:rPr>
                 <w:rFonts w:ascii="Calibri" w:hAnsi="Calibri"/>
               </w:rPr>
-              <w:t>292.79517</w:t>
+              <w:t>291.5952</w:t>
             </w:r>
           </w:p>
         </w:tc>
@@ -2392,7 +2392,7 @@
               <w:rPr>
                 <w:rFonts w:ascii="Calibri" w:hAnsi="Calibri"/>
               </w:rPr>
-              <w:t>0.7</w:t>
+              <w:t>-0.8</w:t>
             </w:r>
           </w:p>
         </w:tc>
@@ -2405,7 +2405,7 @@
               <w:rPr>
                 <w:rFonts w:ascii="Calibri" w:hAnsi="Calibri"/>
               </w:rPr>
-              <w:t>36.5</w:t>
+              <w:t>37.0</w:t>
             </w:r>
           </w:p>
         </w:tc>
@@ -2431,7 +2431,7 @@
               <w:rPr>
                 <w:rFonts w:ascii="Calibri" w:hAnsi="Calibri"/>
               </w:rPr>
-              <w:t>293.7151</w:t>
+              <w:t>293.20532</w:t>
             </w:r>
           </w:p>
         </w:tc>
@@ -2472,7 +2472,7 @@
               <w:rPr>
                 <w:rFonts w:ascii="Calibri" w:hAnsi="Calibri"/>
               </w:rPr>
-              <w:t>0.7</w:t>
+              <w:t>-0.8</w:t>
             </w:r>
           </w:p>
         </w:tc>
@@ -2485,7 +2485,7 @@
               <w:rPr>
                 <w:rFonts w:ascii="Calibri" w:hAnsi="Calibri"/>
               </w:rPr>
-              <w:t>36.5</w:t>
+              <w:t>37.0</w:t>
             </w:r>
           </w:p>
         </w:tc>
@@ -2511,7 +2511,87 @@
               <w:rPr>
                 <w:rFonts w:ascii="Calibri" w:hAnsi="Calibri"/>
               </w:rPr>
-              <w:t>295.21143</w:t>
+              <w:t>292.77905</w:t>
+            </w:r>
+          </w:p>
+        </w:tc>
+      </w:tr>
+      <w:tr>
+        <w:tc>
+          <w:tcPr>
+            <w:tcW w:type="dxa" w:w="1440"/>
+          </w:tcPr>
+          <w:p>
+            <w:r>
+              <w:rPr>
+                <w:rFonts w:ascii="Calibri" w:hAnsi="Calibri"/>
+              </w:rPr>
+              <w:t>2020-01-31 15:00:00</w:t>
+            </w:r>
+          </w:p>
+        </w:tc>
+        <w:tc>
+          <w:tcPr>
+            <w:tcW w:type="dxa" w:w="1440"/>
+          </w:tcPr>
+          <w:p>
+            <w:r>
+              <w:rPr>
+                <w:rFonts w:ascii="Calibri" w:hAnsi="Calibri"/>
+              </w:rPr>
+              <w:t>0</w:t>
+            </w:r>
+          </w:p>
+        </w:tc>
+        <w:tc>
+          <w:tcPr>
+            <w:tcW w:type="dxa" w:w="1440"/>
+          </w:tcPr>
+          <w:p>
+            <w:r>
+              <w:rPr>
+                <w:rFonts w:ascii="Calibri" w:hAnsi="Calibri"/>
+              </w:rPr>
+              <w:t>-0.8</w:t>
+            </w:r>
+          </w:p>
+        </w:tc>
+        <w:tc>
+          <w:tcPr>
+            <w:tcW w:type="dxa" w:w="1440"/>
+          </w:tcPr>
+          <w:p>
+            <w:r>
+              <w:rPr>
+                <w:rFonts w:ascii="Calibri" w:hAnsi="Calibri"/>
+              </w:rPr>
+              <w:t>37.0</w:t>
+            </w:r>
+          </w:p>
+        </w:tc>
+        <w:tc>
+          <w:tcPr>
+            <w:tcW w:type="dxa" w:w="1440"/>
+          </w:tcPr>
+          <w:p>
+            <w:r>
+              <w:rPr>
+                <w:rFonts w:ascii="Calibri" w:hAnsi="Calibri"/>
+              </w:rPr>
+              <w:t>0001</w:t>
+            </w:r>
+          </w:p>
+        </w:tc>
+        <w:tc>
+          <w:tcPr>
+            <w:tcW w:type="dxa" w:w="1440"/>
+          </w:tcPr>
+          <w:p>
+            <w:r>
+              <w:rPr>
+                <w:rFonts w:ascii="Calibri" w:hAnsi="Calibri"/>
+              </w:rPr>
+              <w:t>294.88892</w:t>
             </w:r>
           </w:p>
         </w:tc>

--- a/debug_timeseries.docx
+++ b/debug_timeseries.docx
@@ -12,12 +12,7 @@
     </w:p>
     <w:p>
       <w:r>
-        <w:t>Grid Point: Lat -0.8000, Lon 37.0000</w:t>
-      </w:r>
-    </w:p>
-    <w:p>
-      <w:r>
-        <w:t>Date Range: 2020-01-01 → 2020-02-01</w:t>
+        <w:t>Grid Point: Lat 1.1264, Lon 39.3641</w:t>
       </w:r>
     </w:p>
     <w:p/>
@@ -29,89 +24,61 @@
         <w:tblLook w:firstColumn="1" w:firstRow="1" w:lastColumn="0" w:lastRow="0" w:noHBand="0" w:noVBand="1" w:val="04A0"/>
       </w:tblPr>
       <w:tblGrid>
-        <w:gridCol w:w="1440"/>
-        <w:gridCol w:w="1440"/>
-        <w:gridCol w:w="1440"/>
-        <w:gridCol w:w="1440"/>
-        <w:gridCol w:w="1440"/>
-        <w:gridCol w:w="1440"/>
+        <w:gridCol w:w="2160"/>
+        <w:gridCol w:w="2160"/>
+        <w:gridCol w:w="2160"/>
+        <w:gridCol w:w="2160"/>
       </w:tblGrid>
       <w:tr>
         <w:tc>
           <w:tcPr>
-            <w:tcW w:type="dxa" w:w="1440"/>
-          </w:tcPr>
-          <w:p>
-            <w:r>
-              <w:rPr>
-                <w:rFonts w:ascii="Calibri" w:hAnsi="Calibri"/>
-              </w:rPr>
-              <w:t>valid_time</w:t>
-            </w:r>
-          </w:p>
-        </w:tc>
-        <w:tc>
-          <w:tcPr>
-            <w:tcW w:type="dxa" w:w="1440"/>
-          </w:tcPr>
-          <w:p>
-            <w:r>
-              <w:rPr>
-                <w:rFonts w:ascii="Calibri" w:hAnsi="Calibri"/>
-              </w:rPr>
-              <w:t>number</w:t>
-            </w:r>
-          </w:p>
-        </w:tc>
-        <w:tc>
-          <w:tcPr>
-            <w:tcW w:type="dxa" w:w="1440"/>
-          </w:tcPr>
-          <w:p>
-            <w:r>
-              <w:rPr>
-                <w:rFonts w:ascii="Calibri" w:hAnsi="Calibri"/>
-              </w:rPr>
-              <w:t>latitude</w:t>
-            </w:r>
-          </w:p>
-        </w:tc>
-        <w:tc>
-          <w:tcPr>
-            <w:tcW w:type="dxa" w:w="1440"/>
-          </w:tcPr>
-          <w:p>
-            <w:r>
-              <w:rPr>
-                <w:rFonts w:ascii="Calibri" w:hAnsi="Calibri"/>
-              </w:rPr>
-              <w:t>longitude</w:t>
-            </w:r>
-          </w:p>
-        </w:tc>
-        <w:tc>
-          <w:tcPr>
-            <w:tcW w:type="dxa" w:w="1440"/>
-          </w:tcPr>
-          <w:p>
-            <w:r>
-              <w:rPr>
-                <w:rFonts w:ascii="Calibri" w:hAnsi="Calibri"/>
-              </w:rPr>
-              <w:t>expver</w:t>
-            </w:r>
-          </w:p>
-        </w:tc>
-        <w:tc>
-          <w:tcPr>
-            <w:tcW w:type="dxa" w:w="1440"/>
-          </w:tcPr>
-          <w:p>
-            <w:r>
-              <w:rPr>
-                <w:rFonts w:ascii="Calibri" w:hAnsi="Calibri"/>
-              </w:rPr>
-              <w:t>t2m</w:t>
+            <w:tcW w:type="dxa" w:w="2160"/>
+          </w:tcPr>
+          <w:p>
+            <w:r>
+              <w:rPr>
+                <w:rFonts w:ascii="Calibri" w:hAnsi="Calibri"/>
+              </w:rPr>
+              <w:t>Time</w:t>
+            </w:r>
+          </w:p>
+        </w:tc>
+        <w:tc>
+          <w:tcPr>
+            <w:tcW w:type="dxa" w:w="2160"/>
+          </w:tcPr>
+          <w:p>
+            <w:r>
+              <w:rPr>
+                <w:rFonts w:ascii="Calibri" w:hAnsi="Calibri"/>
+              </w:rPr>
+              <w:t>T2</w:t>
+            </w:r>
+          </w:p>
+        </w:tc>
+        <w:tc>
+          <w:tcPr>
+            <w:tcW w:type="dxa" w:w="2160"/>
+          </w:tcPr>
+          <w:p>
+            <w:r>
+              <w:rPr>
+                <w:rFonts w:ascii="Calibri" w:hAnsi="Calibri"/>
+              </w:rPr>
+              <w:t>Lat</w:t>
+            </w:r>
+          </w:p>
+        </w:tc>
+        <w:tc>
+          <w:tcPr>
+            <w:tcW w:type="dxa" w:w="2160"/>
+          </w:tcPr>
+          <w:p>
+            <w:r>
+              <w:rPr>
+                <w:rFonts w:ascii="Calibri" w:hAnsi="Calibri"/>
+              </w:rPr>
+              <w:t>Lon</w:t>
             </w:r>
           </w:p>
         </w:tc>
@@ -119,79 +86,53 @@
       <w:tr>
         <w:tc>
           <w:tcPr>
-            <w:tcW w:type="dxa" w:w="1440"/>
-          </w:tcPr>
-          <w:p>
-            <w:r>
-              <w:rPr>
-                <w:rFonts w:ascii="Calibri" w:hAnsi="Calibri"/>
-              </w:rPr>
-              <w:t>2020-01-01 15:00:00</w:t>
-            </w:r>
-          </w:p>
-        </w:tc>
-        <w:tc>
-          <w:tcPr>
-            <w:tcW w:type="dxa" w:w="1440"/>
-          </w:tcPr>
-          <w:p>
-            <w:r>
-              <w:rPr>
-                <w:rFonts w:ascii="Calibri" w:hAnsi="Calibri"/>
-              </w:rPr>
-              <w:t>0</w:t>
-            </w:r>
-          </w:p>
-        </w:tc>
-        <w:tc>
-          <w:tcPr>
-            <w:tcW w:type="dxa" w:w="1440"/>
-          </w:tcPr>
-          <w:p>
-            <w:r>
-              <w:rPr>
-                <w:rFonts w:ascii="Calibri" w:hAnsi="Calibri"/>
-              </w:rPr>
-              <w:t>-0.8</w:t>
-            </w:r>
-          </w:p>
-        </w:tc>
-        <w:tc>
-          <w:tcPr>
-            <w:tcW w:type="dxa" w:w="1440"/>
-          </w:tcPr>
-          <w:p>
-            <w:r>
-              <w:rPr>
-                <w:rFonts w:ascii="Calibri" w:hAnsi="Calibri"/>
-              </w:rPr>
-              <w:t>37.0</w:t>
-            </w:r>
-          </w:p>
-        </w:tc>
-        <w:tc>
-          <w:tcPr>
-            <w:tcW w:type="dxa" w:w="1440"/>
-          </w:tcPr>
-          <w:p>
-            <w:r>
-              <w:rPr>
-                <w:rFonts w:ascii="Calibri" w:hAnsi="Calibri"/>
-              </w:rPr>
-              <w:t>0001</w:t>
-            </w:r>
-          </w:p>
-        </w:tc>
-        <w:tc>
-          <w:tcPr>
-            <w:tcW w:type="dxa" w:w="1440"/>
-          </w:tcPr>
-          <w:p>
-            <w:r>
-              <w:rPr>
-                <w:rFonts w:ascii="Calibri" w:hAnsi="Calibri"/>
-              </w:rPr>
-              <w:t>294.39087</w:t>
+            <w:tcW w:type="dxa" w:w="2160"/>
+          </w:tcPr>
+          <w:p>
+            <w:r>
+              <w:rPr>
+                <w:rFonts w:ascii="Calibri" w:hAnsi="Calibri"/>
+              </w:rPr>
+              <w:t>2025-03-13 06:00:00</w:t>
+            </w:r>
+          </w:p>
+        </w:tc>
+        <w:tc>
+          <w:tcPr>
+            <w:tcW w:type="dxa" w:w="2160"/>
+          </w:tcPr>
+          <w:p>
+            <w:r>
+              <w:rPr>
+                <w:rFonts w:ascii="Calibri" w:hAnsi="Calibri"/>
+              </w:rPr>
+              <w:t>1.72607421875</w:t>
+            </w:r>
+          </w:p>
+        </w:tc>
+        <w:tc>
+          <w:tcPr>
+            <w:tcW w:type="dxa" w:w="2160"/>
+          </w:tcPr>
+          <w:p>
+            <w:r>
+              <w:rPr>
+                <w:rFonts w:ascii="Calibri" w:hAnsi="Calibri"/>
+              </w:rPr>
+              <w:t>1.126408078254899</w:t>
+            </w:r>
+          </w:p>
+        </w:tc>
+        <w:tc>
+          <w:tcPr>
+            <w:tcW w:type="dxa" w:w="2160"/>
+          </w:tcPr>
+          <w:p>
+            <w:r>
+              <w:rPr>
+                <w:rFonts w:ascii="Calibri" w:hAnsi="Calibri"/>
+              </w:rPr>
+              <w:t>39.364141687853625</w:t>
             </w:r>
           </w:p>
         </w:tc>
@@ -199,79 +140,53 @@
       <w:tr>
         <w:tc>
           <w:tcPr>
-            <w:tcW w:type="dxa" w:w="1440"/>
-          </w:tcPr>
-          <w:p>
-            <w:r>
-              <w:rPr>
-                <w:rFonts w:ascii="Calibri" w:hAnsi="Calibri"/>
-              </w:rPr>
-              <w:t>2020-01-02 15:00:00</w:t>
-            </w:r>
-          </w:p>
-        </w:tc>
-        <w:tc>
-          <w:tcPr>
-            <w:tcW w:type="dxa" w:w="1440"/>
-          </w:tcPr>
-          <w:p>
-            <w:r>
-              <w:rPr>
-                <w:rFonts w:ascii="Calibri" w:hAnsi="Calibri"/>
-              </w:rPr>
-              <w:t>0</w:t>
-            </w:r>
-          </w:p>
-        </w:tc>
-        <w:tc>
-          <w:tcPr>
-            <w:tcW w:type="dxa" w:w="1440"/>
-          </w:tcPr>
-          <w:p>
-            <w:r>
-              <w:rPr>
-                <w:rFonts w:ascii="Calibri" w:hAnsi="Calibri"/>
-              </w:rPr>
-              <w:t>-0.8</w:t>
-            </w:r>
-          </w:p>
-        </w:tc>
-        <w:tc>
-          <w:tcPr>
-            <w:tcW w:type="dxa" w:w="1440"/>
-          </w:tcPr>
-          <w:p>
-            <w:r>
-              <w:rPr>
-                <w:rFonts w:ascii="Calibri" w:hAnsi="Calibri"/>
-              </w:rPr>
-              <w:t>37.0</w:t>
-            </w:r>
-          </w:p>
-        </w:tc>
-        <w:tc>
-          <w:tcPr>
-            <w:tcW w:type="dxa" w:w="1440"/>
-          </w:tcPr>
-          <w:p>
-            <w:r>
-              <w:rPr>
-                <w:rFonts w:ascii="Calibri" w:hAnsi="Calibri"/>
-              </w:rPr>
-              <w:t>0001</w:t>
-            </w:r>
-          </w:p>
-        </w:tc>
-        <w:tc>
-          <w:tcPr>
-            <w:tcW w:type="dxa" w:w="1440"/>
-          </w:tcPr>
-          <w:p>
-            <w:r>
-              <w:rPr>
-                <w:rFonts w:ascii="Calibri" w:hAnsi="Calibri"/>
-              </w:rPr>
-              <w:t>294.10498</w:t>
+            <w:tcW w:type="dxa" w:w="2160"/>
+          </w:tcPr>
+          <w:p>
+            <w:r>
+              <w:rPr>
+                <w:rFonts w:ascii="Calibri" w:hAnsi="Calibri"/>
+              </w:rPr>
+              <w:t>2025-03-13 07:00:00</w:t>
+            </w:r>
+          </w:p>
+        </w:tc>
+        <w:tc>
+          <w:tcPr>
+            <w:tcW w:type="dxa" w:w="2160"/>
+          </w:tcPr>
+          <w:p>
+            <w:r>
+              <w:rPr>
+                <w:rFonts w:ascii="Calibri" w:hAnsi="Calibri"/>
+              </w:rPr>
+              <w:t>2.55120849609375</w:t>
+            </w:r>
+          </w:p>
+        </w:tc>
+        <w:tc>
+          <w:tcPr>
+            <w:tcW w:type="dxa" w:w="2160"/>
+          </w:tcPr>
+          <w:p>
+            <w:r>
+              <w:rPr>
+                <w:rFonts w:ascii="Calibri" w:hAnsi="Calibri"/>
+              </w:rPr>
+              <w:t>1.126408078254899</w:t>
+            </w:r>
+          </w:p>
+        </w:tc>
+        <w:tc>
+          <w:tcPr>
+            <w:tcW w:type="dxa" w:w="2160"/>
+          </w:tcPr>
+          <w:p>
+            <w:r>
+              <w:rPr>
+                <w:rFonts w:ascii="Calibri" w:hAnsi="Calibri"/>
+              </w:rPr>
+              <w:t>39.364141687853625</w:t>
             </w:r>
           </w:p>
         </w:tc>
@@ -279,79 +194,53 @@
       <w:tr>
         <w:tc>
           <w:tcPr>
-            <w:tcW w:type="dxa" w:w="1440"/>
-          </w:tcPr>
-          <w:p>
-            <w:r>
-              <w:rPr>
-                <w:rFonts w:ascii="Calibri" w:hAnsi="Calibri"/>
-              </w:rPr>
-              <w:t>2020-01-03 15:00:00</w:t>
-            </w:r>
-          </w:p>
-        </w:tc>
-        <w:tc>
-          <w:tcPr>
-            <w:tcW w:type="dxa" w:w="1440"/>
-          </w:tcPr>
-          <w:p>
-            <w:r>
-              <w:rPr>
-                <w:rFonts w:ascii="Calibri" w:hAnsi="Calibri"/>
-              </w:rPr>
-              <w:t>0</w:t>
-            </w:r>
-          </w:p>
-        </w:tc>
-        <w:tc>
-          <w:tcPr>
-            <w:tcW w:type="dxa" w:w="1440"/>
-          </w:tcPr>
-          <w:p>
-            <w:r>
-              <w:rPr>
-                <w:rFonts w:ascii="Calibri" w:hAnsi="Calibri"/>
-              </w:rPr>
-              <w:t>-0.8</w:t>
-            </w:r>
-          </w:p>
-        </w:tc>
-        <w:tc>
-          <w:tcPr>
-            <w:tcW w:type="dxa" w:w="1440"/>
-          </w:tcPr>
-          <w:p>
-            <w:r>
-              <w:rPr>
-                <w:rFonts w:ascii="Calibri" w:hAnsi="Calibri"/>
-              </w:rPr>
-              <w:t>37.0</w:t>
-            </w:r>
-          </w:p>
-        </w:tc>
-        <w:tc>
-          <w:tcPr>
-            <w:tcW w:type="dxa" w:w="1440"/>
-          </w:tcPr>
-          <w:p>
-            <w:r>
-              <w:rPr>
-                <w:rFonts w:ascii="Calibri" w:hAnsi="Calibri"/>
-              </w:rPr>
-              <w:t>0001</w:t>
-            </w:r>
-          </w:p>
-        </w:tc>
-        <w:tc>
-          <w:tcPr>
-            <w:tcW w:type="dxa" w:w="1440"/>
-          </w:tcPr>
-          <w:p>
-            <w:r>
-              <w:rPr>
-                <w:rFonts w:ascii="Calibri" w:hAnsi="Calibri"/>
-              </w:rPr>
-              <w:t>293.33057</w:t>
+            <w:tcW w:type="dxa" w:w="2160"/>
+          </w:tcPr>
+          <w:p>
+            <w:r>
+              <w:rPr>
+                <w:rFonts w:ascii="Calibri" w:hAnsi="Calibri"/>
+              </w:rPr>
+              <w:t>2025-03-13 08:00:00</w:t>
+            </w:r>
+          </w:p>
+        </w:tc>
+        <w:tc>
+          <w:tcPr>
+            <w:tcW w:type="dxa" w:w="2160"/>
+          </w:tcPr>
+          <w:p>
+            <w:r>
+              <w:rPr>
+                <w:rFonts w:ascii="Calibri" w:hAnsi="Calibri"/>
+              </w:rPr>
+              <w:t>3.022979736328125</w:t>
+            </w:r>
+          </w:p>
+        </w:tc>
+        <w:tc>
+          <w:tcPr>
+            <w:tcW w:type="dxa" w:w="2160"/>
+          </w:tcPr>
+          <w:p>
+            <w:r>
+              <w:rPr>
+                <w:rFonts w:ascii="Calibri" w:hAnsi="Calibri"/>
+              </w:rPr>
+              <w:t>1.126408078254899</w:t>
+            </w:r>
+          </w:p>
+        </w:tc>
+        <w:tc>
+          <w:tcPr>
+            <w:tcW w:type="dxa" w:w="2160"/>
+          </w:tcPr>
+          <w:p>
+            <w:r>
+              <w:rPr>
+                <w:rFonts w:ascii="Calibri" w:hAnsi="Calibri"/>
+              </w:rPr>
+              <w:t>39.364141687853625</w:t>
             </w:r>
           </w:p>
         </w:tc>
@@ -359,79 +248,53 @@
       <w:tr>
         <w:tc>
           <w:tcPr>
-            <w:tcW w:type="dxa" w:w="1440"/>
-          </w:tcPr>
-          <w:p>
-            <w:r>
-              <w:rPr>
-                <w:rFonts w:ascii="Calibri" w:hAnsi="Calibri"/>
-              </w:rPr>
-              <w:t>2020-01-04 15:00:00</w:t>
-            </w:r>
-          </w:p>
-        </w:tc>
-        <w:tc>
-          <w:tcPr>
-            <w:tcW w:type="dxa" w:w="1440"/>
-          </w:tcPr>
-          <w:p>
-            <w:r>
-              <w:rPr>
-                <w:rFonts w:ascii="Calibri" w:hAnsi="Calibri"/>
-              </w:rPr>
-              <w:t>0</w:t>
-            </w:r>
-          </w:p>
-        </w:tc>
-        <w:tc>
-          <w:tcPr>
-            <w:tcW w:type="dxa" w:w="1440"/>
-          </w:tcPr>
-          <w:p>
-            <w:r>
-              <w:rPr>
-                <w:rFonts w:ascii="Calibri" w:hAnsi="Calibri"/>
-              </w:rPr>
-              <w:t>-0.8</w:t>
-            </w:r>
-          </w:p>
-        </w:tc>
-        <w:tc>
-          <w:tcPr>
-            <w:tcW w:type="dxa" w:w="1440"/>
-          </w:tcPr>
-          <w:p>
-            <w:r>
-              <w:rPr>
-                <w:rFonts w:ascii="Calibri" w:hAnsi="Calibri"/>
-              </w:rPr>
-              <w:t>37.0</w:t>
-            </w:r>
-          </w:p>
-        </w:tc>
-        <w:tc>
-          <w:tcPr>
-            <w:tcW w:type="dxa" w:w="1440"/>
-          </w:tcPr>
-          <w:p>
-            <w:r>
-              <w:rPr>
-                <w:rFonts w:ascii="Calibri" w:hAnsi="Calibri"/>
-              </w:rPr>
-              <w:t>0001</w:t>
-            </w:r>
-          </w:p>
-        </w:tc>
-        <w:tc>
-          <w:tcPr>
-            <w:tcW w:type="dxa" w:w="1440"/>
-          </w:tcPr>
-          <w:p>
-            <w:r>
-              <w:rPr>
-                <w:rFonts w:ascii="Calibri" w:hAnsi="Calibri"/>
-              </w:rPr>
-              <w:t>293.5078</w:t>
+            <w:tcW w:type="dxa" w:w="2160"/>
+          </w:tcPr>
+          <w:p>
+            <w:r>
+              <w:rPr>
+                <w:rFonts w:ascii="Calibri" w:hAnsi="Calibri"/>
+              </w:rPr>
+              <w:t>2025-03-13 09:00:00</w:t>
+            </w:r>
+          </w:p>
+        </w:tc>
+        <w:tc>
+          <w:tcPr>
+            <w:tcW w:type="dxa" w:w="2160"/>
+          </w:tcPr>
+          <w:p>
+            <w:r>
+              <w:rPr>
+                <w:rFonts w:ascii="Calibri" w:hAnsi="Calibri"/>
+              </w:rPr>
+              <w:t>3.20733642578125</w:t>
+            </w:r>
+          </w:p>
+        </w:tc>
+        <w:tc>
+          <w:tcPr>
+            <w:tcW w:type="dxa" w:w="2160"/>
+          </w:tcPr>
+          <w:p>
+            <w:r>
+              <w:rPr>
+                <w:rFonts w:ascii="Calibri" w:hAnsi="Calibri"/>
+              </w:rPr>
+              <w:t>1.126408078254899</w:t>
+            </w:r>
+          </w:p>
+        </w:tc>
+        <w:tc>
+          <w:tcPr>
+            <w:tcW w:type="dxa" w:w="2160"/>
+          </w:tcPr>
+          <w:p>
+            <w:r>
+              <w:rPr>
+                <w:rFonts w:ascii="Calibri" w:hAnsi="Calibri"/>
+              </w:rPr>
+              <w:t>39.364141687853625</w:t>
             </w:r>
           </w:p>
         </w:tc>
@@ -439,79 +302,53 @@
       <w:tr>
         <w:tc>
           <w:tcPr>
-            <w:tcW w:type="dxa" w:w="1440"/>
-          </w:tcPr>
-          <w:p>
-            <w:r>
-              <w:rPr>
-                <w:rFonts w:ascii="Calibri" w:hAnsi="Calibri"/>
-              </w:rPr>
-              <w:t>2020-01-05 15:00:00</w:t>
-            </w:r>
-          </w:p>
-        </w:tc>
-        <w:tc>
-          <w:tcPr>
-            <w:tcW w:type="dxa" w:w="1440"/>
-          </w:tcPr>
-          <w:p>
-            <w:r>
-              <w:rPr>
-                <w:rFonts w:ascii="Calibri" w:hAnsi="Calibri"/>
-              </w:rPr>
-              <w:t>0</w:t>
-            </w:r>
-          </w:p>
-        </w:tc>
-        <w:tc>
-          <w:tcPr>
-            <w:tcW w:type="dxa" w:w="1440"/>
-          </w:tcPr>
-          <w:p>
-            <w:r>
-              <w:rPr>
-                <w:rFonts w:ascii="Calibri" w:hAnsi="Calibri"/>
-              </w:rPr>
-              <w:t>-0.8</w:t>
-            </w:r>
-          </w:p>
-        </w:tc>
-        <w:tc>
-          <w:tcPr>
-            <w:tcW w:type="dxa" w:w="1440"/>
-          </w:tcPr>
-          <w:p>
-            <w:r>
-              <w:rPr>
-                <w:rFonts w:ascii="Calibri" w:hAnsi="Calibri"/>
-              </w:rPr>
-              <w:t>37.0</w:t>
-            </w:r>
-          </w:p>
-        </w:tc>
-        <w:tc>
-          <w:tcPr>
-            <w:tcW w:type="dxa" w:w="1440"/>
-          </w:tcPr>
-          <w:p>
-            <w:r>
-              <w:rPr>
-                <w:rFonts w:ascii="Calibri" w:hAnsi="Calibri"/>
-              </w:rPr>
-              <w:t>0001</w:t>
-            </w:r>
-          </w:p>
-        </w:tc>
-        <w:tc>
-          <w:tcPr>
-            <w:tcW w:type="dxa" w:w="1440"/>
-          </w:tcPr>
-          <w:p>
-            <w:r>
-              <w:rPr>
-                <w:rFonts w:ascii="Calibri" w:hAnsi="Calibri"/>
-              </w:rPr>
-              <w:t>294.5642</w:t>
+            <w:tcW w:type="dxa" w:w="2160"/>
+          </w:tcPr>
+          <w:p>
+            <w:r>
+              <w:rPr>
+                <w:rFonts w:ascii="Calibri" w:hAnsi="Calibri"/>
+              </w:rPr>
+              <w:t>2025-03-13 10:00:00</w:t>
+            </w:r>
+          </w:p>
+        </w:tc>
+        <w:tc>
+          <w:tcPr>
+            <w:tcW w:type="dxa" w:w="2160"/>
+          </w:tcPr>
+          <w:p>
+            <w:r>
+              <w:rPr>
+                <w:rFonts w:ascii="Calibri" w:hAnsi="Calibri"/>
+              </w:rPr>
+              <w:t>3.478607177734375</w:t>
+            </w:r>
+          </w:p>
+        </w:tc>
+        <w:tc>
+          <w:tcPr>
+            <w:tcW w:type="dxa" w:w="2160"/>
+          </w:tcPr>
+          <w:p>
+            <w:r>
+              <w:rPr>
+                <w:rFonts w:ascii="Calibri" w:hAnsi="Calibri"/>
+              </w:rPr>
+              <w:t>1.126408078254899</w:t>
+            </w:r>
+          </w:p>
+        </w:tc>
+        <w:tc>
+          <w:tcPr>
+            <w:tcW w:type="dxa" w:w="2160"/>
+          </w:tcPr>
+          <w:p>
+            <w:r>
+              <w:rPr>
+                <w:rFonts w:ascii="Calibri" w:hAnsi="Calibri"/>
+              </w:rPr>
+              <w:t>39.364141687853625</w:t>
             </w:r>
           </w:p>
         </w:tc>
@@ -519,79 +356,53 @@
       <w:tr>
         <w:tc>
           <w:tcPr>
-            <w:tcW w:type="dxa" w:w="1440"/>
-          </w:tcPr>
-          <w:p>
-            <w:r>
-              <w:rPr>
-                <w:rFonts w:ascii="Calibri" w:hAnsi="Calibri"/>
-              </w:rPr>
-              <w:t>2020-01-06 15:00:00</w:t>
-            </w:r>
-          </w:p>
-        </w:tc>
-        <w:tc>
-          <w:tcPr>
-            <w:tcW w:type="dxa" w:w="1440"/>
-          </w:tcPr>
-          <w:p>
-            <w:r>
-              <w:rPr>
-                <w:rFonts w:ascii="Calibri" w:hAnsi="Calibri"/>
-              </w:rPr>
-              <w:t>0</w:t>
-            </w:r>
-          </w:p>
-        </w:tc>
-        <w:tc>
-          <w:tcPr>
-            <w:tcW w:type="dxa" w:w="1440"/>
-          </w:tcPr>
-          <w:p>
-            <w:r>
-              <w:rPr>
-                <w:rFonts w:ascii="Calibri" w:hAnsi="Calibri"/>
-              </w:rPr>
-              <w:t>-0.8</w:t>
-            </w:r>
-          </w:p>
-        </w:tc>
-        <w:tc>
-          <w:tcPr>
-            <w:tcW w:type="dxa" w:w="1440"/>
-          </w:tcPr>
-          <w:p>
-            <w:r>
-              <w:rPr>
-                <w:rFonts w:ascii="Calibri" w:hAnsi="Calibri"/>
-              </w:rPr>
-              <w:t>37.0</w:t>
-            </w:r>
-          </w:p>
-        </w:tc>
-        <w:tc>
-          <w:tcPr>
-            <w:tcW w:type="dxa" w:w="1440"/>
-          </w:tcPr>
-          <w:p>
-            <w:r>
-              <w:rPr>
-                <w:rFonts w:ascii="Calibri" w:hAnsi="Calibri"/>
-              </w:rPr>
-              <w:t>0001</w:t>
-            </w:r>
-          </w:p>
-        </w:tc>
-        <w:tc>
-          <w:tcPr>
-            <w:tcW w:type="dxa" w:w="1440"/>
-          </w:tcPr>
-          <w:p>
-            <w:r>
-              <w:rPr>
-                <w:rFonts w:ascii="Calibri" w:hAnsi="Calibri"/>
-              </w:rPr>
-              <w:t>295.14233</w:t>
+            <w:tcW w:type="dxa" w:w="2160"/>
+          </w:tcPr>
+          <w:p>
+            <w:r>
+              <w:rPr>
+                <w:rFonts w:ascii="Calibri" w:hAnsi="Calibri"/>
+              </w:rPr>
+              <w:t>2025-03-13 11:00:00</w:t>
+            </w:r>
+          </w:p>
+        </w:tc>
+        <w:tc>
+          <w:tcPr>
+            <w:tcW w:type="dxa" w:w="2160"/>
+          </w:tcPr>
+          <w:p>
+            <w:r>
+              <w:rPr>
+                <w:rFonts w:ascii="Calibri" w:hAnsi="Calibri"/>
+              </w:rPr>
+              <w:t>3.115814208984375</w:t>
+            </w:r>
+          </w:p>
+        </w:tc>
+        <w:tc>
+          <w:tcPr>
+            <w:tcW w:type="dxa" w:w="2160"/>
+          </w:tcPr>
+          <w:p>
+            <w:r>
+              <w:rPr>
+                <w:rFonts w:ascii="Calibri" w:hAnsi="Calibri"/>
+              </w:rPr>
+              <w:t>1.126408078254899</w:t>
+            </w:r>
+          </w:p>
+        </w:tc>
+        <w:tc>
+          <w:tcPr>
+            <w:tcW w:type="dxa" w:w="2160"/>
+          </w:tcPr>
+          <w:p>
+            <w:r>
+              <w:rPr>
+                <w:rFonts w:ascii="Calibri" w:hAnsi="Calibri"/>
+              </w:rPr>
+              <w:t>39.364141687853625</w:t>
             </w:r>
           </w:p>
         </w:tc>
@@ -599,79 +410,53 @@
       <w:tr>
         <w:tc>
           <w:tcPr>
-            <w:tcW w:type="dxa" w:w="1440"/>
-          </w:tcPr>
-          <w:p>
-            <w:r>
-              <w:rPr>
-                <w:rFonts w:ascii="Calibri" w:hAnsi="Calibri"/>
-              </w:rPr>
-              <w:t>2020-01-07 15:00:00</w:t>
-            </w:r>
-          </w:p>
-        </w:tc>
-        <w:tc>
-          <w:tcPr>
-            <w:tcW w:type="dxa" w:w="1440"/>
-          </w:tcPr>
-          <w:p>
-            <w:r>
-              <w:rPr>
-                <w:rFonts w:ascii="Calibri" w:hAnsi="Calibri"/>
-              </w:rPr>
-              <w:t>0</w:t>
-            </w:r>
-          </w:p>
-        </w:tc>
-        <w:tc>
-          <w:tcPr>
-            <w:tcW w:type="dxa" w:w="1440"/>
-          </w:tcPr>
-          <w:p>
-            <w:r>
-              <w:rPr>
-                <w:rFonts w:ascii="Calibri" w:hAnsi="Calibri"/>
-              </w:rPr>
-              <w:t>-0.8</w:t>
-            </w:r>
-          </w:p>
-        </w:tc>
-        <w:tc>
-          <w:tcPr>
-            <w:tcW w:type="dxa" w:w="1440"/>
-          </w:tcPr>
-          <w:p>
-            <w:r>
-              <w:rPr>
-                <w:rFonts w:ascii="Calibri" w:hAnsi="Calibri"/>
-              </w:rPr>
-              <w:t>37.0</w:t>
-            </w:r>
-          </w:p>
-        </w:tc>
-        <w:tc>
-          <w:tcPr>
-            <w:tcW w:type="dxa" w:w="1440"/>
-          </w:tcPr>
-          <w:p>
-            <w:r>
-              <w:rPr>
-                <w:rFonts w:ascii="Calibri" w:hAnsi="Calibri"/>
-              </w:rPr>
-              <w:t>0001</w:t>
-            </w:r>
-          </w:p>
-        </w:tc>
-        <w:tc>
-          <w:tcPr>
-            <w:tcW w:type="dxa" w:w="1440"/>
-          </w:tcPr>
-          <w:p>
-            <w:r>
-              <w:rPr>
-                <w:rFonts w:ascii="Calibri" w:hAnsi="Calibri"/>
-              </w:rPr>
-              <w:t>293.85767</w:t>
+            <w:tcW w:type="dxa" w:w="2160"/>
+          </w:tcPr>
+          <w:p>
+            <w:r>
+              <w:rPr>
+                <w:rFonts w:ascii="Calibri" w:hAnsi="Calibri"/>
+              </w:rPr>
+              <w:t>2025-03-13 12:00:00</w:t>
+            </w:r>
+          </w:p>
+        </w:tc>
+        <w:tc>
+          <w:tcPr>
+            <w:tcW w:type="dxa" w:w="2160"/>
+          </w:tcPr>
+          <w:p>
+            <w:r>
+              <w:rPr>
+                <w:rFonts w:ascii="Calibri" w:hAnsi="Calibri"/>
+              </w:rPr>
+              <w:t>2.698638916015625</w:t>
+            </w:r>
+          </w:p>
+        </w:tc>
+        <w:tc>
+          <w:tcPr>
+            <w:tcW w:type="dxa" w:w="2160"/>
+          </w:tcPr>
+          <w:p>
+            <w:r>
+              <w:rPr>
+                <w:rFonts w:ascii="Calibri" w:hAnsi="Calibri"/>
+              </w:rPr>
+              <w:t>1.126408078254899</w:t>
+            </w:r>
+          </w:p>
+        </w:tc>
+        <w:tc>
+          <w:tcPr>
+            <w:tcW w:type="dxa" w:w="2160"/>
+          </w:tcPr>
+          <w:p>
+            <w:r>
+              <w:rPr>
+                <w:rFonts w:ascii="Calibri" w:hAnsi="Calibri"/>
+              </w:rPr>
+              <w:t>39.364141687853625</w:t>
             </w:r>
           </w:p>
         </w:tc>
@@ -679,79 +464,53 @@
       <w:tr>
         <w:tc>
           <w:tcPr>
-            <w:tcW w:type="dxa" w:w="1440"/>
-          </w:tcPr>
-          <w:p>
-            <w:r>
-              <w:rPr>
-                <w:rFonts w:ascii="Calibri" w:hAnsi="Calibri"/>
-              </w:rPr>
-              <w:t>2020-01-08 15:00:00</w:t>
-            </w:r>
-          </w:p>
-        </w:tc>
-        <w:tc>
-          <w:tcPr>
-            <w:tcW w:type="dxa" w:w="1440"/>
-          </w:tcPr>
-          <w:p>
-            <w:r>
-              <w:rPr>
-                <w:rFonts w:ascii="Calibri" w:hAnsi="Calibri"/>
-              </w:rPr>
-              <w:t>0</w:t>
-            </w:r>
-          </w:p>
-        </w:tc>
-        <w:tc>
-          <w:tcPr>
-            <w:tcW w:type="dxa" w:w="1440"/>
-          </w:tcPr>
-          <w:p>
-            <w:r>
-              <w:rPr>
-                <w:rFonts w:ascii="Calibri" w:hAnsi="Calibri"/>
-              </w:rPr>
-              <w:t>-0.8</w:t>
-            </w:r>
-          </w:p>
-        </w:tc>
-        <w:tc>
-          <w:tcPr>
-            <w:tcW w:type="dxa" w:w="1440"/>
-          </w:tcPr>
-          <w:p>
-            <w:r>
-              <w:rPr>
-                <w:rFonts w:ascii="Calibri" w:hAnsi="Calibri"/>
-              </w:rPr>
-              <w:t>37.0</w:t>
-            </w:r>
-          </w:p>
-        </w:tc>
-        <w:tc>
-          <w:tcPr>
-            <w:tcW w:type="dxa" w:w="1440"/>
-          </w:tcPr>
-          <w:p>
-            <w:r>
-              <w:rPr>
-                <w:rFonts w:ascii="Calibri" w:hAnsi="Calibri"/>
-              </w:rPr>
-              <w:t>0001</w:t>
-            </w:r>
-          </w:p>
-        </w:tc>
-        <w:tc>
-          <w:tcPr>
-            <w:tcW w:type="dxa" w:w="1440"/>
-          </w:tcPr>
-          <w:p>
-            <w:r>
-              <w:rPr>
-                <w:rFonts w:ascii="Calibri" w:hAnsi="Calibri"/>
-              </w:rPr>
-              <w:t>293.63135</w:t>
+            <w:tcW w:type="dxa" w:w="2160"/>
+          </w:tcPr>
+          <w:p>
+            <w:r>
+              <w:rPr>
+                <w:rFonts w:ascii="Calibri" w:hAnsi="Calibri"/>
+              </w:rPr>
+              <w:t>2025-03-13 13:00:00</w:t>
+            </w:r>
+          </w:p>
+        </w:tc>
+        <w:tc>
+          <w:tcPr>
+            <w:tcW w:type="dxa" w:w="2160"/>
+          </w:tcPr>
+          <w:p>
+            <w:r>
+              <w:rPr>
+                <w:rFonts w:ascii="Calibri" w:hAnsi="Calibri"/>
+              </w:rPr>
+              <w:t>2.382080078125</w:t>
+            </w:r>
+          </w:p>
+        </w:tc>
+        <w:tc>
+          <w:tcPr>
+            <w:tcW w:type="dxa" w:w="2160"/>
+          </w:tcPr>
+          <w:p>
+            <w:r>
+              <w:rPr>
+                <w:rFonts w:ascii="Calibri" w:hAnsi="Calibri"/>
+              </w:rPr>
+              <w:t>1.126408078254899</w:t>
+            </w:r>
+          </w:p>
+        </w:tc>
+        <w:tc>
+          <w:tcPr>
+            <w:tcW w:type="dxa" w:w="2160"/>
+          </w:tcPr>
+          <w:p>
+            <w:r>
+              <w:rPr>
+                <w:rFonts w:ascii="Calibri" w:hAnsi="Calibri"/>
+              </w:rPr>
+              <w:t>39.364141687853625</w:t>
             </w:r>
           </w:p>
         </w:tc>
@@ -759,79 +518,53 @@
       <w:tr>
         <w:tc>
           <w:tcPr>
-            <w:tcW w:type="dxa" w:w="1440"/>
-          </w:tcPr>
-          <w:p>
-            <w:r>
-              <w:rPr>
-                <w:rFonts w:ascii="Calibri" w:hAnsi="Calibri"/>
-              </w:rPr>
-              <w:t>2020-01-09 15:00:00</w:t>
-            </w:r>
-          </w:p>
-        </w:tc>
-        <w:tc>
-          <w:tcPr>
-            <w:tcW w:type="dxa" w:w="1440"/>
-          </w:tcPr>
-          <w:p>
-            <w:r>
-              <w:rPr>
-                <w:rFonts w:ascii="Calibri" w:hAnsi="Calibri"/>
-              </w:rPr>
-              <w:t>0</w:t>
-            </w:r>
-          </w:p>
-        </w:tc>
-        <w:tc>
-          <w:tcPr>
-            <w:tcW w:type="dxa" w:w="1440"/>
-          </w:tcPr>
-          <w:p>
-            <w:r>
-              <w:rPr>
-                <w:rFonts w:ascii="Calibri" w:hAnsi="Calibri"/>
-              </w:rPr>
-              <w:t>-0.8</w:t>
-            </w:r>
-          </w:p>
-        </w:tc>
-        <w:tc>
-          <w:tcPr>
-            <w:tcW w:type="dxa" w:w="1440"/>
-          </w:tcPr>
-          <w:p>
-            <w:r>
-              <w:rPr>
-                <w:rFonts w:ascii="Calibri" w:hAnsi="Calibri"/>
-              </w:rPr>
-              <w:t>37.0</w:t>
-            </w:r>
-          </w:p>
-        </w:tc>
-        <w:tc>
-          <w:tcPr>
-            <w:tcW w:type="dxa" w:w="1440"/>
-          </w:tcPr>
-          <w:p>
-            <w:r>
-              <w:rPr>
-                <w:rFonts w:ascii="Calibri" w:hAnsi="Calibri"/>
-              </w:rPr>
-              <w:t>0001</w:t>
-            </w:r>
-          </w:p>
-        </w:tc>
-        <w:tc>
-          <w:tcPr>
-            <w:tcW w:type="dxa" w:w="1440"/>
-          </w:tcPr>
-          <w:p>
-            <w:r>
-              <w:rPr>
-                <w:rFonts w:ascii="Calibri" w:hAnsi="Calibri"/>
-              </w:rPr>
-              <w:t>293.98096</w:t>
+            <w:tcW w:type="dxa" w:w="2160"/>
+          </w:tcPr>
+          <w:p>
+            <w:r>
+              <w:rPr>
+                <w:rFonts w:ascii="Calibri" w:hAnsi="Calibri"/>
+              </w:rPr>
+              <w:t>2025-03-13 14:00:00</w:t>
+            </w:r>
+          </w:p>
+        </w:tc>
+        <w:tc>
+          <w:tcPr>
+            <w:tcW w:type="dxa" w:w="2160"/>
+          </w:tcPr>
+          <w:p>
+            <w:r>
+              <w:rPr>
+                <w:rFonts w:ascii="Calibri" w:hAnsi="Calibri"/>
+              </w:rPr>
+              <w:t>1.65142822265625</w:t>
+            </w:r>
+          </w:p>
+        </w:tc>
+        <w:tc>
+          <w:tcPr>
+            <w:tcW w:type="dxa" w:w="2160"/>
+          </w:tcPr>
+          <w:p>
+            <w:r>
+              <w:rPr>
+                <w:rFonts w:ascii="Calibri" w:hAnsi="Calibri"/>
+              </w:rPr>
+              <w:t>1.126408078254899</w:t>
+            </w:r>
+          </w:p>
+        </w:tc>
+        <w:tc>
+          <w:tcPr>
+            <w:tcW w:type="dxa" w:w="2160"/>
+          </w:tcPr>
+          <w:p>
+            <w:r>
+              <w:rPr>
+                <w:rFonts w:ascii="Calibri" w:hAnsi="Calibri"/>
+              </w:rPr>
+              <w:t>39.364141687853625</w:t>
             </w:r>
           </w:p>
         </w:tc>
@@ -839,79 +572,53 @@
       <w:tr>
         <w:tc>
           <w:tcPr>
-            <w:tcW w:type="dxa" w:w="1440"/>
-          </w:tcPr>
-          <w:p>
-            <w:r>
-              <w:rPr>
-                <w:rFonts w:ascii="Calibri" w:hAnsi="Calibri"/>
-              </w:rPr>
-              <w:t>2020-01-10 15:00:00</w:t>
-            </w:r>
-          </w:p>
-        </w:tc>
-        <w:tc>
-          <w:tcPr>
-            <w:tcW w:type="dxa" w:w="1440"/>
-          </w:tcPr>
-          <w:p>
-            <w:r>
-              <w:rPr>
-                <w:rFonts w:ascii="Calibri" w:hAnsi="Calibri"/>
-              </w:rPr>
-              <w:t>0</w:t>
-            </w:r>
-          </w:p>
-        </w:tc>
-        <w:tc>
-          <w:tcPr>
-            <w:tcW w:type="dxa" w:w="1440"/>
-          </w:tcPr>
-          <w:p>
-            <w:r>
-              <w:rPr>
-                <w:rFonts w:ascii="Calibri" w:hAnsi="Calibri"/>
-              </w:rPr>
-              <w:t>-0.8</w:t>
-            </w:r>
-          </w:p>
-        </w:tc>
-        <w:tc>
-          <w:tcPr>
-            <w:tcW w:type="dxa" w:w="1440"/>
-          </w:tcPr>
-          <w:p>
-            <w:r>
-              <w:rPr>
-                <w:rFonts w:ascii="Calibri" w:hAnsi="Calibri"/>
-              </w:rPr>
-              <w:t>37.0</w:t>
-            </w:r>
-          </w:p>
-        </w:tc>
-        <w:tc>
-          <w:tcPr>
-            <w:tcW w:type="dxa" w:w="1440"/>
-          </w:tcPr>
-          <w:p>
-            <w:r>
-              <w:rPr>
-                <w:rFonts w:ascii="Calibri" w:hAnsi="Calibri"/>
-              </w:rPr>
-              <w:t>0001</w:t>
-            </w:r>
-          </w:p>
-        </w:tc>
-        <w:tc>
-          <w:tcPr>
-            <w:tcW w:type="dxa" w:w="1440"/>
-          </w:tcPr>
-          <w:p>
-            <w:r>
-              <w:rPr>
-                <w:rFonts w:ascii="Calibri" w:hAnsi="Calibri"/>
-              </w:rPr>
-              <w:t>295.33008</w:t>
+            <w:tcW w:type="dxa" w:w="2160"/>
+          </w:tcPr>
+          <w:p>
+            <w:r>
+              <w:rPr>
+                <w:rFonts w:ascii="Calibri" w:hAnsi="Calibri"/>
+              </w:rPr>
+              <w:t>2025-03-13 15:00:00</w:t>
+            </w:r>
+          </w:p>
+        </w:tc>
+        <w:tc>
+          <w:tcPr>
+            <w:tcW w:type="dxa" w:w="2160"/>
+          </w:tcPr>
+          <w:p>
+            <w:r>
+              <w:rPr>
+                <w:rFonts w:ascii="Calibri" w:hAnsi="Calibri"/>
+              </w:rPr>
+              <w:t>0.861846923828125</w:t>
+            </w:r>
+          </w:p>
+        </w:tc>
+        <w:tc>
+          <w:tcPr>
+            <w:tcW w:type="dxa" w:w="2160"/>
+          </w:tcPr>
+          <w:p>
+            <w:r>
+              <w:rPr>
+                <w:rFonts w:ascii="Calibri" w:hAnsi="Calibri"/>
+              </w:rPr>
+              <w:t>1.126408078254899</w:t>
+            </w:r>
+          </w:p>
+        </w:tc>
+        <w:tc>
+          <w:tcPr>
+            <w:tcW w:type="dxa" w:w="2160"/>
+          </w:tcPr>
+          <w:p>
+            <w:r>
+              <w:rPr>
+                <w:rFonts w:ascii="Calibri" w:hAnsi="Calibri"/>
+              </w:rPr>
+              <w:t>39.364141687853625</w:t>
             </w:r>
           </w:p>
         </w:tc>
@@ -919,79 +626,53 @@
       <w:tr>
         <w:tc>
           <w:tcPr>
-            <w:tcW w:type="dxa" w:w="1440"/>
-          </w:tcPr>
-          <w:p>
-            <w:r>
-              <w:rPr>
-                <w:rFonts w:ascii="Calibri" w:hAnsi="Calibri"/>
-              </w:rPr>
-              <w:t>2020-01-11 15:00:00</w:t>
-            </w:r>
-          </w:p>
-        </w:tc>
-        <w:tc>
-          <w:tcPr>
-            <w:tcW w:type="dxa" w:w="1440"/>
-          </w:tcPr>
-          <w:p>
-            <w:r>
-              <w:rPr>
-                <w:rFonts w:ascii="Calibri" w:hAnsi="Calibri"/>
-              </w:rPr>
-              <w:t>0</w:t>
-            </w:r>
-          </w:p>
-        </w:tc>
-        <w:tc>
-          <w:tcPr>
-            <w:tcW w:type="dxa" w:w="1440"/>
-          </w:tcPr>
-          <w:p>
-            <w:r>
-              <w:rPr>
-                <w:rFonts w:ascii="Calibri" w:hAnsi="Calibri"/>
-              </w:rPr>
-              <w:t>-0.8</w:t>
-            </w:r>
-          </w:p>
-        </w:tc>
-        <w:tc>
-          <w:tcPr>
-            <w:tcW w:type="dxa" w:w="1440"/>
-          </w:tcPr>
-          <w:p>
-            <w:r>
-              <w:rPr>
-                <w:rFonts w:ascii="Calibri" w:hAnsi="Calibri"/>
-              </w:rPr>
-              <w:t>37.0</w:t>
-            </w:r>
-          </w:p>
-        </w:tc>
-        <w:tc>
-          <w:tcPr>
-            <w:tcW w:type="dxa" w:w="1440"/>
-          </w:tcPr>
-          <w:p>
-            <w:r>
-              <w:rPr>
-                <w:rFonts w:ascii="Calibri" w:hAnsi="Calibri"/>
-              </w:rPr>
-              <w:t>0001</w:t>
-            </w:r>
-          </w:p>
-        </w:tc>
-        <w:tc>
-          <w:tcPr>
-            <w:tcW w:type="dxa" w:w="1440"/>
-          </w:tcPr>
-          <w:p>
-            <w:r>
-              <w:rPr>
-                <w:rFonts w:ascii="Calibri" w:hAnsi="Calibri"/>
-              </w:rPr>
-              <w:t>295.1848</w:t>
+            <w:tcW w:type="dxa" w:w="2160"/>
+          </w:tcPr>
+          <w:p>
+            <w:r>
+              <w:rPr>
+                <w:rFonts w:ascii="Calibri" w:hAnsi="Calibri"/>
+              </w:rPr>
+              <w:t>2025-03-13 16:00:00</w:t>
+            </w:r>
+          </w:p>
+        </w:tc>
+        <w:tc>
+          <w:tcPr>
+            <w:tcW w:type="dxa" w:w="2160"/>
+          </w:tcPr>
+          <w:p>
+            <w:r>
+              <w:rPr>
+                <w:rFonts w:ascii="Calibri" w:hAnsi="Calibri"/>
+              </w:rPr>
+              <w:t>-0.5557861328125</w:t>
+            </w:r>
+          </w:p>
+        </w:tc>
+        <w:tc>
+          <w:tcPr>
+            <w:tcW w:type="dxa" w:w="2160"/>
+          </w:tcPr>
+          <w:p>
+            <w:r>
+              <w:rPr>
+                <w:rFonts w:ascii="Calibri" w:hAnsi="Calibri"/>
+              </w:rPr>
+              <w:t>1.126408078254899</w:t>
+            </w:r>
+          </w:p>
+        </w:tc>
+        <w:tc>
+          <w:tcPr>
+            <w:tcW w:type="dxa" w:w="2160"/>
+          </w:tcPr>
+          <w:p>
+            <w:r>
+              <w:rPr>
+                <w:rFonts w:ascii="Calibri" w:hAnsi="Calibri"/>
+              </w:rPr>
+              <w:t>39.364141687853625</w:t>
             </w:r>
           </w:p>
         </w:tc>
@@ -999,79 +680,53 @@
       <w:tr>
         <w:tc>
           <w:tcPr>
-            <w:tcW w:type="dxa" w:w="1440"/>
-          </w:tcPr>
-          <w:p>
-            <w:r>
-              <w:rPr>
-                <w:rFonts w:ascii="Calibri" w:hAnsi="Calibri"/>
-              </w:rPr>
-              <w:t>2020-01-12 15:00:00</w:t>
-            </w:r>
-          </w:p>
-        </w:tc>
-        <w:tc>
-          <w:tcPr>
-            <w:tcW w:type="dxa" w:w="1440"/>
-          </w:tcPr>
-          <w:p>
-            <w:r>
-              <w:rPr>
-                <w:rFonts w:ascii="Calibri" w:hAnsi="Calibri"/>
-              </w:rPr>
-              <w:t>0</w:t>
-            </w:r>
-          </w:p>
-        </w:tc>
-        <w:tc>
-          <w:tcPr>
-            <w:tcW w:type="dxa" w:w="1440"/>
-          </w:tcPr>
-          <w:p>
-            <w:r>
-              <w:rPr>
-                <w:rFonts w:ascii="Calibri" w:hAnsi="Calibri"/>
-              </w:rPr>
-              <w:t>-0.8</w:t>
-            </w:r>
-          </w:p>
-        </w:tc>
-        <w:tc>
-          <w:tcPr>
-            <w:tcW w:type="dxa" w:w="1440"/>
-          </w:tcPr>
-          <w:p>
-            <w:r>
-              <w:rPr>
-                <w:rFonts w:ascii="Calibri" w:hAnsi="Calibri"/>
-              </w:rPr>
-              <w:t>37.0</w:t>
-            </w:r>
-          </w:p>
-        </w:tc>
-        <w:tc>
-          <w:tcPr>
-            <w:tcW w:type="dxa" w:w="1440"/>
-          </w:tcPr>
-          <w:p>
-            <w:r>
-              <w:rPr>
-                <w:rFonts w:ascii="Calibri" w:hAnsi="Calibri"/>
-              </w:rPr>
-              <w:t>0001</w:t>
-            </w:r>
-          </w:p>
-        </w:tc>
-        <w:tc>
-          <w:tcPr>
-            <w:tcW w:type="dxa" w:w="1440"/>
-          </w:tcPr>
-          <w:p>
-            <w:r>
-              <w:rPr>
-                <w:rFonts w:ascii="Calibri" w:hAnsi="Calibri"/>
-              </w:rPr>
-              <w:t>293.78516</w:t>
+            <w:tcW w:type="dxa" w:w="2160"/>
+          </w:tcPr>
+          <w:p>
+            <w:r>
+              <w:rPr>
+                <w:rFonts w:ascii="Calibri" w:hAnsi="Calibri"/>
+              </w:rPr>
+              <w:t>2025-03-13 17:00:00</w:t>
+            </w:r>
+          </w:p>
+        </w:tc>
+        <w:tc>
+          <w:tcPr>
+            <w:tcW w:type="dxa" w:w="2160"/>
+          </w:tcPr>
+          <w:p>
+            <w:r>
+              <w:rPr>
+                <w:rFonts w:ascii="Calibri" w:hAnsi="Calibri"/>
+              </w:rPr>
+              <w:t>-1.35174560546875</w:t>
+            </w:r>
+          </w:p>
+        </w:tc>
+        <w:tc>
+          <w:tcPr>
+            <w:tcW w:type="dxa" w:w="2160"/>
+          </w:tcPr>
+          <w:p>
+            <w:r>
+              <w:rPr>
+                <w:rFonts w:ascii="Calibri" w:hAnsi="Calibri"/>
+              </w:rPr>
+              <w:t>1.126408078254899</w:t>
+            </w:r>
+          </w:p>
+        </w:tc>
+        <w:tc>
+          <w:tcPr>
+            <w:tcW w:type="dxa" w:w="2160"/>
+          </w:tcPr>
+          <w:p>
+            <w:r>
+              <w:rPr>
+                <w:rFonts w:ascii="Calibri" w:hAnsi="Calibri"/>
+              </w:rPr>
+              <w:t>39.364141687853625</w:t>
             </w:r>
           </w:p>
         </w:tc>
@@ -1079,79 +734,53 @@
       <w:tr>
         <w:tc>
           <w:tcPr>
-            <w:tcW w:type="dxa" w:w="1440"/>
-          </w:tcPr>
-          <w:p>
-            <w:r>
-              <w:rPr>
-                <w:rFonts w:ascii="Calibri" w:hAnsi="Calibri"/>
-              </w:rPr>
-              <w:t>2020-01-13 15:00:00</w:t>
-            </w:r>
-          </w:p>
-        </w:tc>
-        <w:tc>
-          <w:tcPr>
-            <w:tcW w:type="dxa" w:w="1440"/>
-          </w:tcPr>
-          <w:p>
-            <w:r>
-              <w:rPr>
-                <w:rFonts w:ascii="Calibri" w:hAnsi="Calibri"/>
-              </w:rPr>
-              <w:t>0</w:t>
-            </w:r>
-          </w:p>
-        </w:tc>
-        <w:tc>
-          <w:tcPr>
-            <w:tcW w:type="dxa" w:w="1440"/>
-          </w:tcPr>
-          <w:p>
-            <w:r>
-              <w:rPr>
-                <w:rFonts w:ascii="Calibri" w:hAnsi="Calibri"/>
-              </w:rPr>
-              <w:t>-0.8</w:t>
-            </w:r>
-          </w:p>
-        </w:tc>
-        <w:tc>
-          <w:tcPr>
-            <w:tcW w:type="dxa" w:w="1440"/>
-          </w:tcPr>
-          <w:p>
-            <w:r>
-              <w:rPr>
-                <w:rFonts w:ascii="Calibri" w:hAnsi="Calibri"/>
-              </w:rPr>
-              <w:t>37.0</w:t>
-            </w:r>
-          </w:p>
-        </w:tc>
-        <w:tc>
-          <w:tcPr>
-            <w:tcW w:type="dxa" w:w="1440"/>
-          </w:tcPr>
-          <w:p>
-            <w:r>
-              <w:rPr>
-                <w:rFonts w:ascii="Calibri" w:hAnsi="Calibri"/>
-              </w:rPr>
-              <w:t>0001</w:t>
-            </w:r>
-          </w:p>
-        </w:tc>
-        <w:tc>
-          <w:tcPr>
-            <w:tcW w:type="dxa" w:w="1440"/>
-          </w:tcPr>
-          <w:p>
-            <w:r>
-              <w:rPr>
-                <w:rFonts w:ascii="Calibri" w:hAnsi="Calibri"/>
-              </w:rPr>
-              <w:t>292.93286</w:t>
+            <w:tcW w:type="dxa" w:w="2160"/>
+          </w:tcPr>
+          <w:p>
+            <w:r>
+              <w:rPr>
+                <w:rFonts w:ascii="Calibri" w:hAnsi="Calibri"/>
+              </w:rPr>
+              <w:t>2025-03-13 18:00:00</w:t>
+            </w:r>
+          </w:p>
+        </w:tc>
+        <w:tc>
+          <w:tcPr>
+            <w:tcW w:type="dxa" w:w="2160"/>
+          </w:tcPr>
+          <w:p>
+            <w:r>
+              <w:rPr>
+                <w:rFonts w:ascii="Calibri" w:hAnsi="Calibri"/>
+              </w:rPr>
+              <w:t>-2.138671875</w:t>
+            </w:r>
+          </w:p>
+        </w:tc>
+        <w:tc>
+          <w:tcPr>
+            <w:tcW w:type="dxa" w:w="2160"/>
+          </w:tcPr>
+          <w:p>
+            <w:r>
+              <w:rPr>
+                <w:rFonts w:ascii="Calibri" w:hAnsi="Calibri"/>
+              </w:rPr>
+              <w:t>1.126408078254899</w:t>
+            </w:r>
+          </w:p>
+        </w:tc>
+        <w:tc>
+          <w:tcPr>
+            <w:tcW w:type="dxa" w:w="2160"/>
+          </w:tcPr>
+          <w:p>
+            <w:r>
+              <w:rPr>
+                <w:rFonts w:ascii="Calibri" w:hAnsi="Calibri"/>
+              </w:rPr>
+              <w:t>39.364141687853625</w:t>
             </w:r>
           </w:p>
         </w:tc>
@@ -1159,79 +788,53 @@
       <w:tr>
         <w:tc>
           <w:tcPr>
-            <w:tcW w:type="dxa" w:w="1440"/>
-          </w:tcPr>
-          <w:p>
-            <w:r>
-              <w:rPr>
-                <w:rFonts w:ascii="Calibri" w:hAnsi="Calibri"/>
-              </w:rPr>
-              <w:t>2020-01-14 15:00:00</w:t>
-            </w:r>
-          </w:p>
-        </w:tc>
-        <w:tc>
-          <w:tcPr>
-            <w:tcW w:type="dxa" w:w="1440"/>
-          </w:tcPr>
-          <w:p>
-            <w:r>
-              <w:rPr>
-                <w:rFonts w:ascii="Calibri" w:hAnsi="Calibri"/>
-              </w:rPr>
-              <w:t>0</w:t>
-            </w:r>
-          </w:p>
-        </w:tc>
-        <w:tc>
-          <w:tcPr>
-            <w:tcW w:type="dxa" w:w="1440"/>
-          </w:tcPr>
-          <w:p>
-            <w:r>
-              <w:rPr>
-                <w:rFonts w:ascii="Calibri" w:hAnsi="Calibri"/>
-              </w:rPr>
-              <w:t>-0.8</w:t>
-            </w:r>
-          </w:p>
-        </w:tc>
-        <w:tc>
-          <w:tcPr>
-            <w:tcW w:type="dxa" w:w="1440"/>
-          </w:tcPr>
-          <w:p>
-            <w:r>
-              <w:rPr>
-                <w:rFonts w:ascii="Calibri" w:hAnsi="Calibri"/>
-              </w:rPr>
-              <w:t>37.0</w:t>
-            </w:r>
-          </w:p>
-        </w:tc>
-        <w:tc>
-          <w:tcPr>
-            <w:tcW w:type="dxa" w:w="1440"/>
-          </w:tcPr>
-          <w:p>
-            <w:r>
-              <w:rPr>
-                <w:rFonts w:ascii="Calibri" w:hAnsi="Calibri"/>
-              </w:rPr>
-              <w:t>0001</w:t>
-            </w:r>
-          </w:p>
-        </w:tc>
-        <w:tc>
-          <w:tcPr>
-            <w:tcW w:type="dxa" w:w="1440"/>
-          </w:tcPr>
-          <w:p>
-            <w:r>
-              <w:rPr>
-                <w:rFonts w:ascii="Calibri" w:hAnsi="Calibri"/>
-              </w:rPr>
-              <w:t>294.3694</w:t>
+            <w:tcW w:type="dxa" w:w="2160"/>
+          </w:tcPr>
+          <w:p>
+            <w:r>
+              <w:rPr>
+                <w:rFonts w:ascii="Calibri" w:hAnsi="Calibri"/>
+              </w:rPr>
+              <w:t>2025-03-13 19:00:00</w:t>
+            </w:r>
+          </w:p>
+        </w:tc>
+        <w:tc>
+          <w:tcPr>
+            <w:tcW w:type="dxa" w:w="2160"/>
+          </w:tcPr>
+          <w:p>
+            <w:r>
+              <w:rPr>
+                <w:rFonts w:ascii="Calibri" w:hAnsi="Calibri"/>
+              </w:rPr>
+              <w:t>-2.376922607421875</w:t>
+            </w:r>
+          </w:p>
+        </w:tc>
+        <w:tc>
+          <w:tcPr>
+            <w:tcW w:type="dxa" w:w="2160"/>
+          </w:tcPr>
+          <w:p>
+            <w:r>
+              <w:rPr>
+                <w:rFonts w:ascii="Calibri" w:hAnsi="Calibri"/>
+              </w:rPr>
+              <w:t>1.126408078254899</w:t>
+            </w:r>
+          </w:p>
+        </w:tc>
+        <w:tc>
+          <w:tcPr>
+            <w:tcW w:type="dxa" w:w="2160"/>
+          </w:tcPr>
+          <w:p>
+            <w:r>
+              <w:rPr>
+                <w:rFonts w:ascii="Calibri" w:hAnsi="Calibri"/>
+              </w:rPr>
+              <w:t>39.364141687853625</w:t>
             </w:r>
           </w:p>
         </w:tc>
@@ -1239,79 +842,53 @@
       <w:tr>
         <w:tc>
           <w:tcPr>
-            <w:tcW w:type="dxa" w:w="1440"/>
-          </w:tcPr>
-          <w:p>
-            <w:r>
-              <w:rPr>
-                <w:rFonts w:ascii="Calibri" w:hAnsi="Calibri"/>
-              </w:rPr>
-              <w:t>2020-01-15 15:00:00</w:t>
-            </w:r>
-          </w:p>
-        </w:tc>
-        <w:tc>
-          <w:tcPr>
-            <w:tcW w:type="dxa" w:w="1440"/>
-          </w:tcPr>
-          <w:p>
-            <w:r>
-              <w:rPr>
-                <w:rFonts w:ascii="Calibri" w:hAnsi="Calibri"/>
-              </w:rPr>
-              <w:t>0</w:t>
-            </w:r>
-          </w:p>
-        </w:tc>
-        <w:tc>
-          <w:tcPr>
-            <w:tcW w:type="dxa" w:w="1440"/>
-          </w:tcPr>
-          <w:p>
-            <w:r>
-              <w:rPr>
-                <w:rFonts w:ascii="Calibri" w:hAnsi="Calibri"/>
-              </w:rPr>
-              <w:t>-0.8</w:t>
-            </w:r>
-          </w:p>
-        </w:tc>
-        <w:tc>
-          <w:tcPr>
-            <w:tcW w:type="dxa" w:w="1440"/>
-          </w:tcPr>
-          <w:p>
-            <w:r>
-              <w:rPr>
-                <w:rFonts w:ascii="Calibri" w:hAnsi="Calibri"/>
-              </w:rPr>
-              <w:t>37.0</w:t>
-            </w:r>
-          </w:p>
-        </w:tc>
-        <w:tc>
-          <w:tcPr>
-            <w:tcW w:type="dxa" w:w="1440"/>
-          </w:tcPr>
-          <w:p>
-            <w:r>
-              <w:rPr>
-                <w:rFonts w:ascii="Calibri" w:hAnsi="Calibri"/>
-              </w:rPr>
-              <w:t>0001</w:t>
-            </w:r>
-          </w:p>
-        </w:tc>
-        <w:tc>
-          <w:tcPr>
-            <w:tcW w:type="dxa" w:w="1440"/>
-          </w:tcPr>
-          <w:p>
-            <w:r>
-              <w:rPr>
-                <w:rFonts w:ascii="Calibri" w:hAnsi="Calibri"/>
-              </w:rPr>
-              <w:t>294.8108</w:t>
+            <w:tcW w:type="dxa" w:w="2160"/>
+          </w:tcPr>
+          <w:p>
+            <w:r>
+              <w:rPr>
+                <w:rFonts w:ascii="Calibri" w:hAnsi="Calibri"/>
+              </w:rPr>
+              <w:t>2025-03-13 20:00:00</w:t>
+            </w:r>
+          </w:p>
+        </w:tc>
+        <w:tc>
+          <w:tcPr>
+            <w:tcW w:type="dxa" w:w="2160"/>
+          </w:tcPr>
+          <w:p>
+            <w:r>
+              <w:rPr>
+                <w:rFonts w:ascii="Calibri" w:hAnsi="Calibri"/>
+              </w:rPr>
+              <w:t>-2.65533447265625</w:t>
+            </w:r>
+          </w:p>
+        </w:tc>
+        <w:tc>
+          <w:tcPr>
+            <w:tcW w:type="dxa" w:w="2160"/>
+          </w:tcPr>
+          <w:p>
+            <w:r>
+              <w:rPr>
+                <w:rFonts w:ascii="Calibri" w:hAnsi="Calibri"/>
+              </w:rPr>
+              <w:t>1.126408078254899</w:t>
+            </w:r>
+          </w:p>
+        </w:tc>
+        <w:tc>
+          <w:tcPr>
+            <w:tcW w:type="dxa" w:w="2160"/>
+          </w:tcPr>
+          <w:p>
+            <w:r>
+              <w:rPr>
+                <w:rFonts w:ascii="Calibri" w:hAnsi="Calibri"/>
+              </w:rPr>
+              <w:t>39.364141687853625</w:t>
             </w:r>
           </w:p>
         </w:tc>
@@ -1319,79 +896,53 @@
       <w:tr>
         <w:tc>
           <w:tcPr>
-            <w:tcW w:type="dxa" w:w="1440"/>
-          </w:tcPr>
-          <w:p>
-            <w:r>
-              <w:rPr>
-                <w:rFonts w:ascii="Calibri" w:hAnsi="Calibri"/>
-              </w:rPr>
-              <w:t>2020-01-16 15:00:00</w:t>
-            </w:r>
-          </w:p>
-        </w:tc>
-        <w:tc>
-          <w:tcPr>
-            <w:tcW w:type="dxa" w:w="1440"/>
-          </w:tcPr>
-          <w:p>
-            <w:r>
-              <w:rPr>
-                <w:rFonts w:ascii="Calibri" w:hAnsi="Calibri"/>
-              </w:rPr>
-              <w:t>0</w:t>
-            </w:r>
-          </w:p>
-        </w:tc>
-        <w:tc>
-          <w:tcPr>
-            <w:tcW w:type="dxa" w:w="1440"/>
-          </w:tcPr>
-          <w:p>
-            <w:r>
-              <w:rPr>
-                <w:rFonts w:ascii="Calibri" w:hAnsi="Calibri"/>
-              </w:rPr>
-              <w:t>-0.8</w:t>
-            </w:r>
-          </w:p>
-        </w:tc>
-        <w:tc>
-          <w:tcPr>
-            <w:tcW w:type="dxa" w:w="1440"/>
-          </w:tcPr>
-          <w:p>
-            <w:r>
-              <w:rPr>
-                <w:rFonts w:ascii="Calibri" w:hAnsi="Calibri"/>
-              </w:rPr>
-              <w:t>37.0</w:t>
-            </w:r>
-          </w:p>
-        </w:tc>
-        <w:tc>
-          <w:tcPr>
-            <w:tcW w:type="dxa" w:w="1440"/>
-          </w:tcPr>
-          <w:p>
-            <w:r>
-              <w:rPr>
-                <w:rFonts w:ascii="Calibri" w:hAnsi="Calibri"/>
-              </w:rPr>
-              <w:t>0001</w:t>
-            </w:r>
-          </w:p>
-        </w:tc>
-        <w:tc>
-          <w:tcPr>
-            <w:tcW w:type="dxa" w:w="1440"/>
-          </w:tcPr>
-          <w:p>
-            <w:r>
-              <w:rPr>
-                <w:rFonts w:ascii="Calibri" w:hAnsi="Calibri"/>
-              </w:rPr>
-              <w:t>293.84082</w:t>
+            <w:tcW w:type="dxa" w:w="2160"/>
+          </w:tcPr>
+          <w:p>
+            <w:r>
+              <w:rPr>
+                <w:rFonts w:ascii="Calibri" w:hAnsi="Calibri"/>
+              </w:rPr>
+              <w:t>2025-03-13 21:00:00</w:t>
+            </w:r>
+          </w:p>
+        </w:tc>
+        <w:tc>
+          <w:tcPr>
+            <w:tcW w:type="dxa" w:w="2160"/>
+          </w:tcPr>
+          <w:p>
+            <w:r>
+              <w:rPr>
+                <w:rFonts w:ascii="Calibri" w:hAnsi="Calibri"/>
+              </w:rPr>
+              <w:t>-2.171630859375</w:t>
+            </w:r>
+          </w:p>
+        </w:tc>
+        <w:tc>
+          <w:tcPr>
+            <w:tcW w:type="dxa" w:w="2160"/>
+          </w:tcPr>
+          <w:p>
+            <w:r>
+              <w:rPr>
+                <w:rFonts w:ascii="Calibri" w:hAnsi="Calibri"/>
+              </w:rPr>
+              <w:t>1.126408078254899</w:t>
+            </w:r>
+          </w:p>
+        </w:tc>
+        <w:tc>
+          <w:tcPr>
+            <w:tcW w:type="dxa" w:w="2160"/>
+          </w:tcPr>
+          <w:p>
+            <w:r>
+              <w:rPr>
+                <w:rFonts w:ascii="Calibri" w:hAnsi="Calibri"/>
+              </w:rPr>
+              <w:t>39.364141687853625</w:t>
             </w:r>
           </w:p>
         </w:tc>
@@ -1399,79 +950,53 @@
       <w:tr>
         <w:tc>
           <w:tcPr>
-            <w:tcW w:type="dxa" w:w="1440"/>
-          </w:tcPr>
-          <w:p>
-            <w:r>
-              <w:rPr>
-                <w:rFonts w:ascii="Calibri" w:hAnsi="Calibri"/>
-              </w:rPr>
-              <w:t>2020-01-17 15:00:00</w:t>
-            </w:r>
-          </w:p>
-        </w:tc>
-        <w:tc>
-          <w:tcPr>
-            <w:tcW w:type="dxa" w:w="1440"/>
-          </w:tcPr>
-          <w:p>
-            <w:r>
-              <w:rPr>
-                <w:rFonts w:ascii="Calibri" w:hAnsi="Calibri"/>
-              </w:rPr>
-              <w:t>0</w:t>
-            </w:r>
-          </w:p>
-        </w:tc>
-        <w:tc>
-          <w:tcPr>
-            <w:tcW w:type="dxa" w:w="1440"/>
-          </w:tcPr>
-          <w:p>
-            <w:r>
-              <w:rPr>
-                <w:rFonts w:ascii="Calibri" w:hAnsi="Calibri"/>
-              </w:rPr>
-              <w:t>-0.8</w:t>
-            </w:r>
-          </w:p>
-        </w:tc>
-        <w:tc>
-          <w:tcPr>
-            <w:tcW w:type="dxa" w:w="1440"/>
-          </w:tcPr>
-          <w:p>
-            <w:r>
-              <w:rPr>
-                <w:rFonts w:ascii="Calibri" w:hAnsi="Calibri"/>
-              </w:rPr>
-              <w:t>37.0</w:t>
-            </w:r>
-          </w:p>
-        </w:tc>
-        <w:tc>
-          <w:tcPr>
-            <w:tcW w:type="dxa" w:w="1440"/>
-          </w:tcPr>
-          <w:p>
-            <w:r>
-              <w:rPr>
-                <w:rFonts w:ascii="Calibri" w:hAnsi="Calibri"/>
-              </w:rPr>
-              <w:t>0001</w:t>
-            </w:r>
-          </w:p>
-        </w:tc>
-        <w:tc>
-          <w:tcPr>
-            <w:tcW w:type="dxa" w:w="1440"/>
-          </w:tcPr>
-          <w:p>
-            <w:r>
-              <w:rPr>
-                <w:rFonts w:ascii="Calibri" w:hAnsi="Calibri"/>
-              </w:rPr>
-              <w:t>295.00854</w:t>
+            <w:tcW w:type="dxa" w:w="2160"/>
+          </w:tcPr>
+          <w:p>
+            <w:r>
+              <w:rPr>
+                <w:rFonts w:ascii="Calibri" w:hAnsi="Calibri"/>
+              </w:rPr>
+              <w:t>2025-03-13 22:00:00</w:t>
+            </w:r>
+          </w:p>
+        </w:tc>
+        <w:tc>
+          <w:tcPr>
+            <w:tcW w:type="dxa" w:w="2160"/>
+          </w:tcPr>
+          <w:p>
+            <w:r>
+              <w:rPr>
+                <w:rFonts w:ascii="Calibri" w:hAnsi="Calibri"/>
+              </w:rPr>
+              <w:t>-1.926666259765625</w:t>
+            </w:r>
+          </w:p>
+        </w:tc>
+        <w:tc>
+          <w:tcPr>
+            <w:tcW w:type="dxa" w:w="2160"/>
+          </w:tcPr>
+          <w:p>
+            <w:r>
+              <w:rPr>
+                <w:rFonts w:ascii="Calibri" w:hAnsi="Calibri"/>
+              </w:rPr>
+              <w:t>1.126408078254899</w:t>
+            </w:r>
+          </w:p>
+        </w:tc>
+        <w:tc>
+          <w:tcPr>
+            <w:tcW w:type="dxa" w:w="2160"/>
+          </w:tcPr>
+          <w:p>
+            <w:r>
+              <w:rPr>
+                <w:rFonts w:ascii="Calibri" w:hAnsi="Calibri"/>
+              </w:rPr>
+              <w:t>39.364141687853625</w:t>
             </w:r>
           </w:p>
         </w:tc>
@@ -1479,79 +1004,53 @@
       <w:tr>
         <w:tc>
           <w:tcPr>
-            <w:tcW w:type="dxa" w:w="1440"/>
-          </w:tcPr>
-          <w:p>
-            <w:r>
-              <w:rPr>
-                <w:rFonts w:ascii="Calibri" w:hAnsi="Calibri"/>
-              </w:rPr>
-              <w:t>2020-01-18 15:00:00</w:t>
-            </w:r>
-          </w:p>
-        </w:tc>
-        <w:tc>
-          <w:tcPr>
-            <w:tcW w:type="dxa" w:w="1440"/>
-          </w:tcPr>
-          <w:p>
-            <w:r>
-              <w:rPr>
-                <w:rFonts w:ascii="Calibri" w:hAnsi="Calibri"/>
-              </w:rPr>
-              <w:t>0</w:t>
-            </w:r>
-          </w:p>
-        </w:tc>
-        <w:tc>
-          <w:tcPr>
-            <w:tcW w:type="dxa" w:w="1440"/>
-          </w:tcPr>
-          <w:p>
-            <w:r>
-              <w:rPr>
-                <w:rFonts w:ascii="Calibri" w:hAnsi="Calibri"/>
-              </w:rPr>
-              <w:t>-0.8</w:t>
-            </w:r>
-          </w:p>
-        </w:tc>
-        <w:tc>
-          <w:tcPr>
-            <w:tcW w:type="dxa" w:w="1440"/>
-          </w:tcPr>
-          <w:p>
-            <w:r>
-              <w:rPr>
-                <w:rFonts w:ascii="Calibri" w:hAnsi="Calibri"/>
-              </w:rPr>
-              <w:t>37.0</w:t>
-            </w:r>
-          </w:p>
-        </w:tc>
-        <w:tc>
-          <w:tcPr>
-            <w:tcW w:type="dxa" w:w="1440"/>
-          </w:tcPr>
-          <w:p>
-            <w:r>
-              <w:rPr>
-                <w:rFonts w:ascii="Calibri" w:hAnsi="Calibri"/>
-              </w:rPr>
-              <w:t>0001</w:t>
-            </w:r>
-          </w:p>
-        </w:tc>
-        <w:tc>
-          <w:tcPr>
-            <w:tcW w:type="dxa" w:w="1440"/>
-          </w:tcPr>
-          <w:p>
-            <w:r>
-              <w:rPr>
-                <w:rFonts w:ascii="Calibri" w:hAnsi="Calibri"/>
-              </w:rPr>
-              <w:t>295.65454</w:t>
+            <w:tcW w:type="dxa" w:w="2160"/>
+          </w:tcPr>
+          <w:p>
+            <w:r>
+              <w:rPr>
+                <w:rFonts w:ascii="Calibri" w:hAnsi="Calibri"/>
+              </w:rPr>
+              <w:t>2025-03-13 23:00:00</w:t>
+            </w:r>
+          </w:p>
+        </w:tc>
+        <w:tc>
+          <w:tcPr>
+            <w:tcW w:type="dxa" w:w="2160"/>
+          </w:tcPr>
+          <w:p>
+            <w:r>
+              <w:rPr>
+                <w:rFonts w:ascii="Calibri" w:hAnsi="Calibri"/>
+              </w:rPr>
+              <w:t>-1.672027587890625</w:t>
+            </w:r>
+          </w:p>
+        </w:tc>
+        <w:tc>
+          <w:tcPr>
+            <w:tcW w:type="dxa" w:w="2160"/>
+          </w:tcPr>
+          <w:p>
+            <w:r>
+              <w:rPr>
+                <w:rFonts w:ascii="Calibri" w:hAnsi="Calibri"/>
+              </w:rPr>
+              <w:t>1.126408078254899</w:t>
+            </w:r>
+          </w:p>
+        </w:tc>
+        <w:tc>
+          <w:tcPr>
+            <w:tcW w:type="dxa" w:w="2160"/>
+          </w:tcPr>
+          <w:p>
+            <w:r>
+              <w:rPr>
+                <w:rFonts w:ascii="Calibri" w:hAnsi="Calibri"/>
+              </w:rPr>
+              <w:t>39.364141687853625</w:t>
             </w:r>
           </w:p>
         </w:tc>
@@ -1559,79 +1058,53 @@
       <w:tr>
         <w:tc>
           <w:tcPr>
-            <w:tcW w:type="dxa" w:w="1440"/>
-          </w:tcPr>
-          <w:p>
-            <w:r>
-              <w:rPr>
-                <w:rFonts w:ascii="Calibri" w:hAnsi="Calibri"/>
-              </w:rPr>
-              <w:t>2020-01-19 15:00:00</w:t>
-            </w:r>
-          </w:p>
-        </w:tc>
-        <w:tc>
-          <w:tcPr>
-            <w:tcW w:type="dxa" w:w="1440"/>
-          </w:tcPr>
-          <w:p>
-            <w:r>
-              <w:rPr>
-                <w:rFonts w:ascii="Calibri" w:hAnsi="Calibri"/>
-              </w:rPr>
-              <w:t>0</w:t>
-            </w:r>
-          </w:p>
-        </w:tc>
-        <w:tc>
-          <w:tcPr>
-            <w:tcW w:type="dxa" w:w="1440"/>
-          </w:tcPr>
-          <w:p>
-            <w:r>
-              <w:rPr>
-                <w:rFonts w:ascii="Calibri" w:hAnsi="Calibri"/>
-              </w:rPr>
-              <w:t>-0.8</w:t>
-            </w:r>
-          </w:p>
-        </w:tc>
-        <w:tc>
-          <w:tcPr>
-            <w:tcW w:type="dxa" w:w="1440"/>
-          </w:tcPr>
-          <w:p>
-            <w:r>
-              <w:rPr>
-                <w:rFonts w:ascii="Calibri" w:hAnsi="Calibri"/>
-              </w:rPr>
-              <w:t>37.0</w:t>
-            </w:r>
-          </w:p>
-        </w:tc>
-        <w:tc>
-          <w:tcPr>
-            <w:tcW w:type="dxa" w:w="1440"/>
-          </w:tcPr>
-          <w:p>
-            <w:r>
-              <w:rPr>
-                <w:rFonts w:ascii="Calibri" w:hAnsi="Calibri"/>
-              </w:rPr>
-              <w:t>0001</w:t>
-            </w:r>
-          </w:p>
-        </w:tc>
-        <w:tc>
-          <w:tcPr>
-            <w:tcW w:type="dxa" w:w="1440"/>
-          </w:tcPr>
-          <w:p>
-            <w:r>
-              <w:rPr>
-                <w:rFonts w:ascii="Calibri" w:hAnsi="Calibri"/>
-              </w:rPr>
-              <w:t>295.67603</w:t>
+            <w:tcW w:type="dxa" w:w="2160"/>
+          </w:tcPr>
+          <w:p>
+            <w:r>
+              <w:rPr>
+                <w:rFonts w:ascii="Calibri" w:hAnsi="Calibri"/>
+              </w:rPr>
+              <w:t>2025-03-14 00:00:00</w:t>
+            </w:r>
+          </w:p>
+        </w:tc>
+        <w:tc>
+          <w:tcPr>
+            <w:tcW w:type="dxa" w:w="2160"/>
+          </w:tcPr>
+          <w:p>
+            <w:r>
+              <w:rPr>
+                <w:rFonts w:ascii="Calibri" w:hAnsi="Calibri"/>
+              </w:rPr>
+              <w:t>-2.007171630859375</w:t>
+            </w:r>
+          </w:p>
+        </w:tc>
+        <w:tc>
+          <w:tcPr>
+            <w:tcW w:type="dxa" w:w="2160"/>
+          </w:tcPr>
+          <w:p>
+            <w:r>
+              <w:rPr>
+                <w:rFonts w:ascii="Calibri" w:hAnsi="Calibri"/>
+              </w:rPr>
+              <w:t>1.126408078254899</w:t>
+            </w:r>
+          </w:p>
+        </w:tc>
+        <w:tc>
+          <w:tcPr>
+            <w:tcW w:type="dxa" w:w="2160"/>
+          </w:tcPr>
+          <w:p>
+            <w:r>
+              <w:rPr>
+                <w:rFonts w:ascii="Calibri" w:hAnsi="Calibri"/>
+              </w:rPr>
+              <w:t>39.364141687853625</w:t>
             </w:r>
           </w:p>
         </w:tc>
@@ -1639,79 +1112,53 @@
       <w:tr>
         <w:tc>
           <w:tcPr>
-            <w:tcW w:type="dxa" w:w="1440"/>
-          </w:tcPr>
-          <w:p>
-            <w:r>
-              <w:rPr>
-                <w:rFonts w:ascii="Calibri" w:hAnsi="Calibri"/>
-              </w:rPr>
-              <w:t>2020-01-20 15:00:00</w:t>
-            </w:r>
-          </w:p>
-        </w:tc>
-        <w:tc>
-          <w:tcPr>
-            <w:tcW w:type="dxa" w:w="1440"/>
-          </w:tcPr>
-          <w:p>
-            <w:r>
-              <w:rPr>
-                <w:rFonts w:ascii="Calibri" w:hAnsi="Calibri"/>
-              </w:rPr>
-              <w:t>0</w:t>
-            </w:r>
-          </w:p>
-        </w:tc>
-        <w:tc>
-          <w:tcPr>
-            <w:tcW w:type="dxa" w:w="1440"/>
-          </w:tcPr>
-          <w:p>
-            <w:r>
-              <w:rPr>
-                <w:rFonts w:ascii="Calibri" w:hAnsi="Calibri"/>
-              </w:rPr>
-              <w:t>-0.8</w:t>
-            </w:r>
-          </w:p>
-        </w:tc>
-        <w:tc>
-          <w:tcPr>
-            <w:tcW w:type="dxa" w:w="1440"/>
-          </w:tcPr>
-          <w:p>
-            <w:r>
-              <w:rPr>
-                <w:rFonts w:ascii="Calibri" w:hAnsi="Calibri"/>
-              </w:rPr>
-              <w:t>37.0</w:t>
-            </w:r>
-          </w:p>
-        </w:tc>
-        <w:tc>
-          <w:tcPr>
-            <w:tcW w:type="dxa" w:w="1440"/>
-          </w:tcPr>
-          <w:p>
-            <w:r>
-              <w:rPr>
-                <w:rFonts w:ascii="Calibri" w:hAnsi="Calibri"/>
-              </w:rPr>
-              <w:t>0001</w:t>
-            </w:r>
-          </w:p>
-        </w:tc>
-        <w:tc>
-          <w:tcPr>
-            <w:tcW w:type="dxa" w:w="1440"/>
-          </w:tcPr>
-          <w:p>
-            <w:r>
-              <w:rPr>
-                <w:rFonts w:ascii="Calibri" w:hAnsi="Calibri"/>
-              </w:rPr>
-              <w:t>296.48535</w:t>
+            <w:tcW w:type="dxa" w:w="2160"/>
+          </w:tcPr>
+          <w:p>
+            <w:r>
+              <w:rPr>
+                <w:rFonts w:ascii="Calibri" w:hAnsi="Calibri"/>
+              </w:rPr>
+              <w:t>2025-03-14 01:00:00</w:t>
+            </w:r>
+          </w:p>
+        </w:tc>
+        <w:tc>
+          <w:tcPr>
+            <w:tcW w:type="dxa" w:w="2160"/>
+          </w:tcPr>
+          <w:p>
+            <w:r>
+              <w:rPr>
+                <w:rFonts w:ascii="Calibri" w:hAnsi="Calibri"/>
+              </w:rPr>
+              <w:t>-2.10369873046875</w:t>
+            </w:r>
+          </w:p>
+        </w:tc>
+        <w:tc>
+          <w:tcPr>
+            <w:tcW w:type="dxa" w:w="2160"/>
+          </w:tcPr>
+          <w:p>
+            <w:r>
+              <w:rPr>
+                <w:rFonts w:ascii="Calibri" w:hAnsi="Calibri"/>
+              </w:rPr>
+              <w:t>1.126408078254899</w:t>
+            </w:r>
+          </w:p>
+        </w:tc>
+        <w:tc>
+          <w:tcPr>
+            <w:tcW w:type="dxa" w:w="2160"/>
+          </w:tcPr>
+          <w:p>
+            <w:r>
+              <w:rPr>
+                <w:rFonts w:ascii="Calibri" w:hAnsi="Calibri"/>
+              </w:rPr>
+              <w:t>39.364141687853625</w:t>
             </w:r>
           </w:p>
         </w:tc>
@@ -1719,79 +1166,53 @@
       <w:tr>
         <w:tc>
           <w:tcPr>
-            <w:tcW w:type="dxa" w:w="1440"/>
-          </w:tcPr>
-          <w:p>
-            <w:r>
-              <w:rPr>
-                <w:rFonts w:ascii="Calibri" w:hAnsi="Calibri"/>
-              </w:rPr>
-              <w:t>2020-01-21 15:00:00</w:t>
-            </w:r>
-          </w:p>
-        </w:tc>
-        <w:tc>
-          <w:tcPr>
-            <w:tcW w:type="dxa" w:w="1440"/>
-          </w:tcPr>
-          <w:p>
-            <w:r>
-              <w:rPr>
-                <w:rFonts w:ascii="Calibri" w:hAnsi="Calibri"/>
-              </w:rPr>
-              <w:t>0</w:t>
-            </w:r>
-          </w:p>
-        </w:tc>
-        <w:tc>
-          <w:tcPr>
-            <w:tcW w:type="dxa" w:w="1440"/>
-          </w:tcPr>
-          <w:p>
-            <w:r>
-              <w:rPr>
-                <w:rFonts w:ascii="Calibri" w:hAnsi="Calibri"/>
-              </w:rPr>
-              <w:t>-0.8</w:t>
-            </w:r>
-          </w:p>
-        </w:tc>
-        <w:tc>
-          <w:tcPr>
-            <w:tcW w:type="dxa" w:w="1440"/>
-          </w:tcPr>
-          <w:p>
-            <w:r>
-              <w:rPr>
-                <w:rFonts w:ascii="Calibri" w:hAnsi="Calibri"/>
-              </w:rPr>
-              <w:t>37.0</w:t>
-            </w:r>
-          </w:p>
-        </w:tc>
-        <w:tc>
-          <w:tcPr>
-            <w:tcW w:type="dxa" w:w="1440"/>
-          </w:tcPr>
-          <w:p>
-            <w:r>
-              <w:rPr>
-                <w:rFonts w:ascii="Calibri" w:hAnsi="Calibri"/>
-              </w:rPr>
-              <w:t>0001</w:t>
-            </w:r>
-          </w:p>
-        </w:tc>
-        <w:tc>
-          <w:tcPr>
-            <w:tcW w:type="dxa" w:w="1440"/>
-          </w:tcPr>
-          <w:p>
-            <w:r>
-              <w:rPr>
-                <w:rFonts w:ascii="Calibri" w:hAnsi="Calibri"/>
-              </w:rPr>
-              <w:t>296.10034</w:t>
+            <w:tcW w:type="dxa" w:w="2160"/>
+          </w:tcPr>
+          <w:p>
+            <w:r>
+              <w:rPr>
+                <w:rFonts w:ascii="Calibri" w:hAnsi="Calibri"/>
+              </w:rPr>
+              <w:t>2025-03-14 02:00:00</w:t>
+            </w:r>
+          </w:p>
+        </w:tc>
+        <w:tc>
+          <w:tcPr>
+            <w:tcW w:type="dxa" w:w="2160"/>
+          </w:tcPr>
+          <w:p>
+            <w:r>
+              <w:rPr>
+                <w:rFonts w:ascii="Calibri" w:hAnsi="Calibri"/>
+              </w:rPr>
+              <w:t>-1.7716064453125</w:t>
+            </w:r>
+          </w:p>
+        </w:tc>
+        <w:tc>
+          <w:tcPr>
+            <w:tcW w:type="dxa" w:w="2160"/>
+          </w:tcPr>
+          <w:p>
+            <w:r>
+              <w:rPr>
+                <w:rFonts w:ascii="Calibri" w:hAnsi="Calibri"/>
+              </w:rPr>
+              <w:t>1.126408078254899</w:t>
+            </w:r>
+          </w:p>
+        </w:tc>
+        <w:tc>
+          <w:tcPr>
+            <w:tcW w:type="dxa" w:w="2160"/>
+          </w:tcPr>
+          <w:p>
+            <w:r>
+              <w:rPr>
+                <w:rFonts w:ascii="Calibri" w:hAnsi="Calibri"/>
+              </w:rPr>
+              <w:t>39.364141687853625</w:t>
             </w:r>
           </w:p>
         </w:tc>
@@ -1799,79 +1220,53 @@
       <w:tr>
         <w:tc>
           <w:tcPr>
-            <w:tcW w:type="dxa" w:w="1440"/>
-          </w:tcPr>
-          <w:p>
-            <w:r>
-              <w:rPr>
-                <w:rFonts w:ascii="Calibri" w:hAnsi="Calibri"/>
-              </w:rPr>
-              <w:t>2020-01-22 15:00:00</w:t>
-            </w:r>
-          </w:p>
-        </w:tc>
-        <w:tc>
-          <w:tcPr>
-            <w:tcW w:type="dxa" w:w="1440"/>
-          </w:tcPr>
-          <w:p>
-            <w:r>
-              <w:rPr>
-                <w:rFonts w:ascii="Calibri" w:hAnsi="Calibri"/>
-              </w:rPr>
-              <w:t>0</w:t>
-            </w:r>
-          </w:p>
-        </w:tc>
-        <w:tc>
-          <w:tcPr>
-            <w:tcW w:type="dxa" w:w="1440"/>
-          </w:tcPr>
-          <w:p>
-            <w:r>
-              <w:rPr>
-                <w:rFonts w:ascii="Calibri" w:hAnsi="Calibri"/>
-              </w:rPr>
-              <w:t>-0.8</w:t>
-            </w:r>
-          </w:p>
-        </w:tc>
-        <w:tc>
-          <w:tcPr>
-            <w:tcW w:type="dxa" w:w="1440"/>
-          </w:tcPr>
-          <w:p>
-            <w:r>
-              <w:rPr>
-                <w:rFonts w:ascii="Calibri" w:hAnsi="Calibri"/>
-              </w:rPr>
-              <w:t>37.0</w:t>
-            </w:r>
-          </w:p>
-        </w:tc>
-        <w:tc>
-          <w:tcPr>
-            <w:tcW w:type="dxa" w:w="1440"/>
-          </w:tcPr>
-          <w:p>
-            <w:r>
-              <w:rPr>
-                <w:rFonts w:ascii="Calibri" w:hAnsi="Calibri"/>
-              </w:rPr>
-              <w:t>0001</w:t>
-            </w:r>
-          </w:p>
-        </w:tc>
-        <w:tc>
-          <w:tcPr>
-            <w:tcW w:type="dxa" w:w="1440"/>
-          </w:tcPr>
-          <w:p>
-            <w:r>
-              <w:rPr>
-                <w:rFonts w:ascii="Calibri" w:hAnsi="Calibri"/>
-              </w:rPr>
-              <w:t>294.7788</w:t>
+            <w:tcW w:type="dxa" w:w="2160"/>
+          </w:tcPr>
+          <w:p>
+            <w:r>
+              <w:rPr>
+                <w:rFonts w:ascii="Calibri" w:hAnsi="Calibri"/>
+              </w:rPr>
+              <w:t>2025-03-14 03:00:00</w:t>
+            </w:r>
+          </w:p>
+        </w:tc>
+        <w:tc>
+          <w:tcPr>
+            <w:tcW w:type="dxa" w:w="2160"/>
+          </w:tcPr>
+          <w:p>
+            <w:r>
+              <w:rPr>
+                <w:rFonts w:ascii="Calibri" w:hAnsi="Calibri"/>
+              </w:rPr>
+              <w:t>-2.882537841796875</w:t>
+            </w:r>
+          </w:p>
+        </w:tc>
+        <w:tc>
+          <w:tcPr>
+            <w:tcW w:type="dxa" w:w="2160"/>
+          </w:tcPr>
+          <w:p>
+            <w:r>
+              <w:rPr>
+                <w:rFonts w:ascii="Calibri" w:hAnsi="Calibri"/>
+              </w:rPr>
+              <w:t>1.126408078254899</w:t>
+            </w:r>
+          </w:p>
+        </w:tc>
+        <w:tc>
+          <w:tcPr>
+            <w:tcW w:type="dxa" w:w="2160"/>
+          </w:tcPr>
+          <w:p>
+            <w:r>
+              <w:rPr>
+                <w:rFonts w:ascii="Calibri" w:hAnsi="Calibri"/>
+              </w:rPr>
+              <w:t>39.364141687853625</w:t>
             </w:r>
           </w:p>
         </w:tc>
@@ -1879,79 +1274,53 @@
       <w:tr>
         <w:tc>
           <w:tcPr>
-            <w:tcW w:type="dxa" w:w="1440"/>
-          </w:tcPr>
-          <w:p>
-            <w:r>
-              <w:rPr>
-                <w:rFonts w:ascii="Calibri" w:hAnsi="Calibri"/>
-              </w:rPr>
-              <w:t>2020-01-23 15:00:00</w:t>
-            </w:r>
-          </w:p>
-        </w:tc>
-        <w:tc>
-          <w:tcPr>
-            <w:tcW w:type="dxa" w:w="1440"/>
-          </w:tcPr>
-          <w:p>
-            <w:r>
-              <w:rPr>
-                <w:rFonts w:ascii="Calibri" w:hAnsi="Calibri"/>
-              </w:rPr>
-              <w:t>0</w:t>
-            </w:r>
-          </w:p>
-        </w:tc>
-        <w:tc>
-          <w:tcPr>
-            <w:tcW w:type="dxa" w:w="1440"/>
-          </w:tcPr>
-          <w:p>
-            <w:r>
-              <w:rPr>
-                <w:rFonts w:ascii="Calibri" w:hAnsi="Calibri"/>
-              </w:rPr>
-              <w:t>-0.8</w:t>
-            </w:r>
-          </w:p>
-        </w:tc>
-        <w:tc>
-          <w:tcPr>
-            <w:tcW w:type="dxa" w:w="1440"/>
-          </w:tcPr>
-          <w:p>
-            <w:r>
-              <w:rPr>
-                <w:rFonts w:ascii="Calibri" w:hAnsi="Calibri"/>
-              </w:rPr>
-              <w:t>37.0</w:t>
-            </w:r>
-          </w:p>
-        </w:tc>
-        <w:tc>
-          <w:tcPr>
-            <w:tcW w:type="dxa" w:w="1440"/>
-          </w:tcPr>
-          <w:p>
-            <w:r>
-              <w:rPr>
-                <w:rFonts w:ascii="Calibri" w:hAnsi="Calibri"/>
-              </w:rPr>
-              <w:t>0001</w:t>
-            </w:r>
-          </w:p>
-        </w:tc>
-        <w:tc>
-          <w:tcPr>
-            <w:tcW w:type="dxa" w:w="1440"/>
-          </w:tcPr>
-          <w:p>
-            <w:r>
-              <w:rPr>
-                <w:rFonts w:ascii="Calibri" w:hAnsi="Calibri"/>
-              </w:rPr>
-              <w:t>294.29614</w:t>
+            <w:tcW w:type="dxa" w:w="2160"/>
+          </w:tcPr>
+          <w:p>
+            <w:r>
+              <w:rPr>
+                <w:rFonts w:ascii="Calibri" w:hAnsi="Calibri"/>
+              </w:rPr>
+              <w:t>2025-03-14 04:00:00</w:t>
+            </w:r>
+          </w:p>
+        </w:tc>
+        <w:tc>
+          <w:tcPr>
+            <w:tcW w:type="dxa" w:w="2160"/>
+          </w:tcPr>
+          <w:p>
+            <w:r>
+              <w:rPr>
+                <w:rFonts w:ascii="Calibri" w:hAnsi="Calibri"/>
+              </w:rPr>
+              <w:t>-2.476898193359375</w:t>
+            </w:r>
+          </w:p>
+        </w:tc>
+        <w:tc>
+          <w:tcPr>
+            <w:tcW w:type="dxa" w:w="2160"/>
+          </w:tcPr>
+          <w:p>
+            <w:r>
+              <w:rPr>
+                <w:rFonts w:ascii="Calibri" w:hAnsi="Calibri"/>
+              </w:rPr>
+              <w:t>1.126408078254899</w:t>
+            </w:r>
+          </w:p>
+        </w:tc>
+        <w:tc>
+          <w:tcPr>
+            <w:tcW w:type="dxa" w:w="2160"/>
+          </w:tcPr>
+          <w:p>
+            <w:r>
+              <w:rPr>
+                <w:rFonts w:ascii="Calibri" w:hAnsi="Calibri"/>
+              </w:rPr>
+              <w:t>39.364141687853625</w:t>
             </w:r>
           </w:p>
         </w:tc>
@@ -1959,79 +1328,53 @@
       <w:tr>
         <w:tc>
           <w:tcPr>
-            <w:tcW w:type="dxa" w:w="1440"/>
-          </w:tcPr>
-          <w:p>
-            <w:r>
-              <w:rPr>
-                <w:rFonts w:ascii="Calibri" w:hAnsi="Calibri"/>
-              </w:rPr>
-              <w:t>2020-01-24 15:00:00</w:t>
-            </w:r>
-          </w:p>
-        </w:tc>
-        <w:tc>
-          <w:tcPr>
-            <w:tcW w:type="dxa" w:w="1440"/>
-          </w:tcPr>
-          <w:p>
-            <w:r>
-              <w:rPr>
-                <w:rFonts w:ascii="Calibri" w:hAnsi="Calibri"/>
-              </w:rPr>
-              <w:t>0</w:t>
-            </w:r>
-          </w:p>
-        </w:tc>
-        <w:tc>
-          <w:tcPr>
-            <w:tcW w:type="dxa" w:w="1440"/>
-          </w:tcPr>
-          <w:p>
-            <w:r>
-              <w:rPr>
-                <w:rFonts w:ascii="Calibri" w:hAnsi="Calibri"/>
-              </w:rPr>
-              <w:t>-0.8</w:t>
-            </w:r>
-          </w:p>
-        </w:tc>
-        <w:tc>
-          <w:tcPr>
-            <w:tcW w:type="dxa" w:w="1440"/>
-          </w:tcPr>
-          <w:p>
-            <w:r>
-              <w:rPr>
-                <w:rFonts w:ascii="Calibri" w:hAnsi="Calibri"/>
-              </w:rPr>
-              <w:t>37.0</w:t>
-            </w:r>
-          </w:p>
-        </w:tc>
-        <w:tc>
-          <w:tcPr>
-            <w:tcW w:type="dxa" w:w="1440"/>
-          </w:tcPr>
-          <w:p>
-            <w:r>
-              <w:rPr>
-                <w:rFonts w:ascii="Calibri" w:hAnsi="Calibri"/>
-              </w:rPr>
-              <w:t>0001</w:t>
-            </w:r>
-          </w:p>
-        </w:tc>
-        <w:tc>
-          <w:tcPr>
-            <w:tcW w:type="dxa" w:w="1440"/>
-          </w:tcPr>
-          <w:p>
-            <w:r>
-              <w:rPr>
-                <w:rFonts w:ascii="Calibri" w:hAnsi="Calibri"/>
-              </w:rPr>
-              <w:t>292.8811</w:t>
+            <w:tcW w:type="dxa" w:w="2160"/>
+          </w:tcPr>
+          <w:p>
+            <w:r>
+              <w:rPr>
+                <w:rFonts w:ascii="Calibri" w:hAnsi="Calibri"/>
+              </w:rPr>
+              <w:t>2025-03-14 05:00:00</w:t>
+            </w:r>
+          </w:p>
+        </w:tc>
+        <w:tc>
+          <w:tcPr>
+            <w:tcW w:type="dxa" w:w="2160"/>
+          </w:tcPr>
+          <w:p>
+            <w:r>
+              <w:rPr>
+                <w:rFonts w:ascii="Calibri" w:hAnsi="Calibri"/>
+              </w:rPr>
+              <w:t>-1.3929443359375</w:t>
+            </w:r>
+          </w:p>
+        </w:tc>
+        <w:tc>
+          <w:tcPr>
+            <w:tcW w:type="dxa" w:w="2160"/>
+          </w:tcPr>
+          <w:p>
+            <w:r>
+              <w:rPr>
+                <w:rFonts w:ascii="Calibri" w:hAnsi="Calibri"/>
+              </w:rPr>
+              <w:t>1.126408078254899</w:t>
+            </w:r>
+          </w:p>
+        </w:tc>
+        <w:tc>
+          <w:tcPr>
+            <w:tcW w:type="dxa" w:w="2160"/>
+          </w:tcPr>
+          <w:p>
+            <w:r>
+              <w:rPr>
+                <w:rFonts w:ascii="Calibri" w:hAnsi="Calibri"/>
+              </w:rPr>
+              <w:t>39.364141687853625</w:t>
             </w:r>
           </w:p>
         </w:tc>
@@ -2039,79 +1382,53 @@
       <w:tr>
         <w:tc>
           <w:tcPr>
-            <w:tcW w:type="dxa" w:w="1440"/>
-          </w:tcPr>
-          <w:p>
-            <w:r>
-              <w:rPr>
-                <w:rFonts w:ascii="Calibri" w:hAnsi="Calibri"/>
-              </w:rPr>
-              <w:t>2020-01-25 15:00:00</w:t>
-            </w:r>
-          </w:p>
-        </w:tc>
-        <w:tc>
-          <w:tcPr>
-            <w:tcW w:type="dxa" w:w="1440"/>
-          </w:tcPr>
-          <w:p>
-            <w:r>
-              <w:rPr>
-                <w:rFonts w:ascii="Calibri" w:hAnsi="Calibri"/>
-              </w:rPr>
-              <w:t>0</w:t>
-            </w:r>
-          </w:p>
-        </w:tc>
-        <w:tc>
-          <w:tcPr>
-            <w:tcW w:type="dxa" w:w="1440"/>
-          </w:tcPr>
-          <w:p>
-            <w:r>
-              <w:rPr>
-                <w:rFonts w:ascii="Calibri" w:hAnsi="Calibri"/>
-              </w:rPr>
-              <w:t>-0.8</w:t>
-            </w:r>
-          </w:p>
-        </w:tc>
-        <w:tc>
-          <w:tcPr>
-            <w:tcW w:type="dxa" w:w="1440"/>
-          </w:tcPr>
-          <w:p>
-            <w:r>
-              <w:rPr>
-                <w:rFonts w:ascii="Calibri" w:hAnsi="Calibri"/>
-              </w:rPr>
-              <w:t>37.0</w:t>
-            </w:r>
-          </w:p>
-        </w:tc>
-        <w:tc>
-          <w:tcPr>
-            <w:tcW w:type="dxa" w:w="1440"/>
-          </w:tcPr>
-          <w:p>
-            <w:r>
-              <w:rPr>
-                <w:rFonts w:ascii="Calibri" w:hAnsi="Calibri"/>
-              </w:rPr>
-              <w:t>0001</w:t>
-            </w:r>
-          </w:p>
-        </w:tc>
-        <w:tc>
-          <w:tcPr>
-            <w:tcW w:type="dxa" w:w="1440"/>
-          </w:tcPr>
-          <w:p>
-            <w:r>
-              <w:rPr>
-                <w:rFonts w:ascii="Calibri" w:hAnsi="Calibri"/>
-              </w:rPr>
-              <w:t>293.8667</w:t>
+            <w:tcW w:type="dxa" w:w="2160"/>
+          </w:tcPr>
+          <w:p>
+            <w:r>
+              <w:rPr>
+                <w:rFonts w:ascii="Calibri" w:hAnsi="Calibri"/>
+              </w:rPr>
+              <w:t>2025-03-14 06:00:00</w:t>
+            </w:r>
+          </w:p>
+        </w:tc>
+        <w:tc>
+          <w:tcPr>
+            <w:tcW w:type="dxa" w:w="2160"/>
+          </w:tcPr>
+          <w:p>
+            <w:r>
+              <w:rPr>
+                <w:rFonts w:ascii="Calibri" w:hAnsi="Calibri"/>
+              </w:rPr>
+              <w:t>1.980072021484375</w:t>
+            </w:r>
+          </w:p>
+        </w:tc>
+        <w:tc>
+          <w:tcPr>
+            <w:tcW w:type="dxa" w:w="2160"/>
+          </w:tcPr>
+          <w:p>
+            <w:r>
+              <w:rPr>
+                <w:rFonts w:ascii="Calibri" w:hAnsi="Calibri"/>
+              </w:rPr>
+              <w:t>1.126408078254899</w:t>
+            </w:r>
+          </w:p>
+        </w:tc>
+        <w:tc>
+          <w:tcPr>
+            <w:tcW w:type="dxa" w:w="2160"/>
+          </w:tcPr>
+          <w:p>
+            <w:r>
+              <w:rPr>
+                <w:rFonts w:ascii="Calibri" w:hAnsi="Calibri"/>
+              </w:rPr>
+              <w:t>39.364141687853625</w:t>
             </w:r>
           </w:p>
         </w:tc>
@@ -2119,79 +1436,53 @@
       <w:tr>
         <w:tc>
           <w:tcPr>
-            <w:tcW w:type="dxa" w:w="1440"/>
-          </w:tcPr>
-          <w:p>
-            <w:r>
-              <w:rPr>
-                <w:rFonts w:ascii="Calibri" w:hAnsi="Calibri"/>
-              </w:rPr>
-              <w:t>2020-01-26 15:00:00</w:t>
-            </w:r>
-          </w:p>
-        </w:tc>
-        <w:tc>
-          <w:tcPr>
-            <w:tcW w:type="dxa" w:w="1440"/>
-          </w:tcPr>
-          <w:p>
-            <w:r>
-              <w:rPr>
-                <w:rFonts w:ascii="Calibri" w:hAnsi="Calibri"/>
-              </w:rPr>
-              <w:t>0</w:t>
-            </w:r>
-          </w:p>
-        </w:tc>
-        <w:tc>
-          <w:tcPr>
-            <w:tcW w:type="dxa" w:w="1440"/>
-          </w:tcPr>
-          <w:p>
-            <w:r>
-              <w:rPr>
-                <w:rFonts w:ascii="Calibri" w:hAnsi="Calibri"/>
-              </w:rPr>
-              <w:t>-0.8</w:t>
-            </w:r>
-          </w:p>
-        </w:tc>
-        <w:tc>
-          <w:tcPr>
-            <w:tcW w:type="dxa" w:w="1440"/>
-          </w:tcPr>
-          <w:p>
-            <w:r>
-              <w:rPr>
-                <w:rFonts w:ascii="Calibri" w:hAnsi="Calibri"/>
-              </w:rPr>
-              <w:t>37.0</w:t>
-            </w:r>
-          </w:p>
-        </w:tc>
-        <w:tc>
-          <w:tcPr>
-            <w:tcW w:type="dxa" w:w="1440"/>
-          </w:tcPr>
-          <w:p>
-            <w:r>
-              <w:rPr>
-                <w:rFonts w:ascii="Calibri" w:hAnsi="Calibri"/>
-              </w:rPr>
-              <w:t>0001</w:t>
-            </w:r>
-          </w:p>
-        </w:tc>
-        <w:tc>
-          <w:tcPr>
-            <w:tcW w:type="dxa" w:w="1440"/>
-          </w:tcPr>
-          <w:p>
-            <w:r>
-              <w:rPr>
-                <w:rFonts w:ascii="Calibri" w:hAnsi="Calibri"/>
-              </w:rPr>
-              <w:t>292.37598</w:t>
+            <w:tcW w:type="dxa" w:w="2160"/>
+          </w:tcPr>
+          <w:p>
+            <w:r>
+              <w:rPr>
+                <w:rFonts w:ascii="Calibri" w:hAnsi="Calibri"/>
+              </w:rPr>
+              <w:t>2025-03-14 07:00:00</w:t>
+            </w:r>
+          </w:p>
+        </w:tc>
+        <w:tc>
+          <w:tcPr>
+            <w:tcW w:type="dxa" w:w="2160"/>
+          </w:tcPr>
+          <w:p>
+            <w:r>
+              <w:rPr>
+                <w:rFonts w:ascii="Calibri" w:hAnsi="Calibri"/>
+              </w:rPr>
+              <w:t>3.82958984375</w:t>
+            </w:r>
+          </w:p>
+        </w:tc>
+        <w:tc>
+          <w:tcPr>
+            <w:tcW w:type="dxa" w:w="2160"/>
+          </w:tcPr>
+          <w:p>
+            <w:r>
+              <w:rPr>
+                <w:rFonts w:ascii="Calibri" w:hAnsi="Calibri"/>
+              </w:rPr>
+              <w:t>1.126408078254899</w:t>
+            </w:r>
+          </w:p>
+        </w:tc>
+        <w:tc>
+          <w:tcPr>
+            <w:tcW w:type="dxa" w:w="2160"/>
+          </w:tcPr>
+          <w:p>
+            <w:r>
+              <w:rPr>
+                <w:rFonts w:ascii="Calibri" w:hAnsi="Calibri"/>
+              </w:rPr>
+              <w:t>39.364141687853625</w:t>
             </w:r>
           </w:p>
         </w:tc>
@@ -2199,79 +1490,53 @@
       <w:tr>
         <w:tc>
           <w:tcPr>
-            <w:tcW w:type="dxa" w:w="1440"/>
-          </w:tcPr>
-          <w:p>
-            <w:r>
-              <w:rPr>
-                <w:rFonts w:ascii="Calibri" w:hAnsi="Calibri"/>
-              </w:rPr>
-              <w:t>2020-01-27 15:00:00</w:t>
-            </w:r>
-          </w:p>
-        </w:tc>
-        <w:tc>
-          <w:tcPr>
-            <w:tcW w:type="dxa" w:w="1440"/>
-          </w:tcPr>
-          <w:p>
-            <w:r>
-              <w:rPr>
-                <w:rFonts w:ascii="Calibri" w:hAnsi="Calibri"/>
-              </w:rPr>
-              <w:t>0</w:t>
-            </w:r>
-          </w:p>
-        </w:tc>
-        <w:tc>
-          <w:tcPr>
-            <w:tcW w:type="dxa" w:w="1440"/>
-          </w:tcPr>
-          <w:p>
-            <w:r>
-              <w:rPr>
-                <w:rFonts w:ascii="Calibri" w:hAnsi="Calibri"/>
-              </w:rPr>
-              <w:t>-0.8</w:t>
-            </w:r>
-          </w:p>
-        </w:tc>
-        <w:tc>
-          <w:tcPr>
-            <w:tcW w:type="dxa" w:w="1440"/>
-          </w:tcPr>
-          <w:p>
-            <w:r>
-              <w:rPr>
-                <w:rFonts w:ascii="Calibri" w:hAnsi="Calibri"/>
-              </w:rPr>
-              <w:t>37.0</w:t>
-            </w:r>
-          </w:p>
-        </w:tc>
-        <w:tc>
-          <w:tcPr>
-            <w:tcW w:type="dxa" w:w="1440"/>
-          </w:tcPr>
-          <w:p>
-            <w:r>
-              <w:rPr>
-                <w:rFonts w:ascii="Calibri" w:hAnsi="Calibri"/>
-              </w:rPr>
-              <w:t>0001</w:t>
-            </w:r>
-          </w:p>
-        </w:tc>
-        <w:tc>
-          <w:tcPr>
-            <w:tcW w:type="dxa" w:w="1440"/>
-          </w:tcPr>
-          <w:p>
-            <w:r>
-              <w:rPr>
-                <w:rFonts w:ascii="Calibri" w:hAnsi="Calibri"/>
-              </w:rPr>
-              <w:t>292.07153</w:t>
+            <w:tcW w:type="dxa" w:w="2160"/>
+          </w:tcPr>
+          <w:p>
+            <w:r>
+              <w:rPr>
+                <w:rFonts w:ascii="Calibri" w:hAnsi="Calibri"/>
+              </w:rPr>
+              <w:t>2025-03-14 08:00:00</w:t>
+            </w:r>
+          </w:p>
+        </w:tc>
+        <w:tc>
+          <w:tcPr>
+            <w:tcW w:type="dxa" w:w="2160"/>
+          </w:tcPr>
+          <w:p>
+            <w:r>
+              <w:rPr>
+                <w:rFonts w:ascii="Calibri" w:hAnsi="Calibri"/>
+              </w:rPr>
+              <w:t>4.6025390625</w:t>
+            </w:r>
+          </w:p>
+        </w:tc>
+        <w:tc>
+          <w:tcPr>
+            <w:tcW w:type="dxa" w:w="2160"/>
+          </w:tcPr>
+          <w:p>
+            <w:r>
+              <w:rPr>
+                <w:rFonts w:ascii="Calibri" w:hAnsi="Calibri"/>
+              </w:rPr>
+              <w:t>1.126408078254899</w:t>
+            </w:r>
+          </w:p>
+        </w:tc>
+        <w:tc>
+          <w:tcPr>
+            <w:tcW w:type="dxa" w:w="2160"/>
+          </w:tcPr>
+          <w:p>
+            <w:r>
+              <w:rPr>
+                <w:rFonts w:ascii="Calibri" w:hAnsi="Calibri"/>
+              </w:rPr>
+              <w:t>39.364141687853625</w:t>
             </w:r>
           </w:p>
         </w:tc>
@@ -2279,79 +1544,53 @@
       <w:tr>
         <w:tc>
           <w:tcPr>
-            <w:tcW w:type="dxa" w:w="1440"/>
-          </w:tcPr>
-          <w:p>
-            <w:r>
-              <w:rPr>
-                <w:rFonts w:ascii="Calibri" w:hAnsi="Calibri"/>
-              </w:rPr>
-              <w:t>2020-01-28 15:00:00</w:t>
-            </w:r>
-          </w:p>
-        </w:tc>
-        <w:tc>
-          <w:tcPr>
-            <w:tcW w:type="dxa" w:w="1440"/>
-          </w:tcPr>
-          <w:p>
-            <w:r>
-              <w:rPr>
-                <w:rFonts w:ascii="Calibri" w:hAnsi="Calibri"/>
-              </w:rPr>
-              <w:t>0</w:t>
-            </w:r>
-          </w:p>
-        </w:tc>
-        <w:tc>
-          <w:tcPr>
-            <w:tcW w:type="dxa" w:w="1440"/>
-          </w:tcPr>
-          <w:p>
-            <w:r>
-              <w:rPr>
-                <w:rFonts w:ascii="Calibri" w:hAnsi="Calibri"/>
-              </w:rPr>
-              <w:t>-0.8</w:t>
-            </w:r>
-          </w:p>
-        </w:tc>
-        <w:tc>
-          <w:tcPr>
-            <w:tcW w:type="dxa" w:w="1440"/>
-          </w:tcPr>
-          <w:p>
-            <w:r>
-              <w:rPr>
-                <w:rFonts w:ascii="Calibri" w:hAnsi="Calibri"/>
-              </w:rPr>
-              <w:t>37.0</w:t>
-            </w:r>
-          </w:p>
-        </w:tc>
-        <w:tc>
-          <w:tcPr>
-            <w:tcW w:type="dxa" w:w="1440"/>
-          </w:tcPr>
-          <w:p>
-            <w:r>
-              <w:rPr>
-                <w:rFonts w:ascii="Calibri" w:hAnsi="Calibri"/>
-              </w:rPr>
-              <w:t>0001</w:t>
-            </w:r>
-          </w:p>
-        </w:tc>
-        <w:tc>
-          <w:tcPr>
-            <w:tcW w:type="dxa" w:w="1440"/>
-          </w:tcPr>
-          <w:p>
-            <w:r>
-              <w:rPr>
-                <w:rFonts w:ascii="Calibri" w:hAnsi="Calibri"/>
-              </w:rPr>
-              <w:t>291.5952</w:t>
+            <w:tcW w:type="dxa" w:w="2160"/>
+          </w:tcPr>
+          <w:p>
+            <w:r>
+              <w:rPr>
+                <w:rFonts w:ascii="Calibri" w:hAnsi="Calibri"/>
+              </w:rPr>
+              <w:t>2025-03-14 09:00:00</w:t>
+            </w:r>
+          </w:p>
+        </w:tc>
+        <w:tc>
+          <w:tcPr>
+            <w:tcW w:type="dxa" w:w="2160"/>
+          </w:tcPr>
+          <w:p>
+            <w:r>
+              <w:rPr>
+                <w:rFonts w:ascii="Calibri" w:hAnsi="Calibri"/>
+              </w:rPr>
+              <w:t>4.322906494140625</w:t>
+            </w:r>
+          </w:p>
+        </w:tc>
+        <w:tc>
+          <w:tcPr>
+            <w:tcW w:type="dxa" w:w="2160"/>
+          </w:tcPr>
+          <w:p>
+            <w:r>
+              <w:rPr>
+                <w:rFonts w:ascii="Calibri" w:hAnsi="Calibri"/>
+              </w:rPr>
+              <w:t>1.126408078254899</w:t>
+            </w:r>
+          </w:p>
+        </w:tc>
+        <w:tc>
+          <w:tcPr>
+            <w:tcW w:type="dxa" w:w="2160"/>
+          </w:tcPr>
+          <w:p>
+            <w:r>
+              <w:rPr>
+                <w:rFonts w:ascii="Calibri" w:hAnsi="Calibri"/>
+              </w:rPr>
+              <w:t>39.364141687853625</w:t>
             </w:r>
           </w:p>
         </w:tc>
@@ -2359,79 +1598,53 @@
       <w:tr>
         <w:tc>
           <w:tcPr>
-            <w:tcW w:type="dxa" w:w="1440"/>
-          </w:tcPr>
-          <w:p>
-            <w:r>
-              <w:rPr>
-                <w:rFonts w:ascii="Calibri" w:hAnsi="Calibri"/>
-              </w:rPr>
-              <w:t>2020-01-29 15:00:00</w:t>
-            </w:r>
-          </w:p>
-        </w:tc>
-        <w:tc>
-          <w:tcPr>
-            <w:tcW w:type="dxa" w:w="1440"/>
-          </w:tcPr>
-          <w:p>
-            <w:r>
-              <w:rPr>
-                <w:rFonts w:ascii="Calibri" w:hAnsi="Calibri"/>
-              </w:rPr>
-              <w:t>0</w:t>
-            </w:r>
-          </w:p>
-        </w:tc>
-        <w:tc>
-          <w:tcPr>
-            <w:tcW w:type="dxa" w:w="1440"/>
-          </w:tcPr>
-          <w:p>
-            <w:r>
-              <w:rPr>
-                <w:rFonts w:ascii="Calibri" w:hAnsi="Calibri"/>
-              </w:rPr>
-              <w:t>-0.8</w:t>
-            </w:r>
-          </w:p>
-        </w:tc>
-        <w:tc>
-          <w:tcPr>
-            <w:tcW w:type="dxa" w:w="1440"/>
-          </w:tcPr>
-          <w:p>
-            <w:r>
-              <w:rPr>
-                <w:rFonts w:ascii="Calibri" w:hAnsi="Calibri"/>
-              </w:rPr>
-              <w:t>37.0</w:t>
-            </w:r>
-          </w:p>
-        </w:tc>
-        <w:tc>
-          <w:tcPr>
-            <w:tcW w:type="dxa" w:w="1440"/>
-          </w:tcPr>
-          <w:p>
-            <w:r>
-              <w:rPr>
-                <w:rFonts w:ascii="Calibri" w:hAnsi="Calibri"/>
-              </w:rPr>
-              <w:t>0001</w:t>
-            </w:r>
-          </w:p>
-        </w:tc>
-        <w:tc>
-          <w:tcPr>
-            <w:tcW w:type="dxa" w:w="1440"/>
-          </w:tcPr>
-          <w:p>
-            <w:r>
-              <w:rPr>
-                <w:rFonts w:ascii="Calibri" w:hAnsi="Calibri"/>
-              </w:rPr>
-              <w:t>293.20532</w:t>
+            <w:tcW w:type="dxa" w:w="2160"/>
+          </w:tcPr>
+          <w:p>
+            <w:r>
+              <w:rPr>
+                <w:rFonts w:ascii="Calibri" w:hAnsi="Calibri"/>
+              </w:rPr>
+              <w:t>2025-03-14 10:00:00</w:t>
+            </w:r>
+          </w:p>
+        </w:tc>
+        <w:tc>
+          <w:tcPr>
+            <w:tcW w:type="dxa" w:w="2160"/>
+          </w:tcPr>
+          <w:p>
+            <w:r>
+              <w:rPr>
+                <w:rFonts w:ascii="Calibri" w:hAnsi="Calibri"/>
+              </w:rPr>
+              <w:t>3.947967529296875</w:t>
+            </w:r>
+          </w:p>
+        </w:tc>
+        <w:tc>
+          <w:tcPr>
+            <w:tcW w:type="dxa" w:w="2160"/>
+          </w:tcPr>
+          <w:p>
+            <w:r>
+              <w:rPr>
+                <w:rFonts w:ascii="Calibri" w:hAnsi="Calibri"/>
+              </w:rPr>
+              <w:t>1.126408078254899</w:t>
+            </w:r>
+          </w:p>
+        </w:tc>
+        <w:tc>
+          <w:tcPr>
+            <w:tcW w:type="dxa" w:w="2160"/>
+          </w:tcPr>
+          <w:p>
+            <w:r>
+              <w:rPr>
+                <w:rFonts w:ascii="Calibri" w:hAnsi="Calibri"/>
+              </w:rPr>
+              <w:t>39.364141687853625</w:t>
             </w:r>
           </w:p>
         </w:tc>
@@ -2439,79 +1652,53 @@
       <w:tr>
         <w:tc>
           <w:tcPr>
-            <w:tcW w:type="dxa" w:w="1440"/>
-          </w:tcPr>
-          <w:p>
-            <w:r>
-              <w:rPr>
-                <w:rFonts w:ascii="Calibri" w:hAnsi="Calibri"/>
-              </w:rPr>
-              <w:t>2020-01-30 15:00:00</w:t>
-            </w:r>
-          </w:p>
-        </w:tc>
-        <w:tc>
-          <w:tcPr>
-            <w:tcW w:type="dxa" w:w="1440"/>
-          </w:tcPr>
-          <w:p>
-            <w:r>
-              <w:rPr>
-                <w:rFonts w:ascii="Calibri" w:hAnsi="Calibri"/>
-              </w:rPr>
-              <w:t>0</w:t>
-            </w:r>
-          </w:p>
-        </w:tc>
-        <w:tc>
-          <w:tcPr>
-            <w:tcW w:type="dxa" w:w="1440"/>
-          </w:tcPr>
-          <w:p>
-            <w:r>
-              <w:rPr>
-                <w:rFonts w:ascii="Calibri" w:hAnsi="Calibri"/>
-              </w:rPr>
-              <w:t>-0.8</w:t>
-            </w:r>
-          </w:p>
-        </w:tc>
-        <w:tc>
-          <w:tcPr>
-            <w:tcW w:type="dxa" w:w="1440"/>
-          </w:tcPr>
-          <w:p>
-            <w:r>
-              <w:rPr>
-                <w:rFonts w:ascii="Calibri" w:hAnsi="Calibri"/>
-              </w:rPr>
-              <w:t>37.0</w:t>
-            </w:r>
-          </w:p>
-        </w:tc>
-        <w:tc>
-          <w:tcPr>
-            <w:tcW w:type="dxa" w:w="1440"/>
-          </w:tcPr>
-          <w:p>
-            <w:r>
-              <w:rPr>
-                <w:rFonts w:ascii="Calibri" w:hAnsi="Calibri"/>
-              </w:rPr>
-              <w:t>0001</w:t>
-            </w:r>
-          </w:p>
-        </w:tc>
-        <w:tc>
-          <w:tcPr>
-            <w:tcW w:type="dxa" w:w="1440"/>
-          </w:tcPr>
-          <w:p>
-            <w:r>
-              <w:rPr>
-                <w:rFonts w:ascii="Calibri" w:hAnsi="Calibri"/>
-              </w:rPr>
-              <w:t>292.77905</w:t>
+            <w:tcW w:type="dxa" w:w="2160"/>
+          </w:tcPr>
+          <w:p>
+            <w:r>
+              <w:rPr>
+                <w:rFonts w:ascii="Calibri" w:hAnsi="Calibri"/>
+              </w:rPr>
+              <w:t>2025-03-14 11:00:00</w:t>
+            </w:r>
+          </w:p>
+        </w:tc>
+        <w:tc>
+          <w:tcPr>
+            <w:tcW w:type="dxa" w:w="2160"/>
+          </w:tcPr>
+          <w:p>
+            <w:r>
+              <w:rPr>
+                <w:rFonts w:ascii="Calibri" w:hAnsi="Calibri"/>
+              </w:rPr>
+              <w:t>3.223724365234375</w:t>
+            </w:r>
+          </w:p>
+        </w:tc>
+        <w:tc>
+          <w:tcPr>
+            <w:tcW w:type="dxa" w:w="2160"/>
+          </w:tcPr>
+          <w:p>
+            <w:r>
+              <w:rPr>
+                <w:rFonts w:ascii="Calibri" w:hAnsi="Calibri"/>
+              </w:rPr>
+              <w:t>1.126408078254899</w:t>
+            </w:r>
+          </w:p>
+        </w:tc>
+        <w:tc>
+          <w:tcPr>
+            <w:tcW w:type="dxa" w:w="2160"/>
+          </w:tcPr>
+          <w:p>
+            <w:r>
+              <w:rPr>
+                <w:rFonts w:ascii="Calibri" w:hAnsi="Calibri"/>
+              </w:rPr>
+              <w:t>39.364141687853625</w:t>
             </w:r>
           </w:p>
         </w:tc>
@@ -2519,79 +1706,2321 @@
       <w:tr>
         <w:tc>
           <w:tcPr>
-            <w:tcW w:type="dxa" w:w="1440"/>
-          </w:tcPr>
-          <w:p>
-            <w:r>
-              <w:rPr>
-                <w:rFonts w:ascii="Calibri" w:hAnsi="Calibri"/>
-              </w:rPr>
-              <w:t>2020-01-31 15:00:00</w:t>
-            </w:r>
-          </w:p>
-        </w:tc>
-        <w:tc>
-          <w:tcPr>
-            <w:tcW w:type="dxa" w:w="1440"/>
-          </w:tcPr>
-          <w:p>
-            <w:r>
-              <w:rPr>
-                <w:rFonts w:ascii="Calibri" w:hAnsi="Calibri"/>
-              </w:rPr>
-              <w:t>0</w:t>
-            </w:r>
-          </w:p>
-        </w:tc>
-        <w:tc>
-          <w:tcPr>
-            <w:tcW w:type="dxa" w:w="1440"/>
-          </w:tcPr>
-          <w:p>
-            <w:r>
-              <w:rPr>
-                <w:rFonts w:ascii="Calibri" w:hAnsi="Calibri"/>
-              </w:rPr>
-              <w:t>-0.8</w:t>
-            </w:r>
-          </w:p>
-        </w:tc>
-        <w:tc>
-          <w:tcPr>
-            <w:tcW w:type="dxa" w:w="1440"/>
-          </w:tcPr>
-          <w:p>
-            <w:r>
-              <w:rPr>
-                <w:rFonts w:ascii="Calibri" w:hAnsi="Calibri"/>
-              </w:rPr>
-              <w:t>37.0</w:t>
-            </w:r>
-          </w:p>
-        </w:tc>
-        <w:tc>
-          <w:tcPr>
-            <w:tcW w:type="dxa" w:w="1440"/>
-          </w:tcPr>
-          <w:p>
-            <w:r>
-              <w:rPr>
-                <w:rFonts w:ascii="Calibri" w:hAnsi="Calibri"/>
-              </w:rPr>
-              <w:t>0001</w:t>
-            </w:r>
-          </w:p>
-        </w:tc>
-        <w:tc>
-          <w:tcPr>
-            <w:tcW w:type="dxa" w:w="1440"/>
-          </w:tcPr>
-          <w:p>
-            <w:r>
-              <w:rPr>
-                <w:rFonts w:ascii="Calibri" w:hAnsi="Calibri"/>
-              </w:rPr>
-              <w:t>294.88892</w:t>
+            <w:tcW w:type="dxa" w:w="2160"/>
+          </w:tcPr>
+          <w:p>
+            <w:r>
+              <w:rPr>
+                <w:rFonts w:ascii="Calibri" w:hAnsi="Calibri"/>
+              </w:rPr>
+              <w:t>2025-03-14 12:00:00</w:t>
+            </w:r>
+          </w:p>
+        </w:tc>
+        <w:tc>
+          <w:tcPr>
+            <w:tcW w:type="dxa" w:w="2160"/>
+          </w:tcPr>
+          <w:p>
+            <w:r>
+              <w:rPr>
+                <w:rFonts w:ascii="Calibri" w:hAnsi="Calibri"/>
+              </w:rPr>
+              <w:t>2.498870849609375</w:t>
+            </w:r>
+          </w:p>
+        </w:tc>
+        <w:tc>
+          <w:tcPr>
+            <w:tcW w:type="dxa" w:w="2160"/>
+          </w:tcPr>
+          <w:p>
+            <w:r>
+              <w:rPr>
+                <w:rFonts w:ascii="Calibri" w:hAnsi="Calibri"/>
+              </w:rPr>
+              <w:t>1.126408078254899</w:t>
+            </w:r>
+          </w:p>
+        </w:tc>
+        <w:tc>
+          <w:tcPr>
+            <w:tcW w:type="dxa" w:w="2160"/>
+          </w:tcPr>
+          <w:p>
+            <w:r>
+              <w:rPr>
+                <w:rFonts w:ascii="Calibri" w:hAnsi="Calibri"/>
+              </w:rPr>
+              <w:t>39.364141687853625</w:t>
+            </w:r>
+          </w:p>
+        </w:tc>
+      </w:tr>
+      <w:tr>
+        <w:tc>
+          <w:tcPr>
+            <w:tcW w:type="dxa" w:w="2160"/>
+          </w:tcPr>
+          <w:p>
+            <w:r>
+              <w:rPr>
+                <w:rFonts w:ascii="Calibri" w:hAnsi="Calibri"/>
+              </w:rPr>
+              <w:t>2025-03-14 13:00:00</w:t>
+            </w:r>
+          </w:p>
+        </w:tc>
+        <w:tc>
+          <w:tcPr>
+            <w:tcW w:type="dxa" w:w="2160"/>
+          </w:tcPr>
+          <w:p>
+            <w:r>
+              <w:rPr>
+                <w:rFonts w:ascii="Calibri" w:hAnsi="Calibri"/>
+              </w:rPr>
+              <w:t>2.14178466796875</w:t>
+            </w:r>
+          </w:p>
+        </w:tc>
+        <w:tc>
+          <w:tcPr>
+            <w:tcW w:type="dxa" w:w="2160"/>
+          </w:tcPr>
+          <w:p>
+            <w:r>
+              <w:rPr>
+                <w:rFonts w:ascii="Calibri" w:hAnsi="Calibri"/>
+              </w:rPr>
+              <w:t>1.126408078254899</w:t>
+            </w:r>
+          </w:p>
+        </w:tc>
+        <w:tc>
+          <w:tcPr>
+            <w:tcW w:type="dxa" w:w="2160"/>
+          </w:tcPr>
+          <w:p>
+            <w:r>
+              <w:rPr>
+                <w:rFonts w:ascii="Calibri" w:hAnsi="Calibri"/>
+              </w:rPr>
+              <w:t>39.364141687853625</w:t>
+            </w:r>
+          </w:p>
+        </w:tc>
+      </w:tr>
+      <w:tr>
+        <w:tc>
+          <w:tcPr>
+            <w:tcW w:type="dxa" w:w="2160"/>
+          </w:tcPr>
+          <w:p>
+            <w:r>
+              <w:rPr>
+                <w:rFonts w:ascii="Calibri" w:hAnsi="Calibri"/>
+              </w:rPr>
+              <w:t>2025-03-14 14:00:00</w:t>
+            </w:r>
+          </w:p>
+        </w:tc>
+        <w:tc>
+          <w:tcPr>
+            <w:tcW w:type="dxa" w:w="2160"/>
+          </w:tcPr>
+          <w:p>
+            <w:r>
+              <w:rPr>
+                <w:rFonts w:ascii="Calibri" w:hAnsi="Calibri"/>
+              </w:rPr>
+              <w:t>1.672332763671875</w:t>
+            </w:r>
+          </w:p>
+        </w:tc>
+        <w:tc>
+          <w:tcPr>
+            <w:tcW w:type="dxa" w:w="2160"/>
+          </w:tcPr>
+          <w:p>
+            <w:r>
+              <w:rPr>
+                <w:rFonts w:ascii="Calibri" w:hAnsi="Calibri"/>
+              </w:rPr>
+              <w:t>1.126408078254899</w:t>
+            </w:r>
+          </w:p>
+        </w:tc>
+        <w:tc>
+          <w:tcPr>
+            <w:tcW w:type="dxa" w:w="2160"/>
+          </w:tcPr>
+          <w:p>
+            <w:r>
+              <w:rPr>
+                <w:rFonts w:ascii="Calibri" w:hAnsi="Calibri"/>
+              </w:rPr>
+              <w:t>39.364141687853625</w:t>
+            </w:r>
+          </w:p>
+        </w:tc>
+      </w:tr>
+      <w:tr>
+        <w:tc>
+          <w:tcPr>
+            <w:tcW w:type="dxa" w:w="2160"/>
+          </w:tcPr>
+          <w:p>
+            <w:r>
+              <w:rPr>
+                <w:rFonts w:ascii="Calibri" w:hAnsi="Calibri"/>
+              </w:rPr>
+              <w:t>2025-03-14 15:00:00</w:t>
+            </w:r>
+          </w:p>
+        </w:tc>
+        <w:tc>
+          <w:tcPr>
+            <w:tcW w:type="dxa" w:w="2160"/>
+          </w:tcPr>
+          <w:p>
+            <w:r>
+              <w:rPr>
+                <w:rFonts w:ascii="Calibri" w:hAnsi="Calibri"/>
+              </w:rPr>
+              <w:t>1.03094482421875</w:t>
+            </w:r>
+          </w:p>
+        </w:tc>
+        <w:tc>
+          <w:tcPr>
+            <w:tcW w:type="dxa" w:w="2160"/>
+          </w:tcPr>
+          <w:p>
+            <w:r>
+              <w:rPr>
+                <w:rFonts w:ascii="Calibri" w:hAnsi="Calibri"/>
+              </w:rPr>
+              <w:t>1.126408078254899</w:t>
+            </w:r>
+          </w:p>
+        </w:tc>
+        <w:tc>
+          <w:tcPr>
+            <w:tcW w:type="dxa" w:w="2160"/>
+          </w:tcPr>
+          <w:p>
+            <w:r>
+              <w:rPr>
+                <w:rFonts w:ascii="Calibri" w:hAnsi="Calibri"/>
+              </w:rPr>
+              <w:t>39.364141687853625</w:t>
+            </w:r>
+          </w:p>
+        </w:tc>
+      </w:tr>
+      <w:tr>
+        <w:tc>
+          <w:tcPr>
+            <w:tcW w:type="dxa" w:w="2160"/>
+          </w:tcPr>
+          <w:p>
+            <w:r>
+              <w:rPr>
+                <w:rFonts w:ascii="Calibri" w:hAnsi="Calibri"/>
+              </w:rPr>
+              <w:t>2025-03-14 16:00:00</w:t>
+            </w:r>
+          </w:p>
+        </w:tc>
+        <w:tc>
+          <w:tcPr>
+            <w:tcW w:type="dxa" w:w="2160"/>
+          </w:tcPr>
+          <w:p>
+            <w:r>
+              <w:rPr>
+                <w:rFonts w:ascii="Calibri" w:hAnsi="Calibri"/>
+              </w:rPr>
+              <w:t>-0.849822998046875</w:t>
+            </w:r>
+          </w:p>
+        </w:tc>
+        <w:tc>
+          <w:tcPr>
+            <w:tcW w:type="dxa" w:w="2160"/>
+          </w:tcPr>
+          <w:p>
+            <w:r>
+              <w:rPr>
+                <w:rFonts w:ascii="Calibri" w:hAnsi="Calibri"/>
+              </w:rPr>
+              <w:t>1.126408078254899</w:t>
+            </w:r>
+          </w:p>
+        </w:tc>
+        <w:tc>
+          <w:tcPr>
+            <w:tcW w:type="dxa" w:w="2160"/>
+          </w:tcPr>
+          <w:p>
+            <w:r>
+              <w:rPr>
+                <w:rFonts w:ascii="Calibri" w:hAnsi="Calibri"/>
+              </w:rPr>
+              <w:t>39.364141687853625</w:t>
+            </w:r>
+          </w:p>
+        </w:tc>
+      </w:tr>
+      <w:tr>
+        <w:tc>
+          <w:tcPr>
+            <w:tcW w:type="dxa" w:w="2160"/>
+          </w:tcPr>
+          <w:p>
+            <w:r>
+              <w:rPr>
+                <w:rFonts w:ascii="Calibri" w:hAnsi="Calibri"/>
+              </w:rPr>
+              <w:t>2025-03-14 17:00:00</w:t>
+            </w:r>
+          </w:p>
+        </w:tc>
+        <w:tc>
+          <w:tcPr>
+            <w:tcW w:type="dxa" w:w="2160"/>
+          </w:tcPr>
+          <w:p>
+            <w:r>
+              <w:rPr>
+                <w:rFonts w:ascii="Calibri" w:hAnsi="Calibri"/>
+              </w:rPr>
+              <w:t>-1.5694580078125</w:t>
+            </w:r>
+          </w:p>
+        </w:tc>
+        <w:tc>
+          <w:tcPr>
+            <w:tcW w:type="dxa" w:w="2160"/>
+          </w:tcPr>
+          <w:p>
+            <w:r>
+              <w:rPr>
+                <w:rFonts w:ascii="Calibri" w:hAnsi="Calibri"/>
+              </w:rPr>
+              <w:t>1.126408078254899</w:t>
+            </w:r>
+          </w:p>
+        </w:tc>
+        <w:tc>
+          <w:tcPr>
+            <w:tcW w:type="dxa" w:w="2160"/>
+          </w:tcPr>
+          <w:p>
+            <w:r>
+              <w:rPr>
+                <w:rFonts w:ascii="Calibri" w:hAnsi="Calibri"/>
+              </w:rPr>
+              <w:t>39.364141687853625</w:t>
+            </w:r>
+          </w:p>
+        </w:tc>
+      </w:tr>
+      <w:tr>
+        <w:tc>
+          <w:tcPr>
+            <w:tcW w:type="dxa" w:w="2160"/>
+          </w:tcPr>
+          <w:p>
+            <w:r>
+              <w:rPr>
+                <w:rFonts w:ascii="Calibri" w:hAnsi="Calibri"/>
+              </w:rPr>
+              <w:t>2025-03-14 18:00:00</w:t>
+            </w:r>
+          </w:p>
+        </w:tc>
+        <w:tc>
+          <w:tcPr>
+            <w:tcW w:type="dxa" w:w="2160"/>
+          </w:tcPr>
+          <w:p>
+            <w:r>
+              <w:rPr>
+                <w:rFonts w:ascii="Calibri" w:hAnsi="Calibri"/>
+              </w:rPr>
+              <w:t>-3.040069580078125</w:t>
+            </w:r>
+          </w:p>
+        </w:tc>
+        <w:tc>
+          <w:tcPr>
+            <w:tcW w:type="dxa" w:w="2160"/>
+          </w:tcPr>
+          <w:p>
+            <w:r>
+              <w:rPr>
+                <w:rFonts w:ascii="Calibri" w:hAnsi="Calibri"/>
+              </w:rPr>
+              <w:t>1.126408078254899</w:t>
+            </w:r>
+          </w:p>
+        </w:tc>
+        <w:tc>
+          <w:tcPr>
+            <w:tcW w:type="dxa" w:w="2160"/>
+          </w:tcPr>
+          <w:p>
+            <w:r>
+              <w:rPr>
+                <w:rFonts w:ascii="Calibri" w:hAnsi="Calibri"/>
+              </w:rPr>
+              <w:t>39.364141687853625</w:t>
+            </w:r>
+          </w:p>
+        </w:tc>
+      </w:tr>
+      <w:tr>
+        <w:tc>
+          <w:tcPr>
+            <w:tcW w:type="dxa" w:w="2160"/>
+          </w:tcPr>
+          <w:p>
+            <w:r>
+              <w:rPr>
+                <w:rFonts w:ascii="Calibri" w:hAnsi="Calibri"/>
+              </w:rPr>
+              <w:t>2025-03-14 19:00:00</w:t>
+            </w:r>
+          </w:p>
+        </w:tc>
+        <w:tc>
+          <w:tcPr>
+            <w:tcW w:type="dxa" w:w="2160"/>
+          </w:tcPr>
+          <w:p>
+            <w:r>
+              <w:rPr>
+                <w:rFonts w:ascii="Calibri" w:hAnsi="Calibri"/>
+              </w:rPr>
+              <w:t>-2.839447021484375</w:t>
+            </w:r>
+          </w:p>
+        </w:tc>
+        <w:tc>
+          <w:tcPr>
+            <w:tcW w:type="dxa" w:w="2160"/>
+          </w:tcPr>
+          <w:p>
+            <w:r>
+              <w:rPr>
+                <w:rFonts w:ascii="Calibri" w:hAnsi="Calibri"/>
+              </w:rPr>
+              <w:t>1.126408078254899</w:t>
+            </w:r>
+          </w:p>
+        </w:tc>
+        <w:tc>
+          <w:tcPr>
+            <w:tcW w:type="dxa" w:w="2160"/>
+          </w:tcPr>
+          <w:p>
+            <w:r>
+              <w:rPr>
+                <w:rFonts w:ascii="Calibri" w:hAnsi="Calibri"/>
+              </w:rPr>
+              <w:t>39.364141687853625</w:t>
+            </w:r>
+          </w:p>
+        </w:tc>
+      </w:tr>
+      <w:tr>
+        <w:tc>
+          <w:tcPr>
+            <w:tcW w:type="dxa" w:w="2160"/>
+          </w:tcPr>
+          <w:p>
+            <w:r>
+              <w:rPr>
+                <w:rFonts w:ascii="Calibri" w:hAnsi="Calibri"/>
+              </w:rPr>
+              <w:t>2025-03-14 20:00:00</w:t>
+            </w:r>
+          </w:p>
+        </w:tc>
+        <w:tc>
+          <w:tcPr>
+            <w:tcW w:type="dxa" w:w="2160"/>
+          </w:tcPr>
+          <w:p>
+            <w:r>
+              <w:rPr>
+                <w:rFonts w:ascii="Calibri" w:hAnsi="Calibri"/>
+              </w:rPr>
+              <w:t>-3.1275634765625</w:t>
+            </w:r>
+          </w:p>
+        </w:tc>
+        <w:tc>
+          <w:tcPr>
+            <w:tcW w:type="dxa" w:w="2160"/>
+          </w:tcPr>
+          <w:p>
+            <w:r>
+              <w:rPr>
+                <w:rFonts w:ascii="Calibri" w:hAnsi="Calibri"/>
+              </w:rPr>
+              <w:t>1.126408078254899</w:t>
+            </w:r>
+          </w:p>
+        </w:tc>
+        <w:tc>
+          <w:tcPr>
+            <w:tcW w:type="dxa" w:w="2160"/>
+          </w:tcPr>
+          <w:p>
+            <w:r>
+              <w:rPr>
+                <w:rFonts w:ascii="Calibri" w:hAnsi="Calibri"/>
+              </w:rPr>
+              <w:t>39.364141687853625</w:t>
+            </w:r>
+          </w:p>
+        </w:tc>
+      </w:tr>
+      <w:tr>
+        <w:tc>
+          <w:tcPr>
+            <w:tcW w:type="dxa" w:w="2160"/>
+          </w:tcPr>
+          <w:p>
+            <w:r>
+              <w:rPr>
+                <w:rFonts w:ascii="Calibri" w:hAnsi="Calibri"/>
+              </w:rPr>
+              <w:t>2025-03-14 21:00:00</w:t>
+            </w:r>
+          </w:p>
+        </w:tc>
+        <w:tc>
+          <w:tcPr>
+            <w:tcW w:type="dxa" w:w="2160"/>
+          </w:tcPr>
+          <w:p>
+            <w:r>
+              <w:rPr>
+                <w:rFonts w:ascii="Calibri" w:hAnsi="Calibri"/>
+              </w:rPr>
+              <w:t>-2.279052734375</w:t>
+            </w:r>
+          </w:p>
+        </w:tc>
+        <w:tc>
+          <w:tcPr>
+            <w:tcW w:type="dxa" w:w="2160"/>
+          </w:tcPr>
+          <w:p>
+            <w:r>
+              <w:rPr>
+                <w:rFonts w:ascii="Calibri" w:hAnsi="Calibri"/>
+              </w:rPr>
+              <w:t>1.126408078254899</w:t>
+            </w:r>
+          </w:p>
+        </w:tc>
+        <w:tc>
+          <w:tcPr>
+            <w:tcW w:type="dxa" w:w="2160"/>
+          </w:tcPr>
+          <w:p>
+            <w:r>
+              <w:rPr>
+                <w:rFonts w:ascii="Calibri" w:hAnsi="Calibri"/>
+              </w:rPr>
+              <w:t>39.364141687853625</w:t>
+            </w:r>
+          </w:p>
+        </w:tc>
+      </w:tr>
+      <w:tr>
+        <w:tc>
+          <w:tcPr>
+            <w:tcW w:type="dxa" w:w="2160"/>
+          </w:tcPr>
+          <w:p>
+            <w:r>
+              <w:rPr>
+                <w:rFonts w:ascii="Calibri" w:hAnsi="Calibri"/>
+              </w:rPr>
+              <w:t>2025-03-14 22:00:00</w:t>
+            </w:r>
+          </w:p>
+        </w:tc>
+        <w:tc>
+          <w:tcPr>
+            <w:tcW w:type="dxa" w:w="2160"/>
+          </w:tcPr>
+          <w:p>
+            <w:r>
+              <w:rPr>
+                <w:rFonts w:ascii="Calibri" w:hAnsi="Calibri"/>
+              </w:rPr>
+              <w:t>-1.98193359375</w:t>
+            </w:r>
+          </w:p>
+        </w:tc>
+        <w:tc>
+          <w:tcPr>
+            <w:tcW w:type="dxa" w:w="2160"/>
+          </w:tcPr>
+          <w:p>
+            <w:r>
+              <w:rPr>
+                <w:rFonts w:ascii="Calibri" w:hAnsi="Calibri"/>
+              </w:rPr>
+              <w:t>1.126408078254899</w:t>
+            </w:r>
+          </w:p>
+        </w:tc>
+        <w:tc>
+          <w:tcPr>
+            <w:tcW w:type="dxa" w:w="2160"/>
+          </w:tcPr>
+          <w:p>
+            <w:r>
+              <w:rPr>
+                <w:rFonts w:ascii="Calibri" w:hAnsi="Calibri"/>
+              </w:rPr>
+              <w:t>39.364141687853625</w:t>
+            </w:r>
+          </w:p>
+        </w:tc>
+      </w:tr>
+      <w:tr>
+        <w:tc>
+          <w:tcPr>
+            <w:tcW w:type="dxa" w:w="2160"/>
+          </w:tcPr>
+          <w:p>
+            <w:r>
+              <w:rPr>
+                <w:rFonts w:ascii="Calibri" w:hAnsi="Calibri"/>
+              </w:rPr>
+              <w:t>2025-03-14 23:00:00</w:t>
+            </w:r>
+          </w:p>
+        </w:tc>
+        <w:tc>
+          <w:tcPr>
+            <w:tcW w:type="dxa" w:w="2160"/>
+          </w:tcPr>
+          <w:p>
+            <w:r>
+              <w:rPr>
+                <w:rFonts w:ascii="Calibri" w:hAnsi="Calibri"/>
+              </w:rPr>
+              <w:t>-1.860504150390625</w:t>
+            </w:r>
+          </w:p>
+        </w:tc>
+        <w:tc>
+          <w:tcPr>
+            <w:tcW w:type="dxa" w:w="2160"/>
+          </w:tcPr>
+          <w:p>
+            <w:r>
+              <w:rPr>
+                <w:rFonts w:ascii="Calibri" w:hAnsi="Calibri"/>
+              </w:rPr>
+              <w:t>1.126408078254899</w:t>
+            </w:r>
+          </w:p>
+        </w:tc>
+        <w:tc>
+          <w:tcPr>
+            <w:tcW w:type="dxa" w:w="2160"/>
+          </w:tcPr>
+          <w:p>
+            <w:r>
+              <w:rPr>
+                <w:rFonts w:ascii="Calibri" w:hAnsi="Calibri"/>
+              </w:rPr>
+              <w:t>39.364141687853625</w:t>
+            </w:r>
+          </w:p>
+        </w:tc>
+      </w:tr>
+      <w:tr>
+        <w:tc>
+          <w:tcPr>
+            <w:tcW w:type="dxa" w:w="2160"/>
+          </w:tcPr>
+          <w:p>
+            <w:r>
+              <w:rPr>
+                <w:rFonts w:ascii="Calibri" w:hAnsi="Calibri"/>
+              </w:rPr>
+              <w:t>2025-03-15 00:00:00</w:t>
+            </w:r>
+          </w:p>
+        </w:tc>
+        <w:tc>
+          <w:tcPr>
+            <w:tcW w:type="dxa" w:w="2160"/>
+          </w:tcPr>
+          <w:p>
+            <w:r>
+              <w:rPr>
+                <w:rFonts w:ascii="Calibri" w:hAnsi="Calibri"/>
+              </w:rPr>
+              <w:t>-2.1475830078125</w:t>
+            </w:r>
+          </w:p>
+        </w:tc>
+        <w:tc>
+          <w:tcPr>
+            <w:tcW w:type="dxa" w:w="2160"/>
+          </w:tcPr>
+          <w:p>
+            <w:r>
+              <w:rPr>
+                <w:rFonts w:ascii="Calibri" w:hAnsi="Calibri"/>
+              </w:rPr>
+              <w:t>1.126408078254899</w:t>
+            </w:r>
+          </w:p>
+        </w:tc>
+        <w:tc>
+          <w:tcPr>
+            <w:tcW w:type="dxa" w:w="2160"/>
+          </w:tcPr>
+          <w:p>
+            <w:r>
+              <w:rPr>
+                <w:rFonts w:ascii="Calibri" w:hAnsi="Calibri"/>
+              </w:rPr>
+              <w:t>39.364141687853625</w:t>
+            </w:r>
+          </w:p>
+        </w:tc>
+      </w:tr>
+      <w:tr>
+        <w:tc>
+          <w:tcPr>
+            <w:tcW w:type="dxa" w:w="2160"/>
+          </w:tcPr>
+          <w:p>
+            <w:r>
+              <w:rPr>
+                <w:rFonts w:ascii="Calibri" w:hAnsi="Calibri"/>
+              </w:rPr>
+              <w:t>2025-03-15 01:00:00</w:t>
+            </w:r>
+          </w:p>
+        </w:tc>
+        <w:tc>
+          <w:tcPr>
+            <w:tcW w:type="dxa" w:w="2160"/>
+          </w:tcPr>
+          <w:p>
+            <w:r>
+              <w:rPr>
+                <w:rFonts w:ascii="Calibri" w:hAnsi="Calibri"/>
+              </w:rPr>
+              <w:t>-2.982086181640625</w:t>
+            </w:r>
+          </w:p>
+        </w:tc>
+        <w:tc>
+          <w:tcPr>
+            <w:tcW w:type="dxa" w:w="2160"/>
+          </w:tcPr>
+          <w:p>
+            <w:r>
+              <w:rPr>
+                <w:rFonts w:ascii="Calibri" w:hAnsi="Calibri"/>
+              </w:rPr>
+              <w:t>1.126408078254899</w:t>
+            </w:r>
+          </w:p>
+        </w:tc>
+        <w:tc>
+          <w:tcPr>
+            <w:tcW w:type="dxa" w:w="2160"/>
+          </w:tcPr>
+          <w:p>
+            <w:r>
+              <w:rPr>
+                <w:rFonts w:ascii="Calibri" w:hAnsi="Calibri"/>
+              </w:rPr>
+              <w:t>39.364141687853625</w:t>
+            </w:r>
+          </w:p>
+        </w:tc>
+      </w:tr>
+      <w:tr>
+        <w:tc>
+          <w:tcPr>
+            <w:tcW w:type="dxa" w:w="2160"/>
+          </w:tcPr>
+          <w:p>
+            <w:r>
+              <w:rPr>
+                <w:rFonts w:ascii="Calibri" w:hAnsi="Calibri"/>
+              </w:rPr>
+              <w:t>2025-03-15 02:00:00</w:t>
+            </w:r>
+          </w:p>
+        </w:tc>
+        <w:tc>
+          <w:tcPr>
+            <w:tcW w:type="dxa" w:w="2160"/>
+          </w:tcPr>
+          <w:p>
+            <w:r>
+              <w:rPr>
+                <w:rFonts w:ascii="Calibri" w:hAnsi="Calibri"/>
+              </w:rPr>
+              <w:t>-3.28436279296875</w:t>
+            </w:r>
+          </w:p>
+        </w:tc>
+        <w:tc>
+          <w:tcPr>
+            <w:tcW w:type="dxa" w:w="2160"/>
+          </w:tcPr>
+          <w:p>
+            <w:r>
+              <w:rPr>
+                <w:rFonts w:ascii="Calibri" w:hAnsi="Calibri"/>
+              </w:rPr>
+              <w:t>1.126408078254899</w:t>
+            </w:r>
+          </w:p>
+        </w:tc>
+        <w:tc>
+          <w:tcPr>
+            <w:tcW w:type="dxa" w:w="2160"/>
+          </w:tcPr>
+          <w:p>
+            <w:r>
+              <w:rPr>
+                <w:rFonts w:ascii="Calibri" w:hAnsi="Calibri"/>
+              </w:rPr>
+              <w:t>39.364141687853625</w:t>
+            </w:r>
+          </w:p>
+        </w:tc>
+      </w:tr>
+      <w:tr>
+        <w:tc>
+          <w:tcPr>
+            <w:tcW w:type="dxa" w:w="2160"/>
+          </w:tcPr>
+          <w:p>
+            <w:r>
+              <w:rPr>
+                <w:rFonts w:ascii="Calibri" w:hAnsi="Calibri"/>
+              </w:rPr>
+              <w:t>2025-03-15 03:00:00</w:t>
+            </w:r>
+          </w:p>
+        </w:tc>
+        <w:tc>
+          <w:tcPr>
+            <w:tcW w:type="dxa" w:w="2160"/>
+          </w:tcPr>
+          <w:p>
+            <w:r>
+              <w:rPr>
+                <w:rFonts w:ascii="Calibri" w:hAnsi="Calibri"/>
+              </w:rPr>
+              <w:t>-2.82513427734375</w:t>
+            </w:r>
+          </w:p>
+        </w:tc>
+        <w:tc>
+          <w:tcPr>
+            <w:tcW w:type="dxa" w:w="2160"/>
+          </w:tcPr>
+          <w:p>
+            <w:r>
+              <w:rPr>
+                <w:rFonts w:ascii="Calibri" w:hAnsi="Calibri"/>
+              </w:rPr>
+              <w:t>1.126408078254899</w:t>
+            </w:r>
+          </w:p>
+        </w:tc>
+        <w:tc>
+          <w:tcPr>
+            <w:tcW w:type="dxa" w:w="2160"/>
+          </w:tcPr>
+          <w:p>
+            <w:r>
+              <w:rPr>
+                <w:rFonts w:ascii="Calibri" w:hAnsi="Calibri"/>
+              </w:rPr>
+              <w:t>39.364141687853625</w:t>
+            </w:r>
+          </w:p>
+        </w:tc>
+      </w:tr>
+      <w:tr>
+        <w:tc>
+          <w:tcPr>
+            <w:tcW w:type="dxa" w:w="2160"/>
+          </w:tcPr>
+          <w:p>
+            <w:r>
+              <w:rPr>
+                <w:rFonts w:ascii="Calibri" w:hAnsi="Calibri"/>
+              </w:rPr>
+              <w:t>2025-03-15 04:00:00</w:t>
+            </w:r>
+          </w:p>
+        </w:tc>
+        <w:tc>
+          <w:tcPr>
+            <w:tcW w:type="dxa" w:w="2160"/>
+          </w:tcPr>
+          <w:p>
+            <w:r>
+              <w:rPr>
+                <w:rFonts w:ascii="Calibri" w:hAnsi="Calibri"/>
+              </w:rPr>
+              <w:t>-1.49615478515625</w:t>
+            </w:r>
+          </w:p>
+        </w:tc>
+        <w:tc>
+          <w:tcPr>
+            <w:tcW w:type="dxa" w:w="2160"/>
+          </w:tcPr>
+          <w:p>
+            <w:r>
+              <w:rPr>
+                <w:rFonts w:ascii="Calibri" w:hAnsi="Calibri"/>
+              </w:rPr>
+              <w:t>1.126408078254899</w:t>
+            </w:r>
+          </w:p>
+        </w:tc>
+        <w:tc>
+          <w:tcPr>
+            <w:tcW w:type="dxa" w:w="2160"/>
+          </w:tcPr>
+          <w:p>
+            <w:r>
+              <w:rPr>
+                <w:rFonts w:ascii="Calibri" w:hAnsi="Calibri"/>
+              </w:rPr>
+              <w:t>39.364141687853625</w:t>
+            </w:r>
+          </w:p>
+        </w:tc>
+      </w:tr>
+      <w:tr>
+        <w:tc>
+          <w:tcPr>
+            <w:tcW w:type="dxa" w:w="2160"/>
+          </w:tcPr>
+          <w:p>
+            <w:r>
+              <w:rPr>
+                <w:rFonts w:ascii="Calibri" w:hAnsi="Calibri"/>
+              </w:rPr>
+              <w:t>2025-03-15 05:00:00</w:t>
+            </w:r>
+          </w:p>
+        </w:tc>
+        <w:tc>
+          <w:tcPr>
+            <w:tcW w:type="dxa" w:w="2160"/>
+          </w:tcPr>
+          <w:p>
+            <w:r>
+              <w:rPr>
+                <w:rFonts w:ascii="Calibri" w:hAnsi="Calibri"/>
+              </w:rPr>
+              <w:t>0.40130615234375</w:t>
+            </w:r>
+          </w:p>
+        </w:tc>
+        <w:tc>
+          <w:tcPr>
+            <w:tcW w:type="dxa" w:w="2160"/>
+          </w:tcPr>
+          <w:p>
+            <w:r>
+              <w:rPr>
+                <w:rFonts w:ascii="Calibri" w:hAnsi="Calibri"/>
+              </w:rPr>
+              <w:t>1.126408078254899</w:t>
+            </w:r>
+          </w:p>
+        </w:tc>
+        <w:tc>
+          <w:tcPr>
+            <w:tcW w:type="dxa" w:w="2160"/>
+          </w:tcPr>
+          <w:p>
+            <w:r>
+              <w:rPr>
+                <w:rFonts w:ascii="Calibri" w:hAnsi="Calibri"/>
+              </w:rPr>
+              <w:t>39.364141687853625</w:t>
+            </w:r>
+          </w:p>
+        </w:tc>
+      </w:tr>
+      <w:tr>
+        <w:tc>
+          <w:tcPr>
+            <w:tcW w:type="dxa" w:w="2160"/>
+          </w:tcPr>
+          <w:p>
+            <w:r>
+              <w:rPr>
+                <w:rFonts w:ascii="Calibri" w:hAnsi="Calibri"/>
+              </w:rPr>
+              <w:t>2025-03-15 06:00:00</w:t>
+            </w:r>
+          </w:p>
+        </w:tc>
+        <w:tc>
+          <w:tcPr>
+            <w:tcW w:type="dxa" w:w="2160"/>
+          </w:tcPr>
+          <w:p>
+            <w:r>
+              <w:rPr>
+                <w:rFonts w:ascii="Calibri" w:hAnsi="Calibri"/>
+              </w:rPr>
+              <w:t>2.3787841796875</w:t>
+            </w:r>
+          </w:p>
+        </w:tc>
+        <w:tc>
+          <w:tcPr>
+            <w:tcW w:type="dxa" w:w="2160"/>
+          </w:tcPr>
+          <w:p>
+            <w:r>
+              <w:rPr>
+                <w:rFonts w:ascii="Calibri" w:hAnsi="Calibri"/>
+              </w:rPr>
+              <w:t>1.126408078254899</w:t>
+            </w:r>
+          </w:p>
+        </w:tc>
+        <w:tc>
+          <w:tcPr>
+            <w:tcW w:type="dxa" w:w="2160"/>
+          </w:tcPr>
+          <w:p>
+            <w:r>
+              <w:rPr>
+                <w:rFonts w:ascii="Calibri" w:hAnsi="Calibri"/>
+              </w:rPr>
+              <w:t>39.364141687853625</w:t>
+            </w:r>
+          </w:p>
+        </w:tc>
+      </w:tr>
+      <w:tr>
+        <w:tc>
+          <w:tcPr>
+            <w:tcW w:type="dxa" w:w="2160"/>
+          </w:tcPr>
+          <w:p>
+            <w:r>
+              <w:rPr>
+                <w:rFonts w:ascii="Calibri" w:hAnsi="Calibri"/>
+              </w:rPr>
+              <w:t>2025-03-15 07:00:00</w:t>
+            </w:r>
+          </w:p>
+        </w:tc>
+        <w:tc>
+          <w:tcPr>
+            <w:tcW w:type="dxa" w:w="2160"/>
+          </w:tcPr>
+          <w:p>
+            <w:r>
+              <w:rPr>
+                <w:rFonts w:ascii="Calibri" w:hAnsi="Calibri"/>
+              </w:rPr>
+              <w:t>3.960357666015625</w:t>
+            </w:r>
+          </w:p>
+        </w:tc>
+        <w:tc>
+          <w:tcPr>
+            <w:tcW w:type="dxa" w:w="2160"/>
+          </w:tcPr>
+          <w:p>
+            <w:r>
+              <w:rPr>
+                <w:rFonts w:ascii="Calibri" w:hAnsi="Calibri"/>
+              </w:rPr>
+              <w:t>1.126408078254899</w:t>
+            </w:r>
+          </w:p>
+        </w:tc>
+        <w:tc>
+          <w:tcPr>
+            <w:tcW w:type="dxa" w:w="2160"/>
+          </w:tcPr>
+          <w:p>
+            <w:r>
+              <w:rPr>
+                <w:rFonts w:ascii="Calibri" w:hAnsi="Calibri"/>
+              </w:rPr>
+              <w:t>39.364141687853625</w:t>
+            </w:r>
+          </w:p>
+        </w:tc>
+      </w:tr>
+      <w:tr>
+        <w:tc>
+          <w:tcPr>
+            <w:tcW w:type="dxa" w:w="2160"/>
+          </w:tcPr>
+          <w:p>
+            <w:r>
+              <w:rPr>
+                <w:rFonts w:ascii="Calibri" w:hAnsi="Calibri"/>
+              </w:rPr>
+              <w:t>2025-03-15 08:00:00</w:t>
+            </w:r>
+          </w:p>
+        </w:tc>
+        <w:tc>
+          <w:tcPr>
+            <w:tcW w:type="dxa" w:w="2160"/>
+          </w:tcPr>
+          <w:p>
+            <w:r>
+              <w:rPr>
+                <w:rFonts w:ascii="Calibri" w:hAnsi="Calibri"/>
+              </w:rPr>
+              <w:t>4.4674072265625</w:t>
+            </w:r>
+          </w:p>
+        </w:tc>
+        <w:tc>
+          <w:tcPr>
+            <w:tcW w:type="dxa" w:w="2160"/>
+          </w:tcPr>
+          <w:p>
+            <w:r>
+              <w:rPr>
+                <w:rFonts w:ascii="Calibri" w:hAnsi="Calibri"/>
+              </w:rPr>
+              <w:t>1.126408078254899</w:t>
+            </w:r>
+          </w:p>
+        </w:tc>
+        <w:tc>
+          <w:tcPr>
+            <w:tcW w:type="dxa" w:w="2160"/>
+          </w:tcPr>
+          <w:p>
+            <w:r>
+              <w:rPr>
+                <w:rFonts w:ascii="Calibri" w:hAnsi="Calibri"/>
+              </w:rPr>
+              <w:t>39.364141687853625</w:t>
+            </w:r>
+          </w:p>
+        </w:tc>
+      </w:tr>
+      <w:tr>
+        <w:tc>
+          <w:tcPr>
+            <w:tcW w:type="dxa" w:w="2160"/>
+          </w:tcPr>
+          <w:p>
+            <w:r>
+              <w:rPr>
+                <w:rFonts w:ascii="Calibri" w:hAnsi="Calibri"/>
+              </w:rPr>
+              <w:t>2025-03-15 09:00:00</w:t>
+            </w:r>
+          </w:p>
+        </w:tc>
+        <w:tc>
+          <w:tcPr>
+            <w:tcW w:type="dxa" w:w="2160"/>
+          </w:tcPr>
+          <w:p>
+            <w:r>
+              <w:rPr>
+                <w:rFonts w:ascii="Calibri" w:hAnsi="Calibri"/>
+              </w:rPr>
+              <w:t>4.6094970703125</w:t>
+            </w:r>
+          </w:p>
+        </w:tc>
+        <w:tc>
+          <w:tcPr>
+            <w:tcW w:type="dxa" w:w="2160"/>
+          </w:tcPr>
+          <w:p>
+            <w:r>
+              <w:rPr>
+                <w:rFonts w:ascii="Calibri" w:hAnsi="Calibri"/>
+              </w:rPr>
+              <w:t>1.126408078254899</w:t>
+            </w:r>
+          </w:p>
+        </w:tc>
+        <w:tc>
+          <w:tcPr>
+            <w:tcW w:type="dxa" w:w="2160"/>
+          </w:tcPr>
+          <w:p>
+            <w:r>
+              <w:rPr>
+                <w:rFonts w:ascii="Calibri" w:hAnsi="Calibri"/>
+              </w:rPr>
+              <w:t>39.364141687853625</w:t>
+            </w:r>
+          </w:p>
+        </w:tc>
+      </w:tr>
+      <w:tr>
+        <w:tc>
+          <w:tcPr>
+            <w:tcW w:type="dxa" w:w="2160"/>
+          </w:tcPr>
+          <w:p>
+            <w:r>
+              <w:rPr>
+                <w:rFonts w:ascii="Calibri" w:hAnsi="Calibri"/>
+              </w:rPr>
+              <w:t>2025-03-15 10:00:00</w:t>
+            </w:r>
+          </w:p>
+        </w:tc>
+        <w:tc>
+          <w:tcPr>
+            <w:tcW w:type="dxa" w:w="2160"/>
+          </w:tcPr>
+          <w:p>
+            <w:r>
+              <w:rPr>
+                <w:rFonts w:ascii="Calibri" w:hAnsi="Calibri"/>
+              </w:rPr>
+              <w:t>4.454010009765625</w:t>
+            </w:r>
+          </w:p>
+        </w:tc>
+        <w:tc>
+          <w:tcPr>
+            <w:tcW w:type="dxa" w:w="2160"/>
+          </w:tcPr>
+          <w:p>
+            <w:r>
+              <w:rPr>
+                <w:rFonts w:ascii="Calibri" w:hAnsi="Calibri"/>
+              </w:rPr>
+              <w:t>1.126408078254899</w:t>
+            </w:r>
+          </w:p>
+        </w:tc>
+        <w:tc>
+          <w:tcPr>
+            <w:tcW w:type="dxa" w:w="2160"/>
+          </w:tcPr>
+          <w:p>
+            <w:r>
+              <w:rPr>
+                <w:rFonts w:ascii="Calibri" w:hAnsi="Calibri"/>
+              </w:rPr>
+              <w:t>39.364141687853625</w:t>
+            </w:r>
+          </w:p>
+        </w:tc>
+      </w:tr>
+      <w:tr>
+        <w:tc>
+          <w:tcPr>
+            <w:tcW w:type="dxa" w:w="2160"/>
+          </w:tcPr>
+          <w:p>
+            <w:r>
+              <w:rPr>
+                <w:rFonts w:ascii="Calibri" w:hAnsi="Calibri"/>
+              </w:rPr>
+              <w:t>2025-03-15 11:00:00</w:t>
+            </w:r>
+          </w:p>
+        </w:tc>
+        <w:tc>
+          <w:tcPr>
+            <w:tcW w:type="dxa" w:w="2160"/>
+          </w:tcPr>
+          <w:p>
+            <w:r>
+              <w:rPr>
+                <w:rFonts w:ascii="Calibri" w:hAnsi="Calibri"/>
+              </w:rPr>
+              <w:t>4.067474365234375</w:t>
+            </w:r>
+          </w:p>
+        </w:tc>
+        <w:tc>
+          <w:tcPr>
+            <w:tcW w:type="dxa" w:w="2160"/>
+          </w:tcPr>
+          <w:p>
+            <w:r>
+              <w:rPr>
+                <w:rFonts w:ascii="Calibri" w:hAnsi="Calibri"/>
+              </w:rPr>
+              <w:t>1.126408078254899</w:t>
+            </w:r>
+          </w:p>
+        </w:tc>
+        <w:tc>
+          <w:tcPr>
+            <w:tcW w:type="dxa" w:w="2160"/>
+          </w:tcPr>
+          <w:p>
+            <w:r>
+              <w:rPr>
+                <w:rFonts w:ascii="Calibri" w:hAnsi="Calibri"/>
+              </w:rPr>
+              <w:t>39.364141687853625</w:t>
+            </w:r>
+          </w:p>
+        </w:tc>
+      </w:tr>
+      <w:tr>
+        <w:tc>
+          <w:tcPr>
+            <w:tcW w:type="dxa" w:w="2160"/>
+          </w:tcPr>
+          <w:p>
+            <w:r>
+              <w:rPr>
+                <w:rFonts w:ascii="Calibri" w:hAnsi="Calibri"/>
+              </w:rPr>
+              <w:t>2025-03-15 12:00:00</w:t>
+            </w:r>
+          </w:p>
+        </w:tc>
+        <w:tc>
+          <w:tcPr>
+            <w:tcW w:type="dxa" w:w="2160"/>
+          </w:tcPr>
+          <w:p>
+            <w:r>
+              <w:rPr>
+                <w:rFonts w:ascii="Calibri" w:hAnsi="Calibri"/>
+              </w:rPr>
+              <w:t>3.412353515625</w:t>
+            </w:r>
+          </w:p>
+        </w:tc>
+        <w:tc>
+          <w:tcPr>
+            <w:tcW w:type="dxa" w:w="2160"/>
+          </w:tcPr>
+          <w:p>
+            <w:r>
+              <w:rPr>
+                <w:rFonts w:ascii="Calibri" w:hAnsi="Calibri"/>
+              </w:rPr>
+              <w:t>1.126408078254899</w:t>
+            </w:r>
+          </w:p>
+        </w:tc>
+        <w:tc>
+          <w:tcPr>
+            <w:tcW w:type="dxa" w:w="2160"/>
+          </w:tcPr>
+          <w:p>
+            <w:r>
+              <w:rPr>
+                <w:rFonts w:ascii="Calibri" w:hAnsi="Calibri"/>
+              </w:rPr>
+              <w:t>39.364141687853625</w:t>
+            </w:r>
+          </w:p>
+        </w:tc>
+      </w:tr>
+      <w:tr>
+        <w:tc>
+          <w:tcPr>
+            <w:tcW w:type="dxa" w:w="2160"/>
+          </w:tcPr>
+          <w:p>
+            <w:r>
+              <w:rPr>
+                <w:rFonts w:ascii="Calibri" w:hAnsi="Calibri"/>
+              </w:rPr>
+              <w:t>2025-03-15 13:00:00</w:t>
+            </w:r>
+          </w:p>
+        </w:tc>
+        <w:tc>
+          <w:tcPr>
+            <w:tcW w:type="dxa" w:w="2160"/>
+          </w:tcPr>
+          <w:p>
+            <w:r>
+              <w:rPr>
+                <w:rFonts w:ascii="Calibri" w:hAnsi="Calibri"/>
+              </w:rPr>
+              <w:t>2.59332275390625</w:t>
+            </w:r>
+          </w:p>
+        </w:tc>
+        <w:tc>
+          <w:tcPr>
+            <w:tcW w:type="dxa" w:w="2160"/>
+          </w:tcPr>
+          <w:p>
+            <w:r>
+              <w:rPr>
+                <w:rFonts w:ascii="Calibri" w:hAnsi="Calibri"/>
+              </w:rPr>
+              <w:t>1.126408078254899</w:t>
+            </w:r>
+          </w:p>
+        </w:tc>
+        <w:tc>
+          <w:tcPr>
+            <w:tcW w:type="dxa" w:w="2160"/>
+          </w:tcPr>
+          <w:p>
+            <w:r>
+              <w:rPr>
+                <w:rFonts w:ascii="Calibri" w:hAnsi="Calibri"/>
+              </w:rPr>
+              <w:t>39.364141687853625</w:t>
+            </w:r>
+          </w:p>
+        </w:tc>
+      </w:tr>
+      <w:tr>
+        <w:tc>
+          <w:tcPr>
+            <w:tcW w:type="dxa" w:w="2160"/>
+          </w:tcPr>
+          <w:p>
+            <w:r>
+              <w:rPr>
+                <w:rFonts w:ascii="Calibri" w:hAnsi="Calibri"/>
+              </w:rPr>
+              <w:t>2025-03-15 14:00:00</w:t>
+            </w:r>
+          </w:p>
+        </w:tc>
+        <w:tc>
+          <w:tcPr>
+            <w:tcW w:type="dxa" w:w="2160"/>
+          </w:tcPr>
+          <w:p>
+            <w:r>
+              <w:rPr>
+                <w:rFonts w:ascii="Calibri" w:hAnsi="Calibri"/>
+              </w:rPr>
+              <w:t>1.551544189453125</w:t>
+            </w:r>
+          </w:p>
+        </w:tc>
+        <w:tc>
+          <w:tcPr>
+            <w:tcW w:type="dxa" w:w="2160"/>
+          </w:tcPr>
+          <w:p>
+            <w:r>
+              <w:rPr>
+                <w:rFonts w:ascii="Calibri" w:hAnsi="Calibri"/>
+              </w:rPr>
+              <w:t>1.126408078254899</w:t>
+            </w:r>
+          </w:p>
+        </w:tc>
+        <w:tc>
+          <w:tcPr>
+            <w:tcW w:type="dxa" w:w="2160"/>
+          </w:tcPr>
+          <w:p>
+            <w:r>
+              <w:rPr>
+                <w:rFonts w:ascii="Calibri" w:hAnsi="Calibri"/>
+              </w:rPr>
+              <w:t>39.364141687853625</w:t>
+            </w:r>
+          </w:p>
+        </w:tc>
+      </w:tr>
+      <w:tr>
+        <w:tc>
+          <w:tcPr>
+            <w:tcW w:type="dxa" w:w="2160"/>
+          </w:tcPr>
+          <w:p>
+            <w:r>
+              <w:rPr>
+                <w:rFonts w:ascii="Calibri" w:hAnsi="Calibri"/>
+              </w:rPr>
+              <w:t>2025-03-15 15:00:00</w:t>
+            </w:r>
+          </w:p>
+        </w:tc>
+        <w:tc>
+          <w:tcPr>
+            <w:tcW w:type="dxa" w:w="2160"/>
+          </w:tcPr>
+          <w:p>
+            <w:r>
+              <w:rPr>
+                <w:rFonts w:ascii="Calibri" w:hAnsi="Calibri"/>
+              </w:rPr>
+              <w:t>0.35546875</w:t>
+            </w:r>
+          </w:p>
+        </w:tc>
+        <w:tc>
+          <w:tcPr>
+            <w:tcW w:type="dxa" w:w="2160"/>
+          </w:tcPr>
+          <w:p>
+            <w:r>
+              <w:rPr>
+                <w:rFonts w:ascii="Calibri" w:hAnsi="Calibri"/>
+              </w:rPr>
+              <w:t>1.126408078254899</w:t>
+            </w:r>
+          </w:p>
+        </w:tc>
+        <w:tc>
+          <w:tcPr>
+            <w:tcW w:type="dxa" w:w="2160"/>
+          </w:tcPr>
+          <w:p>
+            <w:r>
+              <w:rPr>
+                <w:rFonts w:ascii="Calibri" w:hAnsi="Calibri"/>
+              </w:rPr>
+              <w:t>39.364141687853625</w:t>
+            </w:r>
+          </w:p>
+        </w:tc>
+      </w:tr>
+      <w:tr>
+        <w:tc>
+          <w:tcPr>
+            <w:tcW w:type="dxa" w:w="2160"/>
+          </w:tcPr>
+          <w:p>
+            <w:r>
+              <w:rPr>
+                <w:rFonts w:ascii="Calibri" w:hAnsi="Calibri"/>
+              </w:rPr>
+              <w:t>2025-03-15 16:00:00</w:t>
+            </w:r>
+          </w:p>
+        </w:tc>
+        <w:tc>
+          <w:tcPr>
+            <w:tcW w:type="dxa" w:w="2160"/>
+          </w:tcPr>
+          <w:p>
+            <w:r>
+              <w:rPr>
+                <w:rFonts w:ascii="Calibri" w:hAnsi="Calibri"/>
+              </w:rPr>
+              <w:t>-1.087310791015625</w:t>
+            </w:r>
+          </w:p>
+        </w:tc>
+        <w:tc>
+          <w:tcPr>
+            <w:tcW w:type="dxa" w:w="2160"/>
+          </w:tcPr>
+          <w:p>
+            <w:r>
+              <w:rPr>
+                <w:rFonts w:ascii="Calibri" w:hAnsi="Calibri"/>
+              </w:rPr>
+              <w:t>1.126408078254899</w:t>
+            </w:r>
+          </w:p>
+        </w:tc>
+        <w:tc>
+          <w:tcPr>
+            <w:tcW w:type="dxa" w:w="2160"/>
+          </w:tcPr>
+          <w:p>
+            <w:r>
+              <w:rPr>
+                <w:rFonts w:ascii="Calibri" w:hAnsi="Calibri"/>
+              </w:rPr>
+              <w:t>39.364141687853625</w:t>
+            </w:r>
+          </w:p>
+        </w:tc>
+      </w:tr>
+      <w:tr>
+        <w:tc>
+          <w:tcPr>
+            <w:tcW w:type="dxa" w:w="2160"/>
+          </w:tcPr>
+          <w:p>
+            <w:r>
+              <w:rPr>
+                <w:rFonts w:ascii="Calibri" w:hAnsi="Calibri"/>
+              </w:rPr>
+              <w:t>2025-03-15 17:00:00</w:t>
+            </w:r>
+          </w:p>
+        </w:tc>
+        <w:tc>
+          <w:tcPr>
+            <w:tcW w:type="dxa" w:w="2160"/>
+          </w:tcPr>
+          <w:p>
+            <w:r>
+              <w:rPr>
+                <w:rFonts w:ascii="Calibri" w:hAnsi="Calibri"/>
+              </w:rPr>
+              <w:t>-2.07318115234375</w:t>
+            </w:r>
+          </w:p>
+        </w:tc>
+        <w:tc>
+          <w:tcPr>
+            <w:tcW w:type="dxa" w:w="2160"/>
+          </w:tcPr>
+          <w:p>
+            <w:r>
+              <w:rPr>
+                <w:rFonts w:ascii="Calibri" w:hAnsi="Calibri"/>
+              </w:rPr>
+              <w:t>1.126408078254899</w:t>
+            </w:r>
+          </w:p>
+        </w:tc>
+        <w:tc>
+          <w:tcPr>
+            <w:tcW w:type="dxa" w:w="2160"/>
+          </w:tcPr>
+          <w:p>
+            <w:r>
+              <w:rPr>
+                <w:rFonts w:ascii="Calibri" w:hAnsi="Calibri"/>
+              </w:rPr>
+              <w:t>39.364141687853625</w:t>
+            </w:r>
+          </w:p>
+        </w:tc>
+      </w:tr>
+      <w:tr>
+        <w:tc>
+          <w:tcPr>
+            <w:tcW w:type="dxa" w:w="2160"/>
+          </w:tcPr>
+          <w:p>
+            <w:r>
+              <w:rPr>
+                <w:rFonts w:ascii="Calibri" w:hAnsi="Calibri"/>
+              </w:rPr>
+              <w:t>2025-03-15 18:00:00</w:t>
+            </w:r>
+          </w:p>
+        </w:tc>
+        <w:tc>
+          <w:tcPr>
+            <w:tcW w:type="dxa" w:w="2160"/>
+          </w:tcPr>
+          <w:p>
+            <w:r>
+              <w:rPr>
+                <w:rFonts w:ascii="Calibri" w:hAnsi="Calibri"/>
+              </w:rPr>
+              <w:t>-2.607391357421875</w:t>
+            </w:r>
+          </w:p>
+        </w:tc>
+        <w:tc>
+          <w:tcPr>
+            <w:tcW w:type="dxa" w:w="2160"/>
+          </w:tcPr>
+          <w:p>
+            <w:r>
+              <w:rPr>
+                <w:rFonts w:ascii="Calibri" w:hAnsi="Calibri"/>
+              </w:rPr>
+              <w:t>1.126408078254899</w:t>
+            </w:r>
+          </w:p>
+        </w:tc>
+        <w:tc>
+          <w:tcPr>
+            <w:tcW w:type="dxa" w:w="2160"/>
+          </w:tcPr>
+          <w:p>
+            <w:r>
+              <w:rPr>
+                <w:rFonts w:ascii="Calibri" w:hAnsi="Calibri"/>
+              </w:rPr>
+              <w:t>39.364141687853625</w:t>
+            </w:r>
+          </w:p>
+        </w:tc>
+      </w:tr>
+      <w:tr>
+        <w:tc>
+          <w:tcPr>
+            <w:tcW w:type="dxa" w:w="2160"/>
+          </w:tcPr>
+          <w:p>
+            <w:r>
+              <w:rPr>
+                <w:rFonts w:ascii="Calibri" w:hAnsi="Calibri"/>
+              </w:rPr>
+              <w:t>2025-03-15 19:00:00</w:t>
+            </w:r>
+          </w:p>
+        </w:tc>
+        <w:tc>
+          <w:tcPr>
+            <w:tcW w:type="dxa" w:w="2160"/>
+          </w:tcPr>
+          <w:p>
+            <w:r>
+              <w:rPr>
+                <w:rFonts w:ascii="Calibri" w:hAnsi="Calibri"/>
+              </w:rPr>
+              <w:t>-2.72509765625</w:t>
+            </w:r>
+          </w:p>
+        </w:tc>
+        <w:tc>
+          <w:tcPr>
+            <w:tcW w:type="dxa" w:w="2160"/>
+          </w:tcPr>
+          <w:p>
+            <w:r>
+              <w:rPr>
+                <w:rFonts w:ascii="Calibri" w:hAnsi="Calibri"/>
+              </w:rPr>
+              <w:t>1.126408078254899</w:t>
+            </w:r>
+          </w:p>
+        </w:tc>
+        <w:tc>
+          <w:tcPr>
+            <w:tcW w:type="dxa" w:w="2160"/>
+          </w:tcPr>
+          <w:p>
+            <w:r>
+              <w:rPr>
+                <w:rFonts w:ascii="Calibri" w:hAnsi="Calibri"/>
+              </w:rPr>
+              <w:t>39.364141687853625</w:t>
+            </w:r>
+          </w:p>
+        </w:tc>
+      </w:tr>
+      <w:tr>
+        <w:tc>
+          <w:tcPr>
+            <w:tcW w:type="dxa" w:w="2160"/>
+          </w:tcPr>
+          <w:p>
+            <w:r>
+              <w:rPr>
+                <w:rFonts w:ascii="Calibri" w:hAnsi="Calibri"/>
+              </w:rPr>
+              <w:t>2025-03-15 20:00:00</w:t>
+            </w:r>
+          </w:p>
+        </w:tc>
+        <w:tc>
+          <w:tcPr>
+            <w:tcW w:type="dxa" w:w="2160"/>
+          </w:tcPr>
+          <w:p>
+            <w:r>
+              <w:rPr>
+                <w:rFonts w:ascii="Calibri" w:hAnsi="Calibri"/>
+              </w:rPr>
+              <w:t>-2.8089599609375</w:t>
+            </w:r>
+          </w:p>
+        </w:tc>
+        <w:tc>
+          <w:tcPr>
+            <w:tcW w:type="dxa" w:w="2160"/>
+          </w:tcPr>
+          <w:p>
+            <w:r>
+              <w:rPr>
+                <w:rFonts w:ascii="Calibri" w:hAnsi="Calibri"/>
+              </w:rPr>
+              <w:t>1.126408078254899</w:t>
+            </w:r>
+          </w:p>
+        </w:tc>
+        <w:tc>
+          <w:tcPr>
+            <w:tcW w:type="dxa" w:w="2160"/>
+          </w:tcPr>
+          <w:p>
+            <w:r>
+              <w:rPr>
+                <w:rFonts w:ascii="Calibri" w:hAnsi="Calibri"/>
+              </w:rPr>
+              <w:t>39.364141687853625</w:t>
+            </w:r>
+          </w:p>
+        </w:tc>
+      </w:tr>
+      <w:tr>
+        <w:tc>
+          <w:tcPr>
+            <w:tcW w:type="dxa" w:w="2160"/>
+          </w:tcPr>
+          <w:p>
+            <w:r>
+              <w:rPr>
+                <w:rFonts w:ascii="Calibri" w:hAnsi="Calibri"/>
+              </w:rPr>
+              <w:t>2025-03-15 21:00:00</w:t>
+            </w:r>
+          </w:p>
+        </w:tc>
+        <w:tc>
+          <w:tcPr>
+            <w:tcW w:type="dxa" w:w="2160"/>
+          </w:tcPr>
+          <w:p>
+            <w:r>
+              <w:rPr>
+                <w:rFonts w:ascii="Calibri" w:hAnsi="Calibri"/>
+              </w:rPr>
+              <w:t>-2.601318359375</w:t>
+            </w:r>
+          </w:p>
+        </w:tc>
+        <w:tc>
+          <w:tcPr>
+            <w:tcW w:type="dxa" w:w="2160"/>
+          </w:tcPr>
+          <w:p>
+            <w:r>
+              <w:rPr>
+                <w:rFonts w:ascii="Calibri" w:hAnsi="Calibri"/>
+              </w:rPr>
+              <w:t>1.126408078254899</w:t>
+            </w:r>
+          </w:p>
+        </w:tc>
+        <w:tc>
+          <w:tcPr>
+            <w:tcW w:type="dxa" w:w="2160"/>
+          </w:tcPr>
+          <w:p>
+            <w:r>
+              <w:rPr>
+                <w:rFonts w:ascii="Calibri" w:hAnsi="Calibri"/>
+              </w:rPr>
+              <w:t>39.364141687853625</w:t>
+            </w:r>
+          </w:p>
+        </w:tc>
+      </w:tr>
+      <w:tr>
+        <w:tc>
+          <w:tcPr>
+            <w:tcW w:type="dxa" w:w="2160"/>
+          </w:tcPr>
+          <w:p>
+            <w:r>
+              <w:rPr>
+                <w:rFonts w:ascii="Calibri" w:hAnsi="Calibri"/>
+              </w:rPr>
+              <w:t>2025-03-15 22:00:00</w:t>
+            </w:r>
+          </w:p>
+        </w:tc>
+        <w:tc>
+          <w:tcPr>
+            <w:tcW w:type="dxa" w:w="2160"/>
+          </w:tcPr>
+          <w:p>
+            <w:r>
+              <w:rPr>
+                <w:rFonts w:ascii="Calibri" w:hAnsi="Calibri"/>
+              </w:rPr>
+              <w:t>-2.07464599609375</w:t>
+            </w:r>
+          </w:p>
+        </w:tc>
+        <w:tc>
+          <w:tcPr>
+            <w:tcW w:type="dxa" w:w="2160"/>
+          </w:tcPr>
+          <w:p>
+            <w:r>
+              <w:rPr>
+                <w:rFonts w:ascii="Calibri" w:hAnsi="Calibri"/>
+              </w:rPr>
+              <w:t>1.126408078254899</w:t>
+            </w:r>
+          </w:p>
+        </w:tc>
+        <w:tc>
+          <w:tcPr>
+            <w:tcW w:type="dxa" w:w="2160"/>
+          </w:tcPr>
+          <w:p>
+            <w:r>
+              <w:rPr>
+                <w:rFonts w:ascii="Calibri" w:hAnsi="Calibri"/>
+              </w:rPr>
+              <w:t>39.364141687853625</w:t>
+            </w:r>
+          </w:p>
+        </w:tc>
+      </w:tr>
+      <w:tr>
+        <w:tc>
+          <w:tcPr>
+            <w:tcW w:type="dxa" w:w="2160"/>
+          </w:tcPr>
+          <w:p>
+            <w:r>
+              <w:rPr>
+                <w:rFonts w:ascii="Calibri" w:hAnsi="Calibri"/>
+              </w:rPr>
+              <w:t>2025-03-15 23:00:00</w:t>
+            </w:r>
+          </w:p>
+        </w:tc>
+        <w:tc>
+          <w:tcPr>
+            <w:tcW w:type="dxa" w:w="2160"/>
+          </w:tcPr>
+          <w:p>
+            <w:r>
+              <w:rPr>
+                <w:rFonts w:ascii="Calibri" w:hAnsi="Calibri"/>
+              </w:rPr>
+              <w:t>-2.84228515625</w:t>
+            </w:r>
+          </w:p>
+        </w:tc>
+        <w:tc>
+          <w:tcPr>
+            <w:tcW w:type="dxa" w:w="2160"/>
+          </w:tcPr>
+          <w:p>
+            <w:r>
+              <w:rPr>
+                <w:rFonts w:ascii="Calibri" w:hAnsi="Calibri"/>
+              </w:rPr>
+              <w:t>1.126408078254899</w:t>
+            </w:r>
+          </w:p>
+        </w:tc>
+        <w:tc>
+          <w:tcPr>
+            <w:tcW w:type="dxa" w:w="2160"/>
+          </w:tcPr>
+          <w:p>
+            <w:r>
+              <w:rPr>
+                <w:rFonts w:ascii="Calibri" w:hAnsi="Calibri"/>
+              </w:rPr>
+              <w:t>39.364141687853625</w:t>
+            </w:r>
+          </w:p>
+        </w:tc>
+      </w:tr>
+      <w:tr>
+        <w:tc>
+          <w:tcPr>
+            <w:tcW w:type="dxa" w:w="2160"/>
+          </w:tcPr>
+          <w:p>
+            <w:r>
+              <w:rPr>
+                <w:rFonts w:ascii="Calibri" w:hAnsi="Calibri"/>
+              </w:rPr>
+              <w:t>2025-03-16 00:00:00</w:t>
+            </w:r>
+          </w:p>
+        </w:tc>
+        <w:tc>
+          <w:tcPr>
+            <w:tcW w:type="dxa" w:w="2160"/>
+          </w:tcPr>
+          <w:p>
+            <w:r>
+              <w:rPr>
+                <w:rFonts w:ascii="Calibri" w:hAnsi="Calibri"/>
+              </w:rPr>
+              <w:t>-3.046600341796875</w:t>
+            </w:r>
+          </w:p>
+        </w:tc>
+        <w:tc>
+          <w:tcPr>
+            <w:tcW w:type="dxa" w:w="2160"/>
+          </w:tcPr>
+          <w:p>
+            <w:r>
+              <w:rPr>
+                <w:rFonts w:ascii="Calibri" w:hAnsi="Calibri"/>
+              </w:rPr>
+              <w:t>1.126408078254899</w:t>
+            </w:r>
+          </w:p>
+        </w:tc>
+        <w:tc>
+          <w:tcPr>
+            <w:tcW w:type="dxa" w:w="2160"/>
+          </w:tcPr>
+          <w:p>
+            <w:r>
+              <w:rPr>
+                <w:rFonts w:ascii="Calibri" w:hAnsi="Calibri"/>
+              </w:rPr>
+              <w:t>39.364141687853625</w:t>
+            </w:r>
+          </w:p>
+        </w:tc>
+      </w:tr>
+      <w:tr>
+        <w:tc>
+          <w:tcPr>
+            <w:tcW w:type="dxa" w:w="2160"/>
+          </w:tcPr>
+          <w:p>
+            <w:r>
+              <w:rPr>
+                <w:rFonts w:ascii="Calibri" w:hAnsi="Calibri"/>
+              </w:rPr>
+              <w:t>2025-03-16 01:00:00</w:t>
+            </w:r>
+          </w:p>
+        </w:tc>
+        <w:tc>
+          <w:tcPr>
+            <w:tcW w:type="dxa" w:w="2160"/>
+          </w:tcPr>
+          <w:p>
+            <w:r>
+              <w:rPr>
+                <w:rFonts w:ascii="Calibri" w:hAnsi="Calibri"/>
+              </w:rPr>
+              <w:t>-3.427764892578125</w:t>
+            </w:r>
+          </w:p>
+        </w:tc>
+        <w:tc>
+          <w:tcPr>
+            <w:tcW w:type="dxa" w:w="2160"/>
+          </w:tcPr>
+          <w:p>
+            <w:r>
+              <w:rPr>
+                <w:rFonts w:ascii="Calibri" w:hAnsi="Calibri"/>
+              </w:rPr>
+              <w:t>1.126408078254899</w:t>
+            </w:r>
+          </w:p>
+        </w:tc>
+        <w:tc>
+          <w:tcPr>
+            <w:tcW w:type="dxa" w:w="2160"/>
+          </w:tcPr>
+          <w:p>
+            <w:r>
+              <w:rPr>
+                <w:rFonts w:ascii="Calibri" w:hAnsi="Calibri"/>
+              </w:rPr>
+              <w:t>39.364141687853625</w:t>
+            </w:r>
+          </w:p>
+        </w:tc>
+      </w:tr>
+      <w:tr>
+        <w:tc>
+          <w:tcPr>
+            <w:tcW w:type="dxa" w:w="2160"/>
+          </w:tcPr>
+          <w:p>
+            <w:r>
+              <w:rPr>
+                <w:rFonts w:ascii="Calibri" w:hAnsi="Calibri"/>
+              </w:rPr>
+              <w:t>2025-03-16 02:00:00</w:t>
+            </w:r>
+          </w:p>
+        </w:tc>
+        <w:tc>
+          <w:tcPr>
+            <w:tcW w:type="dxa" w:w="2160"/>
+          </w:tcPr>
+          <w:p>
+            <w:r>
+              <w:rPr>
+                <w:rFonts w:ascii="Calibri" w:hAnsi="Calibri"/>
+              </w:rPr>
+              <w:t>-2.300018310546875</w:t>
+            </w:r>
+          </w:p>
+        </w:tc>
+        <w:tc>
+          <w:tcPr>
+            <w:tcW w:type="dxa" w:w="2160"/>
+          </w:tcPr>
+          <w:p>
+            <w:r>
+              <w:rPr>
+                <w:rFonts w:ascii="Calibri" w:hAnsi="Calibri"/>
+              </w:rPr>
+              <w:t>1.126408078254899</w:t>
+            </w:r>
+          </w:p>
+        </w:tc>
+        <w:tc>
+          <w:tcPr>
+            <w:tcW w:type="dxa" w:w="2160"/>
+          </w:tcPr>
+          <w:p>
+            <w:r>
+              <w:rPr>
+                <w:rFonts w:ascii="Calibri" w:hAnsi="Calibri"/>
+              </w:rPr>
+              <w:t>39.364141687853625</w:t>
+            </w:r>
+          </w:p>
+        </w:tc>
+      </w:tr>
+      <w:tr>
+        <w:tc>
+          <w:tcPr>
+            <w:tcW w:type="dxa" w:w="2160"/>
+          </w:tcPr>
+          <w:p>
+            <w:r>
+              <w:rPr>
+                <w:rFonts w:ascii="Calibri" w:hAnsi="Calibri"/>
+              </w:rPr>
+              <w:t>2025-03-16 03:00:00</w:t>
+            </w:r>
+          </w:p>
+        </w:tc>
+        <w:tc>
+          <w:tcPr>
+            <w:tcW w:type="dxa" w:w="2160"/>
+          </w:tcPr>
+          <w:p>
+            <w:r>
+              <w:rPr>
+                <w:rFonts w:ascii="Calibri" w:hAnsi="Calibri"/>
+              </w:rPr>
+              <w:t>-2.0322265625</w:t>
+            </w:r>
+          </w:p>
+        </w:tc>
+        <w:tc>
+          <w:tcPr>
+            <w:tcW w:type="dxa" w:w="2160"/>
+          </w:tcPr>
+          <w:p>
+            <w:r>
+              <w:rPr>
+                <w:rFonts w:ascii="Calibri" w:hAnsi="Calibri"/>
+              </w:rPr>
+              <w:t>1.126408078254899</w:t>
+            </w:r>
+          </w:p>
+        </w:tc>
+        <w:tc>
+          <w:tcPr>
+            <w:tcW w:type="dxa" w:w="2160"/>
+          </w:tcPr>
+          <w:p>
+            <w:r>
+              <w:rPr>
+                <w:rFonts w:ascii="Calibri" w:hAnsi="Calibri"/>
+              </w:rPr>
+              <w:t>39.364141687853625</w:t>
+            </w:r>
+          </w:p>
+        </w:tc>
+      </w:tr>
+      <w:tr>
+        <w:tc>
+          <w:tcPr>
+            <w:tcW w:type="dxa" w:w="2160"/>
+          </w:tcPr>
+          <w:p>
+            <w:r>
+              <w:rPr>
+                <w:rFonts w:ascii="Calibri" w:hAnsi="Calibri"/>
+              </w:rPr>
+              <w:t>2025-03-16 04:00:00</w:t>
+            </w:r>
+          </w:p>
+        </w:tc>
+        <w:tc>
+          <w:tcPr>
+            <w:tcW w:type="dxa" w:w="2160"/>
+          </w:tcPr>
+          <w:p>
+            <w:r>
+              <w:rPr>
+                <w:rFonts w:ascii="Calibri" w:hAnsi="Calibri"/>
+              </w:rPr>
+              <w:t>-1.3363037109375</w:t>
+            </w:r>
+          </w:p>
+        </w:tc>
+        <w:tc>
+          <w:tcPr>
+            <w:tcW w:type="dxa" w:w="2160"/>
+          </w:tcPr>
+          <w:p>
+            <w:r>
+              <w:rPr>
+                <w:rFonts w:ascii="Calibri" w:hAnsi="Calibri"/>
+              </w:rPr>
+              <w:t>1.126408078254899</w:t>
+            </w:r>
+          </w:p>
+        </w:tc>
+        <w:tc>
+          <w:tcPr>
+            <w:tcW w:type="dxa" w:w="2160"/>
+          </w:tcPr>
+          <w:p>
+            <w:r>
+              <w:rPr>
+                <w:rFonts w:ascii="Calibri" w:hAnsi="Calibri"/>
+              </w:rPr>
+              <w:t>39.364141687853625</w:t>
+            </w:r>
+          </w:p>
+        </w:tc>
+      </w:tr>
+      <w:tr>
+        <w:tc>
+          <w:tcPr>
+            <w:tcW w:type="dxa" w:w="2160"/>
+          </w:tcPr>
+          <w:p>
+            <w:r>
+              <w:rPr>
+                <w:rFonts w:ascii="Calibri" w:hAnsi="Calibri"/>
+              </w:rPr>
+              <w:t>2025-03-16 05:00:00</w:t>
+            </w:r>
+          </w:p>
+        </w:tc>
+        <w:tc>
+          <w:tcPr>
+            <w:tcW w:type="dxa" w:w="2160"/>
+          </w:tcPr>
+          <w:p>
+            <w:r>
+              <w:rPr>
+                <w:rFonts w:ascii="Calibri" w:hAnsi="Calibri"/>
+              </w:rPr>
+              <w:t>-0.00079345703125</w:t>
+            </w:r>
+          </w:p>
+        </w:tc>
+        <w:tc>
+          <w:tcPr>
+            <w:tcW w:type="dxa" w:w="2160"/>
+          </w:tcPr>
+          <w:p>
+            <w:r>
+              <w:rPr>
+                <w:rFonts w:ascii="Calibri" w:hAnsi="Calibri"/>
+              </w:rPr>
+              <w:t>1.126408078254899</w:t>
+            </w:r>
+          </w:p>
+        </w:tc>
+        <w:tc>
+          <w:tcPr>
+            <w:tcW w:type="dxa" w:w="2160"/>
+          </w:tcPr>
+          <w:p>
+            <w:r>
+              <w:rPr>
+                <w:rFonts w:ascii="Calibri" w:hAnsi="Calibri"/>
+              </w:rPr>
+              <w:t>39.364141687853625</w:t>
+            </w:r>
+          </w:p>
+        </w:tc>
+      </w:tr>
+      <w:tr>
+        <w:tc>
+          <w:tcPr>
+            <w:tcW w:type="dxa" w:w="2160"/>
+          </w:tcPr>
+          <w:p>
+            <w:r>
+              <w:rPr>
+                <w:rFonts w:ascii="Calibri" w:hAnsi="Calibri"/>
+              </w:rPr>
+              <w:t>2025-03-16 06:00:00</w:t>
+            </w:r>
+          </w:p>
+        </w:tc>
+        <w:tc>
+          <w:tcPr>
+            <w:tcW w:type="dxa" w:w="2160"/>
+          </w:tcPr>
+          <w:p>
+            <w:r>
+              <w:rPr>
+                <w:rFonts w:ascii="Calibri" w:hAnsi="Calibri"/>
+              </w:rPr>
+              <w:t>1.554840087890625</w:t>
+            </w:r>
+          </w:p>
+        </w:tc>
+        <w:tc>
+          <w:tcPr>
+            <w:tcW w:type="dxa" w:w="2160"/>
+          </w:tcPr>
+          <w:p>
+            <w:r>
+              <w:rPr>
+                <w:rFonts w:ascii="Calibri" w:hAnsi="Calibri"/>
+              </w:rPr>
+              <w:t>1.126408078254899</w:t>
+            </w:r>
+          </w:p>
+        </w:tc>
+        <w:tc>
+          <w:tcPr>
+            <w:tcW w:type="dxa" w:w="2160"/>
+          </w:tcPr>
+          <w:p>
+            <w:r>
+              <w:rPr>
+                <w:rFonts w:ascii="Calibri" w:hAnsi="Calibri"/>
+              </w:rPr>
+              <w:t>39.364141687853625</w:t>
             </w:r>
           </w:p>
         </w:tc>

--- a/debug_timeseries.docx
+++ b/debug_timeseries.docx
@@ -12,12 +12,7 @@
     </w:p>
     <w:p>
       <w:r>
-        <w:t>Grid Point: Lat -0.8000, Lon 37.0000</w:t>
-      </w:r>
-    </w:p>
-    <w:p>
-      <w:r>
-        <w:t>Date Range: 2020-01-01 → 2020-02-01</w:t>
+        <w:t>Grid Point: Lat 0.8391, Lon 40.8033</w:t>
       </w:r>
     </w:p>
     <w:p/>
@@ -29,89 +24,61 @@
         <w:tblLook w:firstColumn="1" w:firstRow="1" w:lastColumn="0" w:lastRow="0" w:noHBand="0" w:noVBand="1" w:val="04A0"/>
       </w:tblPr>
       <w:tblGrid>
-        <w:gridCol w:w="1440"/>
-        <w:gridCol w:w="1440"/>
-        <w:gridCol w:w="1440"/>
-        <w:gridCol w:w="1440"/>
-        <w:gridCol w:w="1440"/>
-        <w:gridCol w:w="1440"/>
+        <w:gridCol w:w="2160"/>
+        <w:gridCol w:w="2160"/>
+        <w:gridCol w:w="2160"/>
+        <w:gridCol w:w="2160"/>
       </w:tblGrid>
       <w:tr>
         <w:tc>
           <w:tcPr>
-            <w:tcW w:type="dxa" w:w="1440"/>
-          </w:tcPr>
-          <w:p>
-            <w:r>
-              <w:rPr>
-                <w:rFonts w:ascii="Calibri" w:hAnsi="Calibri"/>
-              </w:rPr>
-              <w:t>valid_time</w:t>
-            </w:r>
-          </w:p>
-        </w:tc>
-        <w:tc>
-          <w:tcPr>
-            <w:tcW w:type="dxa" w:w="1440"/>
-          </w:tcPr>
-          <w:p>
-            <w:r>
-              <w:rPr>
-                <w:rFonts w:ascii="Calibri" w:hAnsi="Calibri"/>
-              </w:rPr>
-              <w:t>number</w:t>
-            </w:r>
-          </w:p>
-        </w:tc>
-        <w:tc>
-          <w:tcPr>
-            <w:tcW w:type="dxa" w:w="1440"/>
-          </w:tcPr>
-          <w:p>
-            <w:r>
-              <w:rPr>
-                <w:rFonts w:ascii="Calibri" w:hAnsi="Calibri"/>
-              </w:rPr>
-              <w:t>latitude</w:t>
-            </w:r>
-          </w:p>
-        </w:tc>
-        <w:tc>
-          <w:tcPr>
-            <w:tcW w:type="dxa" w:w="1440"/>
-          </w:tcPr>
-          <w:p>
-            <w:r>
-              <w:rPr>
-                <w:rFonts w:ascii="Calibri" w:hAnsi="Calibri"/>
-              </w:rPr>
-              <w:t>longitude</w:t>
-            </w:r>
-          </w:p>
-        </w:tc>
-        <w:tc>
-          <w:tcPr>
-            <w:tcW w:type="dxa" w:w="1440"/>
-          </w:tcPr>
-          <w:p>
-            <w:r>
-              <w:rPr>
-                <w:rFonts w:ascii="Calibri" w:hAnsi="Calibri"/>
-              </w:rPr>
-              <w:t>expver</w:t>
-            </w:r>
-          </w:p>
-        </w:tc>
-        <w:tc>
-          <w:tcPr>
-            <w:tcW w:type="dxa" w:w="1440"/>
-          </w:tcPr>
-          <w:p>
-            <w:r>
-              <w:rPr>
-                <w:rFonts w:ascii="Calibri" w:hAnsi="Calibri"/>
-              </w:rPr>
-              <w:t>t2m</w:t>
+            <w:tcW w:type="dxa" w:w="2160"/>
+          </w:tcPr>
+          <w:p>
+            <w:r>
+              <w:rPr>
+                <w:rFonts w:ascii="Calibri" w:hAnsi="Calibri"/>
+              </w:rPr>
+              <w:t>XTIME</w:t>
+            </w:r>
+          </w:p>
+        </w:tc>
+        <w:tc>
+          <w:tcPr>
+            <w:tcW w:type="dxa" w:w="2160"/>
+          </w:tcPr>
+          <w:p>
+            <w:r>
+              <w:rPr>
+                <w:rFonts w:ascii="Calibri" w:hAnsi="Calibri"/>
+              </w:rPr>
+              <w:t>T2</w:t>
+            </w:r>
+          </w:p>
+        </w:tc>
+        <w:tc>
+          <w:tcPr>
+            <w:tcW w:type="dxa" w:w="2160"/>
+          </w:tcPr>
+          <w:p>
+            <w:r>
+              <w:rPr>
+                <w:rFonts w:ascii="Calibri" w:hAnsi="Calibri"/>
+              </w:rPr>
+              <w:t>lon</w:t>
+            </w:r>
+          </w:p>
+        </w:tc>
+        <w:tc>
+          <w:tcPr>
+            <w:tcW w:type="dxa" w:w="2160"/>
+          </w:tcPr>
+          <w:p>
+            <w:r>
+              <w:rPr>
+                <w:rFonts w:ascii="Calibri" w:hAnsi="Calibri"/>
+              </w:rPr>
+              <w:t>lat</w:t>
             </w:r>
           </w:p>
         </w:tc>
@@ -119,79 +86,53 @@
       <w:tr>
         <w:tc>
           <w:tcPr>
-            <w:tcW w:type="dxa" w:w="1440"/>
-          </w:tcPr>
-          <w:p>
-            <w:r>
-              <w:rPr>
-                <w:rFonts w:ascii="Calibri" w:hAnsi="Calibri"/>
-              </w:rPr>
-              <w:t>2020-01-01 15:00:00</w:t>
-            </w:r>
-          </w:p>
-        </w:tc>
-        <w:tc>
-          <w:tcPr>
-            <w:tcW w:type="dxa" w:w="1440"/>
-          </w:tcPr>
-          <w:p>
-            <w:r>
-              <w:rPr>
-                <w:rFonts w:ascii="Calibri" w:hAnsi="Calibri"/>
-              </w:rPr>
-              <w:t>0</w:t>
-            </w:r>
-          </w:p>
-        </w:tc>
-        <w:tc>
-          <w:tcPr>
-            <w:tcW w:type="dxa" w:w="1440"/>
-          </w:tcPr>
-          <w:p>
-            <w:r>
-              <w:rPr>
-                <w:rFonts w:ascii="Calibri" w:hAnsi="Calibri"/>
-              </w:rPr>
-              <w:t>-0.8</w:t>
-            </w:r>
-          </w:p>
-        </w:tc>
-        <w:tc>
-          <w:tcPr>
-            <w:tcW w:type="dxa" w:w="1440"/>
-          </w:tcPr>
-          <w:p>
-            <w:r>
-              <w:rPr>
-                <w:rFonts w:ascii="Calibri" w:hAnsi="Calibri"/>
-              </w:rPr>
-              <w:t>37.0</w:t>
-            </w:r>
-          </w:p>
-        </w:tc>
-        <w:tc>
-          <w:tcPr>
-            <w:tcW w:type="dxa" w:w="1440"/>
-          </w:tcPr>
-          <w:p>
-            <w:r>
-              <w:rPr>
-                <w:rFonts w:ascii="Calibri" w:hAnsi="Calibri"/>
-              </w:rPr>
-              <w:t>0001</w:t>
-            </w:r>
-          </w:p>
-        </w:tc>
-        <w:tc>
-          <w:tcPr>
-            <w:tcW w:type="dxa" w:w="1440"/>
-          </w:tcPr>
-          <w:p>
-            <w:r>
-              <w:rPr>
-                <w:rFonts w:ascii="Calibri" w:hAnsi="Calibri"/>
-              </w:rPr>
-              <w:t>294.39087</w:t>
+            <w:tcW w:type="dxa" w:w="2160"/>
+          </w:tcPr>
+          <w:p>
+            <w:r>
+              <w:rPr>
+                <w:rFonts w:ascii="Calibri" w:hAnsi="Calibri"/>
+              </w:rPr>
+              <w:t>2025-03-13 06:00:00</w:t>
+            </w:r>
+          </w:p>
+        </w:tc>
+        <w:tc>
+          <w:tcPr>
+            <w:tcW w:type="dxa" w:w="2160"/>
+          </w:tcPr>
+          <w:p>
+            <w:r>
+              <w:rPr>
+                <w:rFonts w:ascii="Calibri" w:hAnsi="Calibri"/>
+              </w:rPr>
+              <w:t>2.1473389</w:t>
+            </w:r>
+          </w:p>
+        </w:tc>
+        <w:tc>
+          <w:tcPr>
+            <w:tcW w:type="dxa" w:w="2160"/>
+          </w:tcPr>
+          <w:p>
+            <w:r>
+              <w:rPr>
+                <w:rFonts w:ascii="Calibri" w:hAnsi="Calibri"/>
+              </w:rPr>
+              <w:t>40.80330436969629</w:t>
+            </w:r>
+          </w:p>
+        </w:tc>
+        <w:tc>
+          <w:tcPr>
+            <w:tcW w:type="dxa" w:w="2160"/>
+          </w:tcPr>
+          <w:p>
+            <w:r>
+              <w:rPr>
+                <w:rFonts w:ascii="Calibri" w:hAnsi="Calibri"/>
+              </w:rPr>
+              <w:t>0.8390842402746816</w:t>
             </w:r>
           </w:p>
         </w:tc>
@@ -199,79 +140,53 @@
       <w:tr>
         <w:tc>
           <w:tcPr>
-            <w:tcW w:type="dxa" w:w="1440"/>
-          </w:tcPr>
-          <w:p>
-            <w:r>
-              <w:rPr>
-                <w:rFonts w:ascii="Calibri" w:hAnsi="Calibri"/>
-              </w:rPr>
-              <w:t>2020-01-02 15:00:00</w:t>
-            </w:r>
-          </w:p>
-        </w:tc>
-        <w:tc>
-          <w:tcPr>
-            <w:tcW w:type="dxa" w:w="1440"/>
-          </w:tcPr>
-          <w:p>
-            <w:r>
-              <w:rPr>
-                <w:rFonts w:ascii="Calibri" w:hAnsi="Calibri"/>
-              </w:rPr>
-              <w:t>0</w:t>
-            </w:r>
-          </w:p>
-        </w:tc>
-        <w:tc>
-          <w:tcPr>
-            <w:tcW w:type="dxa" w:w="1440"/>
-          </w:tcPr>
-          <w:p>
-            <w:r>
-              <w:rPr>
-                <w:rFonts w:ascii="Calibri" w:hAnsi="Calibri"/>
-              </w:rPr>
-              <w:t>-0.8</w:t>
-            </w:r>
-          </w:p>
-        </w:tc>
-        <w:tc>
-          <w:tcPr>
-            <w:tcW w:type="dxa" w:w="1440"/>
-          </w:tcPr>
-          <w:p>
-            <w:r>
-              <w:rPr>
-                <w:rFonts w:ascii="Calibri" w:hAnsi="Calibri"/>
-              </w:rPr>
-              <w:t>37.0</w:t>
-            </w:r>
-          </w:p>
-        </w:tc>
-        <w:tc>
-          <w:tcPr>
-            <w:tcW w:type="dxa" w:w="1440"/>
-          </w:tcPr>
-          <w:p>
-            <w:r>
-              <w:rPr>
-                <w:rFonts w:ascii="Calibri" w:hAnsi="Calibri"/>
-              </w:rPr>
-              <w:t>0001</w:t>
-            </w:r>
-          </w:p>
-        </w:tc>
-        <w:tc>
-          <w:tcPr>
-            <w:tcW w:type="dxa" w:w="1440"/>
-          </w:tcPr>
-          <w:p>
-            <w:r>
-              <w:rPr>
-                <w:rFonts w:ascii="Calibri" w:hAnsi="Calibri"/>
-              </w:rPr>
-              <w:t>294.10498</w:t>
+            <w:tcW w:type="dxa" w:w="2160"/>
+          </w:tcPr>
+          <w:p>
+            <w:r>
+              <w:rPr>
+                <w:rFonts w:ascii="Calibri" w:hAnsi="Calibri"/>
+              </w:rPr>
+              <w:t>2025-03-13 07:00:00</w:t>
+            </w:r>
+          </w:p>
+        </w:tc>
+        <w:tc>
+          <w:tcPr>
+            <w:tcW w:type="dxa" w:w="2160"/>
+          </w:tcPr>
+          <w:p>
+            <w:r>
+              <w:rPr>
+                <w:rFonts w:ascii="Calibri" w:hAnsi="Calibri"/>
+              </w:rPr>
+              <w:t>3.414215</w:t>
+            </w:r>
+          </w:p>
+        </w:tc>
+        <w:tc>
+          <w:tcPr>
+            <w:tcW w:type="dxa" w:w="2160"/>
+          </w:tcPr>
+          <w:p>
+            <w:r>
+              <w:rPr>
+                <w:rFonts w:ascii="Calibri" w:hAnsi="Calibri"/>
+              </w:rPr>
+              <w:t>40.80330436969629</w:t>
+            </w:r>
+          </w:p>
+        </w:tc>
+        <w:tc>
+          <w:tcPr>
+            <w:tcW w:type="dxa" w:w="2160"/>
+          </w:tcPr>
+          <w:p>
+            <w:r>
+              <w:rPr>
+                <w:rFonts w:ascii="Calibri" w:hAnsi="Calibri"/>
+              </w:rPr>
+              <w:t>0.8390842402746816</w:t>
             </w:r>
           </w:p>
         </w:tc>
@@ -279,79 +194,53 @@
       <w:tr>
         <w:tc>
           <w:tcPr>
-            <w:tcW w:type="dxa" w:w="1440"/>
-          </w:tcPr>
-          <w:p>
-            <w:r>
-              <w:rPr>
-                <w:rFonts w:ascii="Calibri" w:hAnsi="Calibri"/>
-              </w:rPr>
-              <w:t>2020-01-03 15:00:00</w:t>
-            </w:r>
-          </w:p>
-        </w:tc>
-        <w:tc>
-          <w:tcPr>
-            <w:tcW w:type="dxa" w:w="1440"/>
-          </w:tcPr>
-          <w:p>
-            <w:r>
-              <w:rPr>
-                <w:rFonts w:ascii="Calibri" w:hAnsi="Calibri"/>
-              </w:rPr>
-              <w:t>0</w:t>
-            </w:r>
-          </w:p>
-        </w:tc>
-        <w:tc>
-          <w:tcPr>
-            <w:tcW w:type="dxa" w:w="1440"/>
-          </w:tcPr>
-          <w:p>
-            <w:r>
-              <w:rPr>
-                <w:rFonts w:ascii="Calibri" w:hAnsi="Calibri"/>
-              </w:rPr>
-              <w:t>-0.8</w:t>
-            </w:r>
-          </w:p>
-        </w:tc>
-        <w:tc>
-          <w:tcPr>
-            <w:tcW w:type="dxa" w:w="1440"/>
-          </w:tcPr>
-          <w:p>
-            <w:r>
-              <w:rPr>
-                <w:rFonts w:ascii="Calibri" w:hAnsi="Calibri"/>
-              </w:rPr>
-              <w:t>37.0</w:t>
-            </w:r>
-          </w:p>
-        </w:tc>
-        <w:tc>
-          <w:tcPr>
-            <w:tcW w:type="dxa" w:w="1440"/>
-          </w:tcPr>
-          <w:p>
-            <w:r>
-              <w:rPr>
-                <w:rFonts w:ascii="Calibri" w:hAnsi="Calibri"/>
-              </w:rPr>
-              <w:t>0001</w:t>
-            </w:r>
-          </w:p>
-        </w:tc>
-        <w:tc>
-          <w:tcPr>
-            <w:tcW w:type="dxa" w:w="1440"/>
-          </w:tcPr>
-          <w:p>
-            <w:r>
-              <w:rPr>
-                <w:rFonts w:ascii="Calibri" w:hAnsi="Calibri"/>
-              </w:rPr>
-              <w:t>293.33057</w:t>
+            <w:tcW w:type="dxa" w:w="2160"/>
+          </w:tcPr>
+          <w:p>
+            <w:r>
+              <w:rPr>
+                <w:rFonts w:ascii="Calibri" w:hAnsi="Calibri"/>
+              </w:rPr>
+              <w:t>2025-03-13 08:00:00</w:t>
+            </w:r>
+          </w:p>
+        </w:tc>
+        <w:tc>
+          <w:tcPr>
+            <w:tcW w:type="dxa" w:w="2160"/>
+          </w:tcPr>
+          <w:p>
+            <w:r>
+              <w:rPr>
+                <w:rFonts w:ascii="Calibri" w:hAnsi="Calibri"/>
+              </w:rPr>
+              <w:t>3.936798</w:t>
+            </w:r>
+          </w:p>
+        </w:tc>
+        <w:tc>
+          <w:tcPr>
+            <w:tcW w:type="dxa" w:w="2160"/>
+          </w:tcPr>
+          <w:p>
+            <w:r>
+              <w:rPr>
+                <w:rFonts w:ascii="Calibri" w:hAnsi="Calibri"/>
+              </w:rPr>
+              <w:t>40.80330436969629</w:t>
+            </w:r>
+          </w:p>
+        </w:tc>
+        <w:tc>
+          <w:tcPr>
+            <w:tcW w:type="dxa" w:w="2160"/>
+          </w:tcPr>
+          <w:p>
+            <w:r>
+              <w:rPr>
+                <w:rFonts w:ascii="Calibri" w:hAnsi="Calibri"/>
+              </w:rPr>
+              <w:t>0.8390842402746816</w:t>
             </w:r>
           </w:p>
         </w:tc>
@@ -359,79 +248,53 @@
       <w:tr>
         <w:tc>
           <w:tcPr>
-            <w:tcW w:type="dxa" w:w="1440"/>
-          </w:tcPr>
-          <w:p>
-            <w:r>
-              <w:rPr>
-                <w:rFonts w:ascii="Calibri" w:hAnsi="Calibri"/>
-              </w:rPr>
-              <w:t>2020-01-04 15:00:00</w:t>
-            </w:r>
-          </w:p>
-        </w:tc>
-        <w:tc>
-          <w:tcPr>
-            <w:tcW w:type="dxa" w:w="1440"/>
-          </w:tcPr>
-          <w:p>
-            <w:r>
-              <w:rPr>
-                <w:rFonts w:ascii="Calibri" w:hAnsi="Calibri"/>
-              </w:rPr>
-              <w:t>0</w:t>
-            </w:r>
-          </w:p>
-        </w:tc>
-        <w:tc>
-          <w:tcPr>
-            <w:tcW w:type="dxa" w:w="1440"/>
-          </w:tcPr>
-          <w:p>
-            <w:r>
-              <w:rPr>
-                <w:rFonts w:ascii="Calibri" w:hAnsi="Calibri"/>
-              </w:rPr>
-              <w:t>-0.8</w:t>
-            </w:r>
-          </w:p>
-        </w:tc>
-        <w:tc>
-          <w:tcPr>
-            <w:tcW w:type="dxa" w:w="1440"/>
-          </w:tcPr>
-          <w:p>
-            <w:r>
-              <w:rPr>
-                <w:rFonts w:ascii="Calibri" w:hAnsi="Calibri"/>
-              </w:rPr>
-              <w:t>37.0</w:t>
-            </w:r>
-          </w:p>
-        </w:tc>
-        <w:tc>
-          <w:tcPr>
-            <w:tcW w:type="dxa" w:w="1440"/>
-          </w:tcPr>
-          <w:p>
-            <w:r>
-              <w:rPr>
-                <w:rFonts w:ascii="Calibri" w:hAnsi="Calibri"/>
-              </w:rPr>
-              <w:t>0001</w:t>
-            </w:r>
-          </w:p>
-        </w:tc>
-        <w:tc>
-          <w:tcPr>
-            <w:tcW w:type="dxa" w:w="1440"/>
-          </w:tcPr>
-          <w:p>
-            <w:r>
-              <w:rPr>
-                <w:rFonts w:ascii="Calibri" w:hAnsi="Calibri"/>
-              </w:rPr>
-              <w:t>293.5078</w:t>
+            <w:tcW w:type="dxa" w:w="2160"/>
+          </w:tcPr>
+          <w:p>
+            <w:r>
+              <w:rPr>
+                <w:rFonts w:ascii="Calibri" w:hAnsi="Calibri"/>
+              </w:rPr>
+              <w:t>2025-03-13 09:00:00</w:t>
+            </w:r>
+          </w:p>
+        </w:tc>
+        <w:tc>
+          <w:tcPr>
+            <w:tcW w:type="dxa" w:w="2160"/>
+          </w:tcPr>
+          <w:p>
+            <w:r>
+              <w:rPr>
+                <w:rFonts w:ascii="Calibri" w:hAnsi="Calibri"/>
+              </w:rPr>
+              <w:t>4.083191</w:t>
+            </w:r>
+          </w:p>
+        </w:tc>
+        <w:tc>
+          <w:tcPr>
+            <w:tcW w:type="dxa" w:w="2160"/>
+          </w:tcPr>
+          <w:p>
+            <w:r>
+              <w:rPr>
+                <w:rFonts w:ascii="Calibri" w:hAnsi="Calibri"/>
+              </w:rPr>
+              <w:t>40.80330436969629</w:t>
+            </w:r>
+          </w:p>
+        </w:tc>
+        <w:tc>
+          <w:tcPr>
+            <w:tcW w:type="dxa" w:w="2160"/>
+          </w:tcPr>
+          <w:p>
+            <w:r>
+              <w:rPr>
+                <w:rFonts w:ascii="Calibri" w:hAnsi="Calibri"/>
+              </w:rPr>
+              <w:t>0.8390842402746816</w:t>
             </w:r>
           </w:p>
         </w:tc>
@@ -439,79 +302,53 @@
       <w:tr>
         <w:tc>
           <w:tcPr>
-            <w:tcW w:type="dxa" w:w="1440"/>
-          </w:tcPr>
-          <w:p>
-            <w:r>
-              <w:rPr>
-                <w:rFonts w:ascii="Calibri" w:hAnsi="Calibri"/>
-              </w:rPr>
-              <w:t>2020-01-05 15:00:00</w:t>
-            </w:r>
-          </w:p>
-        </w:tc>
-        <w:tc>
-          <w:tcPr>
-            <w:tcW w:type="dxa" w:w="1440"/>
-          </w:tcPr>
-          <w:p>
-            <w:r>
-              <w:rPr>
-                <w:rFonts w:ascii="Calibri" w:hAnsi="Calibri"/>
-              </w:rPr>
-              <w:t>0</w:t>
-            </w:r>
-          </w:p>
-        </w:tc>
-        <w:tc>
-          <w:tcPr>
-            <w:tcW w:type="dxa" w:w="1440"/>
-          </w:tcPr>
-          <w:p>
-            <w:r>
-              <w:rPr>
-                <w:rFonts w:ascii="Calibri" w:hAnsi="Calibri"/>
-              </w:rPr>
-              <w:t>-0.8</w:t>
-            </w:r>
-          </w:p>
-        </w:tc>
-        <w:tc>
-          <w:tcPr>
-            <w:tcW w:type="dxa" w:w="1440"/>
-          </w:tcPr>
-          <w:p>
-            <w:r>
-              <w:rPr>
-                <w:rFonts w:ascii="Calibri" w:hAnsi="Calibri"/>
-              </w:rPr>
-              <w:t>37.0</w:t>
-            </w:r>
-          </w:p>
-        </w:tc>
-        <w:tc>
-          <w:tcPr>
-            <w:tcW w:type="dxa" w:w="1440"/>
-          </w:tcPr>
-          <w:p>
-            <w:r>
-              <w:rPr>
-                <w:rFonts w:ascii="Calibri" w:hAnsi="Calibri"/>
-              </w:rPr>
-              <w:t>0001</w:t>
-            </w:r>
-          </w:p>
-        </w:tc>
-        <w:tc>
-          <w:tcPr>
-            <w:tcW w:type="dxa" w:w="1440"/>
-          </w:tcPr>
-          <w:p>
-            <w:r>
-              <w:rPr>
-                <w:rFonts w:ascii="Calibri" w:hAnsi="Calibri"/>
-              </w:rPr>
-              <w:t>294.5642</w:t>
+            <w:tcW w:type="dxa" w:w="2160"/>
+          </w:tcPr>
+          <w:p>
+            <w:r>
+              <w:rPr>
+                <w:rFonts w:ascii="Calibri" w:hAnsi="Calibri"/>
+              </w:rPr>
+              <w:t>2025-03-13 10:00:00</w:t>
+            </w:r>
+          </w:p>
+        </w:tc>
+        <w:tc>
+          <w:tcPr>
+            <w:tcW w:type="dxa" w:w="2160"/>
+          </w:tcPr>
+          <w:p>
+            <w:r>
+              <w:rPr>
+                <w:rFonts w:ascii="Calibri" w:hAnsi="Calibri"/>
+              </w:rPr>
+              <w:t>4.09964</w:t>
+            </w:r>
+          </w:p>
+        </w:tc>
+        <w:tc>
+          <w:tcPr>
+            <w:tcW w:type="dxa" w:w="2160"/>
+          </w:tcPr>
+          <w:p>
+            <w:r>
+              <w:rPr>
+                <w:rFonts w:ascii="Calibri" w:hAnsi="Calibri"/>
+              </w:rPr>
+              <w:t>40.80330436969629</w:t>
+            </w:r>
+          </w:p>
+        </w:tc>
+        <w:tc>
+          <w:tcPr>
+            <w:tcW w:type="dxa" w:w="2160"/>
+          </w:tcPr>
+          <w:p>
+            <w:r>
+              <w:rPr>
+                <w:rFonts w:ascii="Calibri" w:hAnsi="Calibri"/>
+              </w:rPr>
+              <w:t>0.8390842402746816</w:t>
             </w:r>
           </w:p>
         </w:tc>
@@ -519,79 +356,53 @@
       <w:tr>
         <w:tc>
           <w:tcPr>
-            <w:tcW w:type="dxa" w:w="1440"/>
-          </w:tcPr>
-          <w:p>
-            <w:r>
-              <w:rPr>
-                <w:rFonts w:ascii="Calibri" w:hAnsi="Calibri"/>
-              </w:rPr>
-              <w:t>2020-01-06 15:00:00</w:t>
-            </w:r>
-          </w:p>
-        </w:tc>
-        <w:tc>
-          <w:tcPr>
-            <w:tcW w:type="dxa" w:w="1440"/>
-          </w:tcPr>
-          <w:p>
-            <w:r>
-              <w:rPr>
-                <w:rFonts w:ascii="Calibri" w:hAnsi="Calibri"/>
-              </w:rPr>
-              <w:t>0</w:t>
-            </w:r>
-          </w:p>
-        </w:tc>
-        <w:tc>
-          <w:tcPr>
-            <w:tcW w:type="dxa" w:w="1440"/>
-          </w:tcPr>
-          <w:p>
-            <w:r>
-              <w:rPr>
-                <w:rFonts w:ascii="Calibri" w:hAnsi="Calibri"/>
-              </w:rPr>
-              <w:t>-0.8</w:t>
-            </w:r>
-          </w:p>
-        </w:tc>
-        <w:tc>
-          <w:tcPr>
-            <w:tcW w:type="dxa" w:w="1440"/>
-          </w:tcPr>
-          <w:p>
-            <w:r>
-              <w:rPr>
-                <w:rFonts w:ascii="Calibri" w:hAnsi="Calibri"/>
-              </w:rPr>
-              <w:t>37.0</w:t>
-            </w:r>
-          </w:p>
-        </w:tc>
-        <w:tc>
-          <w:tcPr>
-            <w:tcW w:type="dxa" w:w="1440"/>
-          </w:tcPr>
-          <w:p>
-            <w:r>
-              <w:rPr>
-                <w:rFonts w:ascii="Calibri" w:hAnsi="Calibri"/>
-              </w:rPr>
-              <w:t>0001</w:t>
-            </w:r>
-          </w:p>
-        </w:tc>
-        <w:tc>
-          <w:tcPr>
-            <w:tcW w:type="dxa" w:w="1440"/>
-          </w:tcPr>
-          <w:p>
-            <w:r>
-              <w:rPr>
-                <w:rFonts w:ascii="Calibri" w:hAnsi="Calibri"/>
-              </w:rPr>
-              <w:t>295.14233</w:t>
+            <w:tcW w:type="dxa" w:w="2160"/>
+          </w:tcPr>
+          <w:p>
+            <w:r>
+              <w:rPr>
+                <w:rFonts w:ascii="Calibri" w:hAnsi="Calibri"/>
+              </w:rPr>
+              <w:t>2025-03-13 11:00:00</w:t>
+            </w:r>
+          </w:p>
+        </w:tc>
+        <w:tc>
+          <w:tcPr>
+            <w:tcW w:type="dxa" w:w="2160"/>
+          </w:tcPr>
+          <w:p>
+            <w:r>
+              <w:rPr>
+                <w:rFonts w:ascii="Calibri" w:hAnsi="Calibri"/>
+              </w:rPr>
+              <w:t>3.9320984</w:t>
+            </w:r>
+          </w:p>
+        </w:tc>
+        <w:tc>
+          <w:tcPr>
+            <w:tcW w:type="dxa" w:w="2160"/>
+          </w:tcPr>
+          <w:p>
+            <w:r>
+              <w:rPr>
+                <w:rFonts w:ascii="Calibri" w:hAnsi="Calibri"/>
+              </w:rPr>
+              <w:t>40.80330436969629</w:t>
+            </w:r>
+          </w:p>
+        </w:tc>
+        <w:tc>
+          <w:tcPr>
+            <w:tcW w:type="dxa" w:w="2160"/>
+          </w:tcPr>
+          <w:p>
+            <w:r>
+              <w:rPr>
+                <w:rFonts w:ascii="Calibri" w:hAnsi="Calibri"/>
+              </w:rPr>
+              <w:t>0.8390842402746816</w:t>
             </w:r>
           </w:p>
         </w:tc>
@@ -599,79 +410,53 @@
       <w:tr>
         <w:tc>
           <w:tcPr>
-            <w:tcW w:type="dxa" w:w="1440"/>
-          </w:tcPr>
-          <w:p>
-            <w:r>
-              <w:rPr>
-                <w:rFonts w:ascii="Calibri" w:hAnsi="Calibri"/>
-              </w:rPr>
-              <w:t>2020-01-07 15:00:00</w:t>
-            </w:r>
-          </w:p>
-        </w:tc>
-        <w:tc>
-          <w:tcPr>
-            <w:tcW w:type="dxa" w:w="1440"/>
-          </w:tcPr>
-          <w:p>
-            <w:r>
-              <w:rPr>
-                <w:rFonts w:ascii="Calibri" w:hAnsi="Calibri"/>
-              </w:rPr>
-              <w:t>0</w:t>
-            </w:r>
-          </w:p>
-        </w:tc>
-        <w:tc>
-          <w:tcPr>
-            <w:tcW w:type="dxa" w:w="1440"/>
-          </w:tcPr>
-          <w:p>
-            <w:r>
-              <w:rPr>
-                <w:rFonts w:ascii="Calibri" w:hAnsi="Calibri"/>
-              </w:rPr>
-              <w:t>-0.8</w:t>
-            </w:r>
-          </w:p>
-        </w:tc>
-        <w:tc>
-          <w:tcPr>
-            <w:tcW w:type="dxa" w:w="1440"/>
-          </w:tcPr>
-          <w:p>
-            <w:r>
-              <w:rPr>
-                <w:rFonts w:ascii="Calibri" w:hAnsi="Calibri"/>
-              </w:rPr>
-              <w:t>37.0</w:t>
-            </w:r>
-          </w:p>
-        </w:tc>
-        <w:tc>
-          <w:tcPr>
-            <w:tcW w:type="dxa" w:w="1440"/>
-          </w:tcPr>
-          <w:p>
-            <w:r>
-              <w:rPr>
-                <w:rFonts w:ascii="Calibri" w:hAnsi="Calibri"/>
-              </w:rPr>
-              <w:t>0001</w:t>
-            </w:r>
-          </w:p>
-        </w:tc>
-        <w:tc>
-          <w:tcPr>
-            <w:tcW w:type="dxa" w:w="1440"/>
-          </w:tcPr>
-          <w:p>
-            <w:r>
-              <w:rPr>
-                <w:rFonts w:ascii="Calibri" w:hAnsi="Calibri"/>
-              </w:rPr>
-              <w:t>293.85767</w:t>
+            <w:tcW w:type="dxa" w:w="2160"/>
+          </w:tcPr>
+          <w:p>
+            <w:r>
+              <w:rPr>
+                <w:rFonts w:ascii="Calibri" w:hAnsi="Calibri"/>
+              </w:rPr>
+              <w:t>2025-03-13 12:00:00</w:t>
+            </w:r>
+          </w:p>
+        </w:tc>
+        <w:tc>
+          <w:tcPr>
+            <w:tcW w:type="dxa" w:w="2160"/>
+          </w:tcPr>
+          <w:p>
+            <w:r>
+              <w:rPr>
+                <w:rFonts w:ascii="Calibri" w:hAnsi="Calibri"/>
+              </w:rPr>
+              <w:t>3.5249329</w:t>
+            </w:r>
+          </w:p>
+        </w:tc>
+        <w:tc>
+          <w:tcPr>
+            <w:tcW w:type="dxa" w:w="2160"/>
+          </w:tcPr>
+          <w:p>
+            <w:r>
+              <w:rPr>
+                <w:rFonts w:ascii="Calibri" w:hAnsi="Calibri"/>
+              </w:rPr>
+              <w:t>40.80330436969629</w:t>
+            </w:r>
+          </w:p>
+        </w:tc>
+        <w:tc>
+          <w:tcPr>
+            <w:tcW w:type="dxa" w:w="2160"/>
+          </w:tcPr>
+          <w:p>
+            <w:r>
+              <w:rPr>
+                <w:rFonts w:ascii="Calibri" w:hAnsi="Calibri"/>
+              </w:rPr>
+              <w:t>0.8390842402746816</w:t>
             </w:r>
           </w:p>
         </w:tc>
@@ -679,79 +464,53 @@
       <w:tr>
         <w:tc>
           <w:tcPr>
-            <w:tcW w:type="dxa" w:w="1440"/>
-          </w:tcPr>
-          <w:p>
-            <w:r>
-              <w:rPr>
-                <w:rFonts w:ascii="Calibri" w:hAnsi="Calibri"/>
-              </w:rPr>
-              <w:t>2020-01-08 15:00:00</w:t>
-            </w:r>
-          </w:p>
-        </w:tc>
-        <w:tc>
-          <w:tcPr>
-            <w:tcW w:type="dxa" w:w="1440"/>
-          </w:tcPr>
-          <w:p>
-            <w:r>
-              <w:rPr>
-                <w:rFonts w:ascii="Calibri" w:hAnsi="Calibri"/>
-              </w:rPr>
-              <w:t>0</w:t>
-            </w:r>
-          </w:p>
-        </w:tc>
-        <w:tc>
-          <w:tcPr>
-            <w:tcW w:type="dxa" w:w="1440"/>
-          </w:tcPr>
-          <w:p>
-            <w:r>
-              <w:rPr>
-                <w:rFonts w:ascii="Calibri" w:hAnsi="Calibri"/>
-              </w:rPr>
-              <w:t>-0.8</w:t>
-            </w:r>
-          </w:p>
-        </w:tc>
-        <w:tc>
-          <w:tcPr>
-            <w:tcW w:type="dxa" w:w="1440"/>
-          </w:tcPr>
-          <w:p>
-            <w:r>
-              <w:rPr>
-                <w:rFonts w:ascii="Calibri" w:hAnsi="Calibri"/>
-              </w:rPr>
-              <w:t>37.0</w:t>
-            </w:r>
-          </w:p>
-        </w:tc>
-        <w:tc>
-          <w:tcPr>
-            <w:tcW w:type="dxa" w:w="1440"/>
-          </w:tcPr>
-          <w:p>
-            <w:r>
-              <w:rPr>
-                <w:rFonts w:ascii="Calibri" w:hAnsi="Calibri"/>
-              </w:rPr>
-              <w:t>0001</w:t>
-            </w:r>
-          </w:p>
-        </w:tc>
-        <w:tc>
-          <w:tcPr>
-            <w:tcW w:type="dxa" w:w="1440"/>
-          </w:tcPr>
-          <w:p>
-            <w:r>
-              <w:rPr>
-                <w:rFonts w:ascii="Calibri" w:hAnsi="Calibri"/>
-              </w:rPr>
-              <w:t>293.63135</w:t>
+            <w:tcW w:type="dxa" w:w="2160"/>
+          </w:tcPr>
+          <w:p>
+            <w:r>
+              <w:rPr>
+                <w:rFonts w:ascii="Calibri" w:hAnsi="Calibri"/>
+              </w:rPr>
+              <w:t>2025-03-13 13:00:00</w:t>
+            </w:r>
+          </w:p>
+        </w:tc>
+        <w:tc>
+          <w:tcPr>
+            <w:tcW w:type="dxa" w:w="2160"/>
+          </w:tcPr>
+          <w:p>
+            <w:r>
+              <w:rPr>
+                <w:rFonts w:ascii="Calibri" w:hAnsi="Calibri"/>
+              </w:rPr>
+              <w:t>2.9264526</w:t>
+            </w:r>
+          </w:p>
+        </w:tc>
+        <w:tc>
+          <w:tcPr>
+            <w:tcW w:type="dxa" w:w="2160"/>
+          </w:tcPr>
+          <w:p>
+            <w:r>
+              <w:rPr>
+                <w:rFonts w:ascii="Calibri" w:hAnsi="Calibri"/>
+              </w:rPr>
+              <w:t>40.80330436969629</w:t>
+            </w:r>
+          </w:p>
+        </w:tc>
+        <w:tc>
+          <w:tcPr>
+            <w:tcW w:type="dxa" w:w="2160"/>
+          </w:tcPr>
+          <w:p>
+            <w:r>
+              <w:rPr>
+                <w:rFonts w:ascii="Calibri" w:hAnsi="Calibri"/>
+              </w:rPr>
+              <w:t>0.8390842402746816</w:t>
             </w:r>
           </w:p>
         </w:tc>
@@ -759,79 +518,53 @@
       <w:tr>
         <w:tc>
           <w:tcPr>
-            <w:tcW w:type="dxa" w:w="1440"/>
-          </w:tcPr>
-          <w:p>
-            <w:r>
-              <w:rPr>
-                <w:rFonts w:ascii="Calibri" w:hAnsi="Calibri"/>
-              </w:rPr>
-              <w:t>2020-01-09 15:00:00</w:t>
-            </w:r>
-          </w:p>
-        </w:tc>
-        <w:tc>
-          <w:tcPr>
-            <w:tcW w:type="dxa" w:w="1440"/>
-          </w:tcPr>
-          <w:p>
-            <w:r>
-              <w:rPr>
-                <w:rFonts w:ascii="Calibri" w:hAnsi="Calibri"/>
-              </w:rPr>
-              <w:t>0</w:t>
-            </w:r>
-          </w:p>
-        </w:tc>
-        <w:tc>
-          <w:tcPr>
-            <w:tcW w:type="dxa" w:w="1440"/>
-          </w:tcPr>
-          <w:p>
-            <w:r>
-              <w:rPr>
-                <w:rFonts w:ascii="Calibri" w:hAnsi="Calibri"/>
-              </w:rPr>
-              <w:t>-0.8</w:t>
-            </w:r>
-          </w:p>
-        </w:tc>
-        <w:tc>
-          <w:tcPr>
-            <w:tcW w:type="dxa" w:w="1440"/>
-          </w:tcPr>
-          <w:p>
-            <w:r>
-              <w:rPr>
-                <w:rFonts w:ascii="Calibri" w:hAnsi="Calibri"/>
-              </w:rPr>
-              <w:t>37.0</w:t>
-            </w:r>
-          </w:p>
-        </w:tc>
-        <w:tc>
-          <w:tcPr>
-            <w:tcW w:type="dxa" w:w="1440"/>
-          </w:tcPr>
-          <w:p>
-            <w:r>
-              <w:rPr>
-                <w:rFonts w:ascii="Calibri" w:hAnsi="Calibri"/>
-              </w:rPr>
-              <w:t>0001</w:t>
-            </w:r>
-          </w:p>
-        </w:tc>
-        <w:tc>
-          <w:tcPr>
-            <w:tcW w:type="dxa" w:w="1440"/>
-          </w:tcPr>
-          <w:p>
-            <w:r>
-              <w:rPr>
-                <w:rFonts w:ascii="Calibri" w:hAnsi="Calibri"/>
-              </w:rPr>
-              <w:t>293.98096</w:t>
+            <w:tcW w:type="dxa" w:w="2160"/>
+          </w:tcPr>
+          <w:p>
+            <w:r>
+              <w:rPr>
+                <w:rFonts w:ascii="Calibri" w:hAnsi="Calibri"/>
+              </w:rPr>
+              <w:t>2025-03-13 14:00:00</w:t>
+            </w:r>
+          </w:p>
+        </w:tc>
+        <w:tc>
+          <w:tcPr>
+            <w:tcW w:type="dxa" w:w="2160"/>
+          </w:tcPr>
+          <w:p>
+            <w:r>
+              <w:rPr>
+                <w:rFonts w:ascii="Calibri" w:hAnsi="Calibri"/>
+              </w:rPr>
+              <w:t>1.412323</w:t>
+            </w:r>
+          </w:p>
+        </w:tc>
+        <w:tc>
+          <w:tcPr>
+            <w:tcW w:type="dxa" w:w="2160"/>
+          </w:tcPr>
+          <w:p>
+            <w:r>
+              <w:rPr>
+                <w:rFonts w:ascii="Calibri" w:hAnsi="Calibri"/>
+              </w:rPr>
+              <w:t>40.80330436969629</w:t>
+            </w:r>
+          </w:p>
+        </w:tc>
+        <w:tc>
+          <w:tcPr>
+            <w:tcW w:type="dxa" w:w="2160"/>
+          </w:tcPr>
+          <w:p>
+            <w:r>
+              <w:rPr>
+                <w:rFonts w:ascii="Calibri" w:hAnsi="Calibri"/>
+              </w:rPr>
+              <w:t>0.8390842402746816</w:t>
             </w:r>
           </w:p>
         </w:tc>
@@ -839,79 +572,53 @@
       <w:tr>
         <w:tc>
           <w:tcPr>
-            <w:tcW w:type="dxa" w:w="1440"/>
-          </w:tcPr>
-          <w:p>
-            <w:r>
-              <w:rPr>
-                <w:rFonts w:ascii="Calibri" w:hAnsi="Calibri"/>
-              </w:rPr>
-              <w:t>2020-01-10 15:00:00</w:t>
-            </w:r>
-          </w:p>
-        </w:tc>
-        <w:tc>
-          <w:tcPr>
-            <w:tcW w:type="dxa" w:w="1440"/>
-          </w:tcPr>
-          <w:p>
-            <w:r>
-              <w:rPr>
-                <w:rFonts w:ascii="Calibri" w:hAnsi="Calibri"/>
-              </w:rPr>
-              <w:t>0</w:t>
-            </w:r>
-          </w:p>
-        </w:tc>
-        <w:tc>
-          <w:tcPr>
-            <w:tcW w:type="dxa" w:w="1440"/>
-          </w:tcPr>
-          <w:p>
-            <w:r>
-              <w:rPr>
-                <w:rFonts w:ascii="Calibri" w:hAnsi="Calibri"/>
-              </w:rPr>
-              <w:t>-0.8</w:t>
-            </w:r>
-          </w:p>
-        </w:tc>
-        <w:tc>
-          <w:tcPr>
-            <w:tcW w:type="dxa" w:w="1440"/>
-          </w:tcPr>
-          <w:p>
-            <w:r>
-              <w:rPr>
-                <w:rFonts w:ascii="Calibri" w:hAnsi="Calibri"/>
-              </w:rPr>
-              <w:t>37.0</w:t>
-            </w:r>
-          </w:p>
-        </w:tc>
-        <w:tc>
-          <w:tcPr>
-            <w:tcW w:type="dxa" w:w="1440"/>
-          </w:tcPr>
-          <w:p>
-            <w:r>
-              <w:rPr>
-                <w:rFonts w:ascii="Calibri" w:hAnsi="Calibri"/>
-              </w:rPr>
-              <w:t>0001</w:t>
-            </w:r>
-          </w:p>
-        </w:tc>
-        <w:tc>
-          <w:tcPr>
-            <w:tcW w:type="dxa" w:w="1440"/>
-          </w:tcPr>
-          <w:p>
-            <w:r>
-              <w:rPr>
-                <w:rFonts w:ascii="Calibri" w:hAnsi="Calibri"/>
-              </w:rPr>
-              <w:t>295.33008</w:t>
+            <w:tcW w:type="dxa" w:w="2160"/>
+          </w:tcPr>
+          <w:p>
+            <w:r>
+              <w:rPr>
+                <w:rFonts w:ascii="Calibri" w:hAnsi="Calibri"/>
+              </w:rPr>
+              <w:t>2025-03-13 15:00:00</w:t>
+            </w:r>
+          </w:p>
+        </w:tc>
+        <w:tc>
+          <w:tcPr>
+            <w:tcW w:type="dxa" w:w="2160"/>
+          </w:tcPr>
+          <w:p>
+            <w:r>
+              <w:rPr>
+                <w:rFonts w:ascii="Calibri" w:hAnsi="Calibri"/>
+              </w:rPr>
+              <w:t>0.03955078</w:t>
+            </w:r>
+          </w:p>
+        </w:tc>
+        <w:tc>
+          <w:tcPr>
+            <w:tcW w:type="dxa" w:w="2160"/>
+          </w:tcPr>
+          <w:p>
+            <w:r>
+              <w:rPr>
+                <w:rFonts w:ascii="Calibri" w:hAnsi="Calibri"/>
+              </w:rPr>
+              <w:t>40.80330436969629</w:t>
+            </w:r>
+          </w:p>
+        </w:tc>
+        <w:tc>
+          <w:tcPr>
+            <w:tcW w:type="dxa" w:w="2160"/>
+          </w:tcPr>
+          <w:p>
+            <w:r>
+              <w:rPr>
+                <w:rFonts w:ascii="Calibri" w:hAnsi="Calibri"/>
+              </w:rPr>
+              <w:t>0.8390842402746816</w:t>
             </w:r>
           </w:p>
         </w:tc>
@@ -919,79 +626,53 @@
       <w:tr>
         <w:tc>
           <w:tcPr>
-            <w:tcW w:type="dxa" w:w="1440"/>
-          </w:tcPr>
-          <w:p>
-            <w:r>
-              <w:rPr>
-                <w:rFonts w:ascii="Calibri" w:hAnsi="Calibri"/>
-              </w:rPr>
-              <w:t>2020-01-11 15:00:00</w:t>
-            </w:r>
-          </w:p>
-        </w:tc>
-        <w:tc>
-          <w:tcPr>
-            <w:tcW w:type="dxa" w:w="1440"/>
-          </w:tcPr>
-          <w:p>
-            <w:r>
-              <w:rPr>
-                <w:rFonts w:ascii="Calibri" w:hAnsi="Calibri"/>
-              </w:rPr>
-              <w:t>0</w:t>
-            </w:r>
-          </w:p>
-        </w:tc>
-        <w:tc>
-          <w:tcPr>
-            <w:tcW w:type="dxa" w:w="1440"/>
-          </w:tcPr>
-          <w:p>
-            <w:r>
-              <w:rPr>
-                <w:rFonts w:ascii="Calibri" w:hAnsi="Calibri"/>
-              </w:rPr>
-              <w:t>-0.8</w:t>
-            </w:r>
-          </w:p>
-        </w:tc>
-        <w:tc>
-          <w:tcPr>
-            <w:tcW w:type="dxa" w:w="1440"/>
-          </w:tcPr>
-          <w:p>
-            <w:r>
-              <w:rPr>
-                <w:rFonts w:ascii="Calibri" w:hAnsi="Calibri"/>
-              </w:rPr>
-              <w:t>37.0</w:t>
-            </w:r>
-          </w:p>
-        </w:tc>
-        <w:tc>
-          <w:tcPr>
-            <w:tcW w:type="dxa" w:w="1440"/>
-          </w:tcPr>
-          <w:p>
-            <w:r>
-              <w:rPr>
-                <w:rFonts w:ascii="Calibri" w:hAnsi="Calibri"/>
-              </w:rPr>
-              <w:t>0001</w:t>
-            </w:r>
-          </w:p>
-        </w:tc>
-        <w:tc>
-          <w:tcPr>
-            <w:tcW w:type="dxa" w:w="1440"/>
-          </w:tcPr>
-          <w:p>
-            <w:r>
-              <w:rPr>
-                <w:rFonts w:ascii="Calibri" w:hAnsi="Calibri"/>
-              </w:rPr>
-              <w:t>295.1848</w:t>
+            <w:tcW w:type="dxa" w:w="2160"/>
+          </w:tcPr>
+          <w:p>
+            <w:r>
+              <w:rPr>
+                <w:rFonts w:ascii="Calibri" w:hAnsi="Calibri"/>
+              </w:rPr>
+              <w:t>2025-03-13 16:00:00</w:t>
+            </w:r>
+          </w:p>
+        </w:tc>
+        <w:tc>
+          <w:tcPr>
+            <w:tcW w:type="dxa" w:w="2160"/>
+          </w:tcPr>
+          <w:p>
+            <w:r>
+              <w:rPr>
+                <w:rFonts w:ascii="Calibri" w:hAnsi="Calibri"/>
+              </w:rPr>
+              <w:t>-1.1578064</w:t>
+            </w:r>
+          </w:p>
+        </w:tc>
+        <w:tc>
+          <w:tcPr>
+            <w:tcW w:type="dxa" w:w="2160"/>
+          </w:tcPr>
+          <w:p>
+            <w:r>
+              <w:rPr>
+                <w:rFonts w:ascii="Calibri" w:hAnsi="Calibri"/>
+              </w:rPr>
+              <w:t>40.80330436969629</w:t>
+            </w:r>
+          </w:p>
+        </w:tc>
+        <w:tc>
+          <w:tcPr>
+            <w:tcW w:type="dxa" w:w="2160"/>
+          </w:tcPr>
+          <w:p>
+            <w:r>
+              <w:rPr>
+                <w:rFonts w:ascii="Calibri" w:hAnsi="Calibri"/>
+              </w:rPr>
+              <w:t>0.8390842402746816</w:t>
             </w:r>
           </w:p>
         </w:tc>
@@ -999,79 +680,53 @@
       <w:tr>
         <w:tc>
           <w:tcPr>
-            <w:tcW w:type="dxa" w:w="1440"/>
-          </w:tcPr>
-          <w:p>
-            <w:r>
-              <w:rPr>
-                <w:rFonts w:ascii="Calibri" w:hAnsi="Calibri"/>
-              </w:rPr>
-              <w:t>2020-01-12 15:00:00</w:t>
-            </w:r>
-          </w:p>
-        </w:tc>
-        <w:tc>
-          <w:tcPr>
-            <w:tcW w:type="dxa" w:w="1440"/>
-          </w:tcPr>
-          <w:p>
-            <w:r>
-              <w:rPr>
-                <w:rFonts w:ascii="Calibri" w:hAnsi="Calibri"/>
-              </w:rPr>
-              <w:t>0</w:t>
-            </w:r>
-          </w:p>
-        </w:tc>
-        <w:tc>
-          <w:tcPr>
-            <w:tcW w:type="dxa" w:w="1440"/>
-          </w:tcPr>
-          <w:p>
-            <w:r>
-              <w:rPr>
-                <w:rFonts w:ascii="Calibri" w:hAnsi="Calibri"/>
-              </w:rPr>
-              <w:t>-0.8</w:t>
-            </w:r>
-          </w:p>
-        </w:tc>
-        <w:tc>
-          <w:tcPr>
-            <w:tcW w:type="dxa" w:w="1440"/>
-          </w:tcPr>
-          <w:p>
-            <w:r>
-              <w:rPr>
-                <w:rFonts w:ascii="Calibri" w:hAnsi="Calibri"/>
-              </w:rPr>
-              <w:t>37.0</w:t>
-            </w:r>
-          </w:p>
-        </w:tc>
-        <w:tc>
-          <w:tcPr>
-            <w:tcW w:type="dxa" w:w="1440"/>
-          </w:tcPr>
-          <w:p>
-            <w:r>
-              <w:rPr>
-                <w:rFonts w:ascii="Calibri" w:hAnsi="Calibri"/>
-              </w:rPr>
-              <w:t>0001</w:t>
-            </w:r>
-          </w:p>
-        </w:tc>
-        <w:tc>
-          <w:tcPr>
-            <w:tcW w:type="dxa" w:w="1440"/>
-          </w:tcPr>
-          <w:p>
-            <w:r>
-              <w:rPr>
-                <w:rFonts w:ascii="Calibri" w:hAnsi="Calibri"/>
-              </w:rPr>
-              <w:t>293.78516</w:t>
+            <w:tcW w:type="dxa" w:w="2160"/>
+          </w:tcPr>
+          <w:p>
+            <w:r>
+              <w:rPr>
+                <w:rFonts w:ascii="Calibri" w:hAnsi="Calibri"/>
+              </w:rPr>
+              <w:t>2025-03-13 17:00:00</w:t>
+            </w:r>
+          </w:p>
+        </w:tc>
+        <w:tc>
+          <w:tcPr>
+            <w:tcW w:type="dxa" w:w="2160"/>
+          </w:tcPr>
+          <w:p>
+            <w:r>
+              <w:rPr>
+                <w:rFonts w:ascii="Calibri" w:hAnsi="Calibri"/>
+              </w:rPr>
+              <w:t>-1.9947205</w:t>
+            </w:r>
+          </w:p>
+        </w:tc>
+        <w:tc>
+          <w:tcPr>
+            <w:tcW w:type="dxa" w:w="2160"/>
+          </w:tcPr>
+          <w:p>
+            <w:r>
+              <w:rPr>
+                <w:rFonts w:ascii="Calibri" w:hAnsi="Calibri"/>
+              </w:rPr>
+              <w:t>40.80330436969629</w:t>
+            </w:r>
+          </w:p>
+        </w:tc>
+        <w:tc>
+          <w:tcPr>
+            <w:tcW w:type="dxa" w:w="2160"/>
+          </w:tcPr>
+          <w:p>
+            <w:r>
+              <w:rPr>
+                <w:rFonts w:ascii="Calibri" w:hAnsi="Calibri"/>
+              </w:rPr>
+              <w:t>0.8390842402746816</w:t>
             </w:r>
           </w:p>
         </w:tc>
@@ -1079,79 +734,53 @@
       <w:tr>
         <w:tc>
           <w:tcPr>
-            <w:tcW w:type="dxa" w:w="1440"/>
-          </w:tcPr>
-          <w:p>
-            <w:r>
-              <w:rPr>
-                <w:rFonts w:ascii="Calibri" w:hAnsi="Calibri"/>
-              </w:rPr>
-              <w:t>2020-01-13 15:00:00</w:t>
-            </w:r>
-          </w:p>
-        </w:tc>
-        <w:tc>
-          <w:tcPr>
-            <w:tcW w:type="dxa" w:w="1440"/>
-          </w:tcPr>
-          <w:p>
-            <w:r>
-              <w:rPr>
-                <w:rFonts w:ascii="Calibri" w:hAnsi="Calibri"/>
-              </w:rPr>
-              <w:t>0</w:t>
-            </w:r>
-          </w:p>
-        </w:tc>
-        <w:tc>
-          <w:tcPr>
-            <w:tcW w:type="dxa" w:w="1440"/>
-          </w:tcPr>
-          <w:p>
-            <w:r>
-              <w:rPr>
-                <w:rFonts w:ascii="Calibri" w:hAnsi="Calibri"/>
-              </w:rPr>
-              <w:t>-0.8</w:t>
-            </w:r>
-          </w:p>
-        </w:tc>
-        <w:tc>
-          <w:tcPr>
-            <w:tcW w:type="dxa" w:w="1440"/>
-          </w:tcPr>
-          <w:p>
-            <w:r>
-              <w:rPr>
-                <w:rFonts w:ascii="Calibri" w:hAnsi="Calibri"/>
-              </w:rPr>
-              <w:t>37.0</w:t>
-            </w:r>
-          </w:p>
-        </w:tc>
-        <w:tc>
-          <w:tcPr>
-            <w:tcW w:type="dxa" w:w="1440"/>
-          </w:tcPr>
-          <w:p>
-            <w:r>
-              <w:rPr>
-                <w:rFonts w:ascii="Calibri" w:hAnsi="Calibri"/>
-              </w:rPr>
-              <w:t>0001</w:t>
-            </w:r>
-          </w:p>
-        </w:tc>
-        <w:tc>
-          <w:tcPr>
-            <w:tcW w:type="dxa" w:w="1440"/>
-          </w:tcPr>
-          <w:p>
-            <w:r>
-              <w:rPr>
-                <w:rFonts w:ascii="Calibri" w:hAnsi="Calibri"/>
-              </w:rPr>
-              <w:t>292.93286</w:t>
+            <w:tcW w:type="dxa" w:w="2160"/>
+          </w:tcPr>
+          <w:p>
+            <w:r>
+              <w:rPr>
+                <w:rFonts w:ascii="Calibri" w:hAnsi="Calibri"/>
+              </w:rPr>
+              <w:t>2025-03-13 18:00:00</w:t>
+            </w:r>
+          </w:p>
+        </w:tc>
+        <w:tc>
+          <w:tcPr>
+            <w:tcW w:type="dxa" w:w="2160"/>
+          </w:tcPr>
+          <w:p>
+            <w:r>
+              <w:rPr>
+                <w:rFonts w:ascii="Calibri" w:hAnsi="Calibri"/>
+              </w:rPr>
+              <w:t>-2.7070312</w:t>
+            </w:r>
+          </w:p>
+        </w:tc>
+        <w:tc>
+          <w:tcPr>
+            <w:tcW w:type="dxa" w:w="2160"/>
+          </w:tcPr>
+          <w:p>
+            <w:r>
+              <w:rPr>
+                <w:rFonts w:ascii="Calibri" w:hAnsi="Calibri"/>
+              </w:rPr>
+              <w:t>40.80330436969629</w:t>
+            </w:r>
+          </w:p>
+        </w:tc>
+        <w:tc>
+          <w:tcPr>
+            <w:tcW w:type="dxa" w:w="2160"/>
+          </w:tcPr>
+          <w:p>
+            <w:r>
+              <w:rPr>
+                <w:rFonts w:ascii="Calibri" w:hAnsi="Calibri"/>
+              </w:rPr>
+              <w:t>0.8390842402746816</w:t>
             </w:r>
           </w:p>
         </w:tc>
@@ -1159,79 +788,53 @@
       <w:tr>
         <w:tc>
           <w:tcPr>
-            <w:tcW w:type="dxa" w:w="1440"/>
-          </w:tcPr>
-          <w:p>
-            <w:r>
-              <w:rPr>
-                <w:rFonts w:ascii="Calibri" w:hAnsi="Calibri"/>
-              </w:rPr>
-              <w:t>2020-01-14 15:00:00</w:t>
-            </w:r>
-          </w:p>
-        </w:tc>
-        <w:tc>
-          <w:tcPr>
-            <w:tcW w:type="dxa" w:w="1440"/>
-          </w:tcPr>
-          <w:p>
-            <w:r>
-              <w:rPr>
-                <w:rFonts w:ascii="Calibri" w:hAnsi="Calibri"/>
-              </w:rPr>
-              <w:t>0</w:t>
-            </w:r>
-          </w:p>
-        </w:tc>
-        <w:tc>
-          <w:tcPr>
-            <w:tcW w:type="dxa" w:w="1440"/>
-          </w:tcPr>
-          <w:p>
-            <w:r>
-              <w:rPr>
-                <w:rFonts w:ascii="Calibri" w:hAnsi="Calibri"/>
-              </w:rPr>
-              <w:t>-0.8</w:t>
-            </w:r>
-          </w:p>
-        </w:tc>
-        <w:tc>
-          <w:tcPr>
-            <w:tcW w:type="dxa" w:w="1440"/>
-          </w:tcPr>
-          <w:p>
-            <w:r>
-              <w:rPr>
-                <w:rFonts w:ascii="Calibri" w:hAnsi="Calibri"/>
-              </w:rPr>
-              <w:t>37.0</w:t>
-            </w:r>
-          </w:p>
-        </w:tc>
-        <w:tc>
-          <w:tcPr>
-            <w:tcW w:type="dxa" w:w="1440"/>
-          </w:tcPr>
-          <w:p>
-            <w:r>
-              <w:rPr>
-                <w:rFonts w:ascii="Calibri" w:hAnsi="Calibri"/>
-              </w:rPr>
-              <w:t>0001</w:t>
-            </w:r>
-          </w:p>
-        </w:tc>
-        <w:tc>
-          <w:tcPr>
-            <w:tcW w:type="dxa" w:w="1440"/>
-          </w:tcPr>
-          <w:p>
-            <w:r>
-              <w:rPr>
-                <w:rFonts w:ascii="Calibri" w:hAnsi="Calibri"/>
-              </w:rPr>
-              <w:t>294.3694</w:t>
+            <w:tcW w:type="dxa" w:w="2160"/>
+          </w:tcPr>
+          <w:p>
+            <w:r>
+              <w:rPr>
+                <w:rFonts w:ascii="Calibri" w:hAnsi="Calibri"/>
+              </w:rPr>
+              <w:t>2025-03-13 19:00:00</w:t>
+            </w:r>
+          </w:p>
+        </w:tc>
+        <w:tc>
+          <w:tcPr>
+            <w:tcW w:type="dxa" w:w="2160"/>
+          </w:tcPr>
+          <w:p>
+            <w:r>
+              <w:rPr>
+                <w:rFonts w:ascii="Calibri" w:hAnsi="Calibri"/>
+              </w:rPr>
+              <w:t>-3.1695251</w:t>
+            </w:r>
+          </w:p>
+        </w:tc>
+        <w:tc>
+          <w:tcPr>
+            <w:tcW w:type="dxa" w:w="2160"/>
+          </w:tcPr>
+          <w:p>
+            <w:r>
+              <w:rPr>
+                <w:rFonts w:ascii="Calibri" w:hAnsi="Calibri"/>
+              </w:rPr>
+              <w:t>40.80330436969629</w:t>
+            </w:r>
+          </w:p>
+        </w:tc>
+        <w:tc>
+          <w:tcPr>
+            <w:tcW w:type="dxa" w:w="2160"/>
+          </w:tcPr>
+          <w:p>
+            <w:r>
+              <w:rPr>
+                <w:rFonts w:ascii="Calibri" w:hAnsi="Calibri"/>
+              </w:rPr>
+              <w:t>0.8390842402746816</w:t>
             </w:r>
           </w:p>
         </w:tc>
@@ -1239,79 +842,53 @@
       <w:tr>
         <w:tc>
           <w:tcPr>
-            <w:tcW w:type="dxa" w:w="1440"/>
-          </w:tcPr>
-          <w:p>
-            <w:r>
-              <w:rPr>
-                <w:rFonts w:ascii="Calibri" w:hAnsi="Calibri"/>
-              </w:rPr>
-              <w:t>2020-01-15 15:00:00</w:t>
-            </w:r>
-          </w:p>
-        </w:tc>
-        <w:tc>
-          <w:tcPr>
-            <w:tcW w:type="dxa" w:w="1440"/>
-          </w:tcPr>
-          <w:p>
-            <w:r>
-              <w:rPr>
-                <w:rFonts w:ascii="Calibri" w:hAnsi="Calibri"/>
-              </w:rPr>
-              <w:t>0</w:t>
-            </w:r>
-          </w:p>
-        </w:tc>
-        <w:tc>
-          <w:tcPr>
-            <w:tcW w:type="dxa" w:w="1440"/>
-          </w:tcPr>
-          <w:p>
-            <w:r>
-              <w:rPr>
-                <w:rFonts w:ascii="Calibri" w:hAnsi="Calibri"/>
-              </w:rPr>
-              <w:t>-0.8</w:t>
-            </w:r>
-          </w:p>
-        </w:tc>
-        <w:tc>
-          <w:tcPr>
-            <w:tcW w:type="dxa" w:w="1440"/>
-          </w:tcPr>
-          <w:p>
-            <w:r>
-              <w:rPr>
-                <w:rFonts w:ascii="Calibri" w:hAnsi="Calibri"/>
-              </w:rPr>
-              <w:t>37.0</w:t>
-            </w:r>
-          </w:p>
-        </w:tc>
-        <w:tc>
-          <w:tcPr>
-            <w:tcW w:type="dxa" w:w="1440"/>
-          </w:tcPr>
-          <w:p>
-            <w:r>
-              <w:rPr>
-                <w:rFonts w:ascii="Calibri" w:hAnsi="Calibri"/>
-              </w:rPr>
-              <w:t>0001</w:t>
-            </w:r>
-          </w:p>
-        </w:tc>
-        <w:tc>
-          <w:tcPr>
-            <w:tcW w:type="dxa" w:w="1440"/>
-          </w:tcPr>
-          <w:p>
-            <w:r>
-              <w:rPr>
-                <w:rFonts w:ascii="Calibri" w:hAnsi="Calibri"/>
-              </w:rPr>
-              <w:t>294.8108</w:t>
+            <w:tcW w:type="dxa" w:w="2160"/>
+          </w:tcPr>
+          <w:p>
+            <w:r>
+              <w:rPr>
+                <w:rFonts w:ascii="Calibri" w:hAnsi="Calibri"/>
+              </w:rPr>
+              <w:t>2025-03-13 20:00:00</w:t>
+            </w:r>
+          </w:p>
+        </w:tc>
+        <w:tc>
+          <w:tcPr>
+            <w:tcW w:type="dxa" w:w="2160"/>
+          </w:tcPr>
+          <w:p>
+            <w:r>
+              <w:rPr>
+                <w:rFonts w:ascii="Calibri" w:hAnsi="Calibri"/>
+              </w:rPr>
+              <w:t>-2.927063</w:t>
+            </w:r>
+          </w:p>
+        </w:tc>
+        <w:tc>
+          <w:tcPr>
+            <w:tcW w:type="dxa" w:w="2160"/>
+          </w:tcPr>
+          <w:p>
+            <w:r>
+              <w:rPr>
+                <w:rFonts w:ascii="Calibri" w:hAnsi="Calibri"/>
+              </w:rPr>
+              <w:t>40.80330436969629</w:t>
+            </w:r>
+          </w:p>
+        </w:tc>
+        <w:tc>
+          <w:tcPr>
+            <w:tcW w:type="dxa" w:w="2160"/>
+          </w:tcPr>
+          <w:p>
+            <w:r>
+              <w:rPr>
+                <w:rFonts w:ascii="Calibri" w:hAnsi="Calibri"/>
+              </w:rPr>
+              <w:t>0.8390842402746816</w:t>
             </w:r>
           </w:p>
         </w:tc>
@@ -1319,79 +896,53 @@
       <w:tr>
         <w:tc>
           <w:tcPr>
-            <w:tcW w:type="dxa" w:w="1440"/>
-          </w:tcPr>
-          <w:p>
-            <w:r>
-              <w:rPr>
-                <w:rFonts w:ascii="Calibri" w:hAnsi="Calibri"/>
-              </w:rPr>
-              <w:t>2020-01-16 15:00:00</w:t>
-            </w:r>
-          </w:p>
-        </w:tc>
-        <w:tc>
-          <w:tcPr>
-            <w:tcW w:type="dxa" w:w="1440"/>
-          </w:tcPr>
-          <w:p>
-            <w:r>
-              <w:rPr>
-                <w:rFonts w:ascii="Calibri" w:hAnsi="Calibri"/>
-              </w:rPr>
-              <w:t>0</w:t>
-            </w:r>
-          </w:p>
-        </w:tc>
-        <w:tc>
-          <w:tcPr>
-            <w:tcW w:type="dxa" w:w="1440"/>
-          </w:tcPr>
-          <w:p>
-            <w:r>
-              <w:rPr>
-                <w:rFonts w:ascii="Calibri" w:hAnsi="Calibri"/>
-              </w:rPr>
-              <w:t>-0.8</w:t>
-            </w:r>
-          </w:p>
-        </w:tc>
-        <w:tc>
-          <w:tcPr>
-            <w:tcW w:type="dxa" w:w="1440"/>
-          </w:tcPr>
-          <w:p>
-            <w:r>
-              <w:rPr>
-                <w:rFonts w:ascii="Calibri" w:hAnsi="Calibri"/>
-              </w:rPr>
-              <w:t>37.0</w:t>
-            </w:r>
-          </w:p>
-        </w:tc>
-        <w:tc>
-          <w:tcPr>
-            <w:tcW w:type="dxa" w:w="1440"/>
-          </w:tcPr>
-          <w:p>
-            <w:r>
-              <w:rPr>
-                <w:rFonts w:ascii="Calibri" w:hAnsi="Calibri"/>
-              </w:rPr>
-              <w:t>0001</w:t>
-            </w:r>
-          </w:p>
-        </w:tc>
-        <w:tc>
-          <w:tcPr>
-            <w:tcW w:type="dxa" w:w="1440"/>
-          </w:tcPr>
-          <w:p>
-            <w:r>
-              <w:rPr>
-                <w:rFonts w:ascii="Calibri" w:hAnsi="Calibri"/>
-              </w:rPr>
-              <w:t>293.84082</w:t>
+            <w:tcW w:type="dxa" w:w="2160"/>
+          </w:tcPr>
+          <w:p>
+            <w:r>
+              <w:rPr>
+                <w:rFonts w:ascii="Calibri" w:hAnsi="Calibri"/>
+              </w:rPr>
+              <w:t>2025-03-13 21:00:00</w:t>
+            </w:r>
+          </w:p>
+        </w:tc>
+        <w:tc>
+          <w:tcPr>
+            <w:tcW w:type="dxa" w:w="2160"/>
+          </w:tcPr>
+          <w:p>
+            <w:r>
+              <w:rPr>
+                <w:rFonts w:ascii="Calibri" w:hAnsi="Calibri"/>
+              </w:rPr>
+              <w:t>-4.3385925</w:t>
+            </w:r>
+          </w:p>
+        </w:tc>
+        <w:tc>
+          <w:tcPr>
+            <w:tcW w:type="dxa" w:w="2160"/>
+          </w:tcPr>
+          <w:p>
+            <w:r>
+              <w:rPr>
+                <w:rFonts w:ascii="Calibri" w:hAnsi="Calibri"/>
+              </w:rPr>
+              <w:t>40.80330436969629</w:t>
+            </w:r>
+          </w:p>
+        </w:tc>
+        <w:tc>
+          <w:tcPr>
+            <w:tcW w:type="dxa" w:w="2160"/>
+          </w:tcPr>
+          <w:p>
+            <w:r>
+              <w:rPr>
+                <w:rFonts w:ascii="Calibri" w:hAnsi="Calibri"/>
+              </w:rPr>
+              <w:t>0.8390842402746816</w:t>
             </w:r>
           </w:p>
         </w:tc>
@@ -1399,79 +950,53 @@
       <w:tr>
         <w:tc>
           <w:tcPr>
-            <w:tcW w:type="dxa" w:w="1440"/>
-          </w:tcPr>
-          <w:p>
-            <w:r>
-              <w:rPr>
-                <w:rFonts w:ascii="Calibri" w:hAnsi="Calibri"/>
-              </w:rPr>
-              <w:t>2020-01-17 15:00:00</w:t>
-            </w:r>
-          </w:p>
-        </w:tc>
-        <w:tc>
-          <w:tcPr>
-            <w:tcW w:type="dxa" w:w="1440"/>
-          </w:tcPr>
-          <w:p>
-            <w:r>
-              <w:rPr>
-                <w:rFonts w:ascii="Calibri" w:hAnsi="Calibri"/>
-              </w:rPr>
-              <w:t>0</w:t>
-            </w:r>
-          </w:p>
-        </w:tc>
-        <w:tc>
-          <w:tcPr>
-            <w:tcW w:type="dxa" w:w="1440"/>
-          </w:tcPr>
-          <w:p>
-            <w:r>
-              <w:rPr>
-                <w:rFonts w:ascii="Calibri" w:hAnsi="Calibri"/>
-              </w:rPr>
-              <w:t>-0.8</w:t>
-            </w:r>
-          </w:p>
-        </w:tc>
-        <w:tc>
-          <w:tcPr>
-            <w:tcW w:type="dxa" w:w="1440"/>
-          </w:tcPr>
-          <w:p>
-            <w:r>
-              <w:rPr>
-                <w:rFonts w:ascii="Calibri" w:hAnsi="Calibri"/>
-              </w:rPr>
-              <w:t>37.0</w:t>
-            </w:r>
-          </w:p>
-        </w:tc>
-        <w:tc>
-          <w:tcPr>
-            <w:tcW w:type="dxa" w:w="1440"/>
-          </w:tcPr>
-          <w:p>
-            <w:r>
-              <w:rPr>
-                <w:rFonts w:ascii="Calibri" w:hAnsi="Calibri"/>
-              </w:rPr>
-              <w:t>0001</w:t>
-            </w:r>
-          </w:p>
-        </w:tc>
-        <w:tc>
-          <w:tcPr>
-            <w:tcW w:type="dxa" w:w="1440"/>
-          </w:tcPr>
-          <w:p>
-            <w:r>
-              <w:rPr>
-                <w:rFonts w:ascii="Calibri" w:hAnsi="Calibri"/>
-              </w:rPr>
-              <w:t>295.00854</w:t>
+            <w:tcW w:type="dxa" w:w="2160"/>
+          </w:tcPr>
+          <w:p>
+            <w:r>
+              <w:rPr>
+                <w:rFonts w:ascii="Calibri" w:hAnsi="Calibri"/>
+              </w:rPr>
+              <w:t>2025-03-13 22:00:00</w:t>
+            </w:r>
+          </w:p>
+        </w:tc>
+        <w:tc>
+          <w:tcPr>
+            <w:tcW w:type="dxa" w:w="2160"/>
+          </w:tcPr>
+          <w:p>
+            <w:r>
+              <w:rPr>
+                <w:rFonts w:ascii="Calibri" w:hAnsi="Calibri"/>
+              </w:rPr>
+              <w:t>-4.5604553</w:t>
+            </w:r>
+          </w:p>
+        </w:tc>
+        <w:tc>
+          <w:tcPr>
+            <w:tcW w:type="dxa" w:w="2160"/>
+          </w:tcPr>
+          <w:p>
+            <w:r>
+              <w:rPr>
+                <w:rFonts w:ascii="Calibri" w:hAnsi="Calibri"/>
+              </w:rPr>
+              <w:t>40.80330436969629</w:t>
+            </w:r>
+          </w:p>
+        </w:tc>
+        <w:tc>
+          <w:tcPr>
+            <w:tcW w:type="dxa" w:w="2160"/>
+          </w:tcPr>
+          <w:p>
+            <w:r>
+              <w:rPr>
+                <w:rFonts w:ascii="Calibri" w:hAnsi="Calibri"/>
+              </w:rPr>
+              <w:t>0.8390842402746816</w:t>
             </w:r>
           </w:p>
         </w:tc>
@@ -1479,79 +1004,53 @@
       <w:tr>
         <w:tc>
           <w:tcPr>
-            <w:tcW w:type="dxa" w:w="1440"/>
-          </w:tcPr>
-          <w:p>
-            <w:r>
-              <w:rPr>
-                <w:rFonts w:ascii="Calibri" w:hAnsi="Calibri"/>
-              </w:rPr>
-              <w:t>2020-01-18 15:00:00</w:t>
-            </w:r>
-          </w:p>
-        </w:tc>
-        <w:tc>
-          <w:tcPr>
-            <w:tcW w:type="dxa" w:w="1440"/>
-          </w:tcPr>
-          <w:p>
-            <w:r>
-              <w:rPr>
-                <w:rFonts w:ascii="Calibri" w:hAnsi="Calibri"/>
-              </w:rPr>
-              <w:t>0</w:t>
-            </w:r>
-          </w:p>
-        </w:tc>
-        <w:tc>
-          <w:tcPr>
-            <w:tcW w:type="dxa" w:w="1440"/>
-          </w:tcPr>
-          <w:p>
-            <w:r>
-              <w:rPr>
-                <w:rFonts w:ascii="Calibri" w:hAnsi="Calibri"/>
-              </w:rPr>
-              <w:t>-0.8</w:t>
-            </w:r>
-          </w:p>
-        </w:tc>
-        <w:tc>
-          <w:tcPr>
-            <w:tcW w:type="dxa" w:w="1440"/>
-          </w:tcPr>
-          <w:p>
-            <w:r>
-              <w:rPr>
-                <w:rFonts w:ascii="Calibri" w:hAnsi="Calibri"/>
-              </w:rPr>
-              <w:t>37.0</w:t>
-            </w:r>
-          </w:p>
-        </w:tc>
-        <w:tc>
-          <w:tcPr>
-            <w:tcW w:type="dxa" w:w="1440"/>
-          </w:tcPr>
-          <w:p>
-            <w:r>
-              <w:rPr>
-                <w:rFonts w:ascii="Calibri" w:hAnsi="Calibri"/>
-              </w:rPr>
-              <w:t>0001</w:t>
-            </w:r>
-          </w:p>
-        </w:tc>
-        <w:tc>
-          <w:tcPr>
-            <w:tcW w:type="dxa" w:w="1440"/>
-          </w:tcPr>
-          <w:p>
-            <w:r>
-              <w:rPr>
-                <w:rFonts w:ascii="Calibri" w:hAnsi="Calibri"/>
-              </w:rPr>
-              <w:t>295.65454</w:t>
+            <w:tcW w:type="dxa" w:w="2160"/>
+          </w:tcPr>
+          <w:p>
+            <w:r>
+              <w:rPr>
+                <w:rFonts w:ascii="Calibri" w:hAnsi="Calibri"/>
+              </w:rPr>
+              <w:t>2025-03-13 23:00:00</w:t>
+            </w:r>
+          </w:p>
+        </w:tc>
+        <w:tc>
+          <w:tcPr>
+            <w:tcW w:type="dxa" w:w="2160"/>
+          </w:tcPr>
+          <w:p>
+            <w:r>
+              <w:rPr>
+                <w:rFonts w:ascii="Calibri" w:hAnsi="Calibri"/>
+              </w:rPr>
+              <w:t>-4.4351807</w:t>
+            </w:r>
+          </w:p>
+        </w:tc>
+        <w:tc>
+          <w:tcPr>
+            <w:tcW w:type="dxa" w:w="2160"/>
+          </w:tcPr>
+          <w:p>
+            <w:r>
+              <w:rPr>
+                <w:rFonts w:ascii="Calibri" w:hAnsi="Calibri"/>
+              </w:rPr>
+              <w:t>40.80330436969629</w:t>
+            </w:r>
+          </w:p>
+        </w:tc>
+        <w:tc>
+          <w:tcPr>
+            <w:tcW w:type="dxa" w:w="2160"/>
+          </w:tcPr>
+          <w:p>
+            <w:r>
+              <w:rPr>
+                <w:rFonts w:ascii="Calibri" w:hAnsi="Calibri"/>
+              </w:rPr>
+              <w:t>0.8390842402746816</w:t>
             </w:r>
           </w:p>
         </w:tc>
@@ -1559,79 +1058,53 @@
       <w:tr>
         <w:tc>
           <w:tcPr>
-            <w:tcW w:type="dxa" w:w="1440"/>
-          </w:tcPr>
-          <w:p>
-            <w:r>
-              <w:rPr>
-                <w:rFonts w:ascii="Calibri" w:hAnsi="Calibri"/>
-              </w:rPr>
-              <w:t>2020-01-19 15:00:00</w:t>
-            </w:r>
-          </w:p>
-        </w:tc>
-        <w:tc>
-          <w:tcPr>
-            <w:tcW w:type="dxa" w:w="1440"/>
-          </w:tcPr>
-          <w:p>
-            <w:r>
-              <w:rPr>
-                <w:rFonts w:ascii="Calibri" w:hAnsi="Calibri"/>
-              </w:rPr>
-              <w:t>0</w:t>
-            </w:r>
-          </w:p>
-        </w:tc>
-        <w:tc>
-          <w:tcPr>
-            <w:tcW w:type="dxa" w:w="1440"/>
-          </w:tcPr>
-          <w:p>
-            <w:r>
-              <w:rPr>
-                <w:rFonts w:ascii="Calibri" w:hAnsi="Calibri"/>
-              </w:rPr>
-              <w:t>-0.8</w:t>
-            </w:r>
-          </w:p>
-        </w:tc>
-        <w:tc>
-          <w:tcPr>
-            <w:tcW w:type="dxa" w:w="1440"/>
-          </w:tcPr>
-          <w:p>
-            <w:r>
-              <w:rPr>
-                <w:rFonts w:ascii="Calibri" w:hAnsi="Calibri"/>
-              </w:rPr>
-              <w:t>37.0</w:t>
-            </w:r>
-          </w:p>
-        </w:tc>
-        <w:tc>
-          <w:tcPr>
-            <w:tcW w:type="dxa" w:w="1440"/>
-          </w:tcPr>
-          <w:p>
-            <w:r>
-              <w:rPr>
-                <w:rFonts w:ascii="Calibri" w:hAnsi="Calibri"/>
-              </w:rPr>
-              <w:t>0001</w:t>
-            </w:r>
-          </w:p>
-        </w:tc>
-        <w:tc>
-          <w:tcPr>
-            <w:tcW w:type="dxa" w:w="1440"/>
-          </w:tcPr>
-          <w:p>
-            <w:r>
-              <w:rPr>
-                <w:rFonts w:ascii="Calibri" w:hAnsi="Calibri"/>
-              </w:rPr>
-              <w:t>295.67603</w:t>
+            <w:tcW w:type="dxa" w:w="2160"/>
+          </w:tcPr>
+          <w:p>
+            <w:r>
+              <w:rPr>
+                <w:rFonts w:ascii="Calibri" w:hAnsi="Calibri"/>
+              </w:rPr>
+              <w:t>2025-03-14 00:00:00</w:t>
+            </w:r>
+          </w:p>
+        </w:tc>
+        <w:tc>
+          <w:tcPr>
+            <w:tcW w:type="dxa" w:w="2160"/>
+          </w:tcPr>
+          <w:p>
+            <w:r>
+              <w:rPr>
+                <w:rFonts w:ascii="Calibri" w:hAnsi="Calibri"/>
+              </w:rPr>
+              <w:t>-2.277832</w:t>
+            </w:r>
+          </w:p>
+        </w:tc>
+        <w:tc>
+          <w:tcPr>
+            <w:tcW w:type="dxa" w:w="2160"/>
+          </w:tcPr>
+          <w:p>
+            <w:r>
+              <w:rPr>
+                <w:rFonts w:ascii="Calibri" w:hAnsi="Calibri"/>
+              </w:rPr>
+              <w:t>40.80330436969629</w:t>
+            </w:r>
+          </w:p>
+        </w:tc>
+        <w:tc>
+          <w:tcPr>
+            <w:tcW w:type="dxa" w:w="2160"/>
+          </w:tcPr>
+          <w:p>
+            <w:r>
+              <w:rPr>
+                <w:rFonts w:ascii="Calibri" w:hAnsi="Calibri"/>
+              </w:rPr>
+              <w:t>0.8390842402746816</w:t>
             </w:r>
           </w:p>
         </w:tc>
@@ -1639,79 +1112,53 @@
       <w:tr>
         <w:tc>
           <w:tcPr>
-            <w:tcW w:type="dxa" w:w="1440"/>
-          </w:tcPr>
-          <w:p>
-            <w:r>
-              <w:rPr>
-                <w:rFonts w:ascii="Calibri" w:hAnsi="Calibri"/>
-              </w:rPr>
-              <w:t>2020-01-20 15:00:00</w:t>
-            </w:r>
-          </w:p>
-        </w:tc>
-        <w:tc>
-          <w:tcPr>
-            <w:tcW w:type="dxa" w:w="1440"/>
-          </w:tcPr>
-          <w:p>
-            <w:r>
-              <w:rPr>
-                <w:rFonts w:ascii="Calibri" w:hAnsi="Calibri"/>
-              </w:rPr>
-              <w:t>0</w:t>
-            </w:r>
-          </w:p>
-        </w:tc>
-        <w:tc>
-          <w:tcPr>
-            <w:tcW w:type="dxa" w:w="1440"/>
-          </w:tcPr>
-          <w:p>
-            <w:r>
-              <w:rPr>
-                <w:rFonts w:ascii="Calibri" w:hAnsi="Calibri"/>
-              </w:rPr>
-              <w:t>-0.8</w:t>
-            </w:r>
-          </w:p>
-        </w:tc>
-        <w:tc>
-          <w:tcPr>
-            <w:tcW w:type="dxa" w:w="1440"/>
-          </w:tcPr>
-          <w:p>
-            <w:r>
-              <w:rPr>
-                <w:rFonts w:ascii="Calibri" w:hAnsi="Calibri"/>
-              </w:rPr>
-              <w:t>37.0</w:t>
-            </w:r>
-          </w:p>
-        </w:tc>
-        <w:tc>
-          <w:tcPr>
-            <w:tcW w:type="dxa" w:w="1440"/>
-          </w:tcPr>
-          <w:p>
-            <w:r>
-              <w:rPr>
-                <w:rFonts w:ascii="Calibri" w:hAnsi="Calibri"/>
-              </w:rPr>
-              <w:t>0001</w:t>
-            </w:r>
-          </w:p>
-        </w:tc>
-        <w:tc>
-          <w:tcPr>
-            <w:tcW w:type="dxa" w:w="1440"/>
-          </w:tcPr>
-          <w:p>
-            <w:r>
-              <w:rPr>
-                <w:rFonts w:ascii="Calibri" w:hAnsi="Calibri"/>
-              </w:rPr>
-              <w:t>296.48535</w:t>
+            <w:tcW w:type="dxa" w:w="2160"/>
+          </w:tcPr>
+          <w:p>
+            <w:r>
+              <w:rPr>
+                <w:rFonts w:ascii="Calibri" w:hAnsi="Calibri"/>
+              </w:rPr>
+              <w:t>2025-03-14 01:00:00</w:t>
+            </w:r>
+          </w:p>
+        </w:tc>
+        <w:tc>
+          <w:tcPr>
+            <w:tcW w:type="dxa" w:w="2160"/>
+          </w:tcPr>
+          <w:p>
+            <w:r>
+              <w:rPr>
+                <w:rFonts w:ascii="Calibri" w:hAnsi="Calibri"/>
+              </w:rPr>
+              <w:t>-1.786377</w:t>
+            </w:r>
+          </w:p>
+        </w:tc>
+        <w:tc>
+          <w:tcPr>
+            <w:tcW w:type="dxa" w:w="2160"/>
+          </w:tcPr>
+          <w:p>
+            <w:r>
+              <w:rPr>
+                <w:rFonts w:ascii="Calibri" w:hAnsi="Calibri"/>
+              </w:rPr>
+              <w:t>40.80330436969629</w:t>
+            </w:r>
+          </w:p>
+        </w:tc>
+        <w:tc>
+          <w:tcPr>
+            <w:tcW w:type="dxa" w:w="2160"/>
+          </w:tcPr>
+          <w:p>
+            <w:r>
+              <w:rPr>
+                <w:rFonts w:ascii="Calibri" w:hAnsi="Calibri"/>
+              </w:rPr>
+              <w:t>0.8390842402746816</w:t>
             </w:r>
           </w:p>
         </w:tc>
@@ -1719,79 +1166,53 @@
       <w:tr>
         <w:tc>
           <w:tcPr>
-            <w:tcW w:type="dxa" w:w="1440"/>
-          </w:tcPr>
-          <w:p>
-            <w:r>
-              <w:rPr>
-                <w:rFonts w:ascii="Calibri" w:hAnsi="Calibri"/>
-              </w:rPr>
-              <w:t>2020-01-21 15:00:00</w:t>
-            </w:r>
-          </w:p>
-        </w:tc>
-        <w:tc>
-          <w:tcPr>
-            <w:tcW w:type="dxa" w:w="1440"/>
-          </w:tcPr>
-          <w:p>
-            <w:r>
-              <w:rPr>
-                <w:rFonts w:ascii="Calibri" w:hAnsi="Calibri"/>
-              </w:rPr>
-              <w:t>0</w:t>
-            </w:r>
-          </w:p>
-        </w:tc>
-        <w:tc>
-          <w:tcPr>
-            <w:tcW w:type="dxa" w:w="1440"/>
-          </w:tcPr>
-          <w:p>
-            <w:r>
-              <w:rPr>
-                <w:rFonts w:ascii="Calibri" w:hAnsi="Calibri"/>
-              </w:rPr>
-              <w:t>-0.8</w:t>
-            </w:r>
-          </w:p>
-        </w:tc>
-        <w:tc>
-          <w:tcPr>
-            <w:tcW w:type="dxa" w:w="1440"/>
-          </w:tcPr>
-          <w:p>
-            <w:r>
-              <w:rPr>
-                <w:rFonts w:ascii="Calibri" w:hAnsi="Calibri"/>
-              </w:rPr>
-              <w:t>37.0</w:t>
-            </w:r>
-          </w:p>
-        </w:tc>
-        <w:tc>
-          <w:tcPr>
-            <w:tcW w:type="dxa" w:w="1440"/>
-          </w:tcPr>
-          <w:p>
-            <w:r>
-              <w:rPr>
-                <w:rFonts w:ascii="Calibri" w:hAnsi="Calibri"/>
-              </w:rPr>
-              <w:t>0001</w:t>
-            </w:r>
-          </w:p>
-        </w:tc>
-        <w:tc>
-          <w:tcPr>
-            <w:tcW w:type="dxa" w:w="1440"/>
-          </w:tcPr>
-          <w:p>
-            <w:r>
-              <w:rPr>
-                <w:rFonts w:ascii="Calibri" w:hAnsi="Calibri"/>
-              </w:rPr>
-              <w:t>296.10034</w:t>
+            <w:tcW w:type="dxa" w:w="2160"/>
+          </w:tcPr>
+          <w:p>
+            <w:r>
+              <w:rPr>
+                <w:rFonts w:ascii="Calibri" w:hAnsi="Calibri"/>
+              </w:rPr>
+              <w:t>2025-03-14 02:00:00</w:t>
+            </w:r>
+          </w:p>
+        </w:tc>
+        <w:tc>
+          <w:tcPr>
+            <w:tcW w:type="dxa" w:w="2160"/>
+          </w:tcPr>
+          <w:p>
+            <w:r>
+              <w:rPr>
+                <w:rFonts w:ascii="Calibri" w:hAnsi="Calibri"/>
+              </w:rPr>
+              <w:t>-1.4076843</w:t>
+            </w:r>
+          </w:p>
+        </w:tc>
+        <w:tc>
+          <w:tcPr>
+            <w:tcW w:type="dxa" w:w="2160"/>
+          </w:tcPr>
+          <w:p>
+            <w:r>
+              <w:rPr>
+                <w:rFonts w:ascii="Calibri" w:hAnsi="Calibri"/>
+              </w:rPr>
+              <w:t>40.80330436969629</w:t>
+            </w:r>
+          </w:p>
+        </w:tc>
+        <w:tc>
+          <w:tcPr>
+            <w:tcW w:type="dxa" w:w="2160"/>
+          </w:tcPr>
+          <w:p>
+            <w:r>
+              <w:rPr>
+                <w:rFonts w:ascii="Calibri" w:hAnsi="Calibri"/>
+              </w:rPr>
+              <w:t>0.8390842402746816</w:t>
             </w:r>
           </w:p>
         </w:tc>
@@ -1799,79 +1220,53 @@
       <w:tr>
         <w:tc>
           <w:tcPr>
-            <w:tcW w:type="dxa" w:w="1440"/>
-          </w:tcPr>
-          <w:p>
-            <w:r>
-              <w:rPr>
-                <w:rFonts w:ascii="Calibri" w:hAnsi="Calibri"/>
-              </w:rPr>
-              <w:t>2020-01-22 15:00:00</w:t>
-            </w:r>
-          </w:p>
-        </w:tc>
-        <w:tc>
-          <w:tcPr>
-            <w:tcW w:type="dxa" w:w="1440"/>
-          </w:tcPr>
-          <w:p>
-            <w:r>
-              <w:rPr>
-                <w:rFonts w:ascii="Calibri" w:hAnsi="Calibri"/>
-              </w:rPr>
-              <w:t>0</w:t>
-            </w:r>
-          </w:p>
-        </w:tc>
-        <w:tc>
-          <w:tcPr>
-            <w:tcW w:type="dxa" w:w="1440"/>
-          </w:tcPr>
-          <w:p>
-            <w:r>
-              <w:rPr>
-                <w:rFonts w:ascii="Calibri" w:hAnsi="Calibri"/>
-              </w:rPr>
-              <w:t>-0.8</w:t>
-            </w:r>
-          </w:p>
-        </w:tc>
-        <w:tc>
-          <w:tcPr>
-            <w:tcW w:type="dxa" w:w="1440"/>
-          </w:tcPr>
-          <w:p>
-            <w:r>
-              <w:rPr>
-                <w:rFonts w:ascii="Calibri" w:hAnsi="Calibri"/>
-              </w:rPr>
-              <w:t>37.0</w:t>
-            </w:r>
-          </w:p>
-        </w:tc>
-        <w:tc>
-          <w:tcPr>
-            <w:tcW w:type="dxa" w:w="1440"/>
-          </w:tcPr>
-          <w:p>
-            <w:r>
-              <w:rPr>
-                <w:rFonts w:ascii="Calibri" w:hAnsi="Calibri"/>
-              </w:rPr>
-              <w:t>0001</w:t>
-            </w:r>
-          </w:p>
-        </w:tc>
-        <w:tc>
-          <w:tcPr>
-            <w:tcW w:type="dxa" w:w="1440"/>
-          </w:tcPr>
-          <w:p>
-            <w:r>
-              <w:rPr>
-                <w:rFonts w:ascii="Calibri" w:hAnsi="Calibri"/>
-              </w:rPr>
-              <w:t>294.7788</w:t>
+            <w:tcW w:type="dxa" w:w="2160"/>
+          </w:tcPr>
+          <w:p>
+            <w:r>
+              <w:rPr>
+                <w:rFonts w:ascii="Calibri" w:hAnsi="Calibri"/>
+              </w:rPr>
+              <w:t>2025-03-14 03:00:00</w:t>
+            </w:r>
+          </w:p>
+        </w:tc>
+        <w:tc>
+          <w:tcPr>
+            <w:tcW w:type="dxa" w:w="2160"/>
+          </w:tcPr>
+          <w:p>
+            <w:r>
+              <w:rPr>
+                <w:rFonts w:ascii="Calibri" w:hAnsi="Calibri"/>
+              </w:rPr>
+              <w:t>-1.2209778</w:t>
+            </w:r>
+          </w:p>
+        </w:tc>
+        <w:tc>
+          <w:tcPr>
+            <w:tcW w:type="dxa" w:w="2160"/>
+          </w:tcPr>
+          <w:p>
+            <w:r>
+              <w:rPr>
+                <w:rFonts w:ascii="Calibri" w:hAnsi="Calibri"/>
+              </w:rPr>
+              <w:t>40.80330436969629</w:t>
+            </w:r>
+          </w:p>
+        </w:tc>
+        <w:tc>
+          <w:tcPr>
+            <w:tcW w:type="dxa" w:w="2160"/>
+          </w:tcPr>
+          <w:p>
+            <w:r>
+              <w:rPr>
+                <w:rFonts w:ascii="Calibri" w:hAnsi="Calibri"/>
+              </w:rPr>
+              <w:t>0.8390842402746816</w:t>
             </w:r>
           </w:p>
         </w:tc>
@@ -1879,79 +1274,53 @@
       <w:tr>
         <w:tc>
           <w:tcPr>
-            <w:tcW w:type="dxa" w:w="1440"/>
-          </w:tcPr>
-          <w:p>
-            <w:r>
-              <w:rPr>
-                <w:rFonts w:ascii="Calibri" w:hAnsi="Calibri"/>
-              </w:rPr>
-              <w:t>2020-01-23 15:00:00</w:t>
-            </w:r>
-          </w:p>
-        </w:tc>
-        <w:tc>
-          <w:tcPr>
-            <w:tcW w:type="dxa" w:w="1440"/>
-          </w:tcPr>
-          <w:p>
-            <w:r>
-              <w:rPr>
-                <w:rFonts w:ascii="Calibri" w:hAnsi="Calibri"/>
-              </w:rPr>
-              <w:t>0</w:t>
-            </w:r>
-          </w:p>
-        </w:tc>
-        <w:tc>
-          <w:tcPr>
-            <w:tcW w:type="dxa" w:w="1440"/>
-          </w:tcPr>
-          <w:p>
-            <w:r>
-              <w:rPr>
-                <w:rFonts w:ascii="Calibri" w:hAnsi="Calibri"/>
-              </w:rPr>
-              <w:t>-0.8</w:t>
-            </w:r>
-          </w:p>
-        </w:tc>
-        <w:tc>
-          <w:tcPr>
-            <w:tcW w:type="dxa" w:w="1440"/>
-          </w:tcPr>
-          <w:p>
-            <w:r>
-              <w:rPr>
-                <w:rFonts w:ascii="Calibri" w:hAnsi="Calibri"/>
-              </w:rPr>
-              <w:t>37.0</w:t>
-            </w:r>
-          </w:p>
-        </w:tc>
-        <w:tc>
-          <w:tcPr>
-            <w:tcW w:type="dxa" w:w="1440"/>
-          </w:tcPr>
-          <w:p>
-            <w:r>
-              <w:rPr>
-                <w:rFonts w:ascii="Calibri" w:hAnsi="Calibri"/>
-              </w:rPr>
-              <w:t>0001</w:t>
-            </w:r>
-          </w:p>
-        </w:tc>
-        <w:tc>
-          <w:tcPr>
-            <w:tcW w:type="dxa" w:w="1440"/>
-          </w:tcPr>
-          <w:p>
-            <w:r>
-              <w:rPr>
-                <w:rFonts w:ascii="Calibri" w:hAnsi="Calibri"/>
-              </w:rPr>
-              <w:t>294.29614</w:t>
+            <w:tcW w:type="dxa" w:w="2160"/>
+          </w:tcPr>
+          <w:p>
+            <w:r>
+              <w:rPr>
+                <w:rFonts w:ascii="Calibri" w:hAnsi="Calibri"/>
+              </w:rPr>
+              <w:t>2025-03-14 04:00:00</w:t>
+            </w:r>
+          </w:p>
+        </w:tc>
+        <w:tc>
+          <w:tcPr>
+            <w:tcW w:type="dxa" w:w="2160"/>
+          </w:tcPr>
+          <w:p>
+            <w:r>
+              <w:rPr>
+                <w:rFonts w:ascii="Calibri" w:hAnsi="Calibri"/>
+              </w:rPr>
+              <w:t>-0.97439575</w:t>
+            </w:r>
+          </w:p>
+        </w:tc>
+        <w:tc>
+          <w:tcPr>
+            <w:tcW w:type="dxa" w:w="2160"/>
+          </w:tcPr>
+          <w:p>
+            <w:r>
+              <w:rPr>
+                <w:rFonts w:ascii="Calibri" w:hAnsi="Calibri"/>
+              </w:rPr>
+              <w:t>40.80330436969629</w:t>
+            </w:r>
+          </w:p>
+        </w:tc>
+        <w:tc>
+          <w:tcPr>
+            <w:tcW w:type="dxa" w:w="2160"/>
+          </w:tcPr>
+          <w:p>
+            <w:r>
+              <w:rPr>
+                <w:rFonts w:ascii="Calibri" w:hAnsi="Calibri"/>
+              </w:rPr>
+              <w:t>0.8390842402746816</w:t>
             </w:r>
           </w:p>
         </w:tc>
@@ -1959,79 +1328,53 @@
       <w:tr>
         <w:tc>
           <w:tcPr>
-            <w:tcW w:type="dxa" w:w="1440"/>
-          </w:tcPr>
-          <w:p>
-            <w:r>
-              <w:rPr>
-                <w:rFonts w:ascii="Calibri" w:hAnsi="Calibri"/>
-              </w:rPr>
-              <w:t>2020-01-24 15:00:00</w:t>
-            </w:r>
-          </w:p>
-        </w:tc>
-        <w:tc>
-          <w:tcPr>
-            <w:tcW w:type="dxa" w:w="1440"/>
-          </w:tcPr>
-          <w:p>
-            <w:r>
-              <w:rPr>
-                <w:rFonts w:ascii="Calibri" w:hAnsi="Calibri"/>
-              </w:rPr>
-              <w:t>0</w:t>
-            </w:r>
-          </w:p>
-        </w:tc>
-        <w:tc>
-          <w:tcPr>
-            <w:tcW w:type="dxa" w:w="1440"/>
-          </w:tcPr>
-          <w:p>
-            <w:r>
-              <w:rPr>
-                <w:rFonts w:ascii="Calibri" w:hAnsi="Calibri"/>
-              </w:rPr>
-              <w:t>-0.8</w:t>
-            </w:r>
-          </w:p>
-        </w:tc>
-        <w:tc>
-          <w:tcPr>
-            <w:tcW w:type="dxa" w:w="1440"/>
-          </w:tcPr>
-          <w:p>
-            <w:r>
-              <w:rPr>
-                <w:rFonts w:ascii="Calibri" w:hAnsi="Calibri"/>
-              </w:rPr>
-              <w:t>37.0</w:t>
-            </w:r>
-          </w:p>
-        </w:tc>
-        <w:tc>
-          <w:tcPr>
-            <w:tcW w:type="dxa" w:w="1440"/>
-          </w:tcPr>
-          <w:p>
-            <w:r>
-              <w:rPr>
-                <w:rFonts w:ascii="Calibri" w:hAnsi="Calibri"/>
-              </w:rPr>
-              <w:t>0001</w:t>
-            </w:r>
-          </w:p>
-        </w:tc>
-        <w:tc>
-          <w:tcPr>
-            <w:tcW w:type="dxa" w:w="1440"/>
-          </w:tcPr>
-          <w:p>
-            <w:r>
-              <w:rPr>
-                <w:rFonts w:ascii="Calibri" w:hAnsi="Calibri"/>
-              </w:rPr>
-              <w:t>292.8811</w:t>
+            <w:tcW w:type="dxa" w:w="2160"/>
+          </w:tcPr>
+          <w:p>
+            <w:r>
+              <w:rPr>
+                <w:rFonts w:ascii="Calibri" w:hAnsi="Calibri"/>
+              </w:rPr>
+              <w:t>2025-03-14 05:00:00</w:t>
+            </w:r>
+          </w:p>
+        </w:tc>
+        <w:tc>
+          <w:tcPr>
+            <w:tcW w:type="dxa" w:w="2160"/>
+          </w:tcPr>
+          <w:p>
+            <w:r>
+              <w:rPr>
+                <w:rFonts w:ascii="Calibri" w:hAnsi="Calibri"/>
+              </w:rPr>
+              <w:t>0.20474243</w:t>
+            </w:r>
+          </w:p>
+        </w:tc>
+        <w:tc>
+          <w:tcPr>
+            <w:tcW w:type="dxa" w:w="2160"/>
+          </w:tcPr>
+          <w:p>
+            <w:r>
+              <w:rPr>
+                <w:rFonts w:ascii="Calibri" w:hAnsi="Calibri"/>
+              </w:rPr>
+              <w:t>40.80330436969629</w:t>
+            </w:r>
+          </w:p>
+        </w:tc>
+        <w:tc>
+          <w:tcPr>
+            <w:tcW w:type="dxa" w:w="2160"/>
+          </w:tcPr>
+          <w:p>
+            <w:r>
+              <w:rPr>
+                <w:rFonts w:ascii="Calibri" w:hAnsi="Calibri"/>
+              </w:rPr>
+              <w:t>0.8390842402746816</w:t>
             </w:r>
           </w:p>
         </w:tc>
@@ -2039,79 +1382,53 @@
       <w:tr>
         <w:tc>
           <w:tcPr>
-            <w:tcW w:type="dxa" w:w="1440"/>
-          </w:tcPr>
-          <w:p>
-            <w:r>
-              <w:rPr>
-                <w:rFonts w:ascii="Calibri" w:hAnsi="Calibri"/>
-              </w:rPr>
-              <w:t>2020-01-25 15:00:00</w:t>
-            </w:r>
-          </w:p>
-        </w:tc>
-        <w:tc>
-          <w:tcPr>
-            <w:tcW w:type="dxa" w:w="1440"/>
-          </w:tcPr>
-          <w:p>
-            <w:r>
-              <w:rPr>
-                <w:rFonts w:ascii="Calibri" w:hAnsi="Calibri"/>
-              </w:rPr>
-              <w:t>0</w:t>
-            </w:r>
-          </w:p>
-        </w:tc>
-        <w:tc>
-          <w:tcPr>
-            <w:tcW w:type="dxa" w:w="1440"/>
-          </w:tcPr>
-          <w:p>
-            <w:r>
-              <w:rPr>
-                <w:rFonts w:ascii="Calibri" w:hAnsi="Calibri"/>
-              </w:rPr>
-              <w:t>-0.8</w:t>
-            </w:r>
-          </w:p>
-        </w:tc>
-        <w:tc>
-          <w:tcPr>
-            <w:tcW w:type="dxa" w:w="1440"/>
-          </w:tcPr>
-          <w:p>
-            <w:r>
-              <w:rPr>
-                <w:rFonts w:ascii="Calibri" w:hAnsi="Calibri"/>
-              </w:rPr>
-              <w:t>37.0</w:t>
-            </w:r>
-          </w:p>
-        </w:tc>
-        <w:tc>
-          <w:tcPr>
-            <w:tcW w:type="dxa" w:w="1440"/>
-          </w:tcPr>
-          <w:p>
-            <w:r>
-              <w:rPr>
-                <w:rFonts w:ascii="Calibri" w:hAnsi="Calibri"/>
-              </w:rPr>
-              <w:t>0001</w:t>
-            </w:r>
-          </w:p>
-        </w:tc>
-        <w:tc>
-          <w:tcPr>
-            <w:tcW w:type="dxa" w:w="1440"/>
-          </w:tcPr>
-          <w:p>
-            <w:r>
-              <w:rPr>
-                <w:rFonts w:ascii="Calibri" w:hAnsi="Calibri"/>
-              </w:rPr>
-              <w:t>293.8667</w:t>
+            <w:tcW w:type="dxa" w:w="2160"/>
+          </w:tcPr>
+          <w:p>
+            <w:r>
+              <w:rPr>
+                <w:rFonts w:ascii="Calibri" w:hAnsi="Calibri"/>
+              </w:rPr>
+              <w:t>2025-03-14 06:00:00</w:t>
+            </w:r>
+          </w:p>
+        </w:tc>
+        <w:tc>
+          <w:tcPr>
+            <w:tcW w:type="dxa" w:w="2160"/>
+          </w:tcPr>
+          <w:p>
+            <w:r>
+              <w:rPr>
+                <w:rFonts w:ascii="Calibri" w:hAnsi="Calibri"/>
+              </w:rPr>
+              <w:t>1.4752197</w:t>
+            </w:r>
+          </w:p>
+        </w:tc>
+        <w:tc>
+          <w:tcPr>
+            <w:tcW w:type="dxa" w:w="2160"/>
+          </w:tcPr>
+          <w:p>
+            <w:r>
+              <w:rPr>
+                <w:rFonts w:ascii="Calibri" w:hAnsi="Calibri"/>
+              </w:rPr>
+              <w:t>40.80330436969629</w:t>
+            </w:r>
+          </w:p>
+        </w:tc>
+        <w:tc>
+          <w:tcPr>
+            <w:tcW w:type="dxa" w:w="2160"/>
+          </w:tcPr>
+          <w:p>
+            <w:r>
+              <w:rPr>
+                <w:rFonts w:ascii="Calibri" w:hAnsi="Calibri"/>
+              </w:rPr>
+              <w:t>0.8390842402746816</w:t>
             </w:r>
           </w:p>
         </w:tc>
@@ -2119,79 +1436,53 @@
       <w:tr>
         <w:tc>
           <w:tcPr>
-            <w:tcW w:type="dxa" w:w="1440"/>
-          </w:tcPr>
-          <w:p>
-            <w:r>
-              <w:rPr>
-                <w:rFonts w:ascii="Calibri" w:hAnsi="Calibri"/>
-              </w:rPr>
-              <w:t>2020-01-26 15:00:00</w:t>
-            </w:r>
-          </w:p>
-        </w:tc>
-        <w:tc>
-          <w:tcPr>
-            <w:tcW w:type="dxa" w:w="1440"/>
-          </w:tcPr>
-          <w:p>
-            <w:r>
-              <w:rPr>
-                <w:rFonts w:ascii="Calibri" w:hAnsi="Calibri"/>
-              </w:rPr>
-              <w:t>0</w:t>
-            </w:r>
-          </w:p>
-        </w:tc>
-        <w:tc>
-          <w:tcPr>
-            <w:tcW w:type="dxa" w:w="1440"/>
-          </w:tcPr>
-          <w:p>
-            <w:r>
-              <w:rPr>
-                <w:rFonts w:ascii="Calibri" w:hAnsi="Calibri"/>
-              </w:rPr>
-              <w:t>-0.8</w:t>
-            </w:r>
-          </w:p>
-        </w:tc>
-        <w:tc>
-          <w:tcPr>
-            <w:tcW w:type="dxa" w:w="1440"/>
-          </w:tcPr>
-          <w:p>
-            <w:r>
-              <w:rPr>
-                <w:rFonts w:ascii="Calibri" w:hAnsi="Calibri"/>
-              </w:rPr>
-              <w:t>37.0</w:t>
-            </w:r>
-          </w:p>
-        </w:tc>
-        <w:tc>
-          <w:tcPr>
-            <w:tcW w:type="dxa" w:w="1440"/>
-          </w:tcPr>
-          <w:p>
-            <w:r>
-              <w:rPr>
-                <w:rFonts w:ascii="Calibri" w:hAnsi="Calibri"/>
-              </w:rPr>
-              <w:t>0001</w:t>
-            </w:r>
-          </w:p>
-        </w:tc>
-        <w:tc>
-          <w:tcPr>
-            <w:tcW w:type="dxa" w:w="1440"/>
-          </w:tcPr>
-          <w:p>
-            <w:r>
-              <w:rPr>
-                <w:rFonts w:ascii="Calibri" w:hAnsi="Calibri"/>
-              </w:rPr>
-              <w:t>292.37598</w:t>
+            <w:tcW w:type="dxa" w:w="2160"/>
+          </w:tcPr>
+          <w:p>
+            <w:r>
+              <w:rPr>
+                <w:rFonts w:ascii="Calibri" w:hAnsi="Calibri"/>
+              </w:rPr>
+              <w:t>2025-03-14 07:00:00</w:t>
+            </w:r>
+          </w:p>
+        </w:tc>
+        <w:tc>
+          <w:tcPr>
+            <w:tcW w:type="dxa" w:w="2160"/>
+          </w:tcPr>
+          <w:p>
+            <w:r>
+              <w:rPr>
+                <w:rFonts w:ascii="Calibri" w:hAnsi="Calibri"/>
+              </w:rPr>
+              <w:t>4.0888367</w:t>
+            </w:r>
+          </w:p>
+        </w:tc>
+        <w:tc>
+          <w:tcPr>
+            <w:tcW w:type="dxa" w:w="2160"/>
+          </w:tcPr>
+          <w:p>
+            <w:r>
+              <w:rPr>
+                <w:rFonts w:ascii="Calibri" w:hAnsi="Calibri"/>
+              </w:rPr>
+              <w:t>40.80330436969629</w:t>
+            </w:r>
+          </w:p>
+        </w:tc>
+        <w:tc>
+          <w:tcPr>
+            <w:tcW w:type="dxa" w:w="2160"/>
+          </w:tcPr>
+          <w:p>
+            <w:r>
+              <w:rPr>
+                <w:rFonts w:ascii="Calibri" w:hAnsi="Calibri"/>
+              </w:rPr>
+              <w:t>0.8390842402746816</w:t>
             </w:r>
           </w:p>
         </w:tc>
@@ -2199,79 +1490,53 @@
       <w:tr>
         <w:tc>
           <w:tcPr>
-            <w:tcW w:type="dxa" w:w="1440"/>
-          </w:tcPr>
-          <w:p>
-            <w:r>
-              <w:rPr>
-                <w:rFonts w:ascii="Calibri" w:hAnsi="Calibri"/>
-              </w:rPr>
-              <w:t>2020-01-27 15:00:00</w:t>
-            </w:r>
-          </w:p>
-        </w:tc>
-        <w:tc>
-          <w:tcPr>
-            <w:tcW w:type="dxa" w:w="1440"/>
-          </w:tcPr>
-          <w:p>
-            <w:r>
-              <w:rPr>
-                <w:rFonts w:ascii="Calibri" w:hAnsi="Calibri"/>
-              </w:rPr>
-              <w:t>0</w:t>
-            </w:r>
-          </w:p>
-        </w:tc>
-        <w:tc>
-          <w:tcPr>
-            <w:tcW w:type="dxa" w:w="1440"/>
-          </w:tcPr>
-          <w:p>
-            <w:r>
-              <w:rPr>
-                <w:rFonts w:ascii="Calibri" w:hAnsi="Calibri"/>
-              </w:rPr>
-              <w:t>-0.8</w:t>
-            </w:r>
-          </w:p>
-        </w:tc>
-        <w:tc>
-          <w:tcPr>
-            <w:tcW w:type="dxa" w:w="1440"/>
-          </w:tcPr>
-          <w:p>
-            <w:r>
-              <w:rPr>
-                <w:rFonts w:ascii="Calibri" w:hAnsi="Calibri"/>
-              </w:rPr>
-              <w:t>37.0</w:t>
-            </w:r>
-          </w:p>
-        </w:tc>
-        <w:tc>
-          <w:tcPr>
-            <w:tcW w:type="dxa" w:w="1440"/>
-          </w:tcPr>
-          <w:p>
-            <w:r>
-              <w:rPr>
-                <w:rFonts w:ascii="Calibri" w:hAnsi="Calibri"/>
-              </w:rPr>
-              <w:t>0001</w:t>
-            </w:r>
-          </w:p>
-        </w:tc>
-        <w:tc>
-          <w:tcPr>
-            <w:tcW w:type="dxa" w:w="1440"/>
-          </w:tcPr>
-          <w:p>
-            <w:r>
-              <w:rPr>
-                <w:rFonts w:ascii="Calibri" w:hAnsi="Calibri"/>
-              </w:rPr>
-              <w:t>292.07153</w:t>
+            <w:tcW w:type="dxa" w:w="2160"/>
+          </w:tcPr>
+          <w:p>
+            <w:r>
+              <w:rPr>
+                <w:rFonts w:ascii="Calibri" w:hAnsi="Calibri"/>
+              </w:rPr>
+              <w:t>2025-03-14 08:00:00</w:t>
+            </w:r>
+          </w:p>
+        </w:tc>
+        <w:tc>
+          <w:tcPr>
+            <w:tcW w:type="dxa" w:w="2160"/>
+          </w:tcPr>
+          <w:p>
+            <w:r>
+              <w:rPr>
+                <w:rFonts w:ascii="Calibri" w:hAnsi="Calibri"/>
+              </w:rPr>
+              <w:t>5.531891</w:t>
+            </w:r>
+          </w:p>
+        </w:tc>
+        <w:tc>
+          <w:tcPr>
+            <w:tcW w:type="dxa" w:w="2160"/>
+          </w:tcPr>
+          <w:p>
+            <w:r>
+              <w:rPr>
+                <w:rFonts w:ascii="Calibri" w:hAnsi="Calibri"/>
+              </w:rPr>
+              <w:t>40.80330436969629</w:t>
+            </w:r>
+          </w:p>
+        </w:tc>
+        <w:tc>
+          <w:tcPr>
+            <w:tcW w:type="dxa" w:w="2160"/>
+          </w:tcPr>
+          <w:p>
+            <w:r>
+              <w:rPr>
+                <w:rFonts w:ascii="Calibri" w:hAnsi="Calibri"/>
+              </w:rPr>
+              <w:t>0.8390842402746816</w:t>
             </w:r>
           </w:p>
         </w:tc>
@@ -2279,79 +1544,53 @@
       <w:tr>
         <w:tc>
           <w:tcPr>
-            <w:tcW w:type="dxa" w:w="1440"/>
-          </w:tcPr>
-          <w:p>
-            <w:r>
-              <w:rPr>
-                <w:rFonts w:ascii="Calibri" w:hAnsi="Calibri"/>
-              </w:rPr>
-              <w:t>2020-01-28 15:00:00</w:t>
-            </w:r>
-          </w:p>
-        </w:tc>
-        <w:tc>
-          <w:tcPr>
-            <w:tcW w:type="dxa" w:w="1440"/>
-          </w:tcPr>
-          <w:p>
-            <w:r>
-              <w:rPr>
-                <w:rFonts w:ascii="Calibri" w:hAnsi="Calibri"/>
-              </w:rPr>
-              <w:t>0</w:t>
-            </w:r>
-          </w:p>
-        </w:tc>
-        <w:tc>
-          <w:tcPr>
-            <w:tcW w:type="dxa" w:w="1440"/>
-          </w:tcPr>
-          <w:p>
-            <w:r>
-              <w:rPr>
-                <w:rFonts w:ascii="Calibri" w:hAnsi="Calibri"/>
-              </w:rPr>
-              <w:t>-0.8</w:t>
-            </w:r>
-          </w:p>
-        </w:tc>
-        <w:tc>
-          <w:tcPr>
-            <w:tcW w:type="dxa" w:w="1440"/>
-          </w:tcPr>
-          <w:p>
-            <w:r>
-              <w:rPr>
-                <w:rFonts w:ascii="Calibri" w:hAnsi="Calibri"/>
-              </w:rPr>
-              <w:t>37.0</w:t>
-            </w:r>
-          </w:p>
-        </w:tc>
-        <w:tc>
-          <w:tcPr>
-            <w:tcW w:type="dxa" w:w="1440"/>
-          </w:tcPr>
-          <w:p>
-            <w:r>
-              <w:rPr>
-                <w:rFonts w:ascii="Calibri" w:hAnsi="Calibri"/>
-              </w:rPr>
-              <w:t>0001</w:t>
-            </w:r>
-          </w:p>
-        </w:tc>
-        <w:tc>
-          <w:tcPr>
-            <w:tcW w:type="dxa" w:w="1440"/>
-          </w:tcPr>
-          <w:p>
-            <w:r>
-              <w:rPr>
-                <w:rFonts w:ascii="Calibri" w:hAnsi="Calibri"/>
-              </w:rPr>
-              <w:t>291.5952</w:t>
+            <w:tcW w:type="dxa" w:w="2160"/>
+          </w:tcPr>
+          <w:p>
+            <w:r>
+              <w:rPr>
+                <w:rFonts w:ascii="Calibri" w:hAnsi="Calibri"/>
+              </w:rPr>
+              <w:t>2025-03-14 09:00:00</w:t>
+            </w:r>
+          </w:p>
+        </w:tc>
+        <w:tc>
+          <w:tcPr>
+            <w:tcW w:type="dxa" w:w="2160"/>
+          </w:tcPr>
+          <w:p>
+            <w:r>
+              <w:rPr>
+                <w:rFonts w:ascii="Calibri" w:hAnsi="Calibri"/>
+              </w:rPr>
+              <w:t>6.2584534</w:t>
+            </w:r>
+          </w:p>
+        </w:tc>
+        <w:tc>
+          <w:tcPr>
+            <w:tcW w:type="dxa" w:w="2160"/>
+          </w:tcPr>
+          <w:p>
+            <w:r>
+              <w:rPr>
+                <w:rFonts w:ascii="Calibri" w:hAnsi="Calibri"/>
+              </w:rPr>
+              <w:t>40.80330436969629</w:t>
+            </w:r>
+          </w:p>
+        </w:tc>
+        <w:tc>
+          <w:tcPr>
+            <w:tcW w:type="dxa" w:w="2160"/>
+          </w:tcPr>
+          <w:p>
+            <w:r>
+              <w:rPr>
+                <w:rFonts w:ascii="Calibri" w:hAnsi="Calibri"/>
+              </w:rPr>
+              <w:t>0.8390842402746816</w:t>
             </w:r>
           </w:p>
         </w:tc>
@@ -2359,79 +1598,53 @@
       <w:tr>
         <w:tc>
           <w:tcPr>
-            <w:tcW w:type="dxa" w:w="1440"/>
-          </w:tcPr>
-          <w:p>
-            <w:r>
-              <w:rPr>
-                <w:rFonts w:ascii="Calibri" w:hAnsi="Calibri"/>
-              </w:rPr>
-              <w:t>2020-01-29 15:00:00</w:t>
-            </w:r>
-          </w:p>
-        </w:tc>
-        <w:tc>
-          <w:tcPr>
-            <w:tcW w:type="dxa" w:w="1440"/>
-          </w:tcPr>
-          <w:p>
-            <w:r>
-              <w:rPr>
-                <w:rFonts w:ascii="Calibri" w:hAnsi="Calibri"/>
-              </w:rPr>
-              <w:t>0</w:t>
-            </w:r>
-          </w:p>
-        </w:tc>
-        <w:tc>
-          <w:tcPr>
-            <w:tcW w:type="dxa" w:w="1440"/>
-          </w:tcPr>
-          <w:p>
-            <w:r>
-              <w:rPr>
-                <w:rFonts w:ascii="Calibri" w:hAnsi="Calibri"/>
-              </w:rPr>
-              <w:t>-0.8</w:t>
-            </w:r>
-          </w:p>
-        </w:tc>
-        <w:tc>
-          <w:tcPr>
-            <w:tcW w:type="dxa" w:w="1440"/>
-          </w:tcPr>
-          <w:p>
-            <w:r>
-              <w:rPr>
-                <w:rFonts w:ascii="Calibri" w:hAnsi="Calibri"/>
-              </w:rPr>
-              <w:t>37.0</w:t>
-            </w:r>
-          </w:p>
-        </w:tc>
-        <w:tc>
-          <w:tcPr>
-            <w:tcW w:type="dxa" w:w="1440"/>
-          </w:tcPr>
-          <w:p>
-            <w:r>
-              <w:rPr>
-                <w:rFonts w:ascii="Calibri" w:hAnsi="Calibri"/>
-              </w:rPr>
-              <w:t>0001</w:t>
-            </w:r>
-          </w:p>
-        </w:tc>
-        <w:tc>
-          <w:tcPr>
-            <w:tcW w:type="dxa" w:w="1440"/>
-          </w:tcPr>
-          <w:p>
-            <w:r>
-              <w:rPr>
-                <w:rFonts w:ascii="Calibri" w:hAnsi="Calibri"/>
-              </w:rPr>
-              <w:t>293.20532</w:t>
+            <w:tcW w:type="dxa" w:w="2160"/>
+          </w:tcPr>
+          <w:p>
+            <w:r>
+              <w:rPr>
+                <w:rFonts w:ascii="Calibri" w:hAnsi="Calibri"/>
+              </w:rPr>
+              <w:t>2025-03-14 10:00:00</w:t>
+            </w:r>
+          </w:p>
+        </w:tc>
+        <w:tc>
+          <w:tcPr>
+            <w:tcW w:type="dxa" w:w="2160"/>
+          </w:tcPr>
+          <w:p>
+            <w:r>
+              <w:rPr>
+                <w:rFonts w:ascii="Calibri" w:hAnsi="Calibri"/>
+              </w:rPr>
+              <w:t>5.5131836</w:t>
+            </w:r>
+          </w:p>
+        </w:tc>
+        <w:tc>
+          <w:tcPr>
+            <w:tcW w:type="dxa" w:w="2160"/>
+          </w:tcPr>
+          <w:p>
+            <w:r>
+              <w:rPr>
+                <w:rFonts w:ascii="Calibri" w:hAnsi="Calibri"/>
+              </w:rPr>
+              <w:t>40.80330436969629</w:t>
+            </w:r>
+          </w:p>
+        </w:tc>
+        <w:tc>
+          <w:tcPr>
+            <w:tcW w:type="dxa" w:w="2160"/>
+          </w:tcPr>
+          <w:p>
+            <w:r>
+              <w:rPr>
+                <w:rFonts w:ascii="Calibri" w:hAnsi="Calibri"/>
+              </w:rPr>
+              <w:t>0.8390842402746816</w:t>
             </w:r>
           </w:p>
         </w:tc>
@@ -2439,79 +1652,53 @@
       <w:tr>
         <w:tc>
           <w:tcPr>
-            <w:tcW w:type="dxa" w:w="1440"/>
-          </w:tcPr>
-          <w:p>
-            <w:r>
-              <w:rPr>
-                <w:rFonts w:ascii="Calibri" w:hAnsi="Calibri"/>
-              </w:rPr>
-              <w:t>2020-01-30 15:00:00</w:t>
-            </w:r>
-          </w:p>
-        </w:tc>
-        <w:tc>
-          <w:tcPr>
-            <w:tcW w:type="dxa" w:w="1440"/>
-          </w:tcPr>
-          <w:p>
-            <w:r>
-              <w:rPr>
-                <w:rFonts w:ascii="Calibri" w:hAnsi="Calibri"/>
-              </w:rPr>
-              <w:t>0</w:t>
-            </w:r>
-          </w:p>
-        </w:tc>
-        <w:tc>
-          <w:tcPr>
-            <w:tcW w:type="dxa" w:w="1440"/>
-          </w:tcPr>
-          <w:p>
-            <w:r>
-              <w:rPr>
-                <w:rFonts w:ascii="Calibri" w:hAnsi="Calibri"/>
-              </w:rPr>
-              <w:t>-0.8</w:t>
-            </w:r>
-          </w:p>
-        </w:tc>
-        <w:tc>
-          <w:tcPr>
-            <w:tcW w:type="dxa" w:w="1440"/>
-          </w:tcPr>
-          <w:p>
-            <w:r>
-              <w:rPr>
-                <w:rFonts w:ascii="Calibri" w:hAnsi="Calibri"/>
-              </w:rPr>
-              <w:t>37.0</w:t>
-            </w:r>
-          </w:p>
-        </w:tc>
-        <w:tc>
-          <w:tcPr>
-            <w:tcW w:type="dxa" w:w="1440"/>
-          </w:tcPr>
-          <w:p>
-            <w:r>
-              <w:rPr>
-                <w:rFonts w:ascii="Calibri" w:hAnsi="Calibri"/>
-              </w:rPr>
-              <w:t>0001</w:t>
-            </w:r>
-          </w:p>
-        </w:tc>
-        <w:tc>
-          <w:tcPr>
-            <w:tcW w:type="dxa" w:w="1440"/>
-          </w:tcPr>
-          <w:p>
-            <w:r>
-              <w:rPr>
-                <w:rFonts w:ascii="Calibri" w:hAnsi="Calibri"/>
-              </w:rPr>
-              <w:t>292.77905</w:t>
+            <w:tcW w:type="dxa" w:w="2160"/>
+          </w:tcPr>
+          <w:p>
+            <w:r>
+              <w:rPr>
+                <w:rFonts w:ascii="Calibri" w:hAnsi="Calibri"/>
+              </w:rPr>
+              <w:t>2025-03-14 11:00:00</w:t>
+            </w:r>
+          </w:p>
+        </w:tc>
+        <w:tc>
+          <w:tcPr>
+            <w:tcW w:type="dxa" w:w="2160"/>
+          </w:tcPr>
+          <w:p>
+            <w:r>
+              <w:rPr>
+                <w:rFonts w:ascii="Calibri" w:hAnsi="Calibri"/>
+              </w:rPr>
+              <w:t>4.3599854</w:t>
+            </w:r>
+          </w:p>
+        </w:tc>
+        <w:tc>
+          <w:tcPr>
+            <w:tcW w:type="dxa" w:w="2160"/>
+          </w:tcPr>
+          <w:p>
+            <w:r>
+              <w:rPr>
+                <w:rFonts w:ascii="Calibri" w:hAnsi="Calibri"/>
+              </w:rPr>
+              <w:t>40.80330436969629</w:t>
+            </w:r>
+          </w:p>
+        </w:tc>
+        <w:tc>
+          <w:tcPr>
+            <w:tcW w:type="dxa" w:w="2160"/>
+          </w:tcPr>
+          <w:p>
+            <w:r>
+              <w:rPr>
+                <w:rFonts w:ascii="Calibri" w:hAnsi="Calibri"/>
+              </w:rPr>
+              <w:t>0.8390842402746816</w:t>
             </w:r>
           </w:p>
         </w:tc>
@@ -2519,79 +1706,2321 @@
       <w:tr>
         <w:tc>
           <w:tcPr>
-            <w:tcW w:type="dxa" w:w="1440"/>
-          </w:tcPr>
-          <w:p>
-            <w:r>
-              <w:rPr>
-                <w:rFonts w:ascii="Calibri" w:hAnsi="Calibri"/>
-              </w:rPr>
-              <w:t>2020-01-31 15:00:00</w:t>
-            </w:r>
-          </w:p>
-        </w:tc>
-        <w:tc>
-          <w:tcPr>
-            <w:tcW w:type="dxa" w:w="1440"/>
-          </w:tcPr>
-          <w:p>
-            <w:r>
-              <w:rPr>
-                <w:rFonts w:ascii="Calibri" w:hAnsi="Calibri"/>
-              </w:rPr>
-              <w:t>0</w:t>
-            </w:r>
-          </w:p>
-        </w:tc>
-        <w:tc>
-          <w:tcPr>
-            <w:tcW w:type="dxa" w:w="1440"/>
-          </w:tcPr>
-          <w:p>
-            <w:r>
-              <w:rPr>
-                <w:rFonts w:ascii="Calibri" w:hAnsi="Calibri"/>
-              </w:rPr>
-              <w:t>-0.8</w:t>
-            </w:r>
-          </w:p>
-        </w:tc>
-        <w:tc>
-          <w:tcPr>
-            <w:tcW w:type="dxa" w:w="1440"/>
-          </w:tcPr>
-          <w:p>
-            <w:r>
-              <w:rPr>
-                <w:rFonts w:ascii="Calibri" w:hAnsi="Calibri"/>
-              </w:rPr>
-              <w:t>37.0</w:t>
-            </w:r>
-          </w:p>
-        </w:tc>
-        <w:tc>
-          <w:tcPr>
-            <w:tcW w:type="dxa" w:w="1440"/>
-          </w:tcPr>
-          <w:p>
-            <w:r>
-              <w:rPr>
-                <w:rFonts w:ascii="Calibri" w:hAnsi="Calibri"/>
-              </w:rPr>
-              <w:t>0001</w:t>
-            </w:r>
-          </w:p>
-        </w:tc>
-        <w:tc>
-          <w:tcPr>
-            <w:tcW w:type="dxa" w:w="1440"/>
-          </w:tcPr>
-          <w:p>
-            <w:r>
-              <w:rPr>
-                <w:rFonts w:ascii="Calibri" w:hAnsi="Calibri"/>
-              </w:rPr>
-              <w:t>294.88892</w:t>
+            <w:tcW w:type="dxa" w:w="2160"/>
+          </w:tcPr>
+          <w:p>
+            <w:r>
+              <w:rPr>
+                <w:rFonts w:ascii="Calibri" w:hAnsi="Calibri"/>
+              </w:rPr>
+              <w:t>2025-03-14 12:00:00</w:t>
+            </w:r>
+          </w:p>
+        </w:tc>
+        <w:tc>
+          <w:tcPr>
+            <w:tcW w:type="dxa" w:w="2160"/>
+          </w:tcPr>
+          <w:p>
+            <w:r>
+              <w:rPr>
+                <w:rFonts w:ascii="Calibri" w:hAnsi="Calibri"/>
+              </w:rPr>
+              <w:t>3.5482483</w:t>
+            </w:r>
+          </w:p>
+        </w:tc>
+        <w:tc>
+          <w:tcPr>
+            <w:tcW w:type="dxa" w:w="2160"/>
+          </w:tcPr>
+          <w:p>
+            <w:r>
+              <w:rPr>
+                <w:rFonts w:ascii="Calibri" w:hAnsi="Calibri"/>
+              </w:rPr>
+              <w:t>40.80330436969629</w:t>
+            </w:r>
+          </w:p>
+        </w:tc>
+        <w:tc>
+          <w:tcPr>
+            <w:tcW w:type="dxa" w:w="2160"/>
+          </w:tcPr>
+          <w:p>
+            <w:r>
+              <w:rPr>
+                <w:rFonts w:ascii="Calibri" w:hAnsi="Calibri"/>
+              </w:rPr>
+              <w:t>0.8390842402746816</w:t>
+            </w:r>
+          </w:p>
+        </w:tc>
+      </w:tr>
+      <w:tr>
+        <w:tc>
+          <w:tcPr>
+            <w:tcW w:type="dxa" w:w="2160"/>
+          </w:tcPr>
+          <w:p>
+            <w:r>
+              <w:rPr>
+                <w:rFonts w:ascii="Calibri" w:hAnsi="Calibri"/>
+              </w:rPr>
+              <w:t>2025-03-14 13:00:00</w:t>
+            </w:r>
+          </w:p>
+        </w:tc>
+        <w:tc>
+          <w:tcPr>
+            <w:tcW w:type="dxa" w:w="2160"/>
+          </w:tcPr>
+          <w:p>
+            <w:r>
+              <w:rPr>
+                <w:rFonts w:ascii="Calibri" w:hAnsi="Calibri"/>
+              </w:rPr>
+              <w:t>2.6524963</w:t>
+            </w:r>
+          </w:p>
+        </w:tc>
+        <w:tc>
+          <w:tcPr>
+            <w:tcW w:type="dxa" w:w="2160"/>
+          </w:tcPr>
+          <w:p>
+            <w:r>
+              <w:rPr>
+                <w:rFonts w:ascii="Calibri" w:hAnsi="Calibri"/>
+              </w:rPr>
+              <w:t>40.80330436969629</w:t>
+            </w:r>
+          </w:p>
+        </w:tc>
+        <w:tc>
+          <w:tcPr>
+            <w:tcW w:type="dxa" w:w="2160"/>
+          </w:tcPr>
+          <w:p>
+            <w:r>
+              <w:rPr>
+                <w:rFonts w:ascii="Calibri" w:hAnsi="Calibri"/>
+              </w:rPr>
+              <w:t>0.8390842402746816</w:t>
+            </w:r>
+          </w:p>
+        </w:tc>
+      </w:tr>
+      <w:tr>
+        <w:tc>
+          <w:tcPr>
+            <w:tcW w:type="dxa" w:w="2160"/>
+          </w:tcPr>
+          <w:p>
+            <w:r>
+              <w:rPr>
+                <w:rFonts w:ascii="Calibri" w:hAnsi="Calibri"/>
+              </w:rPr>
+              <w:t>2025-03-14 14:00:00</w:t>
+            </w:r>
+          </w:p>
+        </w:tc>
+        <w:tc>
+          <w:tcPr>
+            <w:tcW w:type="dxa" w:w="2160"/>
+          </w:tcPr>
+          <w:p>
+            <w:r>
+              <w:rPr>
+                <w:rFonts w:ascii="Calibri" w:hAnsi="Calibri"/>
+              </w:rPr>
+              <w:t>1.6130066</w:t>
+            </w:r>
+          </w:p>
+        </w:tc>
+        <w:tc>
+          <w:tcPr>
+            <w:tcW w:type="dxa" w:w="2160"/>
+          </w:tcPr>
+          <w:p>
+            <w:r>
+              <w:rPr>
+                <w:rFonts w:ascii="Calibri" w:hAnsi="Calibri"/>
+              </w:rPr>
+              <w:t>40.80330436969629</w:t>
+            </w:r>
+          </w:p>
+        </w:tc>
+        <w:tc>
+          <w:tcPr>
+            <w:tcW w:type="dxa" w:w="2160"/>
+          </w:tcPr>
+          <w:p>
+            <w:r>
+              <w:rPr>
+                <w:rFonts w:ascii="Calibri" w:hAnsi="Calibri"/>
+              </w:rPr>
+              <w:t>0.8390842402746816</w:t>
+            </w:r>
+          </w:p>
+        </w:tc>
+      </w:tr>
+      <w:tr>
+        <w:tc>
+          <w:tcPr>
+            <w:tcW w:type="dxa" w:w="2160"/>
+          </w:tcPr>
+          <w:p>
+            <w:r>
+              <w:rPr>
+                <w:rFonts w:ascii="Calibri" w:hAnsi="Calibri"/>
+              </w:rPr>
+              <w:t>2025-03-14 15:00:00</w:t>
+            </w:r>
+          </w:p>
+        </w:tc>
+        <w:tc>
+          <w:tcPr>
+            <w:tcW w:type="dxa" w:w="2160"/>
+          </w:tcPr>
+          <w:p>
+            <w:r>
+              <w:rPr>
+                <w:rFonts w:ascii="Calibri" w:hAnsi="Calibri"/>
+              </w:rPr>
+              <w:t>0.379364</w:t>
+            </w:r>
+          </w:p>
+        </w:tc>
+        <w:tc>
+          <w:tcPr>
+            <w:tcW w:type="dxa" w:w="2160"/>
+          </w:tcPr>
+          <w:p>
+            <w:r>
+              <w:rPr>
+                <w:rFonts w:ascii="Calibri" w:hAnsi="Calibri"/>
+              </w:rPr>
+              <w:t>40.80330436969629</w:t>
+            </w:r>
+          </w:p>
+        </w:tc>
+        <w:tc>
+          <w:tcPr>
+            <w:tcW w:type="dxa" w:w="2160"/>
+          </w:tcPr>
+          <w:p>
+            <w:r>
+              <w:rPr>
+                <w:rFonts w:ascii="Calibri" w:hAnsi="Calibri"/>
+              </w:rPr>
+              <w:t>0.8390842402746816</w:t>
+            </w:r>
+          </w:p>
+        </w:tc>
+      </w:tr>
+      <w:tr>
+        <w:tc>
+          <w:tcPr>
+            <w:tcW w:type="dxa" w:w="2160"/>
+          </w:tcPr>
+          <w:p>
+            <w:r>
+              <w:rPr>
+                <w:rFonts w:ascii="Calibri" w:hAnsi="Calibri"/>
+              </w:rPr>
+              <w:t>2025-03-14 16:00:00</w:t>
+            </w:r>
+          </w:p>
+        </w:tc>
+        <w:tc>
+          <w:tcPr>
+            <w:tcW w:type="dxa" w:w="2160"/>
+          </w:tcPr>
+          <w:p>
+            <w:r>
+              <w:rPr>
+                <w:rFonts w:ascii="Calibri" w:hAnsi="Calibri"/>
+              </w:rPr>
+              <w:t>-1.6764221</w:t>
+            </w:r>
+          </w:p>
+        </w:tc>
+        <w:tc>
+          <w:tcPr>
+            <w:tcW w:type="dxa" w:w="2160"/>
+          </w:tcPr>
+          <w:p>
+            <w:r>
+              <w:rPr>
+                <w:rFonts w:ascii="Calibri" w:hAnsi="Calibri"/>
+              </w:rPr>
+              <w:t>40.80330436969629</w:t>
+            </w:r>
+          </w:p>
+        </w:tc>
+        <w:tc>
+          <w:tcPr>
+            <w:tcW w:type="dxa" w:w="2160"/>
+          </w:tcPr>
+          <w:p>
+            <w:r>
+              <w:rPr>
+                <w:rFonts w:ascii="Calibri" w:hAnsi="Calibri"/>
+              </w:rPr>
+              <w:t>0.8390842402746816</w:t>
+            </w:r>
+          </w:p>
+        </w:tc>
+      </w:tr>
+      <w:tr>
+        <w:tc>
+          <w:tcPr>
+            <w:tcW w:type="dxa" w:w="2160"/>
+          </w:tcPr>
+          <w:p>
+            <w:r>
+              <w:rPr>
+                <w:rFonts w:ascii="Calibri" w:hAnsi="Calibri"/>
+              </w:rPr>
+              <w:t>2025-03-14 17:00:00</w:t>
+            </w:r>
+          </w:p>
+        </w:tc>
+        <w:tc>
+          <w:tcPr>
+            <w:tcW w:type="dxa" w:w="2160"/>
+          </w:tcPr>
+          <w:p>
+            <w:r>
+              <w:rPr>
+                <w:rFonts w:ascii="Calibri" w:hAnsi="Calibri"/>
+              </w:rPr>
+              <w:t>-2.896881</w:t>
+            </w:r>
+          </w:p>
+        </w:tc>
+        <w:tc>
+          <w:tcPr>
+            <w:tcW w:type="dxa" w:w="2160"/>
+          </w:tcPr>
+          <w:p>
+            <w:r>
+              <w:rPr>
+                <w:rFonts w:ascii="Calibri" w:hAnsi="Calibri"/>
+              </w:rPr>
+              <w:t>40.80330436969629</w:t>
+            </w:r>
+          </w:p>
+        </w:tc>
+        <w:tc>
+          <w:tcPr>
+            <w:tcW w:type="dxa" w:w="2160"/>
+          </w:tcPr>
+          <w:p>
+            <w:r>
+              <w:rPr>
+                <w:rFonts w:ascii="Calibri" w:hAnsi="Calibri"/>
+              </w:rPr>
+              <w:t>0.8390842402746816</w:t>
+            </w:r>
+          </w:p>
+        </w:tc>
+      </w:tr>
+      <w:tr>
+        <w:tc>
+          <w:tcPr>
+            <w:tcW w:type="dxa" w:w="2160"/>
+          </w:tcPr>
+          <w:p>
+            <w:r>
+              <w:rPr>
+                <w:rFonts w:ascii="Calibri" w:hAnsi="Calibri"/>
+              </w:rPr>
+              <w:t>2025-03-14 18:00:00</w:t>
+            </w:r>
+          </w:p>
+        </w:tc>
+        <w:tc>
+          <w:tcPr>
+            <w:tcW w:type="dxa" w:w="2160"/>
+          </w:tcPr>
+          <w:p>
+            <w:r>
+              <w:rPr>
+                <w:rFonts w:ascii="Calibri" w:hAnsi="Calibri"/>
+              </w:rPr>
+              <w:t>-3.4396667</w:t>
+            </w:r>
+          </w:p>
+        </w:tc>
+        <w:tc>
+          <w:tcPr>
+            <w:tcW w:type="dxa" w:w="2160"/>
+          </w:tcPr>
+          <w:p>
+            <w:r>
+              <w:rPr>
+                <w:rFonts w:ascii="Calibri" w:hAnsi="Calibri"/>
+              </w:rPr>
+              <w:t>40.80330436969629</w:t>
+            </w:r>
+          </w:p>
+        </w:tc>
+        <w:tc>
+          <w:tcPr>
+            <w:tcW w:type="dxa" w:w="2160"/>
+          </w:tcPr>
+          <w:p>
+            <w:r>
+              <w:rPr>
+                <w:rFonts w:ascii="Calibri" w:hAnsi="Calibri"/>
+              </w:rPr>
+              <w:t>0.8390842402746816</w:t>
+            </w:r>
+          </w:p>
+        </w:tc>
+      </w:tr>
+      <w:tr>
+        <w:tc>
+          <w:tcPr>
+            <w:tcW w:type="dxa" w:w="2160"/>
+          </w:tcPr>
+          <w:p>
+            <w:r>
+              <w:rPr>
+                <w:rFonts w:ascii="Calibri" w:hAnsi="Calibri"/>
+              </w:rPr>
+              <w:t>2025-03-14 19:00:00</w:t>
+            </w:r>
+          </w:p>
+        </w:tc>
+        <w:tc>
+          <w:tcPr>
+            <w:tcW w:type="dxa" w:w="2160"/>
+          </w:tcPr>
+          <w:p>
+            <w:r>
+              <w:rPr>
+                <w:rFonts w:ascii="Calibri" w:hAnsi="Calibri"/>
+              </w:rPr>
+              <w:t>-2.8041382</w:t>
+            </w:r>
+          </w:p>
+        </w:tc>
+        <w:tc>
+          <w:tcPr>
+            <w:tcW w:type="dxa" w:w="2160"/>
+          </w:tcPr>
+          <w:p>
+            <w:r>
+              <w:rPr>
+                <w:rFonts w:ascii="Calibri" w:hAnsi="Calibri"/>
+              </w:rPr>
+              <w:t>40.80330436969629</w:t>
+            </w:r>
+          </w:p>
+        </w:tc>
+        <w:tc>
+          <w:tcPr>
+            <w:tcW w:type="dxa" w:w="2160"/>
+          </w:tcPr>
+          <w:p>
+            <w:r>
+              <w:rPr>
+                <w:rFonts w:ascii="Calibri" w:hAnsi="Calibri"/>
+              </w:rPr>
+              <w:t>0.8390842402746816</w:t>
+            </w:r>
+          </w:p>
+        </w:tc>
+      </w:tr>
+      <w:tr>
+        <w:tc>
+          <w:tcPr>
+            <w:tcW w:type="dxa" w:w="2160"/>
+          </w:tcPr>
+          <w:p>
+            <w:r>
+              <w:rPr>
+                <w:rFonts w:ascii="Calibri" w:hAnsi="Calibri"/>
+              </w:rPr>
+              <w:t>2025-03-14 20:00:00</w:t>
+            </w:r>
+          </w:p>
+        </w:tc>
+        <w:tc>
+          <w:tcPr>
+            <w:tcW w:type="dxa" w:w="2160"/>
+          </w:tcPr>
+          <w:p>
+            <w:r>
+              <w:rPr>
+                <w:rFonts w:ascii="Calibri" w:hAnsi="Calibri"/>
+              </w:rPr>
+              <w:t>-4.1905212</w:t>
+            </w:r>
+          </w:p>
+        </w:tc>
+        <w:tc>
+          <w:tcPr>
+            <w:tcW w:type="dxa" w:w="2160"/>
+          </w:tcPr>
+          <w:p>
+            <w:r>
+              <w:rPr>
+                <w:rFonts w:ascii="Calibri" w:hAnsi="Calibri"/>
+              </w:rPr>
+              <w:t>40.80330436969629</w:t>
+            </w:r>
+          </w:p>
+        </w:tc>
+        <w:tc>
+          <w:tcPr>
+            <w:tcW w:type="dxa" w:w="2160"/>
+          </w:tcPr>
+          <w:p>
+            <w:r>
+              <w:rPr>
+                <w:rFonts w:ascii="Calibri" w:hAnsi="Calibri"/>
+              </w:rPr>
+              <w:t>0.8390842402746816</w:t>
+            </w:r>
+          </w:p>
+        </w:tc>
+      </w:tr>
+      <w:tr>
+        <w:tc>
+          <w:tcPr>
+            <w:tcW w:type="dxa" w:w="2160"/>
+          </w:tcPr>
+          <w:p>
+            <w:r>
+              <w:rPr>
+                <w:rFonts w:ascii="Calibri" w:hAnsi="Calibri"/>
+              </w:rPr>
+              <w:t>2025-03-14 21:00:00</w:t>
+            </w:r>
+          </w:p>
+        </w:tc>
+        <w:tc>
+          <w:tcPr>
+            <w:tcW w:type="dxa" w:w="2160"/>
+          </w:tcPr>
+          <w:p>
+            <w:r>
+              <w:rPr>
+                <w:rFonts w:ascii="Calibri" w:hAnsi="Calibri"/>
+              </w:rPr>
+              <w:t>-4.773834</w:t>
+            </w:r>
+          </w:p>
+        </w:tc>
+        <w:tc>
+          <w:tcPr>
+            <w:tcW w:type="dxa" w:w="2160"/>
+          </w:tcPr>
+          <w:p>
+            <w:r>
+              <w:rPr>
+                <w:rFonts w:ascii="Calibri" w:hAnsi="Calibri"/>
+              </w:rPr>
+              <w:t>40.80330436969629</w:t>
+            </w:r>
+          </w:p>
+        </w:tc>
+        <w:tc>
+          <w:tcPr>
+            <w:tcW w:type="dxa" w:w="2160"/>
+          </w:tcPr>
+          <w:p>
+            <w:r>
+              <w:rPr>
+                <w:rFonts w:ascii="Calibri" w:hAnsi="Calibri"/>
+              </w:rPr>
+              <w:t>0.8390842402746816</w:t>
+            </w:r>
+          </w:p>
+        </w:tc>
+      </w:tr>
+      <w:tr>
+        <w:tc>
+          <w:tcPr>
+            <w:tcW w:type="dxa" w:w="2160"/>
+          </w:tcPr>
+          <w:p>
+            <w:r>
+              <w:rPr>
+                <w:rFonts w:ascii="Calibri" w:hAnsi="Calibri"/>
+              </w:rPr>
+              <w:t>2025-03-14 22:00:00</w:t>
+            </w:r>
+          </w:p>
+        </w:tc>
+        <w:tc>
+          <w:tcPr>
+            <w:tcW w:type="dxa" w:w="2160"/>
+          </w:tcPr>
+          <w:p>
+            <w:r>
+              <w:rPr>
+                <w:rFonts w:ascii="Calibri" w:hAnsi="Calibri"/>
+              </w:rPr>
+              <w:t>-4.84079</w:t>
+            </w:r>
+          </w:p>
+        </w:tc>
+        <w:tc>
+          <w:tcPr>
+            <w:tcW w:type="dxa" w:w="2160"/>
+          </w:tcPr>
+          <w:p>
+            <w:r>
+              <w:rPr>
+                <w:rFonts w:ascii="Calibri" w:hAnsi="Calibri"/>
+              </w:rPr>
+              <w:t>40.80330436969629</w:t>
+            </w:r>
+          </w:p>
+        </w:tc>
+        <w:tc>
+          <w:tcPr>
+            <w:tcW w:type="dxa" w:w="2160"/>
+          </w:tcPr>
+          <w:p>
+            <w:r>
+              <w:rPr>
+                <w:rFonts w:ascii="Calibri" w:hAnsi="Calibri"/>
+              </w:rPr>
+              <w:t>0.8390842402746816</w:t>
+            </w:r>
+          </w:p>
+        </w:tc>
+      </w:tr>
+      <w:tr>
+        <w:tc>
+          <w:tcPr>
+            <w:tcW w:type="dxa" w:w="2160"/>
+          </w:tcPr>
+          <w:p>
+            <w:r>
+              <w:rPr>
+                <w:rFonts w:ascii="Calibri" w:hAnsi="Calibri"/>
+              </w:rPr>
+              <w:t>2025-03-14 23:00:00</w:t>
+            </w:r>
+          </w:p>
+        </w:tc>
+        <w:tc>
+          <w:tcPr>
+            <w:tcW w:type="dxa" w:w="2160"/>
+          </w:tcPr>
+          <w:p>
+            <w:r>
+              <w:rPr>
+                <w:rFonts w:ascii="Calibri" w:hAnsi="Calibri"/>
+              </w:rPr>
+              <w:t>-3.2276917</w:t>
+            </w:r>
+          </w:p>
+        </w:tc>
+        <w:tc>
+          <w:tcPr>
+            <w:tcW w:type="dxa" w:w="2160"/>
+          </w:tcPr>
+          <w:p>
+            <w:r>
+              <w:rPr>
+                <w:rFonts w:ascii="Calibri" w:hAnsi="Calibri"/>
+              </w:rPr>
+              <w:t>40.80330436969629</w:t>
+            </w:r>
+          </w:p>
+        </w:tc>
+        <w:tc>
+          <w:tcPr>
+            <w:tcW w:type="dxa" w:w="2160"/>
+          </w:tcPr>
+          <w:p>
+            <w:r>
+              <w:rPr>
+                <w:rFonts w:ascii="Calibri" w:hAnsi="Calibri"/>
+              </w:rPr>
+              <w:t>0.8390842402746816</w:t>
+            </w:r>
+          </w:p>
+        </w:tc>
+      </w:tr>
+      <w:tr>
+        <w:tc>
+          <w:tcPr>
+            <w:tcW w:type="dxa" w:w="2160"/>
+          </w:tcPr>
+          <w:p>
+            <w:r>
+              <w:rPr>
+                <w:rFonts w:ascii="Calibri" w:hAnsi="Calibri"/>
+              </w:rPr>
+              <w:t>2025-03-15 00:00:00</w:t>
+            </w:r>
+          </w:p>
+        </w:tc>
+        <w:tc>
+          <w:tcPr>
+            <w:tcW w:type="dxa" w:w="2160"/>
+          </w:tcPr>
+          <w:p>
+            <w:r>
+              <w:rPr>
+                <w:rFonts w:ascii="Calibri" w:hAnsi="Calibri"/>
+              </w:rPr>
+              <w:t>-2.5405579</w:t>
+            </w:r>
+          </w:p>
+        </w:tc>
+        <w:tc>
+          <w:tcPr>
+            <w:tcW w:type="dxa" w:w="2160"/>
+          </w:tcPr>
+          <w:p>
+            <w:r>
+              <w:rPr>
+                <w:rFonts w:ascii="Calibri" w:hAnsi="Calibri"/>
+              </w:rPr>
+              <w:t>40.80330436969629</w:t>
+            </w:r>
+          </w:p>
+        </w:tc>
+        <w:tc>
+          <w:tcPr>
+            <w:tcW w:type="dxa" w:w="2160"/>
+          </w:tcPr>
+          <w:p>
+            <w:r>
+              <w:rPr>
+                <w:rFonts w:ascii="Calibri" w:hAnsi="Calibri"/>
+              </w:rPr>
+              <w:t>0.8390842402746816</w:t>
+            </w:r>
+          </w:p>
+        </w:tc>
+      </w:tr>
+      <w:tr>
+        <w:tc>
+          <w:tcPr>
+            <w:tcW w:type="dxa" w:w="2160"/>
+          </w:tcPr>
+          <w:p>
+            <w:r>
+              <w:rPr>
+                <w:rFonts w:ascii="Calibri" w:hAnsi="Calibri"/>
+              </w:rPr>
+              <w:t>2025-03-15 01:00:00</w:t>
+            </w:r>
+          </w:p>
+        </w:tc>
+        <w:tc>
+          <w:tcPr>
+            <w:tcW w:type="dxa" w:w="2160"/>
+          </w:tcPr>
+          <w:p>
+            <w:r>
+              <w:rPr>
+                <w:rFonts w:ascii="Calibri" w:hAnsi="Calibri"/>
+              </w:rPr>
+              <w:t>-2.1883545</w:t>
+            </w:r>
+          </w:p>
+        </w:tc>
+        <w:tc>
+          <w:tcPr>
+            <w:tcW w:type="dxa" w:w="2160"/>
+          </w:tcPr>
+          <w:p>
+            <w:r>
+              <w:rPr>
+                <w:rFonts w:ascii="Calibri" w:hAnsi="Calibri"/>
+              </w:rPr>
+              <w:t>40.80330436969629</w:t>
+            </w:r>
+          </w:p>
+        </w:tc>
+        <w:tc>
+          <w:tcPr>
+            <w:tcW w:type="dxa" w:w="2160"/>
+          </w:tcPr>
+          <w:p>
+            <w:r>
+              <w:rPr>
+                <w:rFonts w:ascii="Calibri" w:hAnsi="Calibri"/>
+              </w:rPr>
+              <w:t>0.8390842402746816</w:t>
+            </w:r>
+          </w:p>
+        </w:tc>
+      </w:tr>
+      <w:tr>
+        <w:tc>
+          <w:tcPr>
+            <w:tcW w:type="dxa" w:w="2160"/>
+          </w:tcPr>
+          <w:p>
+            <w:r>
+              <w:rPr>
+                <w:rFonts w:ascii="Calibri" w:hAnsi="Calibri"/>
+              </w:rPr>
+              <w:t>2025-03-15 02:00:00</w:t>
+            </w:r>
+          </w:p>
+        </w:tc>
+        <w:tc>
+          <w:tcPr>
+            <w:tcW w:type="dxa" w:w="2160"/>
+          </w:tcPr>
+          <w:p>
+            <w:r>
+              <w:rPr>
+                <w:rFonts w:ascii="Calibri" w:hAnsi="Calibri"/>
+              </w:rPr>
+              <w:t>-1.8318481</w:t>
+            </w:r>
+          </w:p>
+        </w:tc>
+        <w:tc>
+          <w:tcPr>
+            <w:tcW w:type="dxa" w:w="2160"/>
+          </w:tcPr>
+          <w:p>
+            <w:r>
+              <w:rPr>
+                <w:rFonts w:ascii="Calibri" w:hAnsi="Calibri"/>
+              </w:rPr>
+              <w:t>40.80330436969629</w:t>
+            </w:r>
+          </w:p>
+        </w:tc>
+        <w:tc>
+          <w:tcPr>
+            <w:tcW w:type="dxa" w:w="2160"/>
+          </w:tcPr>
+          <w:p>
+            <w:r>
+              <w:rPr>
+                <w:rFonts w:ascii="Calibri" w:hAnsi="Calibri"/>
+              </w:rPr>
+              <w:t>0.8390842402746816</w:t>
+            </w:r>
+          </w:p>
+        </w:tc>
+      </w:tr>
+      <w:tr>
+        <w:tc>
+          <w:tcPr>
+            <w:tcW w:type="dxa" w:w="2160"/>
+          </w:tcPr>
+          <w:p>
+            <w:r>
+              <w:rPr>
+                <w:rFonts w:ascii="Calibri" w:hAnsi="Calibri"/>
+              </w:rPr>
+              <w:t>2025-03-15 03:00:00</w:t>
+            </w:r>
+          </w:p>
+        </w:tc>
+        <w:tc>
+          <w:tcPr>
+            <w:tcW w:type="dxa" w:w="2160"/>
+          </w:tcPr>
+          <w:p>
+            <w:r>
+              <w:rPr>
+                <w:rFonts w:ascii="Calibri" w:hAnsi="Calibri"/>
+              </w:rPr>
+              <w:t>-1.638855</w:t>
+            </w:r>
+          </w:p>
+        </w:tc>
+        <w:tc>
+          <w:tcPr>
+            <w:tcW w:type="dxa" w:w="2160"/>
+          </w:tcPr>
+          <w:p>
+            <w:r>
+              <w:rPr>
+                <w:rFonts w:ascii="Calibri" w:hAnsi="Calibri"/>
+              </w:rPr>
+              <w:t>40.80330436969629</w:t>
+            </w:r>
+          </w:p>
+        </w:tc>
+        <w:tc>
+          <w:tcPr>
+            <w:tcW w:type="dxa" w:w="2160"/>
+          </w:tcPr>
+          <w:p>
+            <w:r>
+              <w:rPr>
+                <w:rFonts w:ascii="Calibri" w:hAnsi="Calibri"/>
+              </w:rPr>
+              <w:t>0.8390842402746816</w:t>
+            </w:r>
+          </w:p>
+        </w:tc>
+      </w:tr>
+      <w:tr>
+        <w:tc>
+          <w:tcPr>
+            <w:tcW w:type="dxa" w:w="2160"/>
+          </w:tcPr>
+          <w:p>
+            <w:r>
+              <w:rPr>
+                <w:rFonts w:ascii="Calibri" w:hAnsi="Calibri"/>
+              </w:rPr>
+              <w:t>2025-03-15 04:00:00</w:t>
+            </w:r>
+          </w:p>
+        </w:tc>
+        <w:tc>
+          <w:tcPr>
+            <w:tcW w:type="dxa" w:w="2160"/>
+          </w:tcPr>
+          <w:p>
+            <w:r>
+              <w:rPr>
+                <w:rFonts w:ascii="Calibri" w:hAnsi="Calibri"/>
+              </w:rPr>
+              <w:t>-0.95440674</w:t>
+            </w:r>
+          </w:p>
+        </w:tc>
+        <w:tc>
+          <w:tcPr>
+            <w:tcW w:type="dxa" w:w="2160"/>
+          </w:tcPr>
+          <w:p>
+            <w:r>
+              <w:rPr>
+                <w:rFonts w:ascii="Calibri" w:hAnsi="Calibri"/>
+              </w:rPr>
+              <w:t>40.80330436969629</w:t>
+            </w:r>
+          </w:p>
+        </w:tc>
+        <w:tc>
+          <w:tcPr>
+            <w:tcW w:type="dxa" w:w="2160"/>
+          </w:tcPr>
+          <w:p>
+            <w:r>
+              <w:rPr>
+                <w:rFonts w:ascii="Calibri" w:hAnsi="Calibri"/>
+              </w:rPr>
+              <w:t>0.8390842402746816</w:t>
+            </w:r>
+          </w:p>
+        </w:tc>
+      </w:tr>
+      <w:tr>
+        <w:tc>
+          <w:tcPr>
+            <w:tcW w:type="dxa" w:w="2160"/>
+          </w:tcPr>
+          <w:p>
+            <w:r>
+              <w:rPr>
+                <w:rFonts w:ascii="Calibri" w:hAnsi="Calibri"/>
+              </w:rPr>
+              <w:t>2025-03-15 05:00:00</w:t>
+            </w:r>
+          </w:p>
+        </w:tc>
+        <w:tc>
+          <w:tcPr>
+            <w:tcW w:type="dxa" w:w="2160"/>
+          </w:tcPr>
+          <w:p>
+            <w:r>
+              <w:rPr>
+                <w:rFonts w:ascii="Calibri" w:hAnsi="Calibri"/>
+              </w:rPr>
+              <w:t>0.98114014</w:t>
+            </w:r>
+          </w:p>
+        </w:tc>
+        <w:tc>
+          <w:tcPr>
+            <w:tcW w:type="dxa" w:w="2160"/>
+          </w:tcPr>
+          <w:p>
+            <w:r>
+              <w:rPr>
+                <w:rFonts w:ascii="Calibri" w:hAnsi="Calibri"/>
+              </w:rPr>
+              <w:t>40.80330436969629</w:t>
+            </w:r>
+          </w:p>
+        </w:tc>
+        <w:tc>
+          <w:tcPr>
+            <w:tcW w:type="dxa" w:w="2160"/>
+          </w:tcPr>
+          <w:p>
+            <w:r>
+              <w:rPr>
+                <w:rFonts w:ascii="Calibri" w:hAnsi="Calibri"/>
+              </w:rPr>
+              <w:t>0.8390842402746816</w:t>
+            </w:r>
+          </w:p>
+        </w:tc>
+      </w:tr>
+      <w:tr>
+        <w:tc>
+          <w:tcPr>
+            <w:tcW w:type="dxa" w:w="2160"/>
+          </w:tcPr>
+          <w:p>
+            <w:r>
+              <w:rPr>
+                <w:rFonts w:ascii="Calibri" w:hAnsi="Calibri"/>
+              </w:rPr>
+              <w:t>2025-03-15 06:00:00</w:t>
+            </w:r>
+          </w:p>
+        </w:tc>
+        <w:tc>
+          <w:tcPr>
+            <w:tcW w:type="dxa" w:w="2160"/>
+          </w:tcPr>
+          <w:p>
+            <w:r>
+              <w:rPr>
+                <w:rFonts w:ascii="Calibri" w:hAnsi="Calibri"/>
+              </w:rPr>
+              <w:t>3.2262878</w:t>
+            </w:r>
+          </w:p>
+        </w:tc>
+        <w:tc>
+          <w:tcPr>
+            <w:tcW w:type="dxa" w:w="2160"/>
+          </w:tcPr>
+          <w:p>
+            <w:r>
+              <w:rPr>
+                <w:rFonts w:ascii="Calibri" w:hAnsi="Calibri"/>
+              </w:rPr>
+              <w:t>40.80330436969629</w:t>
+            </w:r>
+          </w:p>
+        </w:tc>
+        <w:tc>
+          <w:tcPr>
+            <w:tcW w:type="dxa" w:w="2160"/>
+          </w:tcPr>
+          <w:p>
+            <w:r>
+              <w:rPr>
+                <w:rFonts w:ascii="Calibri" w:hAnsi="Calibri"/>
+              </w:rPr>
+              <w:t>0.8390842402746816</w:t>
+            </w:r>
+          </w:p>
+        </w:tc>
+      </w:tr>
+      <w:tr>
+        <w:tc>
+          <w:tcPr>
+            <w:tcW w:type="dxa" w:w="2160"/>
+          </w:tcPr>
+          <w:p>
+            <w:r>
+              <w:rPr>
+                <w:rFonts w:ascii="Calibri" w:hAnsi="Calibri"/>
+              </w:rPr>
+              <w:t>2025-03-15 07:00:00</w:t>
+            </w:r>
+          </w:p>
+        </w:tc>
+        <w:tc>
+          <w:tcPr>
+            <w:tcW w:type="dxa" w:w="2160"/>
+          </w:tcPr>
+          <w:p>
+            <w:r>
+              <w:rPr>
+                <w:rFonts w:ascii="Calibri" w:hAnsi="Calibri"/>
+              </w:rPr>
+              <w:t>4.9618835</w:t>
+            </w:r>
+          </w:p>
+        </w:tc>
+        <w:tc>
+          <w:tcPr>
+            <w:tcW w:type="dxa" w:w="2160"/>
+          </w:tcPr>
+          <w:p>
+            <w:r>
+              <w:rPr>
+                <w:rFonts w:ascii="Calibri" w:hAnsi="Calibri"/>
+              </w:rPr>
+              <w:t>40.80330436969629</w:t>
+            </w:r>
+          </w:p>
+        </w:tc>
+        <w:tc>
+          <w:tcPr>
+            <w:tcW w:type="dxa" w:w="2160"/>
+          </w:tcPr>
+          <w:p>
+            <w:r>
+              <w:rPr>
+                <w:rFonts w:ascii="Calibri" w:hAnsi="Calibri"/>
+              </w:rPr>
+              <w:t>0.8390842402746816</w:t>
+            </w:r>
+          </w:p>
+        </w:tc>
+      </w:tr>
+      <w:tr>
+        <w:tc>
+          <w:tcPr>
+            <w:tcW w:type="dxa" w:w="2160"/>
+          </w:tcPr>
+          <w:p>
+            <w:r>
+              <w:rPr>
+                <w:rFonts w:ascii="Calibri" w:hAnsi="Calibri"/>
+              </w:rPr>
+              <w:t>2025-03-15 08:00:00</w:t>
+            </w:r>
+          </w:p>
+        </w:tc>
+        <w:tc>
+          <w:tcPr>
+            <w:tcW w:type="dxa" w:w="2160"/>
+          </w:tcPr>
+          <w:p>
+            <w:r>
+              <w:rPr>
+                <w:rFonts w:ascii="Calibri" w:hAnsi="Calibri"/>
+              </w:rPr>
+              <w:t>5.1832275</w:t>
+            </w:r>
+          </w:p>
+        </w:tc>
+        <w:tc>
+          <w:tcPr>
+            <w:tcW w:type="dxa" w:w="2160"/>
+          </w:tcPr>
+          <w:p>
+            <w:r>
+              <w:rPr>
+                <w:rFonts w:ascii="Calibri" w:hAnsi="Calibri"/>
+              </w:rPr>
+              <w:t>40.80330436969629</w:t>
+            </w:r>
+          </w:p>
+        </w:tc>
+        <w:tc>
+          <w:tcPr>
+            <w:tcW w:type="dxa" w:w="2160"/>
+          </w:tcPr>
+          <w:p>
+            <w:r>
+              <w:rPr>
+                <w:rFonts w:ascii="Calibri" w:hAnsi="Calibri"/>
+              </w:rPr>
+              <w:t>0.8390842402746816</w:t>
+            </w:r>
+          </w:p>
+        </w:tc>
+      </w:tr>
+      <w:tr>
+        <w:tc>
+          <w:tcPr>
+            <w:tcW w:type="dxa" w:w="2160"/>
+          </w:tcPr>
+          <w:p>
+            <w:r>
+              <w:rPr>
+                <w:rFonts w:ascii="Calibri" w:hAnsi="Calibri"/>
+              </w:rPr>
+              <w:t>2025-03-15 09:00:00</w:t>
+            </w:r>
+          </w:p>
+        </w:tc>
+        <w:tc>
+          <w:tcPr>
+            <w:tcW w:type="dxa" w:w="2160"/>
+          </w:tcPr>
+          <w:p>
+            <w:r>
+              <w:rPr>
+                <w:rFonts w:ascii="Calibri" w:hAnsi="Calibri"/>
+              </w:rPr>
+              <w:t>5.1667786</w:t>
+            </w:r>
+          </w:p>
+        </w:tc>
+        <w:tc>
+          <w:tcPr>
+            <w:tcW w:type="dxa" w:w="2160"/>
+          </w:tcPr>
+          <w:p>
+            <w:r>
+              <w:rPr>
+                <w:rFonts w:ascii="Calibri" w:hAnsi="Calibri"/>
+              </w:rPr>
+              <w:t>40.80330436969629</w:t>
+            </w:r>
+          </w:p>
+        </w:tc>
+        <w:tc>
+          <w:tcPr>
+            <w:tcW w:type="dxa" w:w="2160"/>
+          </w:tcPr>
+          <w:p>
+            <w:r>
+              <w:rPr>
+                <w:rFonts w:ascii="Calibri" w:hAnsi="Calibri"/>
+              </w:rPr>
+              <w:t>0.8390842402746816</w:t>
+            </w:r>
+          </w:p>
+        </w:tc>
+      </w:tr>
+      <w:tr>
+        <w:tc>
+          <w:tcPr>
+            <w:tcW w:type="dxa" w:w="2160"/>
+          </w:tcPr>
+          <w:p>
+            <w:r>
+              <w:rPr>
+                <w:rFonts w:ascii="Calibri" w:hAnsi="Calibri"/>
+              </w:rPr>
+              <w:t>2025-03-15 10:00:00</w:t>
+            </w:r>
+          </w:p>
+        </w:tc>
+        <w:tc>
+          <w:tcPr>
+            <w:tcW w:type="dxa" w:w="2160"/>
+          </w:tcPr>
+          <w:p>
+            <w:r>
+              <w:rPr>
+                <w:rFonts w:ascii="Calibri" w:hAnsi="Calibri"/>
+              </w:rPr>
+              <w:t>4.678467</w:t>
+            </w:r>
+          </w:p>
+        </w:tc>
+        <w:tc>
+          <w:tcPr>
+            <w:tcW w:type="dxa" w:w="2160"/>
+          </w:tcPr>
+          <w:p>
+            <w:r>
+              <w:rPr>
+                <w:rFonts w:ascii="Calibri" w:hAnsi="Calibri"/>
+              </w:rPr>
+              <w:t>40.80330436969629</w:t>
+            </w:r>
+          </w:p>
+        </w:tc>
+        <w:tc>
+          <w:tcPr>
+            <w:tcW w:type="dxa" w:w="2160"/>
+          </w:tcPr>
+          <w:p>
+            <w:r>
+              <w:rPr>
+                <w:rFonts w:ascii="Calibri" w:hAnsi="Calibri"/>
+              </w:rPr>
+              <w:t>0.8390842402746816</w:t>
+            </w:r>
+          </w:p>
+        </w:tc>
+      </w:tr>
+      <w:tr>
+        <w:tc>
+          <w:tcPr>
+            <w:tcW w:type="dxa" w:w="2160"/>
+          </w:tcPr>
+          <w:p>
+            <w:r>
+              <w:rPr>
+                <w:rFonts w:ascii="Calibri" w:hAnsi="Calibri"/>
+              </w:rPr>
+              <w:t>2025-03-15 11:00:00</w:t>
+            </w:r>
+          </w:p>
+        </w:tc>
+        <w:tc>
+          <w:tcPr>
+            <w:tcW w:type="dxa" w:w="2160"/>
+          </w:tcPr>
+          <w:p>
+            <w:r>
+              <w:rPr>
+                <w:rFonts w:ascii="Calibri" w:hAnsi="Calibri"/>
+              </w:rPr>
+              <w:t>4.3081665</w:t>
+            </w:r>
+          </w:p>
+        </w:tc>
+        <w:tc>
+          <w:tcPr>
+            <w:tcW w:type="dxa" w:w="2160"/>
+          </w:tcPr>
+          <w:p>
+            <w:r>
+              <w:rPr>
+                <w:rFonts w:ascii="Calibri" w:hAnsi="Calibri"/>
+              </w:rPr>
+              <w:t>40.80330436969629</w:t>
+            </w:r>
+          </w:p>
+        </w:tc>
+        <w:tc>
+          <w:tcPr>
+            <w:tcW w:type="dxa" w:w="2160"/>
+          </w:tcPr>
+          <w:p>
+            <w:r>
+              <w:rPr>
+                <w:rFonts w:ascii="Calibri" w:hAnsi="Calibri"/>
+              </w:rPr>
+              <w:t>0.8390842402746816</w:t>
+            </w:r>
+          </w:p>
+        </w:tc>
+      </w:tr>
+      <w:tr>
+        <w:tc>
+          <w:tcPr>
+            <w:tcW w:type="dxa" w:w="2160"/>
+          </w:tcPr>
+          <w:p>
+            <w:r>
+              <w:rPr>
+                <w:rFonts w:ascii="Calibri" w:hAnsi="Calibri"/>
+              </w:rPr>
+              <w:t>2025-03-15 12:00:00</w:t>
+            </w:r>
+          </w:p>
+        </w:tc>
+        <w:tc>
+          <w:tcPr>
+            <w:tcW w:type="dxa" w:w="2160"/>
+          </w:tcPr>
+          <w:p>
+            <w:r>
+              <w:rPr>
+                <w:rFonts w:ascii="Calibri" w:hAnsi="Calibri"/>
+              </w:rPr>
+              <w:t>3.4794617</w:t>
+            </w:r>
+          </w:p>
+        </w:tc>
+        <w:tc>
+          <w:tcPr>
+            <w:tcW w:type="dxa" w:w="2160"/>
+          </w:tcPr>
+          <w:p>
+            <w:r>
+              <w:rPr>
+                <w:rFonts w:ascii="Calibri" w:hAnsi="Calibri"/>
+              </w:rPr>
+              <w:t>40.80330436969629</w:t>
+            </w:r>
+          </w:p>
+        </w:tc>
+        <w:tc>
+          <w:tcPr>
+            <w:tcW w:type="dxa" w:w="2160"/>
+          </w:tcPr>
+          <w:p>
+            <w:r>
+              <w:rPr>
+                <w:rFonts w:ascii="Calibri" w:hAnsi="Calibri"/>
+              </w:rPr>
+              <w:t>0.8390842402746816</w:t>
+            </w:r>
+          </w:p>
+        </w:tc>
+      </w:tr>
+      <w:tr>
+        <w:tc>
+          <w:tcPr>
+            <w:tcW w:type="dxa" w:w="2160"/>
+          </w:tcPr>
+          <w:p>
+            <w:r>
+              <w:rPr>
+                <w:rFonts w:ascii="Calibri" w:hAnsi="Calibri"/>
+              </w:rPr>
+              <w:t>2025-03-15 13:00:00</w:t>
+            </w:r>
+          </w:p>
+        </w:tc>
+        <w:tc>
+          <w:tcPr>
+            <w:tcW w:type="dxa" w:w="2160"/>
+          </w:tcPr>
+          <w:p>
+            <w:r>
+              <w:rPr>
+                <w:rFonts w:ascii="Calibri" w:hAnsi="Calibri"/>
+              </w:rPr>
+              <w:t>2.8221436</w:t>
+            </w:r>
+          </w:p>
+        </w:tc>
+        <w:tc>
+          <w:tcPr>
+            <w:tcW w:type="dxa" w:w="2160"/>
+          </w:tcPr>
+          <w:p>
+            <w:r>
+              <w:rPr>
+                <w:rFonts w:ascii="Calibri" w:hAnsi="Calibri"/>
+              </w:rPr>
+              <w:t>40.80330436969629</w:t>
+            </w:r>
+          </w:p>
+        </w:tc>
+        <w:tc>
+          <w:tcPr>
+            <w:tcW w:type="dxa" w:w="2160"/>
+          </w:tcPr>
+          <w:p>
+            <w:r>
+              <w:rPr>
+                <w:rFonts w:ascii="Calibri" w:hAnsi="Calibri"/>
+              </w:rPr>
+              <w:t>0.8390842402746816</w:t>
+            </w:r>
+          </w:p>
+        </w:tc>
+      </w:tr>
+      <w:tr>
+        <w:tc>
+          <w:tcPr>
+            <w:tcW w:type="dxa" w:w="2160"/>
+          </w:tcPr>
+          <w:p>
+            <w:r>
+              <w:rPr>
+                <w:rFonts w:ascii="Calibri" w:hAnsi="Calibri"/>
+              </w:rPr>
+              <w:t>2025-03-15 14:00:00</w:t>
+            </w:r>
+          </w:p>
+        </w:tc>
+        <w:tc>
+          <w:tcPr>
+            <w:tcW w:type="dxa" w:w="2160"/>
+          </w:tcPr>
+          <w:p>
+            <w:r>
+              <w:rPr>
+                <w:rFonts w:ascii="Calibri" w:hAnsi="Calibri"/>
+              </w:rPr>
+              <w:t>1.749176</w:t>
+            </w:r>
+          </w:p>
+        </w:tc>
+        <w:tc>
+          <w:tcPr>
+            <w:tcW w:type="dxa" w:w="2160"/>
+          </w:tcPr>
+          <w:p>
+            <w:r>
+              <w:rPr>
+                <w:rFonts w:ascii="Calibri" w:hAnsi="Calibri"/>
+              </w:rPr>
+              <w:t>40.80330436969629</w:t>
+            </w:r>
+          </w:p>
+        </w:tc>
+        <w:tc>
+          <w:tcPr>
+            <w:tcW w:type="dxa" w:w="2160"/>
+          </w:tcPr>
+          <w:p>
+            <w:r>
+              <w:rPr>
+                <w:rFonts w:ascii="Calibri" w:hAnsi="Calibri"/>
+              </w:rPr>
+              <w:t>0.8390842402746816</w:t>
+            </w:r>
+          </w:p>
+        </w:tc>
+      </w:tr>
+      <w:tr>
+        <w:tc>
+          <w:tcPr>
+            <w:tcW w:type="dxa" w:w="2160"/>
+          </w:tcPr>
+          <w:p>
+            <w:r>
+              <w:rPr>
+                <w:rFonts w:ascii="Calibri" w:hAnsi="Calibri"/>
+              </w:rPr>
+              <w:t>2025-03-15 15:00:00</w:t>
+            </w:r>
+          </w:p>
+        </w:tc>
+        <w:tc>
+          <w:tcPr>
+            <w:tcW w:type="dxa" w:w="2160"/>
+          </w:tcPr>
+          <w:p>
+            <w:r>
+              <w:rPr>
+                <w:rFonts w:ascii="Calibri" w:hAnsi="Calibri"/>
+              </w:rPr>
+              <w:t>0.54901123</w:t>
+            </w:r>
+          </w:p>
+        </w:tc>
+        <w:tc>
+          <w:tcPr>
+            <w:tcW w:type="dxa" w:w="2160"/>
+          </w:tcPr>
+          <w:p>
+            <w:r>
+              <w:rPr>
+                <w:rFonts w:ascii="Calibri" w:hAnsi="Calibri"/>
+              </w:rPr>
+              <w:t>40.80330436969629</w:t>
+            </w:r>
+          </w:p>
+        </w:tc>
+        <w:tc>
+          <w:tcPr>
+            <w:tcW w:type="dxa" w:w="2160"/>
+          </w:tcPr>
+          <w:p>
+            <w:r>
+              <w:rPr>
+                <w:rFonts w:ascii="Calibri" w:hAnsi="Calibri"/>
+              </w:rPr>
+              <w:t>0.8390842402746816</w:t>
+            </w:r>
+          </w:p>
+        </w:tc>
+      </w:tr>
+      <w:tr>
+        <w:tc>
+          <w:tcPr>
+            <w:tcW w:type="dxa" w:w="2160"/>
+          </w:tcPr>
+          <w:p>
+            <w:r>
+              <w:rPr>
+                <w:rFonts w:ascii="Calibri" w:hAnsi="Calibri"/>
+              </w:rPr>
+              <w:t>2025-03-15 16:00:00</w:t>
+            </w:r>
+          </w:p>
+        </w:tc>
+        <w:tc>
+          <w:tcPr>
+            <w:tcW w:type="dxa" w:w="2160"/>
+          </w:tcPr>
+          <w:p>
+            <w:r>
+              <w:rPr>
+                <w:rFonts w:ascii="Calibri" w:hAnsi="Calibri"/>
+              </w:rPr>
+              <w:t>-0.9024048</w:t>
+            </w:r>
+          </w:p>
+        </w:tc>
+        <w:tc>
+          <w:tcPr>
+            <w:tcW w:type="dxa" w:w="2160"/>
+          </w:tcPr>
+          <w:p>
+            <w:r>
+              <w:rPr>
+                <w:rFonts w:ascii="Calibri" w:hAnsi="Calibri"/>
+              </w:rPr>
+              <w:t>40.80330436969629</w:t>
+            </w:r>
+          </w:p>
+        </w:tc>
+        <w:tc>
+          <w:tcPr>
+            <w:tcW w:type="dxa" w:w="2160"/>
+          </w:tcPr>
+          <w:p>
+            <w:r>
+              <w:rPr>
+                <w:rFonts w:ascii="Calibri" w:hAnsi="Calibri"/>
+              </w:rPr>
+              <w:t>0.8390842402746816</w:t>
+            </w:r>
+          </w:p>
+        </w:tc>
+      </w:tr>
+      <w:tr>
+        <w:tc>
+          <w:tcPr>
+            <w:tcW w:type="dxa" w:w="2160"/>
+          </w:tcPr>
+          <w:p>
+            <w:r>
+              <w:rPr>
+                <w:rFonts w:ascii="Calibri" w:hAnsi="Calibri"/>
+              </w:rPr>
+              <w:t>2025-03-15 17:00:00</w:t>
+            </w:r>
+          </w:p>
+        </w:tc>
+        <w:tc>
+          <w:tcPr>
+            <w:tcW w:type="dxa" w:w="2160"/>
+          </w:tcPr>
+          <w:p>
+            <w:r>
+              <w:rPr>
+                <w:rFonts w:ascii="Calibri" w:hAnsi="Calibri"/>
+              </w:rPr>
+              <w:t>-2.132721</w:t>
+            </w:r>
+          </w:p>
+        </w:tc>
+        <w:tc>
+          <w:tcPr>
+            <w:tcW w:type="dxa" w:w="2160"/>
+          </w:tcPr>
+          <w:p>
+            <w:r>
+              <w:rPr>
+                <w:rFonts w:ascii="Calibri" w:hAnsi="Calibri"/>
+              </w:rPr>
+              <w:t>40.80330436969629</w:t>
+            </w:r>
+          </w:p>
+        </w:tc>
+        <w:tc>
+          <w:tcPr>
+            <w:tcW w:type="dxa" w:w="2160"/>
+          </w:tcPr>
+          <w:p>
+            <w:r>
+              <w:rPr>
+                <w:rFonts w:ascii="Calibri" w:hAnsi="Calibri"/>
+              </w:rPr>
+              <w:t>0.8390842402746816</w:t>
+            </w:r>
+          </w:p>
+        </w:tc>
+      </w:tr>
+      <w:tr>
+        <w:tc>
+          <w:tcPr>
+            <w:tcW w:type="dxa" w:w="2160"/>
+          </w:tcPr>
+          <w:p>
+            <w:r>
+              <w:rPr>
+                <w:rFonts w:ascii="Calibri" w:hAnsi="Calibri"/>
+              </w:rPr>
+              <w:t>2025-03-15 18:00:00</w:t>
+            </w:r>
+          </w:p>
+        </w:tc>
+        <w:tc>
+          <w:tcPr>
+            <w:tcW w:type="dxa" w:w="2160"/>
+          </w:tcPr>
+          <w:p>
+            <w:r>
+              <w:rPr>
+                <w:rFonts w:ascii="Calibri" w:hAnsi="Calibri"/>
+              </w:rPr>
+              <w:t>-2.7127075</w:t>
+            </w:r>
+          </w:p>
+        </w:tc>
+        <w:tc>
+          <w:tcPr>
+            <w:tcW w:type="dxa" w:w="2160"/>
+          </w:tcPr>
+          <w:p>
+            <w:r>
+              <w:rPr>
+                <w:rFonts w:ascii="Calibri" w:hAnsi="Calibri"/>
+              </w:rPr>
+              <w:t>40.80330436969629</w:t>
+            </w:r>
+          </w:p>
+        </w:tc>
+        <w:tc>
+          <w:tcPr>
+            <w:tcW w:type="dxa" w:w="2160"/>
+          </w:tcPr>
+          <w:p>
+            <w:r>
+              <w:rPr>
+                <w:rFonts w:ascii="Calibri" w:hAnsi="Calibri"/>
+              </w:rPr>
+              <w:t>0.8390842402746816</w:t>
+            </w:r>
+          </w:p>
+        </w:tc>
+      </w:tr>
+      <w:tr>
+        <w:tc>
+          <w:tcPr>
+            <w:tcW w:type="dxa" w:w="2160"/>
+          </w:tcPr>
+          <w:p>
+            <w:r>
+              <w:rPr>
+                <w:rFonts w:ascii="Calibri" w:hAnsi="Calibri"/>
+              </w:rPr>
+              <w:t>2025-03-15 19:00:00</w:t>
+            </w:r>
+          </w:p>
+        </w:tc>
+        <w:tc>
+          <w:tcPr>
+            <w:tcW w:type="dxa" w:w="2160"/>
+          </w:tcPr>
+          <w:p>
+            <w:r>
+              <w:rPr>
+                <w:rFonts w:ascii="Calibri" w:hAnsi="Calibri"/>
+              </w:rPr>
+              <w:t>-6.2535095</w:t>
+            </w:r>
+          </w:p>
+        </w:tc>
+        <w:tc>
+          <w:tcPr>
+            <w:tcW w:type="dxa" w:w="2160"/>
+          </w:tcPr>
+          <w:p>
+            <w:r>
+              <w:rPr>
+                <w:rFonts w:ascii="Calibri" w:hAnsi="Calibri"/>
+              </w:rPr>
+              <w:t>40.80330436969629</w:t>
+            </w:r>
+          </w:p>
+        </w:tc>
+        <w:tc>
+          <w:tcPr>
+            <w:tcW w:type="dxa" w:w="2160"/>
+          </w:tcPr>
+          <w:p>
+            <w:r>
+              <w:rPr>
+                <w:rFonts w:ascii="Calibri" w:hAnsi="Calibri"/>
+              </w:rPr>
+              <w:t>0.8390842402746816</w:t>
+            </w:r>
+          </w:p>
+        </w:tc>
+      </w:tr>
+      <w:tr>
+        <w:tc>
+          <w:tcPr>
+            <w:tcW w:type="dxa" w:w="2160"/>
+          </w:tcPr>
+          <w:p>
+            <w:r>
+              <w:rPr>
+                <w:rFonts w:ascii="Calibri" w:hAnsi="Calibri"/>
+              </w:rPr>
+              <w:t>2025-03-15 20:00:00</w:t>
+            </w:r>
+          </w:p>
+        </w:tc>
+        <w:tc>
+          <w:tcPr>
+            <w:tcW w:type="dxa" w:w="2160"/>
+          </w:tcPr>
+          <w:p>
+            <w:r>
+              <w:rPr>
+                <w:rFonts w:ascii="Calibri" w:hAnsi="Calibri"/>
+              </w:rPr>
+              <w:t>-6.614563</w:t>
+            </w:r>
+          </w:p>
+        </w:tc>
+        <w:tc>
+          <w:tcPr>
+            <w:tcW w:type="dxa" w:w="2160"/>
+          </w:tcPr>
+          <w:p>
+            <w:r>
+              <w:rPr>
+                <w:rFonts w:ascii="Calibri" w:hAnsi="Calibri"/>
+              </w:rPr>
+              <w:t>40.80330436969629</w:t>
+            </w:r>
+          </w:p>
+        </w:tc>
+        <w:tc>
+          <w:tcPr>
+            <w:tcW w:type="dxa" w:w="2160"/>
+          </w:tcPr>
+          <w:p>
+            <w:r>
+              <w:rPr>
+                <w:rFonts w:ascii="Calibri" w:hAnsi="Calibri"/>
+              </w:rPr>
+              <w:t>0.8390842402746816</w:t>
+            </w:r>
+          </w:p>
+        </w:tc>
+      </w:tr>
+      <w:tr>
+        <w:tc>
+          <w:tcPr>
+            <w:tcW w:type="dxa" w:w="2160"/>
+          </w:tcPr>
+          <w:p>
+            <w:r>
+              <w:rPr>
+                <w:rFonts w:ascii="Calibri" w:hAnsi="Calibri"/>
+              </w:rPr>
+              <w:t>2025-03-15 21:00:00</w:t>
+            </w:r>
+          </w:p>
+        </w:tc>
+        <w:tc>
+          <w:tcPr>
+            <w:tcW w:type="dxa" w:w="2160"/>
+          </w:tcPr>
+          <w:p>
+            <w:r>
+              <w:rPr>
+                <w:rFonts w:ascii="Calibri" w:hAnsi="Calibri"/>
+              </w:rPr>
+              <w:t>-6.412842</w:t>
+            </w:r>
+          </w:p>
+        </w:tc>
+        <w:tc>
+          <w:tcPr>
+            <w:tcW w:type="dxa" w:w="2160"/>
+          </w:tcPr>
+          <w:p>
+            <w:r>
+              <w:rPr>
+                <w:rFonts w:ascii="Calibri" w:hAnsi="Calibri"/>
+              </w:rPr>
+              <w:t>40.80330436969629</w:t>
+            </w:r>
+          </w:p>
+        </w:tc>
+        <w:tc>
+          <w:tcPr>
+            <w:tcW w:type="dxa" w:w="2160"/>
+          </w:tcPr>
+          <w:p>
+            <w:r>
+              <w:rPr>
+                <w:rFonts w:ascii="Calibri" w:hAnsi="Calibri"/>
+              </w:rPr>
+              <w:t>0.8390842402746816</w:t>
+            </w:r>
+          </w:p>
+        </w:tc>
+      </w:tr>
+      <w:tr>
+        <w:tc>
+          <w:tcPr>
+            <w:tcW w:type="dxa" w:w="2160"/>
+          </w:tcPr>
+          <w:p>
+            <w:r>
+              <w:rPr>
+                <w:rFonts w:ascii="Calibri" w:hAnsi="Calibri"/>
+              </w:rPr>
+              <w:t>2025-03-15 22:00:00</w:t>
+            </w:r>
+          </w:p>
+        </w:tc>
+        <w:tc>
+          <w:tcPr>
+            <w:tcW w:type="dxa" w:w="2160"/>
+          </w:tcPr>
+          <w:p>
+            <w:r>
+              <w:rPr>
+                <w:rFonts w:ascii="Calibri" w:hAnsi="Calibri"/>
+              </w:rPr>
+              <w:t>-2.8457031</w:t>
+            </w:r>
+          </w:p>
+        </w:tc>
+        <w:tc>
+          <w:tcPr>
+            <w:tcW w:type="dxa" w:w="2160"/>
+          </w:tcPr>
+          <w:p>
+            <w:r>
+              <w:rPr>
+                <w:rFonts w:ascii="Calibri" w:hAnsi="Calibri"/>
+              </w:rPr>
+              <w:t>40.80330436969629</w:t>
+            </w:r>
+          </w:p>
+        </w:tc>
+        <w:tc>
+          <w:tcPr>
+            <w:tcW w:type="dxa" w:w="2160"/>
+          </w:tcPr>
+          <w:p>
+            <w:r>
+              <w:rPr>
+                <w:rFonts w:ascii="Calibri" w:hAnsi="Calibri"/>
+              </w:rPr>
+              <w:t>0.8390842402746816</w:t>
+            </w:r>
+          </w:p>
+        </w:tc>
+      </w:tr>
+      <w:tr>
+        <w:tc>
+          <w:tcPr>
+            <w:tcW w:type="dxa" w:w="2160"/>
+          </w:tcPr>
+          <w:p>
+            <w:r>
+              <w:rPr>
+                <w:rFonts w:ascii="Calibri" w:hAnsi="Calibri"/>
+              </w:rPr>
+              <w:t>2025-03-15 23:00:00</w:t>
+            </w:r>
+          </w:p>
+        </w:tc>
+        <w:tc>
+          <w:tcPr>
+            <w:tcW w:type="dxa" w:w="2160"/>
+          </w:tcPr>
+          <w:p>
+            <w:r>
+              <w:rPr>
+                <w:rFonts w:ascii="Calibri" w:hAnsi="Calibri"/>
+              </w:rPr>
+              <w:t>-2.0273438</w:t>
+            </w:r>
+          </w:p>
+        </w:tc>
+        <w:tc>
+          <w:tcPr>
+            <w:tcW w:type="dxa" w:w="2160"/>
+          </w:tcPr>
+          <w:p>
+            <w:r>
+              <w:rPr>
+                <w:rFonts w:ascii="Calibri" w:hAnsi="Calibri"/>
+              </w:rPr>
+              <w:t>40.80330436969629</w:t>
+            </w:r>
+          </w:p>
+        </w:tc>
+        <w:tc>
+          <w:tcPr>
+            <w:tcW w:type="dxa" w:w="2160"/>
+          </w:tcPr>
+          <w:p>
+            <w:r>
+              <w:rPr>
+                <w:rFonts w:ascii="Calibri" w:hAnsi="Calibri"/>
+              </w:rPr>
+              <w:t>0.8390842402746816</w:t>
+            </w:r>
+          </w:p>
+        </w:tc>
+      </w:tr>
+      <w:tr>
+        <w:tc>
+          <w:tcPr>
+            <w:tcW w:type="dxa" w:w="2160"/>
+          </w:tcPr>
+          <w:p>
+            <w:r>
+              <w:rPr>
+                <w:rFonts w:ascii="Calibri" w:hAnsi="Calibri"/>
+              </w:rPr>
+              <w:t>2025-03-16 00:00:00</w:t>
+            </w:r>
+          </w:p>
+        </w:tc>
+        <w:tc>
+          <w:tcPr>
+            <w:tcW w:type="dxa" w:w="2160"/>
+          </w:tcPr>
+          <w:p>
+            <w:r>
+              <w:rPr>
+                <w:rFonts w:ascii="Calibri" w:hAnsi="Calibri"/>
+              </w:rPr>
+              <w:t>-1.9371033</w:t>
+            </w:r>
+          </w:p>
+        </w:tc>
+        <w:tc>
+          <w:tcPr>
+            <w:tcW w:type="dxa" w:w="2160"/>
+          </w:tcPr>
+          <w:p>
+            <w:r>
+              <w:rPr>
+                <w:rFonts w:ascii="Calibri" w:hAnsi="Calibri"/>
+              </w:rPr>
+              <w:t>40.80330436969629</w:t>
+            </w:r>
+          </w:p>
+        </w:tc>
+        <w:tc>
+          <w:tcPr>
+            <w:tcW w:type="dxa" w:w="2160"/>
+          </w:tcPr>
+          <w:p>
+            <w:r>
+              <w:rPr>
+                <w:rFonts w:ascii="Calibri" w:hAnsi="Calibri"/>
+              </w:rPr>
+              <w:t>0.8390842402746816</w:t>
+            </w:r>
+          </w:p>
+        </w:tc>
+      </w:tr>
+      <w:tr>
+        <w:tc>
+          <w:tcPr>
+            <w:tcW w:type="dxa" w:w="2160"/>
+          </w:tcPr>
+          <w:p>
+            <w:r>
+              <w:rPr>
+                <w:rFonts w:ascii="Calibri" w:hAnsi="Calibri"/>
+              </w:rPr>
+              <w:t>2025-03-16 01:00:00</w:t>
+            </w:r>
+          </w:p>
+        </w:tc>
+        <w:tc>
+          <w:tcPr>
+            <w:tcW w:type="dxa" w:w="2160"/>
+          </w:tcPr>
+          <w:p>
+            <w:r>
+              <w:rPr>
+                <w:rFonts w:ascii="Calibri" w:hAnsi="Calibri"/>
+              </w:rPr>
+              <w:t>-1.5813293</w:t>
+            </w:r>
+          </w:p>
+        </w:tc>
+        <w:tc>
+          <w:tcPr>
+            <w:tcW w:type="dxa" w:w="2160"/>
+          </w:tcPr>
+          <w:p>
+            <w:r>
+              <w:rPr>
+                <w:rFonts w:ascii="Calibri" w:hAnsi="Calibri"/>
+              </w:rPr>
+              <w:t>40.80330436969629</w:t>
+            </w:r>
+          </w:p>
+        </w:tc>
+        <w:tc>
+          <w:tcPr>
+            <w:tcW w:type="dxa" w:w="2160"/>
+          </w:tcPr>
+          <w:p>
+            <w:r>
+              <w:rPr>
+                <w:rFonts w:ascii="Calibri" w:hAnsi="Calibri"/>
+              </w:rPr>
+              <w:t>0.8390842402746816</w:t>
+            </w:r>
+          </w:p>
+        </w:tc>
+      </w:tr>
+      <w:tr>
+        <w:tc>
+          <w:tcPr>
+            <w:tcW w:type="dxa" w:w="2160"/>
+          </w:tcPr>
+          <w:p>
+            <w:r>
+              <w:rPr>
+                <w:rFonts w:ascii="Calibri" w:hAnsi="Calibri"/>
+              </w:rPr>
+              <w:t>2025-03-16 02:00:00</w:t>
+            </w:r>
+          </w:p>
+        </w:tc>
+        <w:tc>
+          <w:tcPr>
+            <w:tcW w:type="dxa" w:w="2160"/>
+          </w:tcPr>
+          <w:p>
+            <w:r>
+              <w:rPr>
+                <w:rFonts w:ascii="Calibri" w:hAnsi="Calibri"/>
+              </w:rPr>
+              <w:t>-1.341919</w:t>
+            </w:r>
+          </w:p>
+        </w:tc>
+        <w:tc>
+          <w:tcPr>
+            <w:tcW w:type="dxa" w:w="2160"/>
+          </w:tcPr>
+          <w:p>
+            <w:r>
+              <w:rPr>
+                <w:rFonts w:ascii="Calibri" w:hAnsi="Calibri"/>
+              </w:rPr>
+              <w:t>40.80330436969629</w:t>
+            </w:r>
+          </w:p>
+        </w:tc>
+        <w:tc>
+          <w:tcPr>
+            <w:tcW w:type="dxa" w:w="2160"/>
+          </w:tcPr>
+          <w:p>
+            <w:r>
+              <w:rPr>
+                <w:rFonts w:ascii="Calibri" w:hAnsi="Calibri"/>
+              </w:rPr>
+              <w:t>0.8390842402746816</w:t>
+            </w:r>
+          </w:p>
+        </w:tc>
+      </w:tr>
+      <w:tr>
+        <w:tc>
+          <w:tcPr>
+            <w:tcW w:type="dxa" w:w="2160"/>
+          </w:tcPr>
+          <w:p>
+            <w:r>
+              <w:rPr>
+                <w:rFonts w:ascii="Calibri" w:hAnsi="Calibri"/>
+              </w:rPr>
+              <w:t>2025-03-16 03:00:00</w:t>
+            </w:r>
+          </w:p>
+        </w:tc>
+        <w:tc>
+          <w:tcPr>
+            <w:tcW w:type="dxa" w:w="2160"/>
+          </w:tcPr>
+          <w:p>
+            <w:r>
+              <w:rPr>
+                <w:rFonts w:ascii="Calibri" w:hAnsi="Calibri"/>
+              </w:rPr>
+              <w:t>-1.0568237</w:t>
+            </w:r>
+          </w:p>
+        </w:tc>
+        <w:tc>
+          <w:tcPr>
+            <w:tcW w:type="dxa" w:w="2160"/>
+          </w:tcPr>
+          <w:p>
+            <w:r>
+              <w:rPr>
+                <w:rFonts w:ascii="Calibri" w:hAnsi="Calibri"/>
+              </w:rPr>
+              <w:t>40.80330436969629</w:t>
+            </w:r>
+          </w:p>
+        </w:tc>
+        <w:tc>
+          <w:tcPr>
+            <w:tcW w:type="dxa" w:w="2160"/>
+          </w:tcPr>
+          <w:p>
+            <w:r>
+              <w:rPr>
+                <w:rFonts w:ascii="Calibri" w:hAnsi="Calibri"/>
+              </w:rPr>
+              <w:t>0.8390842402746816</w:t>
+            </w:r>
+          </w:p>
+        </w:tc>
+      </w:tr>
+      <w:tr>
+        <w:tc>
+          <w:tcPr>
+            <w:tcW w:type="dxa" w:w="2160"/>
+          </w:tcPr>
+          <w:p>
+            <w:r>
+              <w:rPr>
+                <w:rFonts w:ascii="Calibri" w:hAnsi="Calibri"/>
+              </w:rPr>
+              <w:t>2025-03-16 04:00:00</w:t>
+            </w:r>
+          </w:p>
+        </w:tc>
+        <w:tc>
+          <w:tcPr>
+            <w:tcW w:type="dxa" w:w="2160"/>
+          </w:tcPr>
+          <w:p>
+            <w:r>
+              <w:rPr>
+                <w:rFonts w:ascii="Calibri" w:hAnsi="Calibri"/>
+              </w:rPr>
+              <w:t>-0.61279297</w:t>
+            </w:r>
+          </w:p>
+        </w:tc>
+        <w:tc>
+          <w:tcPr>
+            <w:tcW w:type="dxa" w:w="2160"/>
+          </w:tcPr>
+          <w:p>
+            <w:r>
+              <w:rPr>
+                <w:rFonts w:ascii="Calibri" w:hAnsi="Calibri"/>
+              </w:rPr>
+              <w:t>40.80330436969629</w:t>
+            </w:r>
+          </w:p>
+        </w:tc>
+        <w:tc>
+          <w:tcPr>
+            <w:tcW w:type="dxa" w:w="2160"/>
+          </w:tcPr>
+          <w:p>
+            <w:r>
+              <w:rPr>
+                <w:rFonts w:ascii="Calibri" w:hAnsi="Calibri"/>
+              </w:rPr>
+              <w:t>0.8390842402746816</w:t>
+            </w:r>
+          </w:p>
+        </w:tc>
+      </w:tr>
+      <w:tr>
+        <w:tc>
+          <w:tcPr>
+            <w:tcW w:type="dxa" w:w="2160"/>
+          </w:tcPr>
+          <w:p>
+            <w:r>
+              <w:rPr>
+                <w:rFonts w:ascii="Calibri" w:hAnsi="Calibri"/>
+              </w:rPr>
+              <w:t>2025-03-16 05:00:00</w:t>
+            </w:r>
+          </w:p>
+        </w:tc>
+        <w:tc>
+          <w:tcPr>
+            <w:tcW w:type="dxa" w:w="2160"/>
+          </w:tcPr>
+          <w:p>
+            <w:r>
+              <w:rPr>
+                <w:rFonts w:ascii="Calibri" w:hAnsi="Calibri"/>
+              </w:rPr>
+              <w:t>0.7336426</w:t>
+            </w:r>
+          </w:p>
+        </w:tc>
+        <w:tc>
+          <w:tcPr>
+            <w:tcW w:type="dxa" w:w="2160"/>
+          </w:tcPr>
+          <w:p>
+            <w:r>
+              <w:rPr>
+                <w:rFonts w:ascii="Calibri" w:hAnsi="Calibri"/>
+              </w:rPr>
+              <w:t>40.80330436969629</w:t>
+            </w:r>
+          </w:p>
+        </w:tc>
+        <w:tc>
+          <w:tcPr>
+            <w:tcW w:type="dxa" w:w="2160"/>
+          </w:tcPr>
+          <w:p>
+            <w:r>
+              <w:rPr>
+                <w:rFonts w:ascii="Calibri" w:hAnsi="Calibri"/>
+              </w:rPr>
+              <w:t>0.8390842402746816</w:t>
+            </w:r>
+          </w:p>
+        </w:tc>
+      </w:tr>
+      <w:tr>
+        <w:tc>
+          <w:tcPr>
+            <w:tcW w:type="dxa" w:w="2160"/>
+          </w:tcPr>
+          <w:p>
+            <w:r>
+              <w:rPr>
+                <w:rFonts w:ascii="Calibri" w:hAnsi="Calibri"/>
+              </w:rPr>
+              <w:t>2025-03-16 06:00:00</w:t>
+            </w:r>
+          </w:p>
+        </w:tc>
+        <w:tc>
+          <w:tcPr>
+            <w:tcW w:type="dxa" w:w="2160"/>
+          </w:tcPr>
+          <w:p>
+            <w:r>
+              <w:rPr>
+                <w:rFonts w:ascii="Calibri" w:hAnsi="Calibri"/>
+              </w:rPr>
+              <w:t>2.484558</w:t>
+            </w:r>
+          </w:p>
+        </w:tc>
+        <w:tc>
+          <w:tcPr>
+            <w:tcW w:type="dxa" w:w="2160"/>
+          </w:tcPr>
+          <w:p>
+            <w:r>
+              <w:rPr>
+                <w:rFonts w:ascii="Calibri" w:hAnsi="Calibri"/>
+              </w:rPr>
+              <w:t>40.80330436969629</w:t>
+            </w:r>
+          </w:p>
+        </w:tc>
+        <w:tc>
+          <w:tcPr>
+            <w:tcW w:type="dxa" w:w="2160"/>
+          </w:tcPr>
+          <w:p>
+            <w:r>
+              <w:rPr>
+                <w:rFonts w:ascii="Calibri" w:hAnsi="Calibri"/>
+              </w:rPr>
+              <w:t>0.8390842402746816</w:t>
             </w:r>
           </w:p>
         </w:tc>
